--- a/documentation/rq & spec/requirements submission1 due 27th FEB.docx
+++ b/documentation/rq & spec/requirements submission1 due 27th FEB.docx
@@ -5,7 +5,13 @@
     <w:sdt>
       <w:sdtPr>
         <w:rPr>
+          <w:rFonts w:eastAsiaTheme="minorHAnsi"/>
           <w:color w:val="156082" w:themeColor="accent1"/>
+          <w:kern w:val="2"/>
+          <w:sz w:val="24"/>
+          <w:szCs w:val="24"/>
+          <w:lang w:eastAsia="en-US"/>
+          <w14:ligatures w14:val="standardContextual"/>
         </w:rPr>
         <w:id w:val="1496378791"/>
         <w:docPartObj>
@@ -15,13 +21,7 @@
       </w:sdtPr>
       <w:sdtEndPr>
         <w:rPr>
-          <w:rFonts w:eastAsiaTheme="minorHAnsi"/>
           <w:color w:val="auto"/>
-          <w:kern w:val="2"/>
-          <w:sz w:val="24"/>
-          <w:szCs w:val="24"/>
-          <w:lang w:eastAsia="en-US"/>
-          <w14:ligatures w14:val="standardContextual"/>
         </w:rPr>
       </w:sdtEndPr>
       <w:sdtContent>
@@ -689,6 +689,13 @@
         <w:t>1.3 History of the document</w:t>
       </w:r>
     </w:p>
+    <w:p>
+      <w:pPr>
+        <w:rPr>
+          <w:rFonts w:ascii="Times New Roman" w:hAnsi="Times New Roman" w:cs="Times New Roman"/>
+        </w:rPr>
+      </w:pPr>
+    </w:p>
     <w:sectPr>
       <w:pgSz w:w="11906" w:h="16838"/>
       <w:pgMar w:top="1440" w:right="1440" w:bottom="1440" w:left="1440" w:header="720" w:footer="720" w:gutter="0"/>
@@ -1304,6 +1311,7 @@
   <w:style w:type="character" w:default="1" w:styleId="DefaultParagraphFont">
     <w:name w:val="Default Paragraph Font"/>
     <w:uiPriority w:val="1"/>
+    <w:semiHidden/>
     <w:unhideWhenUsed/>
   </w:style>
   <w:style w:type="table" w:default="1" w:styleId="TableNormal">
@@ -1765,8 +1773,10 @@
   <w:rsids>
     <w:rsidRoot w:val="006553EA"/>
     <w:rsid w:val="003B5955"/>
+    <w:rsid w:val="003F6BAC"/>
     <w:rsid w:val="006553EA"/>
     <w:rsid w:val="009E1A36"/>
+    <w:rsid w:val="00CF7BAD"/>
   </w:rsids>
   <m:mathPr>
     <m:mathFont m:val="Cambria Math"/>

--- a/documentation/rq & spec/requirements submission1 due 27th FEB.docx
+++ b/documentation/rq & spec/requirements submission1 due 27th FEB.docx
@@ -695,6 +695,102 @@
           <w:rFonts w:ascii="Times New Roman" w:hAnsi="Times New Roman" w:cs="Times New Roman"/>
         </w:rPr>
       </w:pPr>
+      <w:r>
+        <w:rPr>
+          <w:rFonts w:ascii="Times New Roman" w:hAnsi="Times New Roman" w:cs="Times New Roman"/>
+        </w:rPr>
+        <w:t xml:space="preserve">2 Introduction </w:t>
+      </w:r>
+    </w:p>
+    <w:p>
+      <w:pPr>
+        <w:rPr>
+          <w:rFonts w:ascii="Times New Roman" w:hAnsi="Times New Roman" w:cs="Times New Roman"/>
+        </w:rPr>
+      </w:pPr>
+      <w:r>
+        <w:rPr>
+          <w:rFonts w:ascii="Times New Roman" w:hAnsi="Times New Roman" w:cs="Times New Roman"/>
+        </w:rPr>
+        <w:t xml:space="preserve">3 Glossary </w:t>
+      </w:r>
+    </w:p>
+    <w:p>
+      <w:pPr>
+        <w:rPr>
+          <w:rFonts w:ascii="Times New Roman" w:hAnsi="Times New Roman" w:cs="Times New Roman"/>
+        </w:rPr>
+      </w:pPr>
+      <w:r>
+        <w:rPr>
+          <w:rFonts w:ascii="Times New Roman" w:hAnsi="Times New Roman" w:cs="Times New Roman"/>
+        </w:rPr>
+        <w:t>4 User requirements</w:t>
+      </w:r>
+    </w:p>
+    <w:p>
+      <w:pPr>
+        <w:rPr>
+          <w:rFonts w:ascii="Times New Roman" w:hAnsi="Times New Roman" w:cs="Times New Roman"/>
+        </w:rPr>
+      </w:pPr>
+      <w:r>
+        <w:rPr>
+          <w:rFonts w:ascii="Times New Roman" w:hAnsi="Times New Roman" w:cs="Times New Roman"/>
+        </w:rPr>
+        <w:t>System Requirements</w:t>
+      </w:r>
+    </w:p>
+    <w:p>
+      <w:pPr>
+        <w:rPr>
+          <w:rFonts w:ascii="Times New Roman" w:hAnsi="Times New Roman" w:cs="Times New Roman"/>
+        </w:rPr>
+      </w:pPr>
+      <w:r>
+        <w:rPr>
+          <w:rFonts w:ascii="Times New Roman" w:hAnsi="Times New Roman" w:cs="Times New Roman"/>
+        </w:rPr>
+        <w:t xml:space="preserve">Purpose and Scope </w:t>
+      </w:r>
+      <w:r>
+        <w:rPr>
+          <w:rFonts w:ascii="Times New Roman" w:hAnsi="Times New Roman" w:cs="Times New Roman"/>
+        </w:rPr>
+        <w:t>of the system</w:t>
+      </w:r>
+    </w:p>
+    <w:p>
+      <w:pPr>
+        <w:rPr>
+          <w:rFonts w:ascii="Times New Roman" w:hAnsi="Times New Roman" w:cs="Times New Roman"/>
+        </w:rPr>
+      </w:pPr>
+      <w:r>
+        <w:rPr>
+          <w:rFonts w:ascii="Times New Roman" w:hAnsi="Times New Roman" w:cs="Times New Roman"/>
+        </w:rPr>
+        <w:t xml:space="preserve">System Models </w:t>
+      </w:r>
+    </w:p>
+    <w:p>
+      <w:pPr>
+        <w:rPr>
+          <w:rFonts w:ascii="Times New Roman" w:hAnsi="Times New Roman" w:cs="Times New Roman"/>
+        </w:rPr>
+      </w:pPr>
+      <w:r>
+        <w:rPr>
+          <w:rFonts w:ascii="Times New Roman" w:hAnsi="Times New Roman" w:cs="Times New Roman"/>
+        </w:rPr>
+        <w:t>UML use case model</w:t>
+      </w:r>
+      <w:r>
+        <w:rPr>
+          <w:rFonts w:ascii="Times New Roman" w:hAnsi="Times New Roman" w:cs="Times New Roman"/>
+        </w:rPr>
+        <w:t>9</w:t>
+      </w:r>
     </w:p>
     <w:sectPr>
       <w:pgSz w:w="11906" w:h="16838"/>
@@ -1311,7 +1407,6 @@
   <w:style w:type="character" w:default="1" w:styleId="DefaultParagraphFont">
     <w:name w:val="Default Paragraph Font"/>
     <w:uiPriority w:val="1"/>
-    <w:semiHidden/>
     <w:unhideWhenUsed/>
   </w:style>
   <w:style w:type="table" w:default="1" w:styleId="TableNormal">
@@ -1772,9 +1867,11 @@
   </w:compat>
   <w:rsids>
     <w:rsidRoot w:val="006553EA"/>
+    <w:rsid w:val="001046D3"/>
     <w:rsid w:val="003B5955"/>
     <w:rsid w:val="003F6BAC"/>
     <w:rsid w:val="006553EA"/>
+    <w:rsid w:val="0095018B"/>
     <w:rsid w:val="009E1A36"/>
     <w:rsid w:val="00CF7BAD"/>
   </w:rsids>

--- a/documentation/rq & spec/requirements submission1 due 27th FEB.docx
+++ b/documentation/rq & spec/requirements submission1 due 27th FEB.docx
@@ -180,6 +180,7 @@
             <w:dataBinding w:prefixMappings="xmlns:ns0='http://purl.org/dc/elements/1.1/' xmlns:ns1='http://schemas.openxmlformats.org/package/2006/metadata/core-properties' " w:xpath="/ns1:coreProperties[1]/ns0:subject[1]" w:storeItemID="{6C3C8BC8-F283-45AE-878A-BAB7291924A1}"/>
             <w:text/>
           </w:sdtPr>
+          <w:sdtEndPr/>
           <w:sdtContent>
             <w:p>
               <w:pPr>
@@ -303,6 +304,7 @@
                                     <w:calendar w:val="gregorian"/>
                                   </w:date>
                                 </w:sdtPr>
+                                <w:sdtEndPr/>
                                 <w:sdtContent>
                                   <w:p>
                                     <w:pPr>
@@ -347,6 +349,7 @@
                                     <w:dataBinding w:prefixMappings="xmlns:ns0='http://schemas.openxmlformats.org/officeDocument/2006/extended-properties' " w:xpath="/ns0:Properties[1]/ns0:Company[1]" w:storeItemID="{6668398D-A668-4E3E-A5EB-62B293D839F1}"/>
                                     <w:text/>
                                   </w:sdtPr>
+                                  <w:sdtEndPr/>
                                   <w:sdtContent>
                                     <w:r>
                                       <w:rPr>
@@ -378,6 +381,7 @@
                                     <w:dataBinding w:prefixMappings="xmlns:ns0='http://schemas.microsoft.com/office/2006/coverPageProps' " w:xpath="/ns0:CoverPageProperties[1]/ns0:CompanyAddress[1]" w:storeItemID="{55AF091B-3C7A-41E3-B477-F2FDAA23CFDA}"/>
                                     <w:text/>
                                   </w:sdtPr>
+                                  <w:sdtEndPr/>
                                   <w:sdtContent>
                                     <w:r>
                                       <w:rPr>
@@ -437,6 +441,7 @@
                               <w:calendar w:val="gregorian"/>
                             </w:date>
                           </w:sdtPr>
+                          <w:sdtEndPr/>
                           <w:sdtContent>
                             <w:p>
                               <w:pPr>
@@ -481,6 +486,7 @@
                               <w:dataBinding w:prefixMappings="xmlns:ns0='http://schemas.openxmlformats.org/officeDocument/2006/extended-properties' " w:xpath="/ns0:Properties[1]/ns0:Company[1]" w:storeItemID="{6668398D-A668-4E3E-A5EB-62B293D839F1}"/>
                               <w:text/>
                             </w:sdtPr>
+                            <w:sdtEndPr/>
                             <w:sdtContent>
                               <w:r>
                                 <w:rPr>
@@ -512,6 +518,7 @@
                               <w:dataBinding w:prefixMappings="xmlns:ns0='http://schemas.microsoft.com/office/2006/coverPageProps' " w:xpath="/ns0:CoverPageProperties[1]/ns0:CompanyAddress[1]" w:storeItemID="{55AF091B-3C7A-41E3-B477-F2FDAA23CFDA}"/>
                               <w:text/>
                             </w:sdtPr>
+                            <w:sdtEndPr/>
                             <w:sdtContent>
                               <w:r>
                                 <w:rPr>
@@ -785,12 +792,350 @@
         </w:rPr>
         <w:t>UML use case model</w:t>
       </w:r>
+    </w:p>
+    <w:p>
+      <w:pPr>
+        <w:rPr>
+          <w:rFonts w:ascii="Times New Roman" w:hAnsi="Times New Roman" w:cs="Times New Roman"/>
+        </w:rPr>
+      </w:pPr>
+    </w:p>
+    <w:p>
+      <w:pPr>
+        <w:rPr>
+          <w:rFonts w:ascii="Times New Roman" w:hAnsi="Times New Roman" w:cs="Times New Roman"/>
+        </w:rPr>
+      </w:pPr>
+    </w:p>
+    <w:p>
+      <w:pPr>
+        <w:rPr>
+          <w:rFonts w:ascii="Times New Roman" w:hAnsi="Times New Roman" w:cs="Times New Roman"/>
+        </w:rPr>
+      </w:pPr>
+    </w:p>
+    <w:p>
+      <w:pPr>
+        <w:rPr>
+          <w:rFonts w:ascii="Times New Roman" w:hAnsi="Times New Roman" w:cs="Times New Roman"/>
+        </w:rPr>
+      </w:pPr>
+    </w:p>
+    <w:p>
+      <w:pPr>
+        <w:rPr>
+          <w:rFonts w:ascii="Times New Roman" w:hAnsi="Times New Roman" w:cs="Times New Roman"/>
+        </w:rPr>
+      </w:pPr>
+    </w:p>
+    <w:p>
+      <w:pPr>
+        <w:rPr>
+          <w:rFonts w:ascii="Times New Roman" w:hAnsi="Times New Roman" w:cs="Times New Roman"/>
+        </w:rPr>
+      </w:pPr>
+    </w:p>
+    <w:p>
+      <w:pPr>
+        <w:rPr>
+          <w:rFonts w:ascii="Times New Roman" w:hAnsi="Times New Roman" w:cs="Times New Roman"/>
+        </w:rPr>
+      </w:pPr>
+    </w:p>
+    <w:p>
+      <w:pPr>
+        <w:rPr>
+          <w:rFonts w:ascii="Times New Roman" w:hAnsi="Times New Roman" w:cs="Times New Roman"/>
+        </w:rPr>
+      </w:pPr>
+    </w:p>
+    <w:p>
+      <w:pPr>
+        <w:rPr>
+          <w:rFonts w:ascii="Times New Roman" w:hAnsi="Times New Roman" w:cs="Times New Roman"/>
+        </w:rPr>
+      </w:pPr>
+    </w:p>
+    <w:p>
+      <w:pPr>
+        <w:rPr>
+          <w:rFonts w:ascii="Times New Roman" w:hAnsi="Times New Roman" w:cs="Times New Roman"/>
+        </w:rPr>
+      </w:pPr>
+    </w:p>
+    <w:p>
+      <w:pPr>
+        <w:rPr>
+          <w:rFonts w:ascii="Times New Roman" w:hAnsi="Times New Roman" w:cs="Times New Roman"/>
+        </w:rPr>
+      </w:pPr>
+    </w:p>
+    <w:p>
+      <w:pPr>
+        <w:rPr>
+          <w:rFonts w:ascii="Times New Roman" w:hAnsi="Times New Roman" w:cs="Times New Roman"/>
+        </w:rPr>
+      </w:pPr>
+    </w:p>
+    <w:p>
+      <w:pPr>
+        <w:rPr>
+          <w:rFonts w:ascii="Times New Roman" w:hAnsi="Times New Roman" w:cs="Times New Roman"/>
+        </w:rPr>
+      </w:pPr>
+    </w:p>
+    <w:p>
+      <w:pPr>
+        <w:rPr>
+          <w:rFonts w:ascii="Times New Roman" w:hAnsi="Times New Roman" w:cs="Times New Roman"/>
+        </w:rPr>
+      </w:pPr>
+    </w:p>
+    <w:p>
+      <w:pPr>
+        <w:rPr>
+          <w:rFonts w:ascii="Times New Roman" w:hAnsi="Times New Roman" w:cs="Times New Roman"/>
+        </w:rPr>
+      </w:pPr>
+    </w:p>
+    <w:p>
+      <w:pPr>
+        <w:rPr>
+          <w:rFonts w:ascii="Times New Roman" w:hAnsi="Times New Roman" w:cs="Times New Roman"/>
+        </w:rPr>
+      </w:pPr>
+    </w:p>
+    <w:p>
+      <w:pPr>
+        <w:rPr>
+          <w:rFonts w:ascii="Times New Roman" w:hAnsi="Times New Roman" w:cs="Times New Roman"/>
+        </w:rPr>
+      </w:pPr>
+    </w:p>
+    <w:p>
+      <w:pPr>
+        <w:rPr>
+          <w:rFonts w:ascii="Times New Roman" w:hAnsi="Times New Roman" w:cs="Times New Roman"/>
+        </w:rPr>
+      </w:pPr>
+    </w:p>
+    <w:p>
+      <w:pPr>
+        <w:rPr>
+          <w:rFonts w:ascii="Times New Roman" w:hAnsi="Times New Roman" w:cs="Times New Roman"/>
+        </w:rPr>
+      </w:pPr>
+    </w:p>
+    <w:p>
+      <w:pPr>
+        <w:rPr>
+          <w:rFonts w:ascii="Times New Roman" w:hAnsi="Times New Roman" w:cs="Times New Roman"/>
+        </w:rPr>
+      </w:pPr>
+      <w:commentRangeStart w:id="0"/>
       <w:r>
         <w:rPr>
           <w:rFonts w:ascii="Times New Roman" w:hAnsi="Times New Roman" w:cs="Times New Roman"/>
         </w:rPr>
-        <w:t>9</w:t>
+        <w:lastRenderedPageBreak/>
+        <w:t>7 IPOS High</w:t>
       </w:r>
+      <w:r>
+        <w:rPr>
+          <w:rFonts w:ascii="Times New Roman" w:hAnsi="Times New Roman" w:cs="Times New Roman"/>
+        </w:rPr>
+        <w:t>-</w:t>
+      </w:r>
+      <w:r>
+        <w:rPr>
+          <w:rFonts w:ascii="Times New Roman" w:hAnsi="Times New Roman" w:cs="Times New Roman"/>
+        </w:rPr>
+        <w:t>Level Design</w:t>
+      </w:r>
+      <w:commentRangeEnd w:id="0"/>
+      <w:r>
+        <w:rPr>
+          <w:rStyle w:val="CommentReference"/>
+          <w:rFonts w:ascii="Times New Roman" w:hAnsi="Times New Roman" w:cs="Times New Roman"/>
+          <w:sz w:val="24"/>
+          <w:szCs w:val="24"/>
+        </w:rPr>
+        <w:commentReference w:id="0"/>
+      </w:r>
+    </w:p>
+    <w:p>
+      <w:pPr>
+        <w:rPr>
+          <w:rFonts w:ascii="Times New Roman" w:hAnsi="Times New Roman" w:cs="Times New Roman"/>
+        </w:rPr>
+      </w:pPr>
+      <w:r>
+        <w:rPr>
+          <w:rFonts w:ascii="Times New Roman" w:hAnsi="Times New Roman" w:cs="Times New Roman"/>
+        </w:rPr>
+        <w:t xml:space="preserve">This section contains the </w:t>
+      </w:r>
+    </w:p>
+    <w:p>
+      <w:pPr>
+        <w:rPr>
+          <w:rFonts w:ascii="Times New Roman" w:hAnsi="Times New Roman" w:cs="Times New Roman"/>
+          <w:b/>
+          <w:bCs/>
+        </w:rPr>
+      </w:pPr>
+      <w:r>
+        <w:rPr>
+          <w:rFonts w:ascii="Times New Roman" w:hAnsi="Times New Roman" w:cs="Times New Roman"/>
+          <w:b/>
+          <w:bCs/>
+        </w:rPr>
+        <w:t>Component Diagram</w:t>
+      </w:r>
+    </w:p>
+    <w:p>
+      <w:pPr>
+        <w:rPr>
+          <w:rFonts w:ascii="Times New Roman" w:hAnsi="Times New Roman" w:cs="Times New Roman"/>
+        </w:rPr>
+      </w:pPr>
+      <w:r>
+        <w:rPr>
+          <w:rFonts w:ascii="Times New Roman" w:hAnsi="Times New Roman" w:cs="Times New Roman"/>
+        </w:rPr>
+        <w:drawing>
+          <wp:inline distT="0" distB="0" distL="0" distR="0" wp14:anchorId="2960DF9C" wp14:editId="6BB49381">
+            <wp:extent cx="5731510" cy="2730500"/>
+            <wp:effectExtent l="0" t="0" r="2540" b="0"/>
+            <wp:docPr id="1501272311" name="Picture 3" descr="A diagram of a server&#10;&#10;AI-generated content may be incorrect."/>
+            <wp:cNvGraphicFramePr>
+              <a:graphicFrameLocks xmlns:a="http://schemas.openxmlformats.org/drawingml/2006/main" noChangeAspect="1"/>
+            </wp:cNvGraphicFramePr>
+            <a:graphic xmlns:a="http://schemas.openxmlformats.org/drawingml/2006/main">
+              <a:graphicData uri="http://schemas.openxmlformats.org/drawingml/2006/picture">
+                <pic:pic xmlns:pic="http://schemas.openxmlformats.org/drawingml/2006/picture">
+                  <pic:nvPicPr>
+                    <pic:cNvPr id="1501272311" name="Picture 3" descr="A diagram of a server&#10;&#10;AI-generated content may be incorrect."/>
+                    <pic:cNvPicPr>
+                      <a:picLocks noChangeAspect="1" noChangeArrowheads="1"/>
+                    </pic:cNvPicPr>
+                  </pic:nvPicPr>
+                  <pic:blipFill>
+                    <a:blip r:embed="rId10">
+                      <a:extLst>
+                        <a:ext uri="{28A0092B-C50C-407E-A947-70E740481C1C}">
+                          <a14:useLocalDpi xmlns:a14="http://schemas.microsoft.com/office/drawing/2010/main" val="0"/>
+                        </a:ext>
+                      </a:extLst>
+                    </a:blip>
+                    <a:srcRect/>
+                    <a:stretch>
+                      <a:fillRect/>
+                    </a:stretch>
+                  </pic:blipFill>
+                  <pic:spPr bwMode="auto">
+                    <a:xfrm>
+                      <a:off x="0" y="0"/>
+                      <a:ext cx="5731510" cy="2730500"/>
+                    </a:xfrm>
+                    <a:prstGeom prst="rect">
+                      <a:avLst/>
+                    </a:prstGeom>
+                    <a:noFill/>
+                    <a:ln>
+                      <a:noFill/>
+                    </a:ln>
+                  </pic:spPr>
+                </pic:pic>
+              </a:graphicData>
+            </a:graphic>
+          </wp:inline>
+        </w:drawing>
+      </w:r>
+    </w:p>
+    <w:p>
+      <w:pPr>
+        <w:rPr>
+          <w:rFonts w:ascii="Times New Roman" w:hAnsi="Times New Roman" w:cs="Times New Roman"/>
+          <w:b/>
+          <w:bCs/>
+        </w:rPr>
+      </w:pPr>
+      <w:r>
+        <w:rPr>
+          <w:rFonts w:ascii="Times New Roman" w:hAnsi="Times New Roman" w:cs="Times New Roman"/>
+        </w:rPr>
+        <w:drawing>
+          <wp:anchor distT="0" distB="0" distL="114300" distR="114300" simplePos="0" relativeHeight="251660288" behindDoc="0" locked="0" layoutInCell="1" allowOverlap="1" wp14:anchorId="4C40C71C" wp14:editId="0BDFD8E3">
+            <wp:simplePos x="0" y="0"/>
+            <wp:positionH relativeFrom="margin">
+              <wp:posOffset>-635</wp:posOffset>
+            </wp:positionH>
+            <wp:positionV relativeFrom="paragraph">
+              <wp:posOffset>202565</wp:posOffset>
+            </wp:positionV>
+            <wp:extent cx="5997575" cy="2370455"/>
+            <wp:effectExtent l="0" t="0" r="3175" b="0"/>
+            <wp:wrapSquare wrapText="bothSides"/>
+            <wp:docPr id="812445467" name="Picture 1" descr="A screenshot of a computer program&#10;&#10;AI-generated content may be incorrect."/>
+            <wp:cNvGraphicFramePr>
+              <a:graphicFrameLocks xmlns:a="http://schemas.openxmlformats.org/drawingml/2006/main" noChangeAspect="1"/>
+            </wp:cNvGraphicFramePr>
+            <a:graphic xmlns:a="http://schemas.openxmlformats.org/drawingml/2006/main">
+              <a:graphicData uri="http://schemas.openxmlformats.org/drawingml/2006/picture">
+                <pic:pic xmlns:pic="http://schemas.openxmlformats.org/drawingml/2006/picture">
+                  <pic:nvPicPr>
+                    <pic:cNvPr id="812445467" name="Picture 1" descr="A screenshot of a computer program&#10;&#10;AI-generated content may be incorrect."/>
+                    <pic:cNvPicPr/>
+                  </pic:nvPicPr>
+                  <pic:blipFill>
+                    <a:blip r:embed="rId11" cstate="print">
+                      <a:extLst>
+                        <a:ext uri="{28A0092B-C50C-407E-A947-70E740481C1C}">
+                          <a14:useLocalDpi xmlns:a14="http://schemas.microsoft.com/office/drawing/2010/main" val="0"/>
+                        </a:ext>
+                      </a:extLst>
+                    </a:blip>
+                    <a:stretch>
+                      <a:fillRect/>
+                    </a:stretch>
+                  </pic:blipFill>
+                  <pic:spPr>
+                    <a:xfrm>
+                      <a:off x="0" y="0"/>
+                      <a:ext cx="5997575" cy="2370455"/>
+                    </a:xfrm>
+                    <a:prstGeom prst="rect">
+                      <a:avLst/>
+                    </a:prstGeom>
+                  </pic:spPr>
+                </pic:pic>
+              </a:graphicData>
+            </a:graphic>
+            <wp14:sizeRelH relativeFrom="margin">
+              <wp14:pctWidth>0</wp14:pctWidth>
+            </wp14:sizeRelH>
+            <wp14:sizeRelV relativeFrom="margin">
+              <wp14:pctHeight>0</wp14:pctHeight>
+            </wp14:sizeRelV>
+          </wp:anchor>
+        </w:drawing>
+      </w:r>
+      <w:r>
+        <w:rPr>
+          <w:rFonts w:ascii="Times New Roman" w:hAnsi="Times New Roman" w:cs="Times New Roman"/>
+          <w:b/>
+          <w:bCs/>
+        </w:rPr>
+        <w:t xml:space="preserve">Figure 2 </w:t>
+      </w:r>
+    </w:p>
+    <w:p>
+      <w:pPr>
+        <w:rPr>
+          <w:rFonts w:ascii="Times New Roman" w:hAnsi="Times New Roman" w:cs="Times New Roman"/>
+        </w:rPr>
+      </w:pPr>
     </w:p>
     <w:sectPr>
       <w:pgSz w:w="11906" w:h="16838"/>
@@ -802,6 +1147,53 @@
     </w:sectPr>
   </w:body>
 </w:document>
+</file>
+
+<file path=word/comments.xml><?xml version="1.0" encoding="utf-8"?>
+<w:comments xmlns:wpc="http://schemas.microsoft.com/office/word/2010/wordprocessingCanvas" xmlns:cx="http://schemas.microsoft.com/office/drawing/2014/chartex" xmlns:cx1="http://schemas.microsoft.com/office/drawing/2015/9/8/chartex" xmlns:cx2="http://schemas.microsoft.com/office/drawing/2015/10/21/chartex" xmlns:cx3="http://schemas.microsoft.com/office/drawing/2016/5/9/chartex" xmlns:cx4="http://schemas.microsoft.com/office/drawing/2016/5/10/chartex" xmlns:cx5="http://schemas.microsoft.com/office/drawing/2016/5/11/chartex" xmlns:cx6="http://schemas.microsoft.com/office/drawing/2016/5/12/chartex" xmlns:cx7="http://schemas.microsoft.com/office/drawing/2016/5/13/chartex" xmlns:cx8="http://schemas.microsoft.com/office/drawing/2016/5/14/chartex" xmlns:mc="http://schemas.openxmlformats.org/markup-compatibility/2006" xmlns:aink="http://schemas.microsoft.com/office/drawing/2016/ink" xmlns:am3d="http://schemas.microsoft.com/office/drawing/2017/model3d" xmlns:o="urn:schemas-microsoft-com:office:office" xmlns:oel="http://schemas.microsoft.com/office/2019/extlst" xmlns:r="http://schemas.openxmlformats.org/officeDocument/2006/relationships" xmlns:m="http://schemas.openxmlformats.org/officeDocument/2006/math" xmlns:v="urn:schemas-microsoft-com:vml" xmlns:wp14="http://schemas.microsoft.com/office/word/2010/wordprocessingDrawing" xmlns:wp="http://schemas.openxmlformats.org/drawingml/2006/wordprocessingDrawing" xmlns:w10="urn:schemas-microsoft-com:office:word" xmlns:w="http://schemas.openxmlformats.org/wordprocessingml/2006/main" xmlns:w14="http://schemas.microsoft.com/office/word/2010/wordml" xmlns:w15="http://schemas.microsoft.com/office/word/2012/wordml" xmlns:w16cex="http://schemas.microsoft.com/office/word/2018/wordml/cex" xmlns:w16cid="http://schemas.microsoft.com/office/word/2016/wordml/cid" xmlns:w16="http://schemas.microsoft.com/office/word/2018/wordml" xmlns:w16du="http://schemas.microsoft.com/office/word/2023/wordml/word16du" xmlns:w16sdtdh="http://schemas.microsoft.com/office/word/2020/wordml/sdtdatahash" xmlns:w16sdtfl="http://schemas.microsoft.com/office/word/2024/wordml/sdtformatlock" xmlns:w16se="http://schemas.microsoft.com/office/word/2015/wordml/symex" xmlns:wpg="http://schemas.microsoft.com/office/word/2010/wordprocessingGroup" xmlns:wpi="http://schemas.microsoft.com/office/word/2010/wordprocessingInk" xmlns:wne="http://schemas.microsoft.com/office/word/2006/wordml" xmlns:wps="http://schemas.microsoft.com/office/word/2010/wordprocessingShape" mc:Ignorable="w14 w15 w16se w16cid w16 w16cex w16sdtdh w16sdtfl w16du wp14">
+  <w:comment w:id="0" w:author="UG-Pilar, Kaitlyn" w:date="2026-02-16T14:52:00Z" w:initials="KP">
+    <w:p>
+      <w:pPr>
+        <w:pStyle w:val="CommentText"/>
+      </w:pPr>
+      <w:r>
+        <w:rPr>
+          <w:rStyle w:val="CommentReference"/>
+        </w:rPr>
+        <w:annotationRef/>
+      </w:r>
+      <w:r>
+        <w:t>Kaitlyn’s Part</w:t>
+      </w:r>
+    </w:p>
+  </w:comment>
+</w:comments>
+</file>
+
+<file path=word/commentsExtended.xml><?xml version="1.0" encoding="utf-8"?>
+<w15:commentsEx xmlns:wpc="http://schemas.microsoft.com/office/word/2010/wordprocessingCanvas" xmlns:cx="http://schemas.microsoft.com/office/drawing/2014/chartex" xmlns:cx1="http://schemas.microsoft.com/office/drawing/2015/9/8/chartex" xmlns:cx2="http://schemas.microsoft.com/office/drawing/2015/10/21/chartex" xmlns:cx3="http://schemas.microsoft.com/office/drawing/2016/5/9/chartex" xmlns:cx4="http://schemas.microsoft.com/office/drawing/2016/5/10/chartex" xmlns:cx5="http://schemas.microsoft.com/office/drawing/2016/5/11/chartex" xmlns:cx6="http://schemas.microsoft.com/office/drawing/2016/5/12/chartex" xmlns:cx7="http://schemas.microsoft.com/office/drawing/2016/5/13/chartex" xmlns:cx8="http://schemas.microsoft.com/office/drawing/2016/5/14/chartex" xmlns:mc="http://schemas.openxmlformats.org/markup-compatibility/2006" xmlns:aink="http://schemas.microsoft.com/office/drawing/2016/ink" xmlns:am3d="http://schemas.microsoft.com/office/drawing/2017/model3d" xmlns:o="urn:schemas-microsoft-com:office:office" xmlns:oel="http://schemas.microsoft.com/office/2019/extlst" xmlns:r="http://schemas.openxmlformats.org/officeDocument/2006/relationships" xmlns:m="http://schemas.openxmlformats.org/officeDocument/2006/math" xmlns:v="urn:schemas-microsoft-com:vml" xmlns:wp14="http://schemas.microsoft.com/office/word/2010/wordprocessingDrawing" xmlns:wp="http://schemas.openxmlformats.org/drawingml/2006/wordprocessingDrawing" xmlns:w10="urn:schemas-microsoft-com:office:word" xmlns:w="http://schemas.openxmlformats.org/wordprocessingml/2006/main" xmlns:w14="http://schemas.microsoft.com/office/word/2010/wordml" xmlns:w15="http://schemas.microsoft.com/office/word/2012/wordml" xmlns:w16cex="http://schemas.microsoft.com/office/word/2018/wordml/cex" xmlns:w16cid="http://schemas.microsoft.com/office/word/2016/wordml/cid" xmlns:w16="http://schemas.microsoft.com/office/word/2018/wordml" xmlns:w16du="http://schemas.microsoft.com/office/word/2023/wordml/word16du" xmlns:w16sdtdh="http://schemas.microsoft.com/office/word/2020/wordml/sdtdatahash" xmlns:w16sdtfl="http://schemas.microsoft.com/office/word/2024/wordml/sdtformatlock" xmlns:w16se="http://schemas.microsoft.com/office/word/2015/wordml/symex" xmlns:wpg="http://schemas.microsoft.com/office/word/2010/wordprocessingGroup" xmlns:wpi="http://schemas.microsoft.com/office/word/2010/wordprocessingInk" xmlns:wne="http://schemas.microsoft.com/office/word/2006/wordml" xmlns:wps="http://schemas.microsoft.com/office/word/2010/wordprocessingShape" mc:Ignorable="w14 w15 w16se w16cid w16 w16cex w16sdtdh w16sdtfl w16du wp14">
+  <w15:commentEx w15:paraId="18E502ED" w15:done="0"/>
+</w15:commentsEx>
+</file>
+
+<file path=word/commentsExtensible.xml><?xml version="1.0" encoding="utf-8"?>
+<w16cex:commentsExtensible xmlns:wpc="http://schemas.microsoft.com/office/word/2010/wordprocessingCanvas" xmlns:cx="http://schemas.microsoft.com/office/drawing/2014/chartex" xmlns:cx1="http://schemas.microsoft.com/office/drawing/2015/9/8/chartex" xmlns:cx2="http://schemas.microsoft.com/office/drawing/2015/10/21/chartex" xmlns:cx3="http://schemas.microsoft.com/office/drawing/2016/5/9/chartex" xmlns:cx4="http://schemas.microsoft.com/office/drawing/2016/5/10/chartex" xmlns:cx5="http://schemas.microsoft.com/office/drawing/2016/5/11/chartex" xmlns:cx6="http://schemas.microsoft.com/office/drawing/2016/5/12/chartex" xmlns:cx7="http://schemas.microsoft.com/office/drawing/2016/5/13/chartex" xmlns:cx8="http://schemas.microsoft.com/office/drawing/2016/5/14/chartex" xmlns:cr="http://schemas.microsoft.com/office/comments/2020/reactions" xmlns:mc="http://schemas.openxmlformats.org/markup-compatibility/2006" xmlns:aink="http://schemas.microsoft.com/office/drawing/2016/ink" xmlns:am3d="http://schemas.microsoft.com/office/drawing/2017/model3d" xmlns:o="urn:schemas-microsoft-com:office:office" xmlns:oel="http://schemas.microsoft.com/office/2019/extlst" xmlns:r="http://schemas.openxmlformats.org/officeDocument/2006/relationships" xmlns:m="http://schemas.openxmlformats.org/officeDocument/2006/math" xmlns:v="urn:schemas-microsoft-com:vml" xmlns:wp14="http://schemas.microsoft.com/office/word/2010/wordprocessingDrawing" xmlns:wp="http://schemas.openxmlformats.org/drawingml/2006/wordprocessingDrawing" xmlns:w10="urn:schemas-microsoft-com:office:word" xmlns:w="http://schemas.openxmlformats.org/wordprocessingml/2006/main" xmlns:w14="http://schemas.microsoft.com/office/word/2010/wordml" xmlns:w15="http://schemas.microsoft.com/office/word/2012/wordml" xmlns:w16cex="http://schemas.microsoft.com/office/word/2018/wordml/cex" xmlns:w16cid="http://schemas.microsoft.com/office/word/2016/wordml/cid" xmlns:w16="http://schemas.microsoft.com/office/word/2018/wordml" xmlns:w16du="http://schemas.microsoft.com/office/word/2023/wordml/word16du" xmlns:w16sdtdh="http://schemas.microsoft.com/office/word/2020/wordml/sdtdatahash" xmlns:w16sdtfl="http://schemas.microsoft.com/office/word/2024/wordml/sdtformatlock" xmlns:w16se="http://schemas.microsoft.com/office/word/2015/wordml/symex" xmlns:wpg="http://schemas.microsoft.com/office/word/2010/wordprocessingGroup" xmlns:wpi="http://schemas.microsoft.com/office/word/2010/wordprocessingInk" xmlns:wne="http://schemas.microsoft.com/office/word/2006/wordml" xmlns:wps="http://schemas.microsoft.com/office/word/2010/wordprocessingShape" mc:Ignorable="w14 w15 w16se w16cid w16 w16cex w16sdtdh w16sdtfl cr w16du wp14">
+  <w16cex:commentExtensible w16cex:durableId="0D1DC414" w16cex:dateUtc="2026-02-16T14:52:00Z"/>
+</w16cex:commentsExtensible>
+</file>
+
+<file path=word/commentsIds.xml><?xml version="1.0" encoding="utf-8"?>
+<w16cid:commentsIds xmlns:wpc="http://schemas.microsoft.com/office/word/2010/wordprocessingCanvas" xmlns:cx="http://schemas.microsoft.com/office/drawing/2014/chartex" xmlns:cx1="http://schemas.microsoft.com/office/drawing/2015/9/8/chartex" xmlns:cx2="http://schemas.microsoft.com/office/drawing/2015/10/21/chartex" xmlns:cx3="http://schemas.microsoft.com/office/drawing/2016/5/9/chartex" xmlns:cx4="http://schemas.microsoft.com/office/drawing/2016/5/10/chartex" xmlns:cx5="http://schemas.microsoft.com/office/drawing/2016/5/11/chartex" xmlns:cx6="http://schemas.microsoft.com/office/drawing/2016/5/12/chartex" xmlns:cx7="http://schemas.microsoft.com/office/drawing/2016/5/13/chartex" xmlns:cx8="http://schemas.microsoft.com/office/drawing/2016/5/14/chartex" xmlns:mc="http://schemas.openxmlformats.org/markup-compatibility/2006" xmlns:aink="http://schemas.microsoft.com/office/drawing/2016/ink" xmlns:am3d="http://schemas.microsoft.com/office/drawing/2017/model3d" xmlns:o="urn:schemas-microsoft-com:office:office" xmlns:oel="http://schemas.microsoft.com/office/2019/extlst" xmlns:r="http://schemas.openxmlformats.org/officeDocument/2006/relationships" xmlns:m="http://schemas.openxmlformats.org/officeDocument/2006/math" xmlns:v="urn:schemas-microsoft-com:vml" xmlns:wp14="http://schemas.microsoft.com/office/word/2010/wordprocessingDrawing" xmlns:wp="http://schemas.openxmlformats.org/drawingml/2006/wordprocessingDrawing" xmlns:w10="urn:schemas-microsoft-com:office:word" xmlns:w="http://schemas.openxmlformats.org/wordprocessingml/2006/main" xmlns:w14="http://schemas.microsoft.com/office/word/2010/wordml" xmlns:w15="http://schemas.microsoft.com/office/word/2012/wordml" xmlns:w16cex="http://schemas.microsoft.com/office/word/2018/wordml/cex" xmlns:w16cid="http://schemas.microsoft.com/office/word/2016/wordml/cid" xmlns:w16="http://schemas.microsoft.com/office/word/2018/wordml" xmlns:w16du="http://schemas.microsoft.com/office/word/2023/wordml/word16du" xmlns:w16sdtdh="http://schemas.microsoft.com/office/word/2020/wordml/sdtdatahash" xmlns:w16sdtfl="http://schemas.microsoft.com/office/word/2024/wordml/sdtformatlock" xmlns:w16se="http://schemas.microsoft.com/office/word/2015/wordml/symex" xmlns:wpg="http://schemas.microsoft.com/office/word/2010/wordprocessingGroup" xmlns:wpi="http://schemas.microsoft.com/office/word/2010/wordprocessingInk" xmlns:wne="http://schemas.microsoft.com/office/word/2006/wordml" xmlns:wps="http://schemas.microsoft.com/office/word/2010/wordprocessingShape" mc:Ignorable="w14 w15 w16se w16cid w16 w16cex w16sdtdh w16sdtfl w16du wp14">
+  <w16cid:commentId w16cid:paraId="18E502ED" w16cid:durableId="0D1DC414"/>
+</w16cid:commentsIds>
+</file>
+
+<file path=word/people.xml><?xml version="1.0" encoding="utf-8"?>
+<w15:people xmlns:wpc="http://schemas.microsoft.com/office/word/2010/wordprocessingCanvas" xmlns:cx="http://schemas.microsoft.com/office/drawing/2014/chartex" xmlns:cx1="http://schemas.microsoft.com/office/drawing/2015/9/8/chartex" xmlns:cx2="http://schemas.microsoft.com/office/drawing/2015/10/21/chartex" xmlns:cx3="http://schemas.microsoft.com/office/drawing/2016/5/9/chartex" xmlns:cx4="http://schemas.microsoft.com/office/drawing/2016/5/10/chartex" xmlns:cx5="http://schemas.microsoft.com/office/drawing/2016/5/11/chartex" xmlns:cx6="http://schemas.microsoft.com/office/drawing/2016/5/12/chartex" xmlns:cx7="http://schemas.microsoft.com/office/drawing/2016/5/13/chartex" xmlns:cx8="http://schemas.microsoft.com/office/drawing/2016/5/14/chartex" xmlns:mc="http://schemas.openxmlformats.org/markup-compatibility/2006" xmlns:aink="http://schemas.microsoft.com/office/drawing/2016/ink" xmlns:am3d="http://schemas.microsoft.com/office/drawing/2017/model3d" xmlns:o="urn:schemas-microsoft-com:office:office" xmlns:oel="http://schemas.microsoft.com/office/2019/extlst" xmlns:r="http://schemas.openxmlformats.org/officeDocument/2006/relationships" xmlns:m="http://schemas.openxmlformats.org/officeDocument/2006/math" xmlns:v="urn:schemas-microsoft-com:vml" xmlns:wp14="http://schemas.microsoft.com/office/word/2010/wordprocessingDrawing" xmlns:wp="http://schemas.openxmlformats.org/drawingml/2006/wordprocessingDrawing" xmlns:w10="urn:schemas-microsoft-com:office:word" xmlns:w="http://schemas.openxmlformats.org/wordprocessingml/2006/main" xmlns:w14="http://schemas.microsoft.com/office/word/2010/wordml" xmlns:w15="http://schemas.microsoft.com/office/word/2012/wordml" xmlns:w16cex="http://schemas.microsoft.com/office/word/2018/wordml/cex" xmlns:w16cid="http://schemas.microsoft.com/office/word/2016/wordml/cid" xmlns:w16="http://schemas.microsoft.com/office/word/2018/wordml" xmlns:w16du="http://schemas.microsoft.com/office/word/2023/wordml/word16du" xmlns:w16sdtdh="http://schemas.microsoft.com/office/word/2020/wordml/sdtdatahash" xmlns:w16sdtfl="http://schemas.microsoft.com/office/word/2024/wordml/sdtformatlock" xmlns:w16se="http://schemas.microsoft.com/office/word/2015/wordml/symex" xmlns:wpg="http://schemas.microsoft.com/office/word/2010/wordprocessingGroup" xmlns:wpi="http://schemas.microsoft.com/office/word/2010/wordprocessingInk" xmlns:wne="http://schemas.microsoft.com/office/word/2006/wordml" xmlns:wps="http://schemas.microsoft.com/office/word/2010/wordprocessingShape" mc:Ignorable="w14 w15 w16se w16cid w16 w16cex w16sdtdh w16sdtfl w16du wp14">
+  <w15:person w15:author="UG-Pilar, Kaitlyn">
+    <w15:presenceInfo w15:providerId="AD" w15:userId="S::Kaitlyn.Pilar@city.ac.uk::0e8f2b43-b1e5-4fdc-a4a8-6ba8a1680ff8"/>
+  </w15:person>
+</w15:people>
 </file>
 
 <file path=word/styles.xml><?xml version="1.0" encoding="utf-8"?>
@@ -1753,6 +2145,72 @@
       <w14:ligatures w14:val="none"/>
     </w:rPr>
   </w:style>
+  <w:style w:type="character" w:styleId="CommentReference">
+    <w:name w:val="annotation reference"/>
+    <w:basedOn w:val="DefaultParagraphFont"/>
+    <w:uiPriority w:val="99"/>
+    <w:semiHidden/>
+    <w:unhideWhenUsed/>
+    <w:rsid w:val="00FD7897"/>
+    <w:rPr>
+      <w:sz w:val="16"/>
+      <w:szCs w:val="16"/>
+    </w:rPr>
+  </w:style>
+  <w:style w:type="paragraph" w:styleId="CommentText">
+    <w:name w:val="annotation text"/>
+    <w:basedOn w:val="Normal"/>
+    <w:link w:val="CommentTextChar"/>
+    <w:uiPriority w:val="99"/>
+    <w:unhideWhenUsed/>
+    <w:rsid w:val="00FD7897"/>
+    <w:pPr>
+      <w:spacing w:line="240" w:lineRule="auto"/>
+    </w:pPr>
+    <w:rPr>
+      <w:sz w:val="20"/>
+      <w:szCs w:val="20"/>
+    </w:rPr>
+  </w:style>
+  <w:style w:type="character" w:customStyle="1" w:styleId="CommentTextChar">
+    <w:name w:val="Comment Text Char"/>
+    <w:basedOn w:val="DefaultParagraphFont"/>
+    <w:link w:val="CommentText"/>
+    <w:uiPriority w:val="99"/>
+    <w:rsid w:val="00FD7897"/>
+    <w:rPr>
+      <w:sz w:val="20"/>
+      <w:szCs w:val="20"/>
+    </w:rPr>
+  </w:style>
+  <w:style w:type="paragraph" w:styleId="CommentSubject">
+    <w:name w:val="annotation subject"/>
+    <w:basedOn w:val="CommentText"/>
+    <w:next w:val="CommentText"/>
+    <w:link w:val="CommentSubjectChar"/>
+    <w:uiPriority w:val="99"/>
+    <w:semiHidden/>
+    <w:unhideWhenUsed/>
+    <w:rsid w:val="00FD7897"/>
+    <w:rPr>
+      <w:b/>
+      <w:bCs/>
+    </w:rPr>
+  </w:style>
+  <w:style w:type="character" w:customStyle="1" w:styleId="CommentSubjectChar">
+    <w:name w:val="Comment Subject Char"/>
+    <w:basedOn w:val="CommentTextChar"/>
+    <w:link w:val="CommentSubject"/>
+    <w:uiPriority w:val="99"/>
+    <w:semiHidden/>
+    <w:rsid w:val="00FD7897"/>
+    <w:rPr>
+      <w:b/>
+      <w:bCs/>
+      <w:sz w:val="20"/>
+      <w:szCs w:val="20"/>
+    </w:rPr>
+  </w:style>
 </w:styles>
 </file>
 
@@ -1871,8 +2329,10 @@
     <w:rsid w:val="003B5955"/>
     <w:rsid w:val="003F6BAC"/>
     <w:rsid w:val="006553EA"/>
+    <w:rsid w:val="00750809"/>
     <w:rsid w:val="0095018B"/>
     <w:rsid w:val="009E1A36"/>
+    <w:rsid w:val="00B5060E"/>
     <w:rsid w:val="00CF7BAD"/>
   </w:rsids>
   <m:mathPr>

--- a/documentation/rq & spec/requirements submission1 due 27th FEB.docx
+++ b/documentation/rq & spec/requirements submission1 due 27th FEB.docx
@@ -1002,6 +1002,7 @@
       <w:r>
         <w:rPr>
           <w:rFonts w:ascii="Times New Roman" w:hAnsi="Times New Roman" w:cs="Times New Roman"/>
+          <w:noProof/>
         </w:rPr>
         <w:drawing>
           <wp:inline distT="0" distB="0" distL="0" distR="0" wp14:anchorId="2960DF9C" wp14:editId="6BB49381">
@@ -1061,66 +1062,6 @@
           <w:bCs/>
         </w:rPr>
       </w:pPr>
-      <w:r>
-        <w:rPr>
-          <w:rFonts w:ascii="Times New Roman" w:hAnsi="Times New Roman" w:cs="Times New Roman"/>
-        </w:rPr>
-        <w:drawing>
-          <wp:anchor distT="0" distB="0" distL="114300" distR="114300" simplePos="0" relativeHeight="251660288" behindDoc="0" locked="0" layoutInCell="1" allowOverlap="1" wp14:anchorId="4C40C71C" wp14:editId="0BDFD8E3">
-            <wp:simplePos x="0" y="0"/>
-            <wp:positionH relativeFrom="margin">
-              <wp:posOffset>-635</wp:posOffset>
-            </wp:positionH>
-            <wp:positionV relativeFrom="paragraph">
-              <wp:posOffset>202565</wp:posOffset>
-            </wp:positionV>
-            <wp:extent cx="5997575" cy="2370455"/>
-            <wp:effectExtent l="0" t="0" r="3175" b="0"/>
-            <wp:wrapSquare wrapText="bothSides"/>
-            <wp:docPr id="812445467" name="Picture 1" descr="A screenshot of a computer program&#10;&#10;AI-generated content may be incorrect."/>
-            <wp:cNvGraphicFramePr>
-              <a:graphicFrameLocks xmlns:a="http://schemas.openxmlformats.org/drawingml/2006/main" noChangeAspect="1"/>
-            </wp:cNvGraphicFramePr>
-            <a:graphic xmlns:a="http://schemas.openxmlformats.org/drawingml/2006/main">
-              <a:graphicData uri="http://schemas.openxmlformats.org/drawingml/2006/picture">
-                <pic:pic xmlns:pic="http://schemas.openxmlformats.org/drawingml/2006/picture">
-                  <pic:nvPicPr>
-                    <pic:cNvPr id="812445467" name="Picture 1" descr="A screenshot of a computer program&#10;&#10;AI-generated content may be incorrect."/>
-                    <pic:cNvPicPr/>
-                  </pic:nvPicPr>
-                  <pic:blipFill>
-                    <a:blip r:embed="rId11" cstate="print">
-                      <a:extLst>
-                        <a:ext uri="{28A0092B-C50C-407E-A947-70E740481C1C}">
-                          <a14:useLocalDpi xmlns:a14="http://schemas.microsoft.com/office/drawing/2010/main" val="0"/>
-                        </a:ext>
-                      </a:extLst>
-                    </a:blip>
-                    <a:stretch>
-                      <a:fillRect/>
-                    </a:stretch>
-                  </pic:blipFill>
-                  <pic:spPr>
-                    <a:xfrm>
-                      <a:off x="0" y="0"/>
-                      <a:ext cx="5997575" cy="2370455"/>
-                    </a:xfrm>
-                    <a:prstGeom prst="rect">
-                      <a:avLst/>
-                    </a:prstGeom>
-                  </pic:spPr>
-                </pic:pic>
-              </a:graphicData>
-            </a:graphic>
-            <wp14:sizeRelH relativeFrom="margin">
-              <wp14:pctWidth>0</wp14:pctWidth>
-            </wp14:sizeRelH>
-            <wp14:sizeRelV relativeFrom="margin">
-              <wp14:pctHeight>0</wp14:pctHeight>
-            </wp14:sizeRelV>
-          </wp:anchor>
-        </w:drawing>
-      </w:r>
       <w:r>
         <w:rPr>
           <w:rFonts w:ascii="Times New Roman" w:hAnsi="Times New Roman" w:cs="Times New Roman"/>
@@ -1799,6 +1740,7 @@
   <w:style w:type="character" w:default="1" w:styleId="DefaultParagraphFont">
     <w:name w:val="Default Paragraph Font"/>
     <w:uiPriority w:val="1"/>
+    <w:semiHidden/>
     <w:unhideWhenUsed/>
   </w:style>
   <w:style w:type="table" w:default="1" w:styleId="TableNormal">
@@ -2329,11 +2271,13 @@
     <w:rsid w:val="003B5955"/>
     <w:rsid w:val="003F6BAC"/>
     <w:rsid w:val="006553EA"/>
+    <w:rsid w:val="006D4543"/>
     <w:rsid w:val="00750809"/>
     <w:rsid w:val="0095018B"/>
     <w:rsid w:val="009E1A36"/>
     <w:rsid w:val="00B5060E"/>
     <w:rsid w:val="00CF7BAD"/>
+    <w:rsid w:val="00F675F6"/>
   </w:rsids>
   <m:mathPr>
     <m:mathFont m:val="Cambria Math"/>

--- a/documentation/rq & spec/requirements submission1 due 27th FEB.docx
+++ b/documentation/rq & spec/requirements submission1 due 27th FEB.docx
@@ -180,7 +180,6 @@
             <w:dataBinding w:prefixMappings="xmlns:ns0='http://purl.org/dc/elements/1.1/' xmlns:ns1='http://schemas.openxmlformats.org/package/2006/metadata/core-properties' " w:xpath="/ns1:coreProperties[1]/ns0:subject[1]" w:storeItemID="{6C3C8BC8-F283-45AE-878A-BAB7291924A1}"/>
             <w:text/>
           </w:sdtPr>
-          <w:sdtEndPr/>
           <w:sdtContent>
             <w:p>
               <w:pPr>
@@ -304,7 +303,6 @@
                                     <w:calendar w:val="gregorian"/>
                                   </w:date>
                                 </w:sdtPr>
-                                <w:sdtEndPr/>
                                 <w:sdtContent>
                                   <w:p>
                                     <w:pPr>
@@ -349,7 +347,6 @@
                                     <w:dataBinding w:prefixMappings="xmlns:ns0='http://schemas.openxmlformats.org/officeDocument/2006/extended-properties' " w:xpath="/ns0:Properties[1]/ns0:Company[1]" w:storeItemID="{6668398D-A668-4E3E-A5EB-62B293D839F1}"/>
                                     <w:text/>
                                   </w:sdtPr>
-                                  <w:sdtEndPr/>
                                   <w:sdtContent>
                                     <w:r>
                                       <w:rPr>
@@ -381,7 +378,6 @@
                                     <w:dataBinding w:prefixMappings="xmlns:ns0='http://schemas.microsoft.com/office/2006/coverPageProps' " w:xpath="/ns0:CoverPageProperties[1]/ns0:CompanyAddress[1]" w:storeItemID="{55AF091B-3C7A-41E3-B477-F2FDAA23CFDA}"/>
                                     <w:text/>
                                   </w:sdtPr>
-                                  <w:sdtEndPr/>
                                   <w:sdtContent>
                                     <w:r>
                                       <w:rPr>
@@ -1068,7 +1064,24 @@
           <w:b/>
           <w:bCs/>
         </w:rPr>
-        <w:t xml:space="preserve">Figure 2 </w:t>
+        <w:t>Figure 2</w:t>
+      </w:r>
+    </w:p>
+    <w:p>
+      <w:pPr>
+        <w:rPr>
+          <w:rFonts w:ascii="Times New Roman" w:hAnsi="Times New Roman" w:cs="Times New Roman"/>
+          <w:b/>
+          <w:bCs/>
+        </w:rPr>
+      </w:pPr>
+      <w:r>
+        <w:rPr>
+          <w:rFonts w:ascii="Times New Roman" w:hAnsi="Times New Roman" w:cs="Times New Roman"/>
+          <w:b/>
+          <w:bCs/>
+        </w:rPr>
+        <w:t xml:space="preserve"> </w:t>
       </w:r>
     </w:p>
     <w:p>
@@ -2275,6 +2288,7 @@
     <w:rsid w:val="00750809"/>
     <w:rsid w:val="0095018B"/>
     <w:rsid w:val="009E1A36"/>
+    <w:rsid w:val="00B07871"/>
     <w:rsid w:val="00B5060E"/>
     <w:rsid w:val="00CF7BAD"/>
     <w:rsid w:val="00F675F6"/>

--- a/documentation/rq & spec/requirements submission1 due 27th FEB.docx
+++ b/documentation/rq & spec/requirements submission1 due 27th FEB.docx
@@ -2281,9 +2281,11 @@
   <w:rsids>
     <w:rsidRoot w:val="006553EA"/>
     <w:rsid w:val="001046D3"/>
+    <w:rsid w:val="00224BF0"/>
     <w:rsid w:val="003B5955"/>
     <w:rsid w:val="003F6BAC"/>
     <w:rsid w:val="006553EA"/>
+    <w:rsid w:val="006D0A98"/>
     <w:rsid w:val="006D4543"/>
     <w:rsid w:val="00750809"/>
     <w:rsid w:val="0095018B"/>

--- a/documentation/rq & spec/requirements submission1 due 27th FEB.docx
+++ b/documentation/rq & spec/requirements submission1 due 27th FEB.docx
@@ -663,7 +663,7 @@
           <w:rFonts w:ascii="Times New Roman" w:hAnsi="Times New Roman" w:cs="Times New Roman"/>
         </w:rPr>
         <w:lastRenderedPageBreak/>
-        <w:t>1.1 Purpose and scope of the document (what it is and what is NOT)</w:t>
+        <w:t xml:space="preserve">1.1 Purpose and scope of the document </w:t>
       </w:r>
     </w:p>
     <w:p>
@@ -2284,6 +2284,7 @@
     <w:rsid w:val="00224BF0"/>
     <w:rsid w:val="003B5955"/>
     <w:rsid w:val="003F6BAC"/>
+    <w:rsid w:val="00501C58"/>
     <w:rsid w:val="006553EA"/>
     <w:rsid w:val="006D0A98"/>
     <w:rsid w:val="006D4543"/>
@@ -2294,6 +2295,7 @@
     <w:rsid w:val="00B5060E"/>
     <w:rsid w:val="00CF7BAD"/>
     <w:rsid w:val="00F675F6"/>
+    <w:rsid w:val="00F8181B"/>
   </w:rsids>
   <m:mathPr>
     <m:mathFont m:val="Cambria Math"/>

--- a/documentation/rq & spec/requirements submission1 due 27th FEB.docx
+++ b/documentation/rq & spec/requirements submission1 due 27th FEB.docx
@@ -180,6 +180,7 @@
             <w:dataBinding w:prefixMappings="xmlns:ns0='http://purl.org/dc/elements/1.1/' xmlns:ns1='http://schemas.openxmlformats.org/package/2006/metadata/core-properties' " w:xpath="/ns1:coreProperties[1]/ns0:subject[1]" w:storeItemID="{6C3C8BC8-F283-45AE-878A-BAB7291924A1}"/>
             <w:text/>
           </w:sdtPr>
+          <w:sdtEndPr/>
           <w:sdtContent>
             <w:p>
               <w:pPr>
@@ -303,6 +304,7 @@
                                     <w:calendar w:val="gregorian"/>
                                   </w:date>
                                 </w:sdtPr>
+                                <w:sdtEndPr/>
                                 <w:sdtContent>
                                   <w:p>
                                     <w:pPr>
@@ -347,6 +349,7 @@
                                     <w:dataBinding w:prefixMappings="xmlns:ns0='http://schemas.openxmlformats.org/officeDocument/2006/extended-properties' " w:xpath="/ns0:Properties[1]/ns0:Company[1]" w:storeItemID="{6668398D-A668-4E3E-A5EB-62B293D839F1}"/>
                                     <w:text/>
                                   </w:sdtPr>
+                                  <w:sdtEndPr/>
                                   <w:sdtContent>
                                     <w:r>
                                       <w:rPr>
@@ -385,6 +388,7 @@
                                     <w:dataBinding w:prefixMappings="xmlns:ns0='http://schemas.microsoft.com/office/2006/coverPageProps' " w:xpath="/ns0:CoverPageProperties[1]/ns0:CompanyAddress[1]" w:storeItemID="{55AF091B-3C7A-41E3-B477-F2FDAA23CFDA}"/>
                                     <w:text/>
                                   </w:sdtPr>
+                                  <w:sdtEndPr/>
                                   <w:sdtContent>
                                     <w:r>
                                       <w:rPr>
@@ -444,6 +448,7 @@
                               <w:calendar w:val="gregorian"/>
                             </w:date>
                           </w:sdtPr>
+                          <w:sdtEndPr/>
                           <w:sdtContent>
                             <w:p>
                               <w:pPr>
@@ -488,6 +493,7 @@
                               <w:dataBinding w:prefixMappings="xmlns:ns0='http://schemas.openxmlformats.org/officeDocument/2006/extended-properties' " w:xpath="/ns0:Properties[1]/ns0:Company[1]" w:storeItemID="{6668398D-A668-4E3E-A5EB-62B293D839F1}"/>
                               <w:text/>
                             </w:sdtPr>
+                            <w:sdtEndPr/>
                             <w:sdtContent>
                               <w:r>
                                 <w:rPr>
@@ -526,6 +532,7 @@
                               <w:dataBinding w:prefixMappings="xmlns:ns0='http://schemas.microsoft.com/office/2006/coverPageProps' " w:xpath="/ns0:CoverPageProperties[1]/ns0:CompanyAddress[1]" w:storeItemID="{55AF091B-3C7A-41E3-B477-F2FDAA23CFDA}"/>
                               <w:text/>
                             </w:sdtPr>
+                            <w:sdtEndPr/>
                             <w:sdtContent>
                               <w:r>
                                 <w:rPr>
@@ -661,7 +668,7 @@
           <w:r>
             <w:fldChar w:fldCharType="separate"/>
           </w:r>
-          <w:hyperlink w:anchor="_Toc223057162" w:history="1">
+          <w:hyperlink w:anchor="_Toc223057916" w:history="1">
             <w:r>
               <w:rPr>
                 <w:rStyle w:val="Hyperlink"/>
@@ -688,7 +695,7 @@
                 <w:noProof/>
                 <w:webHidden/>
               </w:rPr>
-              <w:instrText xml:space="preserve"> PAGEREF _Toc223057162 \h </w:instrText>
+              <w:instrText xml:space="preserve"> PAGEREF _Toc223057916 \h </w:instrText>
             </w:r>
             <w:r>
               <w:rPr>
@@ -731,7 +738,7 @@
               <w:lang w:eastAsia="en-GB"/>
             </w:rPr>
           </w:pPr>
-          <w:hyperlink w:anchor="_Toc223057163" w:history="1">
+          <w:hyperlink w:anchor="_Toc223057917" w:history="1">
             <w:r>
               <w:rPr>
                 <w:rStyle w:val="Hyperlink"/>
@@ -758,7 +765,7 @@
                 <w:noProof/>
                 <w:webHidden/>
               </w:rPr>
-              <w:instrText xml:space="preserve"> PAGEREF _Toc223057163 \h </w:instrText>
+              <w:instrText xml:space="preserve"> PAGEREF _Toc223057917 \h </w:instrText>
             </w:r>
             <w:r>
               <w:rPr>
@@ -801,7 +808,7 @@
               <w:lang w:eastAsia="en-GB"/>
             </w:rPr>
           </w:pPr>
-          <w:hyperlink w:anchor="_Toc223057164" w:history="1">
+          <w:hyperlink w:anchor="_Toc223057918" w:history="1">
             <w:r>
               <w:rPr>
                 <w:rStyle w:val="Hyperlink"/>
@@ -828,7 +835,7 @@
                 <w:noProof/>
                 <w:webHidden/>
               </w:rPr>
-              <w:instrText xml:space="preserve"> PAGEREF _Toc223057164 \h </w:instrText>
+              <w:instrText xml:space="preserve"> PAGEREF _Toc223057918 \h </w:instrText>
             </w:r>
             <w:r>
               <w:rPr>
@@ -871,7 +878,7 @@
               <w:lang w:eastAsia="en-GB"/>
             </w:rPr>
           </w:pPr>
-          <w:hyperlink w:anchor="_Toc223057165" w:history="1">
+          <w:hyperlink w:anchor="_Toc223057919" w:history="1">
             <w:r>
               <w:rPr>
                 <w:rStyle w:val="Hyperlink"/>
@@ -898,7 +905,7 @@
                 <w:noProof/>
                 <w:webHidden/>
               </w:rPr>
-              <w:instrText xml:space="preserve"> PAGEREF _Toc223057165 \h </w:instrText>
+              <w:instrText xml:space="preserve"> PAGEREF _Toc223057919 \h </w:instrText>
             </w:r>
             <w:r>
               <w:rPr>
@@ -941,7 +948,7 @@
               <w:lang w:eastAsia="en-GB"/>
             </w:rPr>
           </w:pPr>
-          <w:hyperlink w:anchor="_Toc223057166" w:history="1">
+          <w:hyperlink w:anchor="_Toc223057920" w:history="1">
             <w:r>
               <w:rPr>
                 <w:rStyle w:val="Hyperlink"/>
@@ -969,7 +976,7 @@
                 <w:noProof/>
                 <w:webHidden/>
               </w:rPr>
-              <w:instrText xml:space="preserve"> PAGEREF _Toc223057166 \h </w:instrText>
+              <w:instrText xml:space="preserve"> PAGEREF _Toc223057920 \h </w:instrText>
             </w:r>
             <w:r>
               <w:rPr>
@@ -1012,7 +1019,7 @@
               <w:lang w:eastAsia="en-GB"/>
             </w:rPr>
           </w:pPr>
-          <w:hyperlink w:anchor="_Toc223057167" w:history="1">
+          <w:hyperlink w:anchor="_Toc223057921" w:history="1">
             <w:r>
               <w:rPr>
                 <w:rStyle w:val="Hyperlink"/>
@@ -1040,7 +1047,7 @@
                 <w:noProof/>
                 <w:webHidden/>
               </w:rPr>
-              <w:instrText xml:space="preserve"> PAGEREF _Toc223057167 \h </w:instrText>
+              <w:instrText xml:space="preserve"> PAGEREF _Toc223057921 \h </w:instrText>
             </w:r>
             <w:r>
               <w:rPr>
@@ -1083,7 +1090,7 @@
               <w:lang w:eastAsia="en-GB"/>
             </w:rPr>
           </w:pPr>
-          <w:hyperlink w:anchor="_Toc223057168" w:history="1">
+          <w:hyperlink w:anchor="_Toc223057922" w:history="1">
             <w:r>
               <w:rPr>
                 <w:rStyle w:val="Hyperlink"/>
@@ -1110,7 +1117,7 @@
                 <w:noProof/>
                 <w:webHidden/>
               </w:rPr>
-              <w:instrText xml:space="preserve"> PAGEREF _Toc223057168 \h </w:instrText>
+              <w:instrText xml:space="preserve"> PAGEREF _Toc223057922 \h </w:instrText>
             </w:r>
             <w:r>
               <w:rPr>
@@ -1153,7 +1160,7 @@
               <w:lang w:eastAsia="en-GB"/>
             </w:rPr>
           </w:pPr>
-          <w:hyperlink w:anchor="_Toc223057169" w:history="1">
+          <w:hyperlink w:anchor="_Toc223057923" w:history="1">
             <w:r>
               <w:rPr>
                 <w:rStyle w:val="Hyperlink"/>
@@ -1181,7 +1188,7 @@
                 <w:noProof/>
                 <w:webHidden/>
               </w:rPr>
-              <w:instrText xml:space="preserve"> PAGEREF _Toc223057169 \h </w:instrText>
+              <w:instrText xml:space="preserve"> PAGEREF _Toc223057923 \h </w:instrText>
             </w:r>
             <w:r>
               <w:rPr>
@@ -1224,7 +1231,7 @@
               <w:lang w:eastAsia="en-GB"/>
             </w:rPr>
           </w:pPr>
-          <w:hyperlink w:anchor="_Toc223057170" w:history="1">
+          <w:hyperlink w:anchor="_Toc223057924" w:history="1">
             <w:r>
               <w:rPr>
                 <w:rStyle w:val="Hyperlink"/>
@@ -1252,7 +1259,7 @@
                 <w:noProof/>
                 <w:webHidden/>
               </w:rPr>
-              <w:instrText xml:space="preserve"> PAGEREF _Toc223057170 \h </w:instrText>
+              <w:instrText xml:space="preserve"> PAGEREF _Toc223057924 \h </w:instrText>
             </w:r>
             <w:r>
               <w:rPr>
@@ -1295,7 +1302,7 @@
               <w:lang w:eastAsia="en-GB"/>
             </w:rPr>
           </w:pPr>
-          <w:hyperlink w:anchor="_Toc223057171" w:history="1">
+          <w:hyperlink w:anchor="_Toc223057925" w:history="1">
             <w:r>
               <w:rPr>
                 <w:rStyle w:val="Hyperlink"/>
@@ -1323,7 +1330,7 @@
                 <w:noProof/>
                 <w:webHidden/>
               </w:rPr>
-              <w:instrText xml:space="preserve"> PAGEREF _Toc223057171 \h </w:instrText>
+              <w:instrText xml:space="preserve"> PAGEREF _Toc223057925 \h </w:instrText>
             </w:r>
             <w:r>
               <w:rPr>
@@ -1366,7 +1373,7 @@
               <w:lang w:eastAsia="en-GB"/>
             </w:rPr>
           </w:pPr>
-          <w:hyperlink w:anchor="_Toc223057172" w:history="1">
+          <w:hyperlink w:anchor="_Toc223057926" w:history="1">
             <w:r>
               <w:rPr>
                 <w:rStyle w:val="Hyperlink"/>
@@ -1394,7 +1401,7 @@
                 <w:noProof/>
                 <w:webHidden/>
               </w:rPr>
-              <w:instrText xml:space="preserve"> PAGEREF _Toc223057172 \h </w:instrText>
+              <w:instrText xml:space="preserve"> PAGEREF _Toc223057926 \h </w:instrText>
             </w:r>
             <w:r>
               <w:rPr>
@@ -1437,7 +1444,7 @@
               <w:lang w:eastAsia="en-GB"/>
             </w:rPr>
           </w:pPr>
-          <w:hyperlink w:anchor="_Toc223057173" w:history="1">
+          <w:hyperlink w:anchor="_Toc223057927" w:history="1">
             <w:r>
               <w:rPr>
                 <w:rStyle w:val="Hyperlink"/>
@@ -1465,7 +1472,7 @@
                 <w:noProof/>
                 <w:webHidden/>
               </w:rPr>
-              <w:instrText xml:space="preserve"> PAGEREF _Toc223057173 \h </w:instrText>
+              <w:instrText xml:space="preserve"> PAGEREF _Toc223057927 \h </w:instrText>
             </w:r>
             <w:r>
               <w:rPr>
@@ -1508,7 +1515,7 @@
               <w:lang w:eastAsia="en-GB"/>
             </w:rPr>
           </w:pPr>
-          <w:hyperlink w:anchor="_Toc223057174" w:history="1">
+          <w:hyperlink w:anchor="_Toc223057928" w:history="1">
             <w:r>
               <w:rPr>
                 <w:rStyle w:val="Hyperlink"/>
@@ -1536,7 +1543,7 @@
                 <w:noProof/>
                 <w:webHidden/>
               </w:rPr>
-              <w:instrText xml:space="preserve"> PAGEREF _Toc223057174 \h </w:instrText>
+              <w:instrText xml:space="preserve"> PAGEREF _Toc223057928 \h </w:instrText>
             </w:r>
             <w:r>
               <w:rPr>
@@ -1579,7 +1586,7 @@
               <w:lang w:eastAsia="en-GB"/>
             </w:rPr>
           </w:pPr>
-          <w:hyperlink w:anchor="_Toc223057175" w:history="1">
+          <w:hyperlink w:anchor="_Toc223057929" w:history="1">
             <w:r>
               <w:rPr>
                 <w:rStyle w:val="Hyperlink"/>
@@ -1607,7 +1614,7 @@
                 <w:noProof/>
                 <w:webHidden/>
               </w:rPr>
-              <w:instrText xml:space="preserve"> PAGEREF _Toc223057175 \h </w:instrText>
+              <w:instrText xml:space="preserve"> PAGEREF _Toc223057929 \h </w:instrText>
             </w:r>
             <w:r>
               <w:rPr>
@@ -1650,7 +1657,7 @@
               <w:lang w:eastAsia="en-GB"/>
             </w:rPr>
           </w:pPr>
-          <w:hyperlink w:anchor="_Toc223057176" w:history="1">
+          <w:hyperlink w:anchor="_Toc223057930" w:history="1">
             <w:r>
               <w:rPr>
                 <w:rStyle w:val="Hyperlink"/>
@@ -1677,7 +1684,7 @@
                 <w:noProof/>
                 <w:webHidden/>
               </w:rPr>
-              <w:instrText xml:space="preserve"> PAGEREF _Toc223057176 \h </w:instrText>
+              <w:instrText xml:space="preserve"> PAGEREF _Toc223057930 \h </w:instrText>
             </w:r>
             <w:r>
               <w:rPr>
@@ -1720,7 +1727,7 @@
               <w:lang w:eastAsia="en-GB"/>
             </w:rPr>
           </w:pPr>
-          <w:hyperlink w:anchor="_Toc223057177" w:history="1">
+          <w:hyperlink w:anchor="_Toc223057931" w:history="1">
             <w:r>
               <w:rPr>
                 <w:rStyle w:val="Hyperlink"/>
@@ -1747,7 +1754,7 @@
                 <w:noProof/>
                 <w:webHidden/>
               </w:rPr>
-              <w:instrText xml:space="preserve"> PAGEREF _Toc223057177 \h </w:instrText>
+              <w:instrText xml:space="preserve"> PAGEREF _Toc223057931 \h </w:instrText>
             </w:r>
             <w:r>
               <w:rPr>
@@ -1790,7 +1797,7 @@
               <w:lang w:eastAsia="en-GB"/>
             </w:rPr>
           </w:pPr>
-          <w:hyperlink w:anchor="_Toc223057178" w:history="1">
+          <w:hyperlink w:anchor="_Toc223057932" w:history="1">
             <w:r>
               <w:rPr>
                 <w:rStyle w:val="Hyperlink"/>
@@ -1817,7 +1824,7 @@
                 <w:noProof/>
                 <w:webHidden/>
               </w:rPr>
-              <w:instrText xml:space="preserve"> PAGEREF _Toc223057178 \h </w:instrText>
+              <w:instrText xml:space="preserve"> PAGEREF _Toc223057932 \h </w:instrText>
             </w:r>
             <w:r>
               <w:rPr>
@@ -1860,10 +1867,11 @@
               <w:lang w:eastAsia="en-GB"/>
             </w:rPr>
           </w:pPr>
-          <w:hyperlink w:anchor="_Toc223057179" w:history="1">
+          <w:hyperlink w:anchor="_Toc223057933" w:history="1">
             <w:r>
               <w:rPr>
                 <w:rStyle w:val="Hyperlink"/>
+                <w:rFonts w:ascii="Times New Roman" w:hAnsi="Times New Roman" w:cs="Times New Roman"/>
                 <w:noProof/>
               </w:rPr>
               <w:t>7 High Level Design</w:t>
@@ -1887,7 +1895,7 @@
                 <w:noProof/>
                 <w:webHidden/>
               </w:rPr>
-              <w:instrText xml:space="preserve"> PAGEREF _Toc223057179 \h </w:instrText>
+              <w:instrText xml:space="preserve"> PAGEREF _Toc223057933 \h </w:instrText>
             </w:r>
             <w:r>
               <w:rPr>
@@ -1907,7 +1915,7 @@
                 <w:noProof/>
                 <w:webHidden/>
               </w:rPr>
-              <w:t>35</w:t>
+              <w:t>36</w:t>
             </w:r>
             <w:r>
               <w:rPr>
@@ -1930,10 +1938,11 @@
               <w:lang w:eastAsia="en-GB"/>
             </w:rPr>
           </w:pPr>
-          <w:hyperlink w:anchor="_Toc223057180" w:history="1">
+          <w:hyperlink w:anchor="_Toc223057934" w:history="1">
             <w:r>
               <w:rPr>
                 <w:rStyle w:val="Hyperlink"/>
+                <w:rFonts w:ascii="Times New Roman" w:hAnsi="Times New Roman" w:cs="Times New Roman"/>
                 <w:noProof/>
               </w:rPr>
               <w:t>7. 1 IPOS-SA (Server Application)</w:t>
@@ -1957,7 +1966,7 @@
                 <w:noProof/>
                 <w:webHidden/>
               </w:rPr>
-              <w:instrText xml:space="preserve"> PAGEREF _Toc223057180 \h </w:instrText>
+              <w:instrText xml:space="preserve"> PAGEREF _Toc223057934 \h </w:instrText>
             </w:r>
             <w:r>
               <w:rPr>
@@ -1977,7 +1986,7 @@
                 <w:noProof/>
                 <w:webHidden/>
               </w:rPr>
-              <w:t>35</w:t>
+              <w:t>36</w:t>
             </w:r>
             <w:r>
               <w:rPr>
@@ -2000,10 +2009,11 @@
               <w:lang w:eastAsia="en-GB"/>
             </w:rPr>
           </w:pPr>
-          <w:hyperlink w:anchor="_Toc223057181" w:history="1">
+          <w:hyperlink w:anchor="_Toc223057935" w:history="1">
             <w:r>
               <w:rPr>
                 <w:rStyle w:val="Hyperlink"/>
+                <w:rFonts w:ascii="Times New Roman" w:hAnsi="Times New Roman" w:cs="Times New Roman"/>
                 <w:noProof/>
               </w:rPr>
               <w:t>7.2 IPOS-CA (Client Application)</w:t>
@@ -2027,7 +2037,7 @@
                 <w:noProof/>
                 <w:webHidden/>
               </w:rPr>
-              <w:instrText xml:space="preserve"> PAGEREF _Toc223057181 \h </w:instrText>
+              <w:instrText xml:space="preserve"> PAGEREF _Toc223057935 \h </w:instrText>
             </w:r>
             <w:r>
               <w:rPr>
@@ -2070,10 +2080,11 @@
               <w:lang w:eastAsia="en-GB"/>
             </w:rPr>
           </w:pPr>
-          <w:hyperlink w:anchor="_Toc223057182" w:history="1">
+          <w:hyperlink w:anchor="_Toc223057936" w:history="1">
             <w:r>
               <w:rPr>
                 <w:rStyle w:val="Hyperlink"/>
+                <w:rFonts w:ascii="Times New Roman" w:hAnsi="Times New Roman" w:cs="Times New Roman"/>
                 <w:noProof/>
               </w:rPr>
               <w:t>7.3 IPOS-PU (Public Online Platform)</w:t>
@@ -2097,7 +2108,7 @@
                 <w:noProof/>
                 <w:webHidden/>
               </w:rPr>
-              <w:instrText xml:space="preserve"> PAGEREF _Toc223057182 \h </w:instrText>
+              <w:instrText xml:space="preserve"> PAGEREF _Toc223057936 \h </w:instrText>
             </w:r>
             <w:r>
               <w:rPr>
@@ -2140,10 +2151,11 @@
               <w:lang w:eastAsia="en-GB"/>
             </w:rPr>
           </w:pPr>
-          <w:hyperlink w:anchor="_Toc223057183" w:history="1">
+          <w:hyperlink w:anchor="_Toc223057937" w:history="1">
             <w:r>
               <w:rPr>
                 <w:rStyle w:val="Hyperlink"/>
+                <w:rFonts w:ascii="Times New Roman" w:hAnsi="Times New Roman" w:cs="Times New Roman"/>
                 <w:noProof/>
               </w:rPr>
               <w:t>7.4 Software Architecture</w:t>
@@ -2167,7 +2179,7 @@
                 <w:noProof/>
                 <w:webHidden/>
               </w:rPr>
-              <w:instrText xml:space="preserve"> PAGEREF _Toc223057183 \h </w:instrText>
+              <w:instrText xml:space="preserve"> PAGEREF _Toc223057937 \h </w:instrText>
             </w:r>
             <w:r>
               <w:rPr>
@@ -2210,14 +2222,13 @@
               <w:lang w:eastAsia="en-GB"/>
             </w:rPr>
           </w:pPr>
-          <w:hyperlink w:anchor="_Toc223057184" w:history="1">
+          <w:hyperlink w:anchor="_Toc223057938" w:history="1">
             <w:r>
               <w:rPr>
                 <w:rStyle w:val="Hyperlink"/>
-                <w:rFonts w:ascii="Times New Roman" w:hAnsi="Times New Roman" w:cs="Times New Roman"/>
                 <w:noProof/>
               </w:rPr>
-              <w:t>8. Appendices</w:t>
+              <w:t>7.5</w:t>
             </w:r>
             <w:r>
               <w:rPr>
@@ -2238,7 +2249,7 @@
                 <w:noProof/>
                 <w:webHidden/>
               </w:rPr>
-              <w:instrText xml:space="preserve"> PAGEREF _Toc223057184 \h </w:instrText>
+              <w:instrText xml:space="preserve"> PAGEREF _Toc223057938 \h </w:instrText>
             </w:r>
             <w:r>
               <w:rPr>
@@ -2258,7 +2269,148 @@
                 <w:noProof/>
                 <w:webHidden/>
               </w:rPr>
-              <w:t>39</w:t>
+              <w:t>38</w:t>
+            </w:r>
+            <w:r>
+              <w:rPr>
+                <w:noProof/>
+                <w:webHidden/>
+              </w:rPr>
+              <w:fldChar w:fldCharType="end"/>
+            </w:r>
+          </w:hyperlink>
+        </w:p>
+        <w:p>
+          <w:pPr>
+            <w:pStyle w:val="TOC1"/>
+            <w:tabs>
+              <w:tab w:val="right" w:leader="dot" w:pos="9016"/>
+            </w:tabs>
+            <w:rPr>
+              <w:rFonts w:eastAsiaTheme="minorEastAsia"/>
+              <w:noProof/>
+              <w:lang w:eastAsia="en-GB"/>
+            </w:rPr>
+          </w:pPr>
+          <w:hyperlink w:anchor="_Toc223057939" w:history="1">
+            <w:r>
+              <w:rPr>
+                <w:rStyle w:val="Hyperlink"/>
+                <w:noProof/>
+              </w:rPr>
+              <w:t>7.6</w:t>
+            </w:r>
+            <w:r>
+              <w:rPr>
+                <w:noProof/>
+                <w:webHidden/>
+              </w:rPr>
+              <w:tab/>
+            </w:r>
+            <w:r>
+              <w:rPr>
+                <w:noProof/>
+                <w:webHidden/>
+              </w:rPr>
+              <w:fldChar w:fldCharType="begin"/>
+            </w:r>
+            <w:r>
+              <w:rPr>
+                <w:noProof/>
+                <w:webHidden/>
+              </w:rPr>
+              <w:instrText xml:space="preserve"> PAGEREF _Toc223057939 \h </w:instrText>
+            </w:r>
+            <w:r>
+              <w:rPr>
+                <w:noProof/>
+                <w:webHidden/>
+              </w:rPr>
+            </w:r>
+            <w:r>
+              <w:rPr>
+                <w:noProof/>
+                <w:webHidden/>
+              </w:rPr>
+              <w:fldChar w:fldCharType="separate"/>
+            </w:r>
+            <w:r>
+              <w:rPr>
+                <w:noProof/>
+                <w:webHidden/>
+              </w:rPr>
+              <w:t>38</w:t>
+            </w:r>
+            <w:r>
+              <w:rPr>
+                <w:noProof/>
+                <w:webHidden/>
+              </w:rPr>
+              <w:fldChar w:fldCharType="end"/>
+            </w:r>
+          </w:hyperlink>
+        </w:p>
+        <w:p>
+          <w:pPr>
+            <w:pStyle w:val="TOC1"/>
+            <w:tabs>
+              <w:tab w:val="right" w:leader="dot" w:pos="9016"/>
+            </w:tabs>
+            <w:rPr>
+              <w:rFonts w:eastAsiaTheme="minorEastAsia"/>
+              <w:noProof/>
+              <w:lang w:eastAsia="en-GB"/>
+            </w:rPr>
+          </w:pPr>
+          <w:hyperlink w:anchor="_Toc223057940" w:history="1">
+            <w:r>
+              <w:rPr>
+                <w:rStyle w:val="Hyperlink"/>
+                <w:rFonts w:ascii="Times New Roman" w:hAnsi="Times New Roman" w:cs="Times New Roman"/>
+                <w:noProof/>
+              </w:rPr>
+              <w:t>8. Appendices</w:t>
+            </w:r>
+            <w:r>
+              <w:rPr>
+                <w:noProof/>
+                <w:webHidden/>
+              </w:rPr>
+              <w:tab/>
+            </w:r>
+            <w:r>
+              <w:rPr>
+                <w:noProof/>
+                <w:webHidden/>
+              </w:rPr>
+              <w:fldChar w:fldCharType="begin"/>
+            </w:r>
+            <w:r>
+              <w:rPr>
+                <w:noProof/>
+                <w:webHidden/>
+              </w:rPr>
+              <w:instrText xml:space="preserve"> PAGEREF _Toc223057940 \h </w:instrText>
+            </w:r>
+            <w:r>
+              <w:rPr>
+                <w:noProof/>
+                <w:webHidden/>
+              </w:rPr>
+            </w:r>
+            <w:r>
+              <w:rPr>
+                <w:noProof/>
+                <w:webHidden/>
+              </w:rPr>
+              <w:fldChar w:fldCharType="separate"/>
+            </w:r>
+            <w:r>
+              <w:rPr>
+                <w:noProof/>
+                <w:webHidden/>
+              </w:rPr>
+              <w:t>38</w:t>
             </w:r>
             <w:r>
               <w:rPr>
@@ -2281,7 +2433,7 @@
               <w:lang w:eastAsia="en-GB"/>
             </w:rPr>
           </w:pPr>
-          <w:hyperlink w:anchor="_Toc223057185" w:history="1">
+          <w:hyperlink w:anchor="_Toc223057941" w:history="1">
             <w:r>
               <w:rPr>
                 <w:rStyle w:val="Hyperlink"/>
@@ -2309,7 +2461,7 @@
                 <w:noProof/>
                 <w:webHidden/>
               </w:rPr>
-              <w:instrText xml:space="preserve"> PAGEREF _Toc223057185 \h </w:instrText>
+              <w:instrText xml:space="preserve"> PAGEREF _Toc223057941 \h </w:instrText>
             </w:r>
             <w:r>
               <w:rPr>
@@ -2329,7 +2481,7 @@
                 <w:noProof/>
                 <w:webHidden/>
               </w:rPr>
-              <w:t>39</w:t>
+              <w:t>38</w:t>
             </w:r>
             <w:r>
               <w:rPr>
@@ -2352,7 +2504,7 @@
               <w:lang w:eastAsia="en-GB"/>
             </w:rPr>
           </w:pPr>
-          <w:hyperlink w:anchor="_Toc223057186" w:history="1">
+          <w:hyperlink w:anchor="_Toc223057942" w:history="1">
             <w:r>
               <w:rPr>
                 <w:rStyle w:val="Hyperlink"/>
@@ -2380,7 +2532,7 @@
                 <w:noProof/>
                 <w:webHidden/>
               </w:rPr>
-              <w:instrText xml:space="preserve"> PAGEREF _Toc223057186 \h </w:instrText>
+              <w:instrText xml:space="preserve"> PAGEREF _Toc223057942 \h </w:instrText>
             </w:r>
             <w:r>
               <w:rPr>
@@ -2400,7 +2552,7 @@
                 <w:noProof/>
                 <w:webHidden/>
               </w:rPr>
-              <w:t>40</w:t>
+              <w:t>39</w:t>
             </w:r>
             <w:r>
               <w:rPr>
@@ -2423,7 +2575,7 @@
               <w:lang w:eastAsia="en-GB"/>
             </w:rPr>
           </w:pPr>
-          <w:hyperlink w:anchor="_Toc223057187" w:history="1">
+          <w:hyperlink w:anchor="_Toc223057943" w:history="1">
             <w:r>
               <w:rPr>
                 <w:rStyle w:val="Hyperlink"/>
@@ -2451,7 +2603,7 @@
                 <w:noProof/>
                 <w:webHidden/>
               </w:rPr>
-              <w:instrText xml:space="preserve"> PAGEREF _Toc223057187 \h </w:instrText>
+              <w:instrText xml:space="preserve"> PAGEREF _Toc223057943 \h </w:instrText>
             </w:r>
             <w:r>
               <w:rPr>
@@ -2471,7 +2623,7 @@
                 <w:noProof/>
                 <w:webHidden/>
               </w:rPr>
-              <w:t>40</w:t>
+              <w:t>39</w:t>
             </w:r>
             <w:r>
               <w:rPr>
@@ -2494,7 +2646,7 @@
               <w:lang w:eastAsia="en-GB"/>
             </w:rPr>
           </w:pPr>
-          <w:hyperlink w:anchor="_Toc223057188" w:history="1">
+          <w:hyperlink w:anchor="_Toc223057944" w:history="1">
             <w:r>
               <w:rPr>
                 <w:rStyle w:val="Hyperlink"/>
@@ -2522,7 +2674,7 @@
                 <w:noProof/>
                 <w:webHidden/>
               </w:rPr>
-              <w:instrText xml:space="preserve"> PAGEREF _Toc223057188 \h </w:instrText>
+              <w:instrText xml:space="preserve"> PAGEREF _Toc223057944 \h </w:instrText>
             </w:r>
             <w:r>
               <w:rPr>
@@ -2581,10 +2733,15 @@
     <w:p>
       <w:pPr>
         <w:pStyle w:val="Heading1"/>
+        <w:rPr>
+          <w:rFonts w:ascii="Times New Roman" w:hAnsi="Times New Roman" w:cs="Times New Roman"/>
+        </w:rPr>
       </w:pPr>
-      <w:bookmarkStart w:id="0" w:name="_Toc223057162"/>
+      <w:bookmarkStart w:id="0" w:name="_Toc223057916"/>
       <w:r>
-        <w:lastRenderedPageBreak/>
+        <w:rPr>
+          <w:rFonts w:ascii="Times New Roman" w:hAnsi="Times New Roman" w:cs="Times New Roman"/>
+        </w:rPr>
         <w:t>Preface</w:t>
       </w:r>
       <w:bookmarkEnd w:id="0"/>
@@ -2592,12 +2749,21 @@
     <w:p>
       <w:pPr>
         <w:pStyle w:val="Heading2"/>
+        <w:rPr>
+          <w:rFonts w:ascii="Times New Roman" w:hAnsi="Times New Roman" w:cs="Times New Roman"/>
+        </w:rPr>
       </w:pPr>
-      <w:bookmarkStart w:id="1" w:name="_Toc223057163"/>
+      <w:bookmarkStart w:id="1" w:name="_Toc223057917"/>
       <w:r>
+        <w:rPr>
+          <w:rFonts w:ascii="Times New Roman" w:hAnsi="Times New Roman" w:cs="Times New Roman"/>
+        </w:rPr>
         <w:t xml:space="preserve">1.1 </w:t>
       </w:r>
       <w:r>
+        <w:rPr>
+          <w:rFonts w:ascii="Times New Roman" w:hAnsi="Times New Roman" w:cs="Times New Roman"/>
+        </w:rPr>
         <w:t>Purpose and scope of documentation</w:t>
       </w:r>
       <w:bookmarkEnd w:id="1"/>
@@ -2759,9 +2925,15 @@
     <w:p>
       <w:pPr>
         <w:pStyle w:val="Heading2"/>
+        <w:rPr>
+          <w:rFonts w:ascii="Times New Roman" w:hAnsi="Times New Roman" w:cs="Times New Roman"/>
+        </w:rPr>
       </w:pPr>
-      <w:bookmarkStart w:id="2" w:name="_Toc223057164"/>
+      <w:bookmarkStart w:id="2" w:name="_Toc223057918"/>
       <w:r>
+        <w:rPr>
+          <w:rFonts w:ascii="Times New Roman" w:hAnsi="Times New Roman" w:cs="Times New Roman"/>
+        </w:rPr>
         <w:t>1.2</w:t>
       </w:r>
       <w:bookmarkEnd w:id="2"/>
@@ -2864,9 +3036,15 @@
     <w:p>
       <w:pPr>
         <w:pStyle w:val="Heading2"/>
+        <w:rPr>
+          <w:rFonts w:ascii="Times New Roman" w:hAnsi="Times New Roman" w:cs="Times New Roman"/>
+        </w:rPr>
       </w:pPr>
-      <w:bookmarkStart w:id="3" w:name="_Toc223057165"/>
+      <w:bookmarkStart w:id="3" w:name="_Toc223057919"/>
       <w:r>
+        <w:rPr>
+          <w:rFonts w:ascii="Times New Roman" w:hAnsi="Times New Roman" w:cs="Times New Roman"/>
+        </w:rPr>
         <w:t>1.3</w:t>
       </w:r>
       <w:bookmarkEnd w:id="3"/>
@@ -2886,21 +3064,17 @@
     </w:p>
     <w:p>
       <w:pPr>
-        <w:pStyle w:val="Heading2"/>
+        <w:pStyle w:val="Heading1"/>
+        <w:rPr>
+          <w:rFonts w:ascii="Times New Roman" w:hAnsi="Times New Roman" w:cs="Times New Roman"/>
+        </w:rPr>
       </w:pPr>
-    </w:p>
-    <w:p>
-      <w:pPr>
-        <w:pStyle w:val="Heading1"/>
-        <w:rPr>
-          <w:rFonts w:ascii="Times New Roman" w:hAnsi="Times New Roman" w:cs="Times New Roman"/>
-        </w:rPr>
-      </w:pPr>
-      <w:bookmarkStart w:id="4" w:name="_Toc223057166"/>
+      <w:bookmarkStart w:id="4" w:name="_Toc223057920"/>
       <w:r>
         <w:rPr>
           <w:rFonts w:ascii="Times New Roman" w:hAnsi="Times New Roman" w:cs="Times New Roman"/>
         </w:rPr>
+        <w:lastRenderedPageBreak/>
         <w:t xml:space="preserve">2 </w:t>
       </w:r>
       <w:r>
@@ -2918,7 +3092,7 @@
           <w:rFonts w:ascii="Times New Roman" w:hAnsi="Times New Roman" w:cs="Times New Roman"/>
         </w:rPr>
       </w:pPr>
-      <w:bookmarkStart w:id="5" w:name="_Toc223057167"/>
+      <w:bookmarkStart w:id="5" w:name="_Toc223057921"/>
       <w:r>
         <w:rPr>
           <w:rFonts w:ascii="Times New Roman" w:hAnsi="Times New Roman" w:cs="Times New Roman"/>
@@ -2937,7 +3111,7 @@
       <w:pPr>
         <w:pStyle w:val="Heading1"/>
       </w:pPr>
-      <w:bookmarkStart w:id="6" w:name="_Toc223057168"/>
+      <w:bookmarkStart w:id="6" w:name="_Toc223057922"/>
       <w:r>
         <w:t xml:space="preserve">4 </w:t>
       </w:r>
@@ -3017,6 +3191,7 @@
     <w:p/>
     <w:p/>
     <w:p/>
+    <w:p/>
     <w:p>
       <w:pPr>
         <w:pStyle w:val="Heading1"/>
@@ -3024,7 +3199,7 @@
           <w:rFonts w:ascii="Times New Roman" w:hAnsi="Times New Roman" w:cs="Times New Roman"/>
         </w:rPr>
       </w:pPr>
-      <w:bookmarkStart w:id="7" w:name="_Toc223057169"/>
+      <w:bookmarkStart w:id="7" w:name="_Toc223057923"/>
       <w:r>
         <w:rPr>
           <w:rFonts w:ascii="Times New Roman" w:hAnsi="Times New Roman" w:cs="Times New Roman"/>
@@ -3041,7 +3216,7 @@
           <w:rFonts w:ascii="Times New Roman" w:hAnsi="Times New Roman" w:cs="Times New Roman"/>
         </w:rPr>
       </w:pPr>
-      <w:bookmarkStart w:id="8" w:name="_Toc223057170"/>
+      <w:bookmarkStart w:id="8" w:name="_Toc223057924"/>
       <w:r>
         <w:rPr>
           <w:rFonts w:ascii="Times New Roman" w:hAnsi="Times New Roman" w:cs="Times New Roman"/>
@@ -3099,7 +3274,7 @@
           <w:rFonts w:ascii="Times New Roman" w:hAnsi="Times New Roman" w:cs="Times New Roman"/>
         </w:rPr>
       </w:pPr>
-      <w:bookmarkStart w:id="9" w:name="_Toc223057171"/>
+      <w:bookmarkStart w:id="9" w:name="_Toc223057925"/>
       <w:r>
         <w:rPr>
           <w:rFonts w:ascii="Times New Roman" w:hAnsi="Times New Roman" w:cs="Times New Roman"/>
@@ -3115,7 +3290,7 @@
           <w:rFonts w:ascii="Times New Roman" w:hAnsi="Times New Roman" w:cs="Times New Roman"/>
         </w:rPr>
       </w:pPr>
-      <w:bookmarkStart w:id="10" w:name="_Toc223057172"/>
+      <w:bookmarkStart w:id="10" w:name="_Toc223057926"/>
       <w:r>
         <w:rPr>
           <w:rFonts w:ascii="Times New Roman" w:hAnsi="Times New Roman" w:cs="Times New Roman"/>
@@ -3131,7 +3306,7 @@
           <w:rFonts w:ascii="Times New Roman" w:hAnsi="Times New Roman" w:cs="Times New Roman"/>
         </w:rPr>
       </w:pPr>
-      <w:bookmarkStart w:id="11" w:name="_Toc223057173"/>
+      <w:bookmarkStart w:id="11" w:name="_Toc223057927"/>
       <w:r>
         <w:rPr>
           <w:rFonts w:ascii="Times New Roman" w:hAnsi="Times New Roman" w:cs="Times New Roman"/>
@@ -3274,7 +3449,7 @@
           <w:rFonts w:ascii="Times New Roman" w:hAnsi="Times New Roman" w:cs="Times New Roman"/>
         </w:rPr>
       </w:pPr>
-      <w:bookmarkStart w:id="12" w:name="_Toc223057174"/>
+      <w:bookmarkStart w:id="12" w:name="_Toc223057928"/>
       <w:r>
         <w:rPr>
           <w:rFonts w:ascii="Times New Roman" w:hAnsi="Times New Roman" w:cs="Times New Roman"/>
@@ -7255,6 +7430,1264 @@
         <w:t>UC-SA-ACC-04 — Manage Discount Plan</w:t>
       </w:r>
     </w:p>
+    <w:tbl>
+      <w:tblPr>
+        <w:tblW w:w="10292" w:type="dxa"/>
+        <w:tblInd w:w="-329" w:type="dxa"/>
+        <w:tblLayout w:type="fixed"/>
+        <w:tblCellMar>
+          <w:top w:w="55" w:type="dxa"/>
+          <w:left w:w="55" w:type="dxa"/>
+          <w:bottom w:w="55" w:type="dxa"/>
+          <w:right w:w="55" w:type="dxa"/>
+        </w:tblCellMar>
+        <w:tblLook w:val="0000" w:firstRow="0" w:lastRow="0" w:firstColumn="0" w:lastColumn="0" w:noHBand="0" w:noVBand="0"/>
+      </w:tblPr>
+      <w:tblGrid>
+        <w:gridCol w:w="4818"/>
+        <w:gridCol w:w="5474"/>
+      </w:tblGrid>
+      <w:tr>
+        <w:tc>
+          <w:tcPr>
+            <w:tcW w:w="4818" w:type="dxa"/>
+            <w:tcBorders>
+              <w:top w:val="single" w:sz="1" w:space="0" w:color="000000"/>
+              <w:left w:val="single" w:sz="1" w:space="0" w:color="000000"/>
+              <w:bottom w:val="single" w:sz="1" w:space="0" w:color="000000"/>
+              <w:right w:val="single" w:sz="1" w:space="0" w:color="000000"/>
+            </w:tcBorders>
+          </w:tcPr>
+          <w:p>
+            <w:pPr>
+              <w:rPr>
+                <w:rFonts w:ascii="Times New Roman" w:hAnsi="Times New Roman" w:cs="Times New Roman"/>
+              </w:rPr>
+            </w:pPr>
+            <w:r>
+              <w:rPr>
+                <w:rFonts w:ascii="Times New Roman" w:hAnsi="Times New Roman" w:cs="Times New Roman"/>
+                <w:b/>
+                <w:bCs/>
+              </w:rPr>
+              <w:t>Use case ID:</w:t>
+            </w:r>
+            <w:r>
+              <w:rPr>
+                <w:rFonts w:ascii="Times New Roman" w:hAnsi="Times New Roman" w:cs="Times New Roman"/>
+              </w:rPr>
+              <w:t xml:space="preserve"> </w:t>
+            </w:r>
+            <w:r>
+              <w:rPr>
+                <w:rFonts w:ascii="Times New Roman" w:hAnsi="Times New Roman" w:cs="Times New Roman"/>
+                <w:color w:val="000000"/>
+              </w:rPr>
+              <w:t>UC-SA-ACC-04</w:t>
+            </w:r>
+          </w:p>
+        </w:tc>
+        <w:tc>
+          <w:tcPr>
+            <w:tcW w:w="5474" w:type="dxa"/>
+            <w:tcBorders>
+              <w:top w:val="single" w:sz="1" w:space="0" w:color="000000"/>
+              <w:left w:val="single" w:sz="1" w:space="0" w:color="000000"/>
+              <w:bottom w:val="single" w:sz="1" w:space="0" w:color="000000"/>
+              <w:right w:val="single" w:sz="1" w:space="0" w:color="000000"/>
+            </w:tcBorders>
+          </w:tcPr>
+          <w:p>
+            <w:pPr>
+              <w:rPr>
+                <w:rFonts w:ascii="Times New Roman" w:hAnsi="Times New Roman" w:cs="Times New Roman"/>
+              </w:rPr>
+            </w:pPr>
+            <w:r>
+              <w:rPr>
+                <w:rFonts w:ascii="Times New Roman" w:hAnsi="Times New Roman" w:cs="Times New Roman"/>
+                <w:b/>
+                <w:bCs/>
+              </w:rPr>
+              <w:t>Use case:</w:t>
+            </w:r>
+            <w:r>
+              <w:rPr>
+                <w:rFonts w:ascii="Times New Roman" w:hAnsi="Times New Roman" w:cs="Times New Roman"/>
+              </w:rPr>
+              <w:t xml:space="preserve"> </w:t>
+            </w:r>
+            <w:r>
+              <w:rPr>
+                <w:rFonts w:ascii="Times New Roman" w:hAnsi="Times New Roman" w:cs="Times New Roman"/>
+                <w:color w:val="000000"/>
+              </w:rPr>
+              <w:t>Manage Discount Plan</w:t>
+            </w:r>
+          </w:p>
+        </w:tc>
+      </w:tr>
+      <w:tr>
+        <w:tc>
+          <w:tcPr>
+            <w:tcW w:w="10292" w:type="dxa"/>
+            <w:gridSpan w:val="2"/>
+            <w:tcBorders>
+              <w:left w:val="single" w:sz="1" w:space="0" w:color="000000"/>
+              <w:bottom w:val="single" w:sz="1" w:space="0" w:color="000000"/>
+              <w:right w:val="single" w:sz="1" w:space="0" w:color="000000"/>
+            </w:tcBorders>
+          </w:tcPr>
+          <w:p>
+            <w:pPr>
+              <w:rPr>
+                <w:rFonts w:ascii="Times New Roman" w:hAnsi="Times New Roman" w:cs="Times New Roman"/>
+              </w:rPr>
+            </w:pPr>
+            <w:r>
+              <w:rPr>
+                <w:rFonts w:ascii="Times New Roman" w:hAnsi="Times New Roman" w:cs="Times New Roman"/>
+                <w:b/>
+                <w:bCs/>
+              </w:rPr>
+              <w:t>Brief Description:</w:t>
+            </w:r>
+            <w:r>
+              <w:rPr>
+                <w:rFonts w:ascii="Times New Roman" w:hAnsi="Times New Roman" w:cs="Times New Roman"/>
+              </w:rPr>
+              <w:t xml:space="preserve"> </w:t>
+            </w:r>
+            <w:r>
+              <w:rPr>
+                <w:rFonts w:ascii="Times New Roman" w:hAnsi="Times New Roman" w:cs="Times New Roman"/>
+                <w:color w:val="000000"/>
+              </w:rPr>
+              <w:t>The Administrator or Operations Manager updates the discount plan for an existing merchant account. The system supports fixed and flexible (monthly aggregated orders) discount plans.</w:t>
+            </w:r>
+          </w:p>
+        </w:tc>
+      </w:tr>
+      <w:tr>
+        <w:tc>
+          <w:tcPr>
+            <w:tcW w:w="10292" w:type="dxa"/>
+            <w:gridSpan w:val="2"/>
+            <w:tcBorders>
+              <w:left w:val="single" w:sz="1" w:space="0" w:color="000000"/>
+              <w:bottom w:val="single" w:sz="1" w:space="0" w:color="000000"/>
+              <w:right w:val="single" w:sz="1" w:space="0" w:color="000000"/>
+            </w:tcBorders>
+          </w:tcPr>
+          <w:p>
+            <w:pPr>
+              <w:rPr>
+                <w:rFonts w:ascii="Times New Roman" w:hAnsi="Times New Roman" w:cs="Times New Roman"/>
+                <w:b/>
+                <w:bCs/>
+              </w:rPr>
+            </w:pPr>
+            <w:r>
+              <w:rPr>
+                <w:rFonts w:ascii="Times New Roman" w:hAnsi="Times New Roman" w:cs="Times New Roman"/>
+                <w:b/>
+                <w:bCs/>
+              </w:rPr>
+              <w:t>Primary actors:</w:t>
+            </w:r>
+            <w:r>
+              <w:rPr>
+                <w:rFonts w:ascii="Times New Roman" w:hAnsi="Times New Roman" w:cs="Times New Roman"/>
+              </w:rPr>
+              <w:t xml:space="preserve"> </w:t>
+            </w:r>
+            <w:r>
+              <w:rPr>
+                <w:rFonts w:ascii="Times New Roman" w:hAnsi="Times New Roman" w:cs="Times New Roman"/>
+                <w:color w:val="000000"/>
+              </w:rPr>
+              <w:t>Administrator; Operations Manager</w:t>
+            </w:r>
+          </w:p>
+        </w:tc>
+      </w:tr>
+      <w:tr>
+        <w:tc>
+          <w:tcPr>
+            <w:tcW w:w="10292" w:type="dxa"/>
+            <w:gridSpan w:val="2"/>
+            <w:tcBorders>
+              <w:left w:val="single" w:sz="1" w:space="0" w:color="000000"/>
+              <w:bottom w:val="single" w:sz="1" w:space="0" w:color="000000"/>
+              <w:right w:val="single" w:sz="1" w:space="0" w:color="000000"/>
+            </w:tcBorders>
+          </w:tcPr>
+          <w:p>
+            <w:pPr>
+              <w:rPr>
+                <w:rFonts w:ascii="Times New Roman" w:hAnsi="Times New Roman" w:cs="Times New Roman"/>
+              </w:rPr>
+            </w:pPr>
+            <w:r>
+              <w:rPr>
+                <w:rFonts w:ascii="Times New Roman" w:hAnsi="Times New Roman" w:cs="Times New Roman"/>
+                <w:b/>
+                <w:bCs/>
+              </w:rPr>
+              <w:t>Secondary actors:</w:t>
+            </w:r>
+            <w:r>
+              <w:rPr>
+                <w:rFonts w:ascii="Times New Roman" w:hAnsi="Times New Roman" w:cs="Times New Roman"/>
+              </w:rPr>
+              <w:t xml:space="preserve"> </w:t>
+            </w:r>
+            <w:r>
+              <w:rPr>
+                <w:rFonts w:ascii="Times New Roman" w:hAnsi="Times New Roman" w:cs="Times New Roman"/>
+                <w:color w:val="000000"/>
+              </w:rPr>
+              <w:t>None.</w:t>
+            </w:r>
+          </w:p>
+        </w:tc>
+      </w:tr>
+      <w:tr>
+        <w:tc>
+          <w:tcPr>
+            <w:tcW w:w="10292" w:type="dxa"/>
+            <w:gridSpan w:val="2"/>
+            <w:tcBorders>
+              <w:left w:val="single" w:sz="1" w:space="0" w:color="000000"/>
+              <w:bottom w:val="single" w:sz="1" w:space="0" w:color="000000"/>
+              <w:right w:val="single" w:sz="1" w:space="0" w:color="000000"/>
+            </w:tcBorders>
+          </w:tcPr>
+          <w:p>
+            <w:pPr>
+              <w:rPr>
+                <w:rFonts w:ascii="Times New Roman" w:hAnsi="Times New Roman" w:cs="Times New Roman"/>
+                <w:b/>
+                <w:bCs/>
+                <w:szCs w:val="22"/>
+              </w:rPr>
+            </w:pPr>
+            <w:r>
+              <w:rPr>
+                <w:rFonts w:ascii="Times New Roman" w:hAnsi="Times New Roman" w:cs="Times New Roman"/>
+                <w:b/>
+                <w:bCs/>
+                <w:szCs w:val="22"/>
+              </w:rPr>
+              <w:t xml:space="preserve">Preconditions: </w:t>
+            </w:r>
+            <w:r>
+              <w:rPr>
+                <w:rFonts w:ascii="Times New Roman" w:hAnsi="Times New Roman" w:cs="Times New Roman"/>
+                <w:color w:val="000000"/>
+              </w:rPr>
+              <w:t>The merchant account exists. The Administrator or Operations Manager is authenticated and authorised to manage discount plans.</w:t>
+            </w:r>
+          </w:p>
+        </w:tc>
+      </w:tr>
+      <w:tr>
+        <w:tc>
+          <w:tcPr>
+            <w:tcW w:w="10292" w:type="dxa"/>
+            <w:gridSpan w:val="2"/>
+            <w:tcBorders>
+              <w:left w:val="single" w:sz="1" w:space="0" w:color="000000"/>
+              <w:bottom w:val="single" w:sz="1" w:space="0" w:color="000000"/>
+              <w:right w:val="single" w:sz="1" w:space="0" w:color="000000"/>
+            </w:tcBorders>
+          </w:tcPr>
+          <w:p>
+            <w:pPr>
+              <w:rPr>
+                <w:rFonts w:ascii="Times New Roman" w:hAnsi="Times New Roman" w:cs="Times New Roman"/>
+                <w:b/>
+                <w:bCs/>
+                <w:szCs w:val="22"/>
+              </w:rPr>
+            </w:pPr>
+            <w:r>
+              <w:rPr>
+                <w:rFonts w:ascii="Times New Roman" w:hAnsi="Times New Roman" w:cs="Times New Roman"/>
+                <w:b/>
+                <w:bCs/>
+                <w:szCs w:val="22"/>
+              </w:rPr>
+              <w:t xml:space="preserve">Main flow: </w:t>
+            </w:r>
+          </w:p>
+          <w:p>
+            <w:pPr>
+              <w:autoSpaceDE w:val="0"/>
+              <w:autoSpaceDN w:val="0"/>
+              <w:adjustRightInd w:val="0"/>
+              <w:rPr>
+                <w:rFonts w:ascii="Times New Roman" w:hAnsi="Times New Roman" w:cs="Times New Roman"/>
+                <w:color w:val="000000"/>
+              </w:rPr>
+            </w:pPr>
+            <w:r>
+              <w:rPr>
+                <w:rFonts w:ascii="Times New Roman" w:hAnsi="Times New Roman" w:cs="Times New Roman"/>
+                <w:color w:val="000000"/>
+              </w:rPr>
+              <w:t>1. The Administrator or Operations Manager selects the merchant account to be updated.</w:t>
+            </w:r>
+          </w:p>
+          <w:p>
+            <w:pPr>
+              <w:autoSpaceDE w:val="0"/>
+              <w:autoSpaceDN w:val="0"/>
+              <w:adjustRightInd w:val="0"/>
+              <w:rPr>
+                <w:rFonts w:ascii="Times New Roman" w:hAnsi="Times New Roman" w:cs="Times New Roman"/>
+                <w:color w:val="000000"/>
+              </w:rPr>
+            </w:pPr>
+            <w:r>
+              <w:rPr>
+                <w:rFonts w:ascii="Times New Roman" w:hAnsi="Times New Roman" w:cs="Times New Roman"/>
+                <w:color w:val="000000"/>
+              </w:rPr>
+              <w:t>2. The system displays the current discount plan.</w:t>
+            </w:r>
+          </w:p>
+          <w:p>
+            <w:pPr>
+              <w:autoSpaceDE w:val="0"/>
+              <w:autoSpaceDN w:val="0"/>
+              <w:adjustRightInd w:val="0"/>
+              <w:rPr>
+                <w:rFonts w:ascii="Times New Roman" w:hAnsi="Times New Roman" w:cs="Times New Roman"/>
+                <w:color w:val="000000"/>
+              </w:rPr>
+            </w:pPr>
+            <w:r>
+              <w:rPr>
+                <w:rFonts w:ascii="Times New Roman" w:hAnsi="Times New Roman" w:cs="Times New Roman"/>
+                <w:color w:val="000000"/>
+              </w:rPr>
+              <w:t>3. The actor selects the required discount plan type and enters any required plan details.</w:t>
+            </w:r>
+          </w:p>
+          <w:p>
+            <w:pPr>
+              <w:autoSpaceDE w:val="0"/>
+              <w:autoSpaceDN w:val="0"/>
+              <w:adjustRightInd w:val="0"/>
+              <w:rPr>
+                <w:rFonts w:ascii="Times New Roman" w:hAnsi="Times New Roman" w:cs="Times New Roman"/>
+                <w:color w:val="000000"/>
+              </w:rPr>
+            </w:pPr>
+            <w:r>
+              <w:rPr>
+                <w:rFonts w:ascii="Times New Roman" w:hAnsi="Times New Roman" w:cs="Times New Roman"/>
+                <w:color w:val="000000"/>
+              </w:rPr>
+              <w:t>4. The system validates the entered plan information.</w:t>
+            </w:r>
+          </w:p>
+          <w:p>
+            <w:pPr>
+              <w:rPr>
+                <w:rFonts w:ascii="Times New Roman" w:hAnsi="Times New Roman" w:cs="Times New Roman"/>
+                <w:b/>
+                <w:bCs/>
+                <w:szCs w:val="22"/>
+              </w:rPr>
+            </w:pPr>
+            <w:r>
+              <w:rPr>
+                <w:rFonts w:ascii="Times New Roman" w:hAnsi="Times New Roman" w:cs="Times New Roman"/>
+                <w:color w:val="000000"/>
+              </w:rPr>
+              <w:t>5. If valid, the system stores the updated discount plan for the merchant account.</w:t>
+            </w:r>
+          </w:p>
+        </w:tc>
+      </w:tr>
+      <w:tr>
+        <w:tc>
+          <w:tcPr>
+            <w:tcW w:w="10292" w:type="dxa"/>
+            <w:gridSpan w:val="2"/>
+            <w:tcBorders>
+              <w:left w:val="single" w:sz="1" w:space="0" w:color="000000"/>
+              <w:bottom w:val="single" w:sz="1" w:space="0" w:color="000000"/>
+              <w:right w:val="single" w:sz="1" w:space="0" w:color="000000"/>
+            </w:tcBorders>
+          </w:tcPr>
+          <w:p>
+            <w:pPr>
+              <w:rPr>
+                <w:rFonts w:ascii="Times New Roman" w:hAnsi="Times New Roman" w:cs="Times New Roman"/>
+                <w:szCs w:val="22"/>
+              </w:rPr>
+            </w:pPr>
+            <w:r>
+              <w:rPr>
+                <w:rFonts w:ascii="Times New Roman" w:hAnsi="Times New Roman" w:cs="Times New Roman"/>
+                <w:b/>
+                <w:bCs/>
+                <w:szCs w:val="22"/>
+              </w:rPr>
+              <w:t>Extensions:</w:t>
+            </w:r>
+            <w:r>
+              <w:rPr>
+                <w:rFonts w:ascii="Times New Roman" w:hAnsi="Times New Roman" w:cs="Times New Roman"/>
+                <w:szCs w:val="22"/>
+              </w:rPr>
+              <w:t xml:space="preserve"> </w:t>
+            </w:r>
+            <w:r>
+              <w:rPr>
+                <w:rFonts w:ascii="Times New Roman" w:hAnsi="Times New Roman" w:cs="Times New Roman"/>
+                <w:color w:val="000000"/>
+              </w:rPr>
+              <w:t>None.</w:t>
+            </w:r>
+          </w:p>
+        </w:tc>
+      </w:tr>
+      <w:tr>
+        <w:tc>
+          <w:tcPr>
+            <w:tcW w:w="10292" w:type="dxa"/>
+            <w:gridSpan w:val="2"/>
+            <w:tcBorders>
+              <w:left w:val="single" w:sz="1" w:space="0" w:color="000000"/>
+              <w:bottom w:val="single" w:sz="1" w:space="0" w:color="000000"/>
+              <w:right w:val="single" w:sz="1" w:space="0" w:color="000000"/>
+            </w:tcBorders>
+          </w:tcPr>
+          <w:p>
+            <w:pPr>
+              <w:rPr>
+                <w:rFonts w:ascii="Times New Roman" w:hAnsi="Times New Roman" w:cs="Times New Roman"/>
+                <w:szCs w:val="22"/>
+              </w:rPr>
+            </w:pPr>
+            <w:r>
+              <w:rPr>
+                <w:rFonts w:ascii="Times New Roman" w:hAnsi="Times New Roman" w:cs="Times New Roman"/>
+                <w:b/>
+                <w:bCs/>
+                <w:szCs w:val="22"/>
+              </w:rPr>
+              <w:t>Inclusions:</w:t>
+            </w:r>
+            <w:r>
+              <w:rPr>
+                <w:rFonts w:ascii="Times New Roman" w:hAnsi="Times New Roman" w:cs="Times New Roman"/>
+                <w:szCs w:val="22"/>
+              </w:rPr>
+              <w:t xml:space="preserve"> </w:t>
+            </w:r>
+            <w:r>
+              <w:rPr>
+                <w:rFonts w:ascii="Times New Roman" w:hAnsi="Times New Roman" w:cs="Times New Roman"/>
+                <w:color w:val="000000"/>
+              </w:rPr>
+              <w:t>None.</w:t>
+            </w:r>
+          </w:p>
+        </w:tc>
+      </w:tr>
+      <w:tr>
+        <w:tc>
+          <w:tcPr>
+            <w:tcW w:w="10292" w:type="dxa"/>
+            <w:gridSpan w:val="2"/>
+            <w:tcBorders>
+              <w:left w:val="single" w:sz="1" w:space="0" w:color="000000"/>
+              <w:bottom w:val="single" w:sz="1" w:space="0" w:color="000000"/>
+              <w:right w:val="single" w:sz="1" w:space="0" w:color="000000"/>
+            </w:tcBorders>
+          </w:tcPr>
+          <w:p>
+            <w:pPr>
+              <w:rPr>
+                <w:rFonts w:ascii="Times New Roman" w:hAnsi="Times New Roman" w:cs="Times New Roman"/>
+                <w:b/>
+                <w:bCs/>
+                <w:szCs w:val="22"/>
+              </w:rPr>
+            </w:pPr>
+            <w:r>
+              <w:rPr>
+                <w:rFonts w:ascii="Times New Roman" w:hAnsi="Times New Roman" w:cs="Times New Roman"/>
+                <w:b/>
+                <w:bCs/>
+                <w:szCs w:val="22"/>
+              </w:rPr>
+              <w:t xml:space="preserve">Postconditions: </w:t>
+            </w:r>
+            <w:r>
+              <w:rPr>
+                <w:rFonts w:ascii="Times New Roman" w:hAnsi="Times New Roman" w:cs="Times New Roman"/>
+                <w:color w:val="000000"/>
+              </w:rPr>
+              <w:t>The merchant’s discount plan is updated and stored in IPOS-SA.</w:t>
+            </w:r>
+          </w:p>
+        </w:tc>
+      </w:tr>
+      <w:tr>
+        <w:tc>
+          <w:tcPr>
+            <w:tcW w:w="10292" w:type="dxa"/>
+            <w:gridSpan w:val="2"/>
+            <w:tcBorders>
+              <w:left w:val="single" w:sz="1" w:space="0" w:color="000000"/>
+              <w:bottom w:val="single" w:sz="1" w:space="0" w:color="000000"/>
+              <w:right w:val="single" w:sz="1" w:space="0" w:color="000000"/>
+            </w:tcBorders>
+          </w:tcPr>
+          <w:p>
+            <w:pPr>
+              <w:rPr>
+                <w:rFonts w:ascii="Times New Roman" w:hAnsi="Times New Roman" w:cs="Times New Roman"/>
+                <w:b/>
+                <w:bCs/>
+                <w:szCs w:val="22"/>
+              </w:rPr>
+            </w:pPr>
+            <w:r>
+              <w:rPr>
+                <w:rFonts w:ascii="Times New Roman" w:hAnsi="Times New Roman" w:cs="Times New Roman"/>
+                <w:b/>
+                <w:bCs/>
+                <w:szCs w:val="22"/>
+              </w:rPr>
+              <w:t xml:space="preserve">Alternative flows: </w:t>
+            </w:r>
+          </w:p>
+          <w:p>
+            <w:pPr>
+              <w:autoSpaceDE w:val="0"/>
+              <w:autoSpaceDN w:val="0"/>
+              <w:adjustRightInd w:val="0"/>
+              <w:rPr>
+                <w:rFonts w:ascii="Times New Roman" w:hAnsi="Times New Roman" w:cs="Times New Roman"/>
+                <w:color w:val="000000"/>
+              </w:rPr>
+            </w:pPr>
+            <w:r>
+              <w:rPr>
+                <w:rFonts w:ascii="Times New Roman" w:hAnsi="Times New Roman" w:cs="Times New Roman"/>
+                <w:color w:val="000000"/>
+              </w:rPr>
+              <w:t>A1: The actor cancels the process → The discount plan remains unchanged.</w:t>
+            </w:r>
+          </w:p>
+          <w:p>
+            <w:pPr>
+              <w:rPr>
+                <w:rFonts w:ascii="Times New Roman" w:hAnsi="Times New Roman" w:cs="Times New Roman"/>
+                <w:bCs/>
+                <w:szCs w:val="22"/>
+              </w:rPr>
+            </w:pPr>
+            <w:r>
+              <w:rPr>
+                <w:rFonts w:ascii="Times New Roman" w:hAnsi="Times New Roman" w:cs="Times New Roman"/>
+                <w:color w:val="000000"/>
+              </w:rPr>
+              <w:t xml:space="preserve">A2: The entered plan information is invalid → The system displays an error </w:t>
+            </w:r>
+            <w:proofErr w:type="gramStart"/>
+            <w:r>
+              <w:rPr>
+                <w:rFonts w:ascii="Times New Roman" w:hAnsi="Times New Roman" w:cs="Times New Roman"/>
+                <w:color w:val="000000"/>
+              </w:rPr>
+              <w:t>message</w:t>
+            </w:r>
+            <w:proofErr w:type="gramEnd"/>
+            <w:r>
+              <w:rPr>
+                <w:rFonts w:ascii="Times New Roman" w:hAnsi="Times New Roman" w:cs="Times New Roman"/>
+                <w:color w:val="000000"/>
+              </w:rPr>
+              <w:t xml:space="preserve"> and the discount plan is not updated.</w:t>
+            </w:r>
+          </w:p>
+        </w:tc>
+      </w:tr>
+    </w:tbl>
+    <w:p>
+      <w:pPr>
+        <w:rPr>
+          <w:rFonts w:ascii="Times New Roman" w:hAnsi="Times New Roman" w:cs="Times New Roman"/>
+        </w:rPr>
+      </w:pPr>
+    </w:p>
+    <w:p>
+      <w:pPr>
+        <w:rPr>
+          <w:rFonts w:ascii="Times New Roman" w:hAnsi="Times New Roman" w:cs="Times New Roman"/>
+        </w:rPr>
+      </w:pPr>
+    </w:p>
+    <w:p>
+      <w:pPr>
+        <w:rPr>
+          <w:rFonts w:ascii="Times New Roman" w:hAnsi="Times New Roman" w:cs="Times New Roman"/>
+          <w:b/>
+          <w:bCs/>
+          <w:color w:val="000000"/>
+        </w:rPr>
+      </w:pPr>
+      <w:r>
+        <w:rPr>
+          <w:rFonts w:ascii="Times New Roman" w:hAnsi="Times New Roman" w:cs="Times New Roman"/>
+          <w:b/>
+          <w:bCs/>
+          <w:color w:val="000000"/>
+        </w:rPr>
+        <w:t>UC-SA-ACC-05 — Manage Account Status</w:t>
+      </w:r>
+    </w:p>
+    <w:p>
+      <w:pPr>
+        <w:rPr>
+          <w:rFonts w:ascii="Times New Roman" w:hAnsi="Times New Roman" w:cs="Times New Roman"/>
+          <w:b/>
+          <w:bCs/>
+          <w:color w:val="000000"/>
+        </w:rPr>
+      </w:pPr>
+    </w:p>
+    <w:tbl>
+      <w:tblPr>
+        <w:tblW w:w="10292" w:type="dxa"/>
+        <w:tblInd w:w="-310" w:type="dxa"/>
+        <w:tblLayout w:type="fixed"/>
+        <w:tblCellMar>
+          <w:top w:w="55" w:type="dxa"/>
+          <w:left w:w="55" w:type="dxa"/>
+          <w:bottom w:w="55" w:type="dxa"/>
+          <w:right w:w="55" w:type="dxa"/>
+        </w:tblCellMar>
+        <w:tblLook w:val="0000" w:firstRow="0" w:lastRow="0" w:firstColumn="0" w:lastColumn="0" w:noHBand="0" w:noVBand="0"/>
+      </w:tblPr>
+      <w:tblGrid>
+        <w:gridCol w:w="4818"/>
+        <w:gridCol w:w="5474"/>
+      </w:tblGrid>
+      <w:tr>
+        <w:tc>
+          <w:tcPr>
+            <w:tcW w:w="4818" w:type="dxa"/>
+            <w:tcBorders>
+              <w:top w:val="single" w:sz="1" w:space="0" w:color="000000"/>
+              <w:left w:val="single" w:sz="1" w:space="0" w:color="000000"/>
+              <w:bottom w:val="single" w:sz="1" w:space="0" w:color="000000"/>
+              <w:right w:val="single" w:sz="1" w:space="0" w:color="000000"/>
+            </w:tcBorders>
+          </w:tcPr>
+          <w:p>
+            <w:pPr>
+              <w:rPr>
+                <w:rFonts w:ascii="Times New Roman" w:hAnsi="Times New Roman" w:cs="Times New Roman"/>
+              </w:rPr>
+            </w:pPr>
+            <w:r>
+              <w:rPr>
+                <w:rFonts w:ascii="Times New Roman" w:hAnsi="Times New Roman" w:cs="Times New Roman"/>
+                <w:b/>
+                <w:bCs/>
+              </w:rPr>
+              <w:t>Use case ID:</w:t>
+            </w:r>
+            <w:r>
+              <w:rPr>
+                <w:rFonts w:ascii="Times New Roman" w:hAnsi="Times New Roman" w:cs="Times New Roman"/>
+              </w:rPr>
+              <w:t xml:space="preserve"> </w:t>
+            </w:r>
+            <w:r>
+              <w:rPr>
+                <w:rFonts w:ascii="Times New Roman" w:hAnsi="Times New Roman" w:cs="Times New Roman"/>
+                <w:color w:val="000000"/>
+              </w:rPr>
+              <w:t>UC-SA-ACC-05</w:t>
+            </w:r>
+          </w:p>
+        </w:tc>
+        <w:tc>
+          <w:tcPr>
+            <w:tcW w:w="5474" w:type="dxa"/>
+            <w:tcBorders>
+              <w:top w:val="single" w:sz="1" w:space="0" w:color="000000"/>
+              <w:left w:val="single" w:sz="1" w:space="0" w:color="000000"/>
+              <w:bottom w:val="single" w:sz="1" w:space="0" w:color="000000"/>
+              <w:right w:val="single" w:sz="1" w:space="0" w:color="000000"/>
+            </w:tcBorders>
+          </w:tcPr>
+          <w:p>
+            <w:pPr>
+              <w:rPr>
+                <w:rFonts w:ascii="Times New Roman" w:hAnsi="Times New Roman" w:cs="Times New Roman"/>
+              </w:rPr>
+            </w:pPr>
+            <w:r>
+              <w:rPr>
+                <w:rFonts w:ascii="Times New Roman" w:hAnsi="Times New Roman" w:cs="Times New Roman"/>
+                <w:b/>
+                <w:bCs/>
+              </w:rPr>
+              <w:t>Use case:</w:t>
+            </w:r>
+            <w:r>
+              <w:rPr>
+                <w:rFonts w:ascii="Times New Roman" w:hAnsi="Times New Roman" w:cs="Times New Roman"/>
+              </w:rPr>
+              <w:t xml:space="preserve"> </w:t>
+            </w:r>
+            <w:r>
+              <w:rPr>
+                <w:rFonts w:ascii="Times New Roman" w:hAnsi="Times New Roman" w:cs="Times New Roman"/>
+                <w:color w:val="000000"/>
+              </w:rPr>
+              <w:t>Manage Account Status</w:t>
+            </w:r>
+          </w:p>
+        </w:tc>
+      </w:tr>
+      <w:tr>
+        <w:tc>
+          <w:tcPr>
+            <w:tcW w:w="10292" w:type="dxa"/>
+            <w:gridSpan w:val="2"/>
+            <w:tcBorders>
+              <w:left w:val="single" w:sz="1" w:space="0" w:color="000000"/>
+              <w:bottom w:val="single" w:sz="1" w:space="0" w:color="000000"/>
+              <w:right w:val="single" w:sz="1" w:space="0" w:color="000000"/>
+            </w:tcBorders>
+          </w:tcPr>
+          <w:p>
+            <w:pPr>
+              <w:rPr>
+                <w:rFonts w:ascii="Times New Roman" w:hAnsi="Times New Roman" w:cs="Times New Roman"/>
+              </w:rPr>
+            </w:pPr>
+            <w:r>
+              <w:rPr>
+                <w:rFonts w:ascii="Times New Roman" w:hAnsi="Times New Roman" w:cs="Times New Roman"/>
+                <w:b/>
+                <w:bCs/>
+              </w:rPr>
+              <w:lastRenderedPageBreak/>
+              <w:t>Brief Description:</w:t>
+            </w:r>
+            <w:r>
+              <w:rPr>
+                <w:rFonts w:ascii="Times New Roman" w:hAnsi="Times New Roman" w:cs="Times New Roman"/>
+              </w:rPr>
+              <w:t xml:space="preserve"> </w:t>
+            </w:r>
+            <w:r>
+              <w:rPr>
+                <w:rFonts w:ascii="Times New Roman" w:hAnsi="Times New Roman" w:cs="Times New Roman"/>
+                <w:color w:val="000000"/>
+              </w:rPr>
+              <w:t>This base use case allows an authorised user to manage the merchant account status. Specific status changes are handled through extension use cases.</w:t>
+            </w:r>
+          </w:p>
+        </w:tc>
+      </w:tr>
+      <w:tr>
+        <w:tc>
+          <w:tcPr>
+            <w:tcW w:w="10292" w:type="dxa"/>
+            <w:gridSpan w:val="2"/>
+            <w:tcBorders>
+              <w:left w:val="single" w:sz="1" w:space="0" w:color="000000"/>
+              <w:bottom w:val="single" w:sz="1" w:space="0" w:color="000000"/>
+              <w:right w:val="single" w:sz="1" w:space="0" w:color="000000"/>
+            </w:tcBorders>
+          </w:tcPr>
+          <w:p>
+            <w:pPr>
+              <w:rPr>
+                <w:rFonts w:ascii="Times New Roman" w:hAnsi="Times New Roman" w:cs="Times New Roman"/>
+                <w:b/>
+                <w:bCs/>
+              </w:rPr>
+            </w:pPr>
+            <w:r>
+              <w:rPr>
+                <w:rFonts w:ascii="Times New Roman" w:hAnsi="Times New Roman" w:cs="Times New Roman"/>
+                <w:b/>
+                <w:bCs/>
+              </w:rPr>
+              <w:t>Primary actors:</w:t>
+            </w:r>
+            <w:r>
+              <w:rPr>
+                <w:rFonts w:ascii="Times New Roman" w:hAnsi="Times New Roman" w:cs="Times New Roman"/>
+              </w:rPr>
+              <w:t xml:space="preserve"> </w:t>
+            </w:r>
+            <w:r>
+              <w:rPr>
+                <w:rFonts w:ascii="Times New Roman" w:hAnsi="Times New Roman" w:cs="Times New Roman"/>
+                <w:color w:val="000000"/>
+              </w:rPr>
+              <w:t>Administrator</w:t>
+            </w:r>
+          </w:p>
+        </w:tc>
+      </w:tr>
+      <w:tr>
+        <w:tc>
+          <w:tcPr>
+            <w:tcW w:w="10292" w:type="dxa"/>
+            <w:gridSpan w:val="2"/>
+            <w:tcBorders>
+              <w:left w:val="single" w:sz="1" w:space="0" w:color="000000"/>
+              <w:bottom w:val="single" w:sz="1" w:space="0" w:color="000000"/>
+              <w:right w:val="single" w:sz="1" w:space="0" w:color="000000"/>
+            </w:tcBorders>
+          </w:tcPr>
+          <w:p>
+            <w:pPr>
+              <w:rPr>
+                <w:rFonts w:ascii="Times New Roman" w:hAnsi="Times New Roman" w:cs="Times New Roman"/>
+              </w:rPr>
+            </w:pPr>
+            <w:r>
+              <w:rPr>
+                <w:rFonts w:ascii="Times New Roman" w:hAnsi="Times New Roman" w:cs="Times New Roman"/>
+                <w:b/>
+                <w:bCs/>
+              </w:rPr>
+              <w:t>Secondary actors:</w:t>
+            </w:r>
+            <w:r>
+              <w:rPr>
+                <w:rFonts w:ascii="Times New Roman" w:hAnsi="Times New Roman" w:cs="Times New Roman"/>
+              </w:rPr>
+              <w:t xml:space="preserve"> </w:t>
+            </w:r>
+            <w:r>
+              <w:rPr>
+                <w:rFonts w:ascii="Times New Roman" w:hAnsi="Times New Roman" w:cs="Times New Roman"/>
+                <w:color w:val="000000"/>
+              </w:rPr>
+              <w:t>None.</w:t>
+            </w:r>
+          </w:p>
+        </w:tc>
+      </w:tr>
+      <w:tr>
+        <w:tc>
+          <w:tcPr>
+            <w:tcW w:w="10292" w:type="dxa"/>
+            <w:gridSpan w:val="2"/>
+            <w:tcBorders>
+              <w:left w:val="single" w:sz="1" w:space="0" w:color="000000"/>
+              <w:bottom w:val="single" w:sz="1" w:space="0" w:color="000000"/>
+              <w:right w:val="single" w:sz="1" w:space="0" w:color="000000"/>
+            </w:tcBorders>
+          </w:tcPr>
+          <w:p>
+            <w:pPr>
+              <w:rPr>
+                <w:rFonts w:ascii="Times New Roman" w:hAnsi="Times New Roman" w:cs="Times New Roman"/>
+                <w:b/>
+                <w:bCs/>
+                <w:szCs w:val="22"/>
+              </w:rPr>
+            </w:pPr>
+            <w:r>
+              <w:rPr>
+                <w:rFonts w:ascii="Times New Roman" w:hAnsi="Times New Roman" w:cs="Times New Roman"/>
+                <w:b/>
+                <w:bCs/>
+                <w:szCs w:val="22"/>
+              </w:rPr>
+              <w:t xml:space="preserve">Preconditions: </w:t>
+            </w:r>
+            <w:r>
+              <w:rPr>
+                <w:rFonts w:ascii="Times New Roman" w:hAnsi="Times New Roman" w:cs="Times New Roman"/>
+                <w:color w:val="000000"/>
+              </w:rPr>
+              <w:t>A merchant account exists in IPOS-SA.</w:t>
+            </w:r>
+          </w:p>
+        </w:tc>
+      </w:tr>
+      <w:tr>
+        <w:tc>
+          <w:tcPr>
+            <w:tcW w:w="10292" w:type="dxa"/>
+            <w:gridSpan w:val="2"/>
+            <w:tcBorders>
+              <w:left w:val="single" w:sz="1" w:space="0" w:color="000000"/>
+              <w:bottom w:val="single" w:sz="1" w:space="0" w:color="000000"/>
+              <w:right w:val="single" w:sz="1" w:space="0" w:color="000000"/>
+            </w:tcBorders>
+          </w:tcPr>
+          <w:p>
+            <w:pPr>
+              <w:rPr>
+                <w:rFonts w:ascii="Times New Roman" w:hAnsi="Times New Roman" w:cs="Times New Roman"/>
+                <w:b/>
+                <w:bCs/>
+                <w:szCs w:val="22"/>
+              </w:rPr>
+            </w:pPr>
+            <w:r>
+              <w:rPr>
+                <w:rFonts w:ascii="Times New Roman" w:hAnsi="Times New Roman" w:cs="Times New Roman"/>
+                <w:b/>
+                <w:bCs/>
+                <w:szCs w:val="22"/>
+              </w:rPr>
+              <w:t xml:space="preserve">Main flow: </w:t>
+            </w:r>
+          </w:p>
+          <w:p>
+            <w:pPr>
+              <w:autoSpaceDE w:val="0"/>
+              <w:autoSpaceDN w:val="0"/>
+              <w:adjustRightInd w:val="0"/>
+              <w:rPr>
+                <w:rFonts w:ascii="Times New Roman" w:hAnsi="Times New Roman" w:cs="Times New Roman"/>
+                <w:color w:val="000000"/>
+              </w:rPr>
+            </w:pPr>
+            <w:r>
+              <w:rPr>
+                <w:rFonts w:ascii="Times New Roman" w:hAnsi="Times New Roman" w:cs="Times New Roman"/>
+                <w:color w:val="000000"/>
+              </w:rPr>
+              <w:t>1. The Administrator selects the option to manage a merchant account status.</w:t>
+            </w:r>
+          </w:p>
+          <w:p>
+            <w:pPr>
+              <w:rPr>
+                <w:rFonts w:ascii="Times New Roman" w:hAnsi="Times New Roman" w:cs="Times New Roman"/>
+                <w:b/>
+                <w:bCs/>
+                <w:szCs w:val="22"/>
+              </w:rPr>
+            </w:pPr>
+            <w:r>
+              <w:rPr>
+                <w:rFonts w:ascii="Times New Roman" w:hAnsi="Times New Roman" w:cs="Times New Roman"/>
+                <w:color w:val="000000"/>
+              </w:rPr>
+              <w:t>2. The system triggers the relevant extension use case depending on the requested status action.</w:t>
+            </w:r>
+          </w:p>
+        </w:tc>
+      </w:tr>
+      <w:tr>
+        <w:tc>
+          <w:tcPr>
+            <w:tcW w:w="10292" w:type="dxa"/>
+            <w:gridSpan w:val="2"/>
+            <w:tcBorders>
+              <w:left w:val="single" w:sz="1" w:space="0" w:color="000000"/>
+              <w:bottom w:val="single" w:sz="1" w:space="0" w:color="000000"/>
+              <w:right w:val="single" w:sz="1" w:space="0" w:color="000000"/>
+            </w:tcBorders>
+          </w:tcPr>
+          <w:p>
+            <w:pPr>
+              <w:autoSpaceDE w:val="0"/>
+              <w:autoSpaceDN w:val="0"/>
+              <w:adjustRightInd w:val="0"/>
+              <w:rPr>
+                <w:rFonts w:ascii="Times New Roman" w:hAnsi="Times New Roman" w:cs="Times New Roman"/>
+                <w:szCs w:val="22"/>
+              </w:rPr>
+            </w:pPr>
+            <w:r>
+              <w:rPr>
+                <w:rFonts w:ascii="Times New Roman" w:hAnsi="Times New Roman" w:cs="Times New Roman"/>
+                <w:b/>
+                <w:bCs/>
+                <w:szCs w:val="22"/>
+              </w:rPr>
+              <w:t>Extensions:</w:t>
+            </w:r>
+            <w:r>
+              <w:rPr>
+                <w:rFonts w:ascii="Times New Roman" w:hAnsi="Times New Roman" w:cs="Times New Roman"/>
+                <w:szCs w:val="22"/>
+              </w:rPr>
+              <w:t xml:space="preserve"> </w:t>
+            </w:r>
+          </w:p>
+          <w:p>
+            <w:pPr>
+              <w:autoSpaceDE w:val="0"/>
+              <w:autoSpaceDN w:val="0"/>
+              <w:adjustRightInd w:val="0"/>
+              <w:rPr>
+                <w:rFonts w:ascii="Times New Roman" w:hAnsi="Times New Roman" w:cs="Times New Roman"/>
+                <w:color w:val="000000"/>
+              </w:rPr>
+            </w:pPr>
+            <w:r>
+              <w:rPr>
+                <w:rFonts w:ascii="Times New Roman" w:hAnsi="Times New Roman" w:cs="Times New Roman"/>
+                <w:color w:val="000000"/>
+              </w:rPr>
+              <w:t>Suspend Account (15–30 days overdue) (UC-SA-ACC-05a</w:t>
+            </w:r>
+            <w:proofErr w:type="gramStart"/>
+            <w:r>
+              <w:rPr>
+                <w:rFonts w:ascii="Times New Roman" w:hAnsi="Times New Roman" w:cs="Times New Roman"/>
+                <w:color w:val="000000"/>
+              </w:rPr>
+              <w:t>);</w:t>
+            </w:r>
+            <w:proofErr w:type="gramEnd"/>
+          </w:p>
+          <w:p>
+            <w:pPr>
+              <w:autoSpaceDE w:val="0"/>
+              <w:autoSpaceDN w:val="0"/>
+              <w:adjustRightInd w:val="0"/>
+              <w:rPr>
+                <w:rFonts w:ascii="Times New Roman" w:hAnsi="Times New Roman" w:cs="Times New Roman"/>
+                <w:color w:val="000000"/>
+              </w:rPr>
+            </w:pPr>
+            <w:r>
+              <w:rPr>
+                <w:rFonts w:ascii="Times New Roman" w:hAnsi="Times New Roman" w:cs="Times New Roman"/>
+                <w:color w:val="000000"/>
+              </w:rPr>
+              <w:t>Flag Account as “in default” (&gt;30 days) (UC-SA-ACC-05b</w:t>
+            </w:r>
+            <w:proofErr w:type="gramStart"/>
+            <w:r>
+              <w:rPr>
+                <w:rFonts w:ascii="Times New Roman" w:hAnsi="Times New Roman" w:cs="Times New Roman"/>
+                <w:color w:val="000000"/>
+              </w:rPr>
+              <w:t>);</w:t>
+            </w:r>
+            <w:proofErr w:type="gramEnd"/>
+          </w:p>
+          <w:p>
+            <w:pPr>
+              <w:autoSpaceDE w:val="0"/>
+              <w:autoSpaceDN w:val="0"/>
+              <w:adjustRightInd w:val="0"/>
+              <w:rPr>
+                <w:rFonts w:ascii="Times New Roman" w:hAnsi="Times New Roman" w:cs="Times New Roman"/>
+                <w:color w:val="000000"/>
+              </w:rPr>
+            </w:pPr>
+            <w:r>
+              <w:rPr>
+                <w:rFonts w:ascii="Times New Roman" w:hAnsi="Times New Roman" w:cs="Times New Roman"/>
+                <w:color w:val="000000"/>
+              </w:rPr>
+              <w:t>Restore Suspended Account to “Normal” (UC-SA-ACC-05c</w:t>
+            </w:r>
+            <w:proofErr w:type="gramStart"/>
+            <w:r>
+              <w:rPr>
+                <w:rFonts w:ascii="Times New Roman" w:hAnsi="Times New Roman" w:cs="Times New Roman"/>
+                <w:color w:val="000000"/>
+              </w:rPr>
+              <w:t>);</w:t>
+            </w:r>
+            <w:proofErr w:type="gramEnd"/>
+          </w:p>
+          <w:p>
+            <w:pPr>
+              <w:rPr>
+                <w:rFonts w:ascii="Times New Roman" w:hAnsi="Times New Roman" w:cs="Times New Roman"/>
+                <w:szCs w:val="22"/>
+              </w:rPr>
+            </w:pPr>
+            <w:r>
+              <w:rPr>
+                <w:rFonts w:ascii="Times New Roman" w:hAnsi="Times New Roman" w:cs="Times New Roman"/>
+                <w:color w:val="000000"/>
+              </w:rPr>
+              <w:t>Change “in default” to “normal/suspended” (UC-SA-ACC-05d).</w:t>
+            </w:r>
+          </w:p>
+        </w:tc>
+      </w:tr>
+      <w:tr>
+        <w:tc>
+          <w:tcPr>
+            <w:tcW w:w="10292" w:type="dxa"/>
+            <w:gridSpan w:val="2"/>
+            <w:tcBorders>
+              <w:left w:val="single" w:sz="1" w:space="0" w:color="000000"/>
+              <w:bottom w:val="single" w:sz="1" w:space="0" w:color="000000"/>
+              <w:right w:val="single" w:sz="1" w:space="0" w:color="000000"/>
+            </w:tcBorders>
+          </w:tcPr>
+          <w:p>
+            <w:pPr>
+              <w:rPr>
+                <w:rFonts w:ascii="Times New Roman" w:hAnsi="Times New Roman" w:cs="Times New Roman"/>
+                <w:szCs w:val="22"/>
+              </w:rPr>
+            </w:pPr>
+            <w:r>
+              <w:rPr>
+                <w:rFonts w:ascii="Times New Roman" w:hAnsi="Times New Roman" w:cs="Times New Roman"/>
+                <w:b/>
+                <w:bCs/>
+                <w:szCs w:val="22"/>
+              </w:rPr>
+              <w:t>Inclusions:</w:t>
+            </w:r>
+            <w:r>
+              <w:rPr>
+                <w:rFonts w:ascii="Times New Roman" w:hAnsi="Times New Roman" w:cs="Times New Roman"/>
+                <w:szCs w:val="22"/>
+              </w:rPr>
+              <w:t xml:space="preserve"> </w:t>
+            </w:r>
+            <w:r>
+              <w:rPr>
+                <w:rFonts w:ascii="Times New Roman" w:hAnsi="Times New Roman" w:cs="Times New Roman"/>
+                <w:color w:val="000000"/>
+              </w:rPr>
+              <w:t>None.</w:t>
+            </w:r>
+          </w:p>
+        </w:tc>
+      </w:tr>
+      <w:tr>
+        <w:tc>
+          <w:tcPr>
+            <w:tcW w:w="10292" w:type="dxa"/>
+            <w:gridSpan w:val="2"/>
+            <w:tcBorders>
+              <w:left w:val="single" w:sz="1" w:space="0" w:color="000000"/>
+              <w:bottom w:val="single" w:sz="1" w:space="0" w:color="000000"/>
+              <w:right w:val="single" w:sz="1" w:space="0" w:color="000000"/>
+            </w:tcBorders>
+          </w:tcPr>
+          <w:p>
+            <w:pPr>
+              <w:rPr>
+                <w:rFonts w:ascii="Times New Roman" w:hAnsi="Times New Roman" w:cs="Times New Roman"/>
+                <w:b/>
+                <w:bCs/>
+                <w:szCs w:val="22"/>
+              </w:rPr>
+            </w:pPr>
+            <w:r>
+              <w:rPr>
+                <w:rFonts w:ascii="Times New Roman" w:hAnsi="Times New Roman" w:cs="Times New Roman"/>
+                <w:b/>
+                <w:bCs/>
+                <w:szCs w:val="22"/>
+              </w:rPr>
+              <w:t xml:space="preserve">Postconditions: </w:t>
+            </w:r>
+            <w:r>
+              <w:rPr>
+                <w:rFonts w:ascii="Times New Roman" w:hAnsi="Times New Roman" w:cs="Times New Roman"/>
+                <w:color w:val="000000"/>
+              </w:rPr>
+              <w:t>The merchant account status is updated according to the executed extension use case.</w:t>
+            </w:r>
+          </w:p>
+        </w:tc>
+      </w:tr>
+      <w:tr>
+        <w:tc>
+          <w:tcPr>
+            <w:tcW w:w="10292" w:type="dxa"/>
+            <w:gridSpan w:val="2"/>
+            <w:tcBorders>
+              <w:left w:val="single" w:sz="1" w:space="0" w:color="000000"/>
+              <w:bottom w:val="single" w:sz="1" w:space="0" w:color="000000"/>
+              <w:right w:val="single" w:sz="1" w:space="0" w:color="000000"/>
+            </w:tcBorders>
+          </w:tcPr>
+          <w:p>
+            <w:pPr>
+              <w:rPr>
+                <w:rFonts w:ascii="Times New Roman" w:hAnsi="Times New Roman" w:cs="Times New Roman"/>
+                <w:b/>
+                <w:bCs/>
+                <w:szCs w:val="22"/>
+              </w:rPr>
+            </w:pPr>
+            <w:r>
+              <w:rPr>
+                <w:rFonts w:ascii="Times New Roman" w:hAnsi="Times New Roman" w:cs="Times New Roman"/>
+                <w:b/>
+                <w:bCs/>
+                <w:szCs w:val="22"/>
+              </w:rPr>
+              <w:t xml:space="preserve">Alternative flows: </w:t>
+            </w:r>
+          </w:p>
+          <w:p>
+            <w:pPr>
+              <w:rPr>
+                <w:rFonts w:ascii="Times New Roman" w:hAnsi="Times New Roman" w:cs="Times New Roman"/>
+                <w:bCs/>
+                <w:szCs w:val="22"/>
+              </w:rPr>
+            </w:pPr>
+            <w:r>
+              <w:rPr>
+                <w:rFonts w:ascii="Times New Roman" w:hAnsi="Times New Roman" w:cs="Times New Roman"/>
+                <w:color w:val="000000"/>
+              </w:rPr>
+              <w:t>None (extensions handle alternatives).</w:t>
+            </w:r>
+          </w:p>
+        </w:tc>
+      </w:tr>
+    </w:tbl>
+    <w:p>
+      <w:pPr>
+        <w:rPr>
+          <w:rFonts w:ascii="Times New Roman" w:hAnsi="Times New Roman" w:cs="Times New Roman"/>
+        </w:rPr>
+      </w:pPr>
+    </w:p>
+    <w:p>
+      <w:pPr>
+        <w:rPr>
+          <w:rFonts w:ascii="Times New Roman" w:hAnsi="Times New Roman" w:cs="Times New Roman"/>
+          <w:b/>
+          <w:bCs/>
+          <w:color w:val="000000"/>
+        </w:rPr>
+      </w:pPr>
+      <w:r>
+        <w:rPr>
+          <w:rFonts w:ascii="Times New Roman" w:hAnsi="Times New Roman" w:cs="Times New Roman"/>
+          <w:b/>
+          <w:bCs/>
+          <w:color w:val="000000"/>
+        </w:rPr>
+        <w:t>UC-SA-ACC-05a — Suspend Account (15–30 days overdue) — extends Manage Account Status</w:t>
+      </w:r>
+    </w:p>
     <w:p>
       <w:pPr>
         <w:rPr>
@@ -7315,7 +8748,7 @@
                 <w:rFonts w:ascii="Times New Roman" w:hAnsi="Times New Roman" w:cs="Times New Roman"/>
                 <w:color w:val="000000"/>
               </w:rPr>
-              <w:t>UC-SA-ACC-04</w:t>
+              <w:t>UC-SA-ACC-05a</w:t>
             </w:r>
           </w:p>
         </w:tc>
@@ -7354,7 +8787,7 @@
                 <w:rFonts w:ascii="Times New Roman" w:hAnsi="Times New Roman" w:cs="Times New Roman"/>
                 <w:color w:val="000000"/>
               </w:rPr>
-              <w:t>Manage Discount Plan</w:t>
+              <w:t>Suspend Account (15–30 days overdue)</w:t>
             </w:r>
           </w:p>
         </w:tc>
@@ -7395,7 +8828,23 @@
                 <w:rFonts w:ascii="Times New Roman" w:hAnsi="Times New Roman" w:cs="Times New Roman"/>
                 <w:color w:val="000000"/>
               </w:rPr>
-              <w:t>The Administrator or Operations Manager updates the discount plan for an existing merchant account. The system supports fixed and flexible (monthly aggregated orders) discount plans.</w:t>
+              <w:t xml:space="preserve">When payment is overdue between 15 and 30 days, IPOS-SA suspends the merchant </w:t>
+            </w:r>
+            <w:proofErr w:type="gramStart"/>
+            <w:r>
+              <w:rPr>
+                <w:rFonts w:ascii="Times New Roman" w:hAnsi="Times New Roman" w:cs="Times New Roman"/>
+                <w:color w:val="000000"/>
+              </w:rPr>
+              <w:t>account</w:t>
+            </w:r>
+            <w:proofErr w:type="gramEnd"/>
+            <w:r>
+              <w:rPr>
+                <w:rFonts w:ascii="Times New Roman" w:hAnsi="Times New Roman" w:cs="Times New Roman"/>
+                <w:color w:val="000000"/>
+              </w:rPr>
+              <w:t xml:space="preserve"> so no further orders are accepted.</w:t>
             </w:r>
           </w:p>
         </w:tc>
@@ -7438,7 +8887,7 @@
                 <w:rFonts w:ascii="Times New Roman" w:hAnsi="Times New Roman" w:cs="Times New Roman"/>
                 <w:color w:val="000000"/>
               </w:rPr>
-              <w:t>Administrator; Operations Manager</w:t>
+              <w:t>System (Automated processes)</w:t>
             </w:r>
           </w:p>
         </w:tc>
@@ -7511,6 +8960,7 @@
                 <w:bCs/>
                 <w:szCs w:val="22"/>
               </w:rPr>
+              <w:lastRenderedPageBreak/>
               <w:t xml:space="preserve">Preconditions: </w:t>
             </w:r>
             <w:r>
@@ -7518,7 +8968,7 @@
                 <w:rFonts w:ascii="Times New Roman" w:hAnsi="Times New Roman" w:cs="Times New Roman"/>
                 <w:color w:val="000000"/>
               </w:rPr>
-              <w:t>The merchant account exists. The Administrator or Operations Manager is authenticated and authorised to manage discount plans.</w:t>
+              <w:t>The merchant account exists. The payment is overdue for more than 15 days and not more than 30 days.</w:t>
             </w:r>
           </w:p>
         </w:tc>
@@ -7568,7 +9018,7 @@
                 <w:rFonts w:ascii="Times New Roman" w:hAnsi="Times New Roman" w:cs="Times New Roman"/>
                 <w:color w:val="000000"/>
               </w:rPr>
-              <w:t>1. The Administrator or Operations Manager selects the merchant account to be updated.</w:t>
+              <w:t>1. The system detects that the merchant’s payment is overdue for more than 15 days and not more than 30 days.</w:t>
             </w:r>
           </w:p>
           <w:p>
@@ -7586,7 +9036,183 @@
                 <w:rFonts w:ascii="Times New Roman" w:hAnsi="Times New Roman" w:cs="Times New Roman"/>
                 <w:color w:val="000000"/>
               </w:rPr>
-              <w:t>2. The system displays the current discount plan.</w:t>
+              <w:t>2. The system changes the account status to suspended.</w:t>
+            </w:r>
+          </w:p>
+          <w:p>
+            <w:pPr>
+              <w:rPr>
+                <w:rFonts w:ascii="Times New Roman" w:hAnsi="Times New Roman" w:cs="Times New Roman"/>
+                <w:b/>
+                <w:bCs/>
+                <w:szCs w:val="22"/>
+              </w:rPr>
+            </w:pPr>
+            <w:r>
+              <w:rPr>
+                <w:rFonts w:ascii="Times New Roman" w:hAnsi="Times New Roman" w:cs="Times New Roman"/>
+                <w:color w:val="000000"/>
+              </w:rPr>
+              <w:t>3. The system prevents the merchant from placing new orders.</w:t>
+            </w:r>
+          </w:p>
+        </w:tc>
+      </w:tr>
+      <w:tr>
+        <w:tc>
+          <w:tcPr>
+            <w:tcW w:w="10292" w:type="dxa"/>
+            <w:gridSpan w:val="2"/>
+            <w:tcBorders>
+              <w:left w:val="single" w:sz="1" w:space="0" w:color="000000"/>
+              <w:bottom w:val="single" w:sz="1" w:space="0" w:color="000000"/>
+              <w:right w:val="single" w:sz="1" w:space="0" w:color="000000"/>
+            </w:tcBorders>
+          </w:tcPr>
+          <w:p>
+            <w:pPr>
+              <w:rPr>
+                <w:rFonts w:ascii="Times New Roman" w:hAnsi="Times New Roman" w:cs="Times New Roman"/>
+                <w:szCs w:val="22"/>
+              </w:rPr>
+            </w:pPr>
+            <w:r>
+              <w:rPr>
+                <w:rFonts w:ascii="Times New Roman" w:hAnsi="Times New Roman" w:cs="Times New Roman"/>
+                <w:b/>
+                <w:bCs/>
+                <w:szCs w:val="22"/>
+              </w:rPr>
+              <w:t>Extensions:</w:t>
+            </w:r>
+            <w:r>
+              <w:rPr>
+                <w:rFonts w:ascii="Times New Roman" w:hAnsi="Times New Roman" w:cs="Times New Roman"/>
+                <w:szCs w:val="22"/>
+              </w:rPr>
+              <w:t xml:space="preserve"> </w:t>
+            </w:r>
+            <w:r>
+              <w:rPr>
+                <w:rFonts w:ascii="Times New Roman" w:hAnsi="Times New Roman" w:cs="Times New Roman"/>
+                <w:color w:val="000000"/>
+              </w:rPr>
+              <w:t>None.</w:t>
+            </w:r>
+          </w:p>
+        </w:tc>
+      </w:tr>
+      <w:tr>
+        <w:tc>
+          <w:tcPr>
+            <w:tcW w:w="10292" w:type="dxa"/>
+            <w:gridSpan w:val="2"/>
+            <w:tcBorders>
+              <w:left w:val="single" w:sz="1" w:space="0" w:color="000000"/>
+              <w:bottom w:val="single" w:sz="1" w:space="0" w:color="000000"/>
+              <w:right w:val="single" w:sz="1" w:space="0" w:color="000000"/>
+            </w:tcBorders>
+          </w:tcPr>
+          <w:p>
+            <w:pPr>
+              <w:rPr>
+                <w:rFonts w:ascii="Times New Roman" w:hAnsi="Times New Roman" w:cs="Times New Roman"/>
+                <w:szCs w:val="22"/>
+              </w:rPr>
+            </w:pPr>
+            <w:r>
+              <w:rPr>
+                <w:rFonts w:ascii="Times New Roman" w:hAnsi="Times New Roman" w:cs="Times New Roman"/>
+                <w:b/>
+                <w:bCs/>
+                <w:szCs w:val="22"/>
+              </w:rPr>
+              <w:t>Inclusions:</w:t>
+            </w:r>
+            <w:r>
+              <w:rPr>
+                <w:rFonts w:ascii="Times New Roman" w:hAnsi="Times New Roman" w:cs="Times New Roman"/>
+                <w:szCs w:val="22"/>
+              </w:rPr>
+              <w:t xml:space="preserve"> </w:t>
+            </w:r>
+            <w:r>
+              <w:rPr>
+                <w:rFonts w:ascii="Times New Roman" w:hAnsi="Times New Roman" w:cs="Times New Roman"/>
+                <w:color w:val="000000"/>
+              </w:rPr>
+              <w:t>None.</w:t>
+            </w:r>
+          </w:p>
+        </w:tc>
+      </w:tr>
+      <w:tr>
+        <w:tc>
+          <w:tcPr>
+            <w:tcW w:w="10292" w:type="dxa"/>
+            <w:gridSpan w:val="2"/>
+            <w:tcBorders>
+              <w:left w:val="single" w:sz="1" w:space="0" w:color="000000"/>
+              <w:bottom w:val="single" w:sz="1" w:space="0" w:color="000000"/>
+              <w:right w:val="single" w:sz="1" w:space="0" w:color="000000"/>
+            </w:tcBorders>
+          </w:tcPr>
+          <w:p>
+            <w:pPr>
+              <w:rPr>
+                <w:rFonts w:ascii="Times New Roman" w:hAnsi="Times New Roman" w:cs="Times New Roman"/>
+                <w:b/>
+                <w:bCs/>
+                <w:szCs w:val="22"/>
+              </w:rPr>
+            </w:pPr>
+            <w:r>
+              <w:rPr>
+                <w:rFonts w:ascii="Times New Roman" w:hAnsi="Times New Roman" w:cs="Times New Roman"/>
+                <w:b/>
+                <w:bCs/>
+                <w:szCs w:val="22"/>
+              </w:rPr>
+              <w:t xml:space="preserve">Postconditions: </w:t>
+            </w:r>
+            <w:r>
+              <w:rPr>
+                <w:rFonts w:ascii="Times New Roman" w:hAnsi="Times New Roman" w:cs="Times New Roman"/>
+                <w:color w:val="000000"/>
+              </w:rPr>
+              <w:t>The merchant account status is set to suspended and the merchant is prevented from placing new orders.</w:t>
+            </w:r>
+          </w:p>
+        </w:tc>
+      </w:tr>
+      <w:tr>
+        <w:tc>
+          <w:tcPr>
+            <w:tcW w:w="10292" w:type="dxa"/>
+            <w:gridSpan w:val="2"/>
+            <w:tcBorders>
+              <w:left w:val="single" w:sz="1" w:space="0" w:color="000000"/>
+              <w:bottom w:val="single" w:sz="1" w:space="0" w:color="000000"/>
+              <w:right w:val="single" w:sz="1" w:space="0" w:color="000000"/>
+            </w:tcBorders>
+          </w:tcPr>
+          <w:p>
+            <w:pPr>
+              <w:rPr>
+                <w:rFonts w:ascii="Times New Roman" w:hAnsi="Times New Roman" w:cs="Times New Roman"/>
+                <w:b/>
+                <w:bCs/>
+                <w:szCs w:val="22"/>
+              </w:rPr>
+            </w:pPr>
+            <w:r>
+              <w:rPr>
+                <w:rFonts w:ascii="Times New Roman" w:hAnsi="Times New Roman" w:cs="Times New Roman"/>
+                <w:b/>
+                <w:bCs/>
+                <w:szCs w:val="22"/>
+              </w:rPr>
+              <w:t xml:space="preserve">Alternative flows: </w:t>
             </w:r>
           </w:p>
           <w:p>
@@ -7604,235 +9230,7 @@
                 <w:rFonts w:ascii="Times New Roman" w:hAnsi="Times New Roman" w:cs="Times New Roman"/>
                 <w:color w:val="000000"/>
               </w:rPr>
-              <w:t>3. The actor selects the required discount plan type and enters any required plan details.</w:t>
-            </w:r>
-          </w:p>
-          <w:p>
-            <w:pPr>
-              <w:autoSpaceDE w:val="0"/>
-              <w:autoSpaceDN w:val="0"/>
-              <w:adjustRightInd w:val="0"/>
-              <w:rPr>
-                <w:rFonts w:ascii="Times New Roman" w:hAnsi="Times New Roman" w:cs="Times New Roman"/>
-                <w:color w:val="000000"/>
-              </w:rPr>
-            </w:pPr>
-            <w:r>
-              <w:rPr>
-                <w:rFonts w:ascii="Times New Roman" w:hAnsi="Times New Roman" w:cs="Times New Roman"/>
-                <w:color w:val="000000"/>
-              </w:rPr>
-              <w:t>4. The system validates the entered plan information.</w:t>
-            </w:r>
-          </w:p>
-          <w:p>
-            <w:pPr>
-              <w:rPr>
-                <w:rFonts w:ascii="Times New Roman" w:hAnsi="Times New Roman" w:cs="Times New Roman"/>
-                <w:b/>
-                <w:bCs/>
-                <w:szCs w:val="22"/>
-              </w:rPr>
-            </w:pPr>
-            <w:r>
-              <w:rPr>
-                <w:rFonts w:ascii="Times New Roman" w:hAnsi="Times New Roman" w:cs="Times New Roman"/>
-                <w:color w:val="000000"/>
-              </w:rPr>
-              <w:t>5. If valid, the system stores the updated discount plan for the merchant account.</w:t>
-            </w:r>
-          </w:p>
-        </w:tc>
-      </w:tr>
-      <w:tr>
-        <w:tc>
-          <w:tcPr>
-            <w:tcW w:w="10292" w:type="dxa"/>
-            <w:gridSpan w:val="2"/>
-            <w:tcBorders>
-              <w:left w:val="single" w:sz="1" w:space="0" w:color="000000"/>
-              <w:bottom w:val="single" w:sz="1" w:space="0" w:color="000000"/>
-              <w:right w:val="single" w:sz="1" w:space="0" w:color="000000"/>
-            </w:tcBorders>
-          </w:tcPr>
-          <w:p>
-            <w:pPr>
-              <w:rPr>
-                <w:rFonts w:ascii="Times New Roman" w:hAnsi="Times New Roman" w:cs="Times New Roman"/>
-                <w:szCs w:val="22"/>
-              </w:rPr>
-            </w:pPr>
-            <w:r>
-              <w:rPr>
-                <w:rFonts w:ascii="Times New Roman" w:hAnsi="Times New Roman" w:cs="Times New Roman"/>
-                <w:b/>
-                <w:bCs/>
-                <w:szCs w:val="22"/>
-              </w:rPr>
-              <w:t>Extensions:</w:t>
-            </w:r>
-            <w:r>
-              <w:rPr>
-                <w:rFonts w:ascii="Times New Roman" w:hAnsi="Times New Roman" w:cs="Times New Roman"/>
-                <w:szCs w:val="22"/>
-              </w:rPr>
-              <w:t xml:space="preserve"> </w:t>
-            </w:r>
-            <w:r>
-              <w:rPr>
-                <w:rFonts w:ascii="Times New Roman" w:hAnsi="Times New Roman" w:cs="Times New Roman"/>
-                <w:color w:val="000000"/>
-              </w:rPr>
-              <w:t>None.</w:t>
-            </w:r>
-          </w:p>
-        </w:tc>
-      </w:tr>
-      <w:tr>
-        <w:tc>
-          <w:tcPr>
-            <w:tcW w:w="10292" w:type="dxa"/>
-            <w:gridSpan w:val="2"/>
-            <w:tcBorders>
-              <w:left w:val="single" w:sz="1" w:space="0" w:color="000000"/>
-              <w:bottom w:val="single" w:sz="1" w:space="0" w:color="000000"/>
-              <w:right w:val="single" w:sz="1" w:space="0" w:color="000000"/>
-            </w:tcBorders>
-          </w:tcPr>
-          <w:p>
-            <w:pPr>
-              <w:rPr>
-                <w:rFonts w:ascii="Times New Roman" w:hAnsi="Times New Roman" w:cs="Times New Roman"/>
-                <w:szCs w:val="22"/>
-              </w:rPr>
-            </w:pPr>
-            <w:r>
-              <w:rPr>
-                <w:rFonts w:ascii="Times New Roman" w:hAnsi="Times New Roman" w:cs="Times New Roman"/>
-                <w:b/>
-                <w:bCs/>
-                <w:szCs w:val="22"/>
-              </w:rPr>
-              <w:t>Inclusions:</w:t>
-            </w:r>
-            <w:r>
-              <w:rPr>
-                <w:rFonts w:ascii="Times New Roman" w:hAnsi="Times New Roman" w:cs="Times New Roman"/>
-                <w:szCs w:val="22"/>
-              </w:rPr>
-              <w:t xml:space="preserve"> </w:t>
-            </w:r>
-            <w:r>
-              <w:rPr>
-                <w:rFonts w:ascii="Times New Roman" w:hAnsi="Times New Roman" w:cs="Times New Roman"/>
-                <w:color w:val="000000"/>
-              </w:rPr>
-              <w:t>None.</w:t>
-            </w:r>
-          </w:p>
-        </w:tc>
-      </w:tr>
-      <w:tr>
-        <w:tc>
-          <w:tcPr>
-            <w:tcW w:w="10292" w:type="dxa"/>
-            <w:gridSpan w:val="2"/>
-            <w:tcBorders>
-              <w:left w:val="single" w:sz="1" w:space="0" w:color="000000"/>
-              <w:bottom w:val="single" w:sz="1" w:space="0" w:color="000000"/>
-              <w:right w:val="single" w:sz="1" w:space="0" w:color="000000"/>
-            </w:tcBorders>
-          </w:tcPr>
-          <w:p>
-            <w:pPr>
-              <w:rPr>
-                <w:rFonts w:ascii="Times New Roman" w:hAnsi="Times New Roman" w:cs="Times New Roman"/>
-                <w:b/>
-                <w:bCs/>
-                <w:szCs w:val="22"/>
-              </w:rPr>
-            </w:pPr>
-            <w:r>
-              <w:rPr>
-                <w:rFonts w:ascii="Times New Roman" w:hAnsi="Times New Roman" w:cs="Times New Roman"/>
-                <w:b/>
-                <w:bCs/>
-                <w:szCs w:val="22"/>
-              </w:rPr>
-              <w:t xml:space="preserve">Postconditions: </w:t>
-            </w:r>
-            <w:r>
-              <w:rPr>
-                <w:rFonts w:ascii="Times New Roman" w:hAnsi="Times New Roman" w:cs="Times New Roman"/>
-                <w:color w:val="000000"/>
-              </w:rPr>
-              <w:t>The merchant’s discount plan is updated and stored in IPOS-SA.</w:t>
-            </w:r>
-          </w:p>
-        </w:tc>
-      </w:tr>
-      <w:tr>
-        <w:tc>
-          <w:tcPr>
-            <w:tcW w:w="10292" w:type="dxa"/>
-            <w:gridSpan w:val="2"/>
-            <w:tcBorders>
-              <w:left w:val="single" w:sz="1" w:space="0" w:color="000000"/>
-              <w:bottom w:val="single" w:sz="1" w:space="0" w:color="000000"/>
-              <w:right w:val="single" w:sz="1" w:space="0" w:color="000000"/>
-            </w:tcBorders>
-          </w:tcPr>
-          <w:p>
-            <w:pPr>
-              <w:rPr>
-                <w:rFonts w:ascii="Times New Roman" w:hAnsi="Times New Roman" w:cs="Times New Roman"/>
-                <w:b/>
-                <w:bCs/>
-                <w:szCs w:val="22"/>
-              </w:rPr>
-            </w:pPr>
-            <w:r>
-              <w:rPr>
-                <w:rFonts w:ascii="Times New Roman" w:hAnsi="Times New Roman" w:cs="Times New Roman"/>
-                <w:b/>
-                <w:bCs/>
-                <w:szCs w:val="22"/>
-              </w:rPr>
-              <w:t xml:space="preserve">Alternative flows: </w:t>
-            </w:r>
-          </w:p>
-          <w:p>
-            <w:pPr>
-              <w:autoSpaceDE w:val="0"/>
-              <w:autoSpaceDN w:val="0"/>
-              <w:adjustRightInd w:val="0"/>
-              <w:rPr>
-                <w:rFonts w:ascii="Times New Roman" w:hAnsi="Times New Roman" w:cs="Times New Roman"/>
-                <w:color w:val="000000"/>
-              </w:rPr>
-            </w:pPr>
-            <w:r>
-              <w:rPr>
-                <w:rFonts w:ascii="Times New Roman" w:hAnsi="Times New Roman" w:cs="Times New Roman"/>
-                <w:color w:val="000000"/>
-              </w:rPr>
-              <w:t>A1: The actor cancels the process → The discount plan remains unchanged.</w:t>
-            </w:r>
-          </w:p>
-          <w:p>
-            <w:pPr>
-              <w:rPr>
-                <w:rFonts w:ascii="Times New Roman" w:hAnsi="Times New Roman" w:cs="Times New Roman"/>
-                <w:bCs/>
-                <w:szCs w:val="22"/>
-              </w:rPr>
-            </w:pPr>
-            <w:r>
-              <w:rPr>
-                <w:rFonts w:ascii="Times New Roman" w:hAnsi="Times New Roman" w:cs="Times New Roman"/>
-                <w:color w:val="000000"/>
-              </w:rPr>
-              <w:t xml:space="preserve">A2: The entered plan information is invalid → The system displays an error </w:t>
+              <w:t xml:space="preserve">A1: If the payment is overdue for 15 days or less → The account is not </w:t>
             </w:r>
             <w:proofErr w:type="gramStart"/>
             <w:r>
@@ -7840,7 +9238,7 @@
                 <w:rFonts w:ascii="Times New Roman" w:hAnsi="Times New Roman" w:cs="Times New Roman"/>
                 <w:color w:val="000000"/>
               </w:rPr>
-              <w:t>message</w:t>
+              <w:t>suspended</w:t>
             </w:r>
             <w:proofErr w:type="gramEnd"/>
             <w:r>
@@ -7848,7 +9246,23 @@
                 <w:rFonts w:ascii="Times New Roman" w:hAnsi="Times New Roman" w:cs="Times New Roman"/>
                 <w:color w:val="000000"/>
               </w:rPr>
-              <w:t xml:space="preserve"> and the discount plan is not updated.</w:t>
+              <w:t xml:space="preserve"> and the Show Late Payment Reminder (&lt;= 15 days overdue) use case applies (UC-SA-ORD-08).</w:t>
+            </w:r>
+          </w:p>
+          <w:p>
+            <w:pPr>
+              <w:rPr>
+                <w:rFonts w:ascii="Times New Roman" w:hAnsi="Times New Roman" w:cs="Times New Roman"/>
+                <w:bCs/>
+                <w:szCs w:val="22"/>
+              </w:rPr>
+            </w:pPr>
+            <w:r>
+              <w:rPr>
+                <w:rFonts w:ascii="Times New Roman" w:hAnsi="Times New Roman" w:cs="Times New Roman"/>
+                <w:color w:val="000000"/>
+              </w:rPr>
+              <w:t>A2: If the payment is overdue for more than 30 days → The account is flagged as “in default” (&gt;30 days) (UC-SA-ACC-05b).</w:t>
             </w:r>
           </w:p>
         </w:tc>
@@ -7884,640 +9298,7 @@
           <w:bCs/>
           <w:color w:val="000000"/>
         </w:rPr>
-        <w:t>UC-SA-ACC-05 — Manage Account Status</w:t>
-      </w:r>
-    </w:p>
-    <w:p>
-      <w:pPr>
-        <w:rPr>
-          <w:rFonts w:ascii="Times New Roman" w:hAnsi="Times New Roman" w:cs="Times New Roman"/>
-          <w:b/>
-          <w:bCs/>
-          <w:color w:val="000000"/>
-        </w:rPr>
-      </w:pPr>
-    </w:p>
-    <w:tbl>
-      <w:tblPr>
-        <w:tblW w:w="10292" w:type="dxa"/>
-        <w:tblInd w:w="-310" w:type="dxa"/>
-        <w:tblLayout w:type="fixed"/>
-        <w:tblCellMar>
-          <w:top w:w="55" w:type="dxa"/>
-          <w:left w:w="55" w:type="dxa"/>
-          <w:bottom w:w="55" w:type="dxa"/>
-          <w:right w:w="55" w:type="dxa"/>
-        </w:tblCellMar>
-        <w:tblLook w:val="0000" w:firstRow="0" w:lastRow="0" w:firstColumn="0" w:lastColumn="0" w:noHBand="0" w:noVBand="0"/>
-      </w:tblPr>
-      <w:tblGrid>
-        <w:gridCol w:w="4818"/>
-        <w:gridCol w:w="5474"/>
-      </w:tblGrid>
-      <w:tr>
-        <w:tc>
-          <w:tcPr>
-            <w:tcW w:w="4818" w:type="dxa"/>
-            <w:tcBorders>
-              <w:top w:val="single" w:sz="1" w:space="0" w:color="000000"/>
-              <w:left w:val="single" w:sz="1" w:space="0" w:color="000000"/>
-              <w:bottom w:val="single" w:sz="1" w:space="0" w:color="000000"/>
-              <w:right w:val="single" w:sz="1" w:space="0" w:color="000000"/>
-            </w:tcBorders>
-          </w:tcPr>
-          <w:p>
-            <w:pPr>
-              <w:rPr>
-                <w:rFonts w:ascii="Times New Roman" w:hAnsi="Times New Roman" w:cs="Times New Roman"/>
-              </w:rPr>
-            </w:pPr>
-            <w:r>
-              <w:rPr>
-                <w:rFonts w:ascii="Times New Roman" w:hAnsi="Times New Roman" w:cs="Times New Roman"/>
-                <w:b/>
-                <w:bCs/>
-              </w:rPr>
-              <w:t>Use case ID:</w:t>
-            </w:r>
-            <w:r>
-              <w:rPr>
-                <w:rFonts w:ascii="Times New Roman" w:hAnsi="Times New Roman" w:cs="Times New Roman"/>
-              </w:rPr>
-              <w:t xml:space="preserve"> </w:t>
-            </w:r>
-            <w:r>
-              <w:rPr>
-                <w:rFonts w:ascii="Times New Roman" w:hAnsi="Times New Roman" w:cs="Times New Roman"/>
-                <w:color w:val="000000"/>
-              </w:rPr>
-              <w:t>UC-SA-ACC-05</w:t>
-            </w:r>
-          </w:p>
-        </w:tc>
-        <w:tc>
-          <w:tcPr>
-            <w:tcW w:w="5474" w:type="dxa"/>
-            <w:tcBorders>
-              <w:top w:val="single" w:sz="1" w:space="0" w:color="000000"/>
-              <w:left w:val="single" w:sz="1" w:space="0" w:color="000000"/>
-              <w:bottom w:val="single" w:sz="1" w:space="0" w:color="000000"/>
-              <w:right w:val="single" w:sz="1" w:space="0" w:color="000000"/>
-            </w:tcBorders>
-          </w:tcPr>
-          <w:p>
-            <w:pPr>
-              <w:rPr>
-                <w:rFonts w:ascii="Times New Roman" w:hAnsi="Times New Roman" w:cs="Times New Roman"/>
-              </w:rPr>
-            </w:pPr>
-            <w:r>
-              <w:rPr>
-                <w:rFonts w:ascii="Times New Roman" w:hAnsi="Times New Roman" w:cs="Times New Roman"/>
-                <w:b/>
-                <w:bCs/>
-              </w:rPr>
-              <w:t>Use case:</w:t>
-            </w:r>
-            <w:r>
-              <w:rPr>
-                <w:rFonts w:ascii="Times New Roman" w:hAnsi="Times New Roman" w:cs="Times New Roman"/>
-              </w:rPr>
-              <w:t xml:space="preserve"> </w:t>
-            </w:r>
-            <w:r>
-              <w:rPr>
-                <w:rFonts w:ascii="Times New Roman" w:hAnsi="Times New Roman" w:cs="Times New Roman"/>
-                <w:color w:val="000000"/>
-              </w:rPr>
-              <w:t>Manage Account Status</w:t>
-            </w:r>
-          </w:p>
-        </w:tc>
-      </w:tr>
-      <w:tr>
-        <w:tc>
-          <w:tcPr>
-            <w:tcW w:w="10292" w:type="dxa"/>
-            <w:gridSpan w:val="2"/>
-            <w:tcBorders>
-              <w:left w:val="single" w:sz="1" w:space="0" w:color="000000"/>
-              <w:bottom w:val="single" w:sz="1" w:space="0" w:color="000000"/>
-              <w:right w:val="single" w:sz="1" w:space="0" w:color="000000"/>
-            </w:tcBorders>
-          </w:tcPr>
-          <w:p>
-            <w:pPr>
-              <w:rPr>
-                <w:rFonts w:ascii="Times New Roman" w:hAnsi="Times New Roman" w:cs="Times New Roman"/>
-              </w:rPr>
-            </w:pPr>
-            <w:r>
-              <w:rPr>
-                <w:rFonts w:ascii="Times New Roman" w:hAnsi="Times New Roman" w:cs="Times New Roman"/>
-                <w:b/>
-                <w:bCs/>
-              </w:rPr>
-              <w:lastRenderedPageBreak/>
-              <w:t>Brief Description:</w:t>
-            </w:r>
-            <w:r>
-              <w:rPr>
-                <w:rFonts w:ascii="Times New Roman" w:hAnsi="Times New Roman" w:cs="Times New Roman"/>
-              </w:rPr>
-              <w:t xml:space="preserve"> </w:t>
-            </w:r>
-            <w:r>
-              <w:rPr>
-                <w:rFonts w:ascii="Times New Roman" w:hAnsi="Times New Roman" w:cs="Times New Roman"/>
-                <w:color w:val="000000"/>
-              </w:rPr>
-              <w:t>This base use case allows an authorised user to manage the merchant account status. Specific status changes are handled through extension use cases.</w:t>
-            </w:r>
-          </w:p>
-        </w:tc>
-      </w:tr>
-      <w:tr>
-        <w:tc>
-          <w:tcPr>
-            <w:tcW w:w="10292" w:type="dxa"/>
-            <w:gridSpan w:val="2"/>
-            <w:tcBorders>
-              <w:left w:val="single" w:sz="1" w:space="0" w:color="000000"/>
-              <w:bottom w:val="single" w:sz="1" w:space="0" w:color="000000"/>
-              <w:right w:val="single" w:sz="1" w:space="0" w:color="000000"/>
-            </w:tcBorders>
-          </w:tcPr>
-          <w:p>
-            <w:pPr>
-              <w:rPr>
-                <w:rFonts w:ascii="Times New Roman" w:hAnsi="Times New Roman" w:cs="Times New Roman"/>
-                <w:b/>
-                <w:bCs/>
-              </w:rPr>
-            </w:pPr>
-            <w:r>
-              <w:rPr>
-                <w:rFonts w:ascii="Times New Roman" w:hAnsi="Times New Roman" w:cs="Times New Roman"/>
-                <w:b/>
-                <w:bCs/>
-              </w:rPr>
-              <w:t>Primary actors:</w:t>
-            </w:r>
-            <w:r>
-              <w:rPr>
-                <w:rFonts w:ascii="Times New Roman" w:hAnsi="Times New Roman" w:cs="Times New Roman"/>
-              </w:rPr>
-              <w:t xml:space="preserve"> </w:t>
-            </w:r>
-            <w:r>
-              <w:rPr>
-                <w:rFonts w:ascii="Times New Roman" w:hAnsi="Times New Roman" w:cs="Times New Roman"/>
-                <w:color w:val="000000"/>
-              </w:rPr>
-              <w:t>Administrator</w:t>
-            </w:r>
-          </w:p>
-        </w:tc>
-      </w:tr>
-      <w:tr>
-        <w:tc>
-          <w:tcPr>
-            <w:tcW w:w="10292" w:type="dxa"/>
-            <w:gridSpan w:val="2"/>
-            <w:tcBorders>
-              <w:left w:val="single" w:sz="1" w:space="0" w:color="000000"/>
-              <w:bottom w:val="single" w:sz="1" w:space="0" w:color="000000"/>
-              <w:right w:val="single" w:sz="1" w:space="0" w:color="000000"/>
-            </w:tcBorders>
-          </w:tcPr>
-          <w:p>
-            <w:pPr>
-              <w:rPr>
-                <w:rFonts w:ascii="Times New Roman" w:hAnsi="Times New Roman" w:cs="Times New Roman"/>
-              </w:rPr>
-            </w:pPr>
-            <w:r>
-              <w:rPr>
-                <w:rFonts w:ascii="Times New Roman" w:hAnsi="Times New Roman" w:cs="Times New Roman"/>
-                <w:b/>
-                <w:bCs/>
-              </w:rPr>
-              <w:t>Secondary actors:</w:t>
-            </w:r>
-            <w:r>
-              <w:rPr>
-                <w:rFonts w:ascii="Times New Roman" w:hAnsi="Times New Roman" w:cs="Times New Roman"/>
-              </w:rPr>
-              <w:t xml:space="preserve"> </w:t>
-            </w:r>
-            <w:r>
-              <w:rPr>
-                <w:rFonts w:ascii="Times New Roman" w:hAnsi="Times New Roman" w:cs="Times New Roman"/>
-                <w:color w:val="000000"/>
-              </w:rPr>
-              <w:t>None.</w:t>
-            </w:r>
-          </w:p>
-        </w:tc>
-      </w:tr>
-      <w:tr>
-        <w:tc>
-          <w:tcPr>
-            <w:tcW w:w="10292" w:type="dxa"/>
-            <w:gridSpan w:val="2"/>
-            <w:tcBorders>
-              <w:left w:val="single" w:sz="1" w:space="0" w:color="000000"/>
-              <w:bottom w:val="single" w:sz="1" w:space="0" w:color="000000"/>
-              <w:right w:val="single" w:sz="1" w:space="0" w:color="000000"/>
-            </w:tcBorders>
-          </w:tcPr>
-          <w:p>
-            <w:pPr>
-              <w:rPr>
-                <w:rFonts w:ascii="Times New Roman" w:hAnsi="Times New Roman" w:cs="Times New Roman"/>
-                <w:b/>
-                <w:bCs/>
-                <w:szCs w:val="22"/>
-              </w:rPr>
-            </w:pPr>
-            <w:r>
-              <w:rPr>
-                <w:rFonts w:ascii="Times New Roman" w:hAnsi="Times New Roman" w:cs="Times New Roman"/>
-                <w:b/>
-                <w:bCs/>
-                <w:szCs w:val="22"/>
-              </w:rPr>
-              <w:t xml:space="preserve">Preconditions: </w:t>
-            </w:r>
-            <w:r>
-              <w:rPr>
-                <w:rFonts w:ascii="Times New Roman" w:hAnsi="Times New Roman" w:cs="Times New Roman"/>
-                <w:color w:val="000000"/>
-              </w:rPr>
-              <w:t>A merchant account exists in IPOS-SA.</w:t>
-            </w:r>
-          </w:p>
-        </w:tc>
-      </w:tr>
-      <w:tr>
-        <w:tc>
-          <w:tcPr>
-            <w:tcW w:w="10292" w:type="dxa"/>
-            <w:gridSpan w:val="2"/>
-            <w:tcBorders>
-              <w:left w:val="single" w:sz="1" w:space="0" w:color="000000"/>
-              <w:bottom w:val="single" w:sz="1" w:space="0" w:color="000000"/>
-              <w:right w:val="single" w:sz="1" w:space="0" w:color="000000"/>
-            </w:tcBorders>
-          </w:tcPr>
-          <w:p>
-            <w:pPr>
-              <w:rPr>
-                <w:rFonts w:ascii="Times New Roman" w:hAnsi="Times New Roman" w:cs="Times New Roman"/>
-                <w:b/>
-                <w:bCs/>
-                <w:szCs w:val="22"/>
-              </w:rPr>
-            </w:pPr>
-            <w:r>
-              <w:rPr>
-                <w:rFonts w:ascii="Times New Roman" w:hAnsi="Times New Roman" w:cs="Times New Roman"/>
-                <w:b/>
-                <w:bCs/>
-                <w:szCs w:val="22"/>
-              </w:rPr>
-              <w:t xml:space="preserve">Main flow: </w:t>
-            </w:r>
-          </w:p>
-          <w:p>
-            <w:pPr>
-              <w:autoSpaceDE w:val="0"/>
-              <w:autoSpaceDN w:val="0"/>
-              <w:adjustRightInd w:val="0"/>
-              <w:rPr>
-                <w:rFonts w:ascii="Times New Roman" w:hAnsi="Times New Roman" w:cs="Times New Roman"/>
-                <w:color w:val="000000"/>
-              </w:rPr>
-            </w:pPr>
-            <w:r>
-              <w:rPr>
-                <w:rFonts w:ascii="Times New Roman" w:hAnsi="Times New Roman" w:cs="Times New Roman"/>
-                <w:color w:val="000000"/>
-              </w:rPr>
-              <w:t>1. The Administrator selects the option to manage a merchant account status.</w:t>
-            </w:r>
-          </w:p>
-          <w:p>
-            <w:pPr>
-              <w:rPr>
-                <w:rFonts w:ascii="Times New Roman" w:hAnsi="Times New Roman" w:cs="Times New Roman"/>
-                <w:b/>
-                <w:bCs/>
-                <w:szCs w:val="22"/>
-              </w:rPr>
-            </w:pPr>
-            <w:r>
-              <w:rPr>
-                <w:rFonts w:ascii="Times New Roman" w:hAnsi="Times New Roman" w:cs="Times New Roman"/>
-                <w:color w:val="000000"/>
-              </w:rPr>
-              <w:t>2. The system triggers the relevant extension use case depending on the requested status action.</w:t>
-            </w:r>
-          </w:p>
-        </w:tc>
-      </w:tr>
-      <w:tr>
-        <w:tc>
-          <w:tcPr>
-            <w:tcW w:w="10292" w:type="dxa"/>
-            <w:gridSpan w:val="2"/>
-            <w:tcBorders>
-              <w:left w:val="single" w:sz="1" w:space="0" w:color="000000"/>
-              <w:bottom w:val="single" w:sz="1" w:space="0" w:color="000000"/>
-              <w:right w:val="single" w:sz="1" w:space="0" w:color="000000"/>
-            </w:tcBorders>
-          </w:tcPr>
-          <w:p>
-            <w:pPr>
-              <w:autoSpaceDE w:val="0"/>
-              <w:autoSpaceDN w:val="0"/>
-              <w:adjustRightInd w:val="0"/>
-              <w:rPr>
-                <w:rFonts w:ascii="Times New Roman" w:hAnsi="Times New Roman" w:cs="Times New Roman"/>
-                <w:szCs w:val="22"/>
-              </w:rPr>
-            </w:pPr>
-            <w:r>
-              <w:rPr>
-                <w:rFonts w:ascii="Times New Roman" w:hAnsi="Times New Roman" w:cs="Times New Roman"/>
-                <w:b/>
-                <w:bCs/>
-                <w:szCs w:val="22"/>
-              </w:rPr>
-              <w:t>Extensions:</w:t>
-            </w:r>
-            <w:r>
-              <w:rPr>
-                <w:rFonts w:ascii="Times New Roman" w:hAnsi="Times New Roman" w:cs="Times New Roman"/>
-                <w:szCs w:val="22"/>
-              </w:rPr>
-              <w:t xml:space="preserve"> </w:t>
-            </w:r>
-          </w:p>
-          <w:p>
-            <w:pPr>
-              <w:autoSpaceDE w:val="0"/>
-              <w:autoSpaceDN w:val="0"/>
-              <w:adjustRightInd w:val="0"/>
-              <w:rPr>
-                <w:rFonts w:ascii="Times New Roman" w:hAnsi="Times New Roman" w:cs="Times New Roman"/>
-                <w:color w:val="000000"/>
-              </w:rPr>
-            </w:pPr>
-            <w:r>
-              <w:rPr>
-                <w:rFonts w:ascii="Times New Roman" w:hAnsi="Times New Roman" w:cs="Times New Roman"/>
-                <w:color w:val="000000"/>
-              </w:rPr>
-              <w:t>Suspend Account (15–30 days overdue) (UC-SA-ACC-05a</w:t>
-            </w:r>
-            <w:proofErr w:type="gramStart"/>
-            <w:r>
-              <w:rPr>
-                <w:rFonts w:ascii="Times New Roman" w:hAnsi="Times New Roman" w:cs="Times New Roman"/>
-                <w:color w:val="000000"/>
-              </w:rPr>
-              <w:t>);</w:t>
-            </w:r>
-            <w:proofErr w:type="gramEnd"/>
-          </w:p>
-          <w:p>
-            <w:pPr>
-              <w:autoSpaceDE w:val="0"/>
-              <w:autoSpaceDN w:val="0"/>
-              <w:adjustRightInd w:val="0"/>
-              <w:rPr>
-                <w:rFonts w:ascii="Times New Roman" w:hAnsi="Times New Roman" w:cs="Times New Roman"/>
-                <w:color w:val="000000"/>
-              </w:rPr>
-            </w:pPr>
-            <w:r>
-              <w:rPr>
-                <w:rFonts w:ascii="Times New Roman" w:hAnsi="Times New Roman" w:cs="Times New Roman"/>
-                <w:color w:val="000000"/>
-              </w:rPr>
-              <w:t>Flag Account as “in default” (&gt;30 days) (UC-SA-ACC-05b</w:t>
-            </w:r>
-            <w:proofErr w:type="gramStart"/>
-            <w:r>
-              <w:rPr>
-                <w:rFonts w:ascii="Times New Roman" w:hAnsi="Times New Roman" w:cs="Times New Roman"/>
-                <w:color w:val="000000"/>
-              </w:rPr>
-              <w:t>);</w:t>
-            </w:r>
-            <w:proofErr w:type="gramEnd"/>
-          </w:p>
-          <w:p>
-            <w:pPr>
-              <w:autoSpaceDE w:val="0"/>
-              <w:autoSpaceDN w:val="0"/>
-              <w:adjustRightInd w:val="0"/>
-              <w:rPr>
-                <w:rFonts w:ascii="Times New Roman" w:hAnsi="Times New Roman" w:cs="Times New Roman"/>
-                <w:color w:val="000000"/>
-              </w:rPr>
-            </w:pPr>
-            <w:r>
-              <w:rPr>
-                <w:rFonts w:ascii="Times New Roman" w:hAnsi="Times New Roman" w:cs="Times New Roman"/>
-                <w:color w:val="000000"/>
-              </w:rPr>
-              <w:t>Restore Suspended Account to “Normal” (UC-SA-ACC-05c</w:t>
-            </w:r>
-            <w:proofErr w:type="gramStart"/>
-            <w:r>
-              <w:rPr>
-                <w:rFonts w:ascii="Times New Roman" w:hAnsi="Times New Roman" w:cs="Times New Roman"/>
-                <w:color w:val="000000"/>
-              </w:rPr>
-              <w:t>);</w:t>
-            </w:r>
-            <w:proofErr w:type="gramEnd"/>
-          </w:p>
-          <w:p>
-            <w:pPr>
-              <w:rPr>
-                <w:rFonts w:ascii="Times New Roman" w:hAnsi="Times New Roman" w:cs="Times New Roman"/>
-                <w:szCs w:val="22"/>
-              </w:rPr>
-            </w:pPr>
-            <w:r>
-              <w:rPr>
-                <w:rFonts w:ascii="Times New Roman" w:hAnsi="Times New Roman" w:cs="Times New Roman"/>
-                <w:color w:val="000000"/>
-              </w:rPr>
-              <w:t>Change “in default” to “normal/suspended” (UC-SA-ACC-05d).</w:t>
-            </w:r>
-          </w:p>
-        </w:tc>
-      </w:tr>
-      <w:tr>
-        <w:tc>
-          <w:tcPr>
-            <w:tcW w:w="10292" w:type="dxa"/>
-            <w:gridSpan w:val="2"/>
-            <w:tcBorders>
-              <w:left w:val="single" w:sz="1" w:space="0" w:color="000000"/>
-              <w:bottom w:val="single" w:sz="1" w:space="0" w:color="000000"/>
-              <w:right w:val="single" w:sz="1" w:space="0" w:color="000000"/>
-            </w:tcBorders>
-          </w:tcPr>
-          <w:p>
-            <w:pPr>
-              <w:rPr>
-                <w:rFonts w:ascii="Times New Roman" w:hAnsi="Times New Roman" w:cs="Times New Roman"/>
-                <w:szCs w:val="22"/>
-              </w:rPr>
-            </w:pPr>
-            <w:r>
-              <w:rPr>
-                <w:rFonts w:ascii="Times New Roman" w:hAnsi="Times New Roman" w:cs="Times New Roman"/>
-                <w:b/>
-                <w:bCs/>
-                <w:szCs w:val="22"/>
-              </w:rPr>
-              <w:t>Inclusions:</w:t>
-            </w:r>
-            <w:r>
-              <w:rPr>
-                <w:rFonts w:ascii="Times New Roman" w:hAnsi="Times New Roman" w:cs="Times New Roman"/>
-                <w:szCs w:val="22"/>
-              </w:rPr>
-              <w:t xml:space="preserve"> </w:t>
-            </w:r>
-            <w:r>
-              <w:rPr>
-                <w:rFonts w:ascii="Times New Roman" w:hAnsi="Times New Roman" w:cs="Times New Roman"/>
-                <w:color w:val="000000"/>
-              </w:rPr>
-              <w:t>None.</w:t>
-            </w:r>
-          </w:p>
-        </w:tc>
-      </w:tr>
-      <w:tr>
-        <w:tc>
-          <w:tcPr>
-            <w:tcW w:w="10292" w:type="dxa"/>
-            <w:gridSpan w:val="2"/>
-            <w:tcBorders>
-              <w:left w:val="single" w:sz="1" w:space="0" w:color="000000"/>
-              <w:bottom w:val="single" w:sz="1" w:space="0" w:color="000000"/>
-              <w:right w:val="single" w:sz="1" w:space="0" w:color="000000"/>
-            </w:tcBorders>
-          </w:tcPr>
-          <w:p>
-            <w:pPr>
-              <w:rPr>
-                <w:rFonts w:ascii="Times New Roman" w:hAnsi="Times New Roman" w:cs="Times New Roman"/>
-                <w:b/>
-                <w:bCs/>
-                <w:szCs w:val="22"/>
-              </w:rPr>
-            </w:pPr>
-            <w:r>
-              <w:rPr>
-                <w:rFonts w:ascii="Times New Roman" w:hAnsi="Times New Roman" w:cs="Times New Roman"/>
-                <w:b/>
-                <w:bCs/>
-                <w:szCs w:val="22"/>
-              </w:rPr>
-              <w:t xml:space="preserve">Postconditions: </w:t>
-            </w:r>
-            <w:r>
-              <w:rPr>
-                <w:rFonts w:ascii="Times New Roman" w:hAnsi="Times New Roman" w:cs="Times New Roman"/>
-                <w:color w:val="000000"/>
-              </w:rPr>
-              <w:t>The merchant account status is updated according to the executed extension use case.</w:t>
-            </w:r>
-          </w:p>
-        </w:tc>
-      </w:tr>
-      <w:tr>
-        <w:tc>
-          <w:tcPr>
-            <w:tcW w:w="10292" w:type="dxa"/>
-            <w:gridSpan w:val="2"/>
-            <w:tcBorders>
-              <w:left w:val="single" w:sz="1" w:space="0" w:color="000000"/>
-              <w:bottom w:val="single" w:sz="1" w:space="0" w:color="000000"/>
-              <w:right w:val="single" w:sz="1" w:space="0" w:color="000000"/>
-            </w:tcBorders>
-          </w:tcPr>
-          <w:p>
-            <w:pPr>
-              <w:rPr>
-                <w:rFonts w:ascii="Times New Roman" w:hAnsi="Times New Roman" w:cs="Times New Roman"/>
-                <w:b/>
-                <w:bCs/>
-                <w:szCs w:val="22"/>
-              </w:rPr>
-            </w:pPr>
-            <w:r>
-              <w:rPr>
-                <w:rFonts w:ascii="Times New Roman" w:hAnsi="Times New Roman" w:cs="Times New Roman"/>
-                <w:b/>
-                <w:bCs/>
-                <w:szCs w:val="22"/>
-              </w:rPr>
-              <w:t xml:space="preserve">Alternative flows: </w:t>
-            </w:r>
-          </w:p>
-          <w:p>
-            <w:pPr>
-              <w:rPr>
-                <w:rFonts w:ascii="Times New Roman" w:hAnsi="Times New Roman" w:cs="Times New Roman"/>
-                <w:bCs/>
-                <w:szCs w:val="22"/>
-              </w:rPr>
-            </w:pPr>
-            <w:r>
-              <w:rPr>
-                <w:rFonts w:ascii="Times New Roman" w:hAnsi="Times New Roman" w:cs="Times New Roman"/>
-                <w:color w:val="000000"/>
-              </w:rPr>
-              <w:t>None (extensions handle alternatives).</w:t>
-            </w:r>
-          </w:p>
-        </w:tc>
-      </w:tr>
-    </w:tbl>
-    <w:p>
-      <w:pPr>
-        <w:rPr>
-          <w:rFonts w:ascii="Times New Roman" w:hAnsi="Times New Roman" w:cs="Times New Roman"/>
-        </w:rPr>
-      </w:pPr>
-    </w:p>
-    <w:p>
-      <w:pPr>
-        <w:rPr>
-          <w:rFonts w:ascii="Times New Roman" w:hAnsi="Times New Roman" w:cs="Times New Roman"/>
-          <w:b/>
-          <w:bCs/>
-          <w:color w:val="000000"/>
-        </w:rPr>
-      </w:pPr>
-      <w:r>
-        <w:rPr>
-          <w:rFonts w:ascii="Times New Roman" w:hAnsi="Times New Roman" w:cs="Times New Roman"/>
-          <w:b/>
-          <w:bCs/>
-          <w:color w:val="000000"/>
-        </w:rPr>
-        <w:t>UC-SA-ACC-05a — Suspend Account (15–30 days overdue) — extends Manage Account Status</w:t>
+        <w:t>UC-SA-ACC-05b — Flag Account as “in default” (&gt;30 days) — extends Manage Account Status</w:t>
       </w:r>
     </w:p>
     <w:p>
@@ -8557,6 +9338,9 @@
           </w:tcPr>
           <w:p>
             <w:pPr>
+              <w:tabs>
+                <w:tab w:val="center" w:pos="2354"/>
+              </w:tabs>
               <w:rPr>
                 <w:rFonts w:ascii="Times New Roman" w:hAnsi="Times New Roman" w:cs="Times New Roman"/>
               </w:rPr>
@@ -8580,7 +9364,7 @@
                 <w:rFonts w:ascii="Times New Roman" w:hAnsi="Times New Roman" w:cs="Times New Roman"/>
                 <w:color w:val="000000"/>
               </w:rPr>
-              <w:t>UC-SA-ACC-05a</w:t>
+              <w:t>UC-SA-ACC-05b</w:t>
             </w:r>
           </w:p>
         </w:tc>
@@ -8619,7 +9403,7 @@
                 <w:rFonts w:ascii="Times New Roman" w:hAnsi="Times New Roman" w:cs="Times New Roman"/>
                 <w:color w:val="000000"/>
               </w:rPr>
-              <w:t>Suspend Account (15–30 days overdue)</w:t>
+              <w:t>Flag Account as “in default” (&gt;30 days)</w:t>
             </w:r>
           </w:p>
         </w:tc>
@@ -8660,23 +9444,7 @@
                 <w:rFonts w:ascii="Times New Roman" w:hAnsi="Times New Roman" w:cs="Times New Roman"/>
                 <w:color w:val="000000"/>
               </w:rPr>
-              <w:t xml:space="preserve">When payment is overdue between 15 and 30 days, IPOS-SA suspends the merchant </w:t>
-            </w:r>
-            <w:proofErr w:type="gramStart"/>
-            <w:r>
-              <w:rPr>
-                <w:rFonts w:ascii="Times New Roman" w:hAnsi="Times New Roman" w:cs="Times New Roman"/>
-                <w:color w:val="000000"/>
-              </w:rPr>
-              <w:t>account</w:t>
-            </w:r>
-            <w:proofErr w:type="gramEnd"/>
-            <w:r>
-              <w:rPr>
-                <w:rFonts w:ascii="Times New Roman" w:hAnsi="Times New Roman" w:cs="Times New Roman"/>
-                <w:color w:val="000000"/>
-              </w:rPr>
-              <w:t xml:space="preserve"> so no further orders are accepted.</w:t>
+              <w:t>If a payment is overdue for more than 30 days, IPOS-SA flags the merchant account as "in default".</w:t>
             </w:r>
           </w:p>
         </w:tc>
@@ -8792,7 +9560,6 @@
                 <w:bCs/>
                 <w:szCs w:val="22"/>
               </w:rPr>
-              <w:lastRenderedPageBreak/>
               <w:t xml:space="preserve">Preconditions: </w:t>
             </w:r>
             <w:r>
@@ -8800,7 +9567,7 @@
                 <w:rFonts w:ascii="Times New Roman" w:hAnsi="Times New Roman" w:cs="Times New Roman"/>
                 <w:color w:val="000000"/>
               </w:rPr>
-              <w:t>The merchant account exists. The payment is overdue for more than 15 days and not more than 30 days.</w:t>
+              <w:t>The merchant account exists. The payment is overdue for more than 30 days.</w:t>
             </w:r>
           </w:p>
         </w:tc>
@@ -8850,42 +9617,25 @@
                 <w:rFonts w:ascii="Times New Roman" w:hAnsi="Times New Roman" w:cs="Times New Roman"/>
                 <w:color w:val="000000"/>
               </w:rPr>
-              <w:t>1. The system detects that the merchant’s payment is overdue for more than 15 days and not more than 30 days.</w:t>
-            </w:r>
-          </w:p>
-          <w:p>
-            <w:pPr>
-              <w:autoSpaceDE w:val="0"/>
-              <w:autoSpaceDN w:val="0"/>
-              <w:adjustRightInd w:val="0"/>
-              <w:rPr>
-                <w:rFonts w:ascii="Times New Roman" w:hAnsi="Times New Roman" w:cs="Times New Roman"/>
-                <w:color w:val="000000"/>
-              </w:rPr>
-            </w:pPr>
-            <w:r>
-              <w:rPr>
-                <w:rFonts w:ascii="Times New Roman" w:hAnsi="Times New Roman" w:cs="Times New Roman"/>
-                <w:color w:val="000000"/>
-              </w:rPr>
-              <w:t>2. The system changes the account status to suspended.</w:t>
-            </w:r>
-          </w:p>
-          <w:p>
-            <w:pPr>
-              <w:rPr>
-                <w:rFonts w:ascii="Times New Roman" w:hAnsi="Times New Roman" w:cs="Times New Roman"/>
-                <w:b/>
-                <w:bCs/>
-                <w:szCs w:val="22"/>
-              </w:rPr>
-            </w:pPr>
-            <w:r>
-              <w:rPr>
-                <w:rFonts w:ascii="Times New Roman" w:hAnsi="Times New Roman" w:cs="Times New Roman"/>
-                <w:color w:val="000000"/>
-              </w:rPr>
-              <w:t>3. The system prevents the merchant from placing new orders.</w:t>
+              <w:lastRenderedPageBreak/>
+              <w:t>1. The system detects that the merchant’s payment is overdue for more than 30 days.</w:t>
+            </w:r>
+          </w:p>
+          <w:p>
+            <w:pPr>
+              <w:rPr>
+                <w:rFonts w:ascii="Times New Roman" w:hAnsi="Times New Roman" w:cs="Times New Roman"/>
+                <w:b/>
+                <w:bCs/>
+                <w:szCs w:val="22"/>
+              </w:rPr>
+            </w:pPr>
+            <w:r>
+              <w:rPr>
+                <w:rFonts w:ascii="Times New Roman" w:hAnsi="Times New Roman" w:cs="Times New Roman"/>
+                <w:color w:val="000000"/>
+              </w:rPr>
+              <w:t>2. The system changes the merchant account status to "in default".</w:t>
             </w:r>
           </w:p>
         </w:tc>
@@ -8915,6 +9665,7 @@
                 <w:bCs/>
                 <w:szCs w:val="22"/>
               </w:rPr>
+              <w:lastRenderedPageBreak/>
               <w:t>Extensions:</w:t>
             </w:r>
             <w:r>
@@ -9012,7 +9763,7 @@
                 <w:rFonts w:ascii="Times New Roman" w:hAnsi="Times New Roman" w:cs="Times New Roman"/>
                 <w:color w:val="000000"/>
               </w:rPr>
-              <w:t>The merchant account status is set to suspended and the merchant is prevented from placing new orders.</w:t>
+              <w:t>The merchant account status is set to "in default".</w:t>
             </w:r>
           </w:p>
         </w:tc>
@@ -9049,52 +9800,18 @@
           </w:p>
           <w:p>
             <w:pPr>
-              <w:autoSpaceDE w:val="0"/>
-              <w:autoSpaceDN w:val="0"/>
-              <w:adjustRightInd w:val="0"/>
-              <w:rPr>
-                <w:rFonts w:ascii="Times New Roman" w:hAnsi="Times New Roman" w:cs="Times New Roman"/>
-                <w:color w:val="000000"/>
-              </w:rPr>
-            </w:pPr>
-            <w:r>
-              <w:rPr>
-                <w:rFonts w:ascii="Times New Roman" w:hAnsi="Times New Roman" w:cs="Times New Roman"/>
-                <w:color w:val="000000"/>
-              </w:rPr>
-              <w:t xml:space="preserve">A1: If the payment is overdue for 15 days or less → The account is not </w:t>
-            </w:r>
-            <w:proofErr w:type="gramStart"/>
-            <w:r>
-              <w:rPr>
-                <w:rFonts w:ascii="Times New Roman" w:hAnsi="Times New Roman" w:cs="Times New Roman"/>
-                <w:color w:val="000000"/>
-              </w:rPr>
-              <w:t>suspended</w:t>
-            </w:r>
-            <w:proofErr w:type="gramEnd"/>
-            <w:r>
-              <w:rPr>
-                <w:rFonts w:ascii="Times New Roman" w:hAnsi="Times New Roman" w:cs="Times New Roman"/>
-                <w:color w:val="000000"/>
-              </w:rPr>
-              <w:t xml:space="preserve"> and the Show Late Payment Reminder (&lt;= 15 days overdue) use case applies (UC-SA-ORD-08).</w:t>
-            </w:r>
-          </w:p>
-          <w:p>
-            <w:pPr>
-              <w:rPr>
-                <w:rFonts w:ascii="Times New Roman" w:hAnsi="Times New Roman" w:cs="Times New Roman"/>
-                <w:bCs/>
-                <w:szCs w:val="22"/>
-              </w:rPr>
-            </w:pPr>
-            <w:r>
-              <w:rPr>
-                <w:rFonts w:ascii="Times New Roman" w:hAnsi="Times New Roman" w:cs="Times New Roman"/>
-                <w:color w:val="000000"/>
-              </w:rPr>
-              <w:t>A2: If the payment is overdue for more than 30 days → The account is flagged as “in default” (&gt;30 days) (UC-SA-ACC-05b).</w:t>
+              <w:rPr>
+                <w:rFonts w:ascii="Times New Roman" w:hAnsi="Times New Roman" w:cs="Times New Roman"/>
+                <w:bCs/>
+                <w:szCs w:val="22"/>
+              </w:rPr>
+            </w:pPr>
+            <w:r>
+              <w:rPr>
+                <w:rFonts w:ascii="Times New Roman" w:hAnsi="Times New Roman" w:cs="Times New Roman"/>
+                <w:color w:val="000000"/>
+              </w:rPr>
+              <w:t>None.</w:t>
             </w:r>
           </w:p>
         </w:tc>
@@ -9111,13 +9828,6 @@
       <w:pPr>
         <w:rPr>
           <w:rFonts w:ascii="Times New Roman" w:hAnsi="Times New Roman" w:cs="Times New Roman"/>
-        </w:rPr>
-      </w:pPr>
-    </w:p>
-    <w:p>
-      <w:pPr>
-        <w:rPr>
-          <w:rFonts w:ascii="Times New Roman" w:hAnsi="Times New Roman" w:cs="Times New Roman"/>
           <w:b/>
           <w:bCs/>
           <w:color w:val="000000"/>
@@ -9130,13 +9840,15 @@
           <w:bCs/>
           <w:color w:val="000000"/>
         </w:rPr>
-        <w:t>UC-SA-ACC-05b — Flag Account as “in default” (&gt;30 days) — extends Manage Account Status</w:t>
+        <w:t>UC-SA-ACC-05c — Restore Suspended Account to “Normal” — extends Manage Account Status</w:t>
       </w:r>
     </w:p>
     <w:p>
       <w:pPr>
         <w:rPr>
           <w:rFonts w:ascii="Times New Roman" w:hAnsi="Times New Roman" w:cs="Times New Roman"/>
+          <w:b/>
+          <w:bCs/>
         </w:rPr>
       </w:pPr>
     </w:p>
@@ -9170,9 +9882,6 @@
           </w:tcPr>
           <w:p>
             <w:pPr>
-              <w:tabs>
-                <w:tab w:val="center" w:pos="2354"/>
-              </w:tabs>
               <w:rPr>
                 <w:rFonts w:ascii="Times New Roman" w:hAnsi="Times New Roman" w:cs="Times New Roman"/>
               </w:rPr>
@@ -9196,7 +9905,7 @@
                 <w:rFonts w:ascii="Times New Roman" w:hAnsi="Times New Roman" w:cs="Times New Roman"/>
                 <w:color w:val="000000"/>
               </w:rPr>
-              <w:t>UC-SA-ACC-05b</w:t>
+              <w:t>UC-SA-ACC-05c</w:t>
             </w:r>
           </w:p>
         </w:tc>
@@ -9235,7 +9944,7 @@
                 <w:rFonts w:ascii="Times New Roman" w:hAnsi="Times New Roman" w:cs="Times New Roman"/>
                 <w:color w:val="000000"/>
               </w:rPr>
-              <w:t>Flag Account as “in default” (&gt;30 days)</w:t>
+              <w:t>Restore Suspended Account to “Normal”</w:t>
             </w:r>
           </w:p>
         </w:tc>
@@ -9276,7 +9985,7 @@
                 <w:rFonts w:ascii="Times New Roman" w:hAnsi="Times New Roman" w:cs="Times New Roman"/>
                 <w:color w:val="000000"/>
               </w:rPr>
-              <w:t>If a payment is overdue for more than 30 days, IPOS-SA flags the merchant account as "in default".</w:t>
+              <w:t>If payment is received within 30 days of the payment deadline, the system restores a suspended account to “Normal” so the merchant can resume ordering.</w:t>
             </w:r>
           </w:p>
         </w:tc>
@@ -9399,7 +10108,7 @@
                 <w:rFonts w:ascii="Times New Roman" w:hAnsi="Times New Roman" w:cs="Times New Roman"/>
                 <w:color w:val="000000"/>
               </w:rPr>
-              <w:t>The merchant account exists. The payment is overdue for more than 30 days.</w:t>
+              <w:t>The account status is suspended. Payment has been received within 30 days of the payment deadline.</w:t>
             </w:r>
           </w:p>
         </w:tc>
@@ -9449,25 +10158,60 @@
                 <w:rFonts w:ascii="Times New Roman" w:hAnsi="Times New Roman" w:cs="Times New Roman"/>
                 <w:color w:val="000000"/>
               </w:rPr>
-              <w:lastRenderedPageBreak/>
-              <w:t>1. The system detects that the merchant’s payment is overdue for more than 30 days.</w:t>
-            </w:r>
-          </w:p>
-          <w:p>
-            <w:pPr>
-              <w:rPr>
-                <w:rFonts w:ascii="Times New Roman" w:hAnsi="Times New Roman" w:cs="Times New Roman"/>
-                <w:b/>
-                <w:bCs/>
-                <w:szCs w:val="22"/>
-              </w:rPr>
-            </w:pPr>
-            <w:r>
-              <w:rPr>
-                <w:rFonts w:ascii="Times New Roman" w:hAnsi="Times New Roman" w:cs="Times New Roman"/>
-                <w:color w:val="000000"/>
-              </w:rPr>
-              <w:t>2. The system changes the merchant account status to "in default".</w:t>
+              <w:t>1. The system detects that a payment has been received within 30 days of the payment deadline.</w:t>
+            </w:r>
+          </w:p>
+          <w:p>
+            <w:pPr>
+              <w:autoSpaceDE w:val="0"/>
+              <w:autoSpaceDN w:val="0"/>
+              <w:adjustRightInd w:val="0"/>
+              <w:rPr>
+                <w:rFonts w:ascii="Times New Roman" w:hAnsi="Times New Roman" w:cs="Times New Roman"/>
+                <w:color w:val="000000"/>
+              </w:rPr>
+            </w:pPr>
+            <w:r>
+              <w:rPr>
+                <w:rFonts w:ascii="Times New Roman" w:hAnsi="Times New Roman" w:cs="Times New Roman"/>
+                <w:color w:val="000000"/>
+              </w:rPr>
+              <w:t>2. The system verifies that the account status is suspended.</w:t>
+            </w:r>
+          </w:p>
+          <w:p>
+            <w:pPr>
+              <w:autoSpaceDE w:val="0"/>
+              <w:autoSpaceDN w:val="0"/>
+              <w:adjustRightInd w:val="0"/>
+              <w:rPr>
+                <w:rFonts w:ascii="Times New Roman" w:hAnsi="Times New Roman" w:cs="Times New Roman"/>
+                <w:color w:val="000000"/>
+              </w:rPr>
+            </w:pPr>
+            <w:r>
+              <w:rPr>
+                <w:rFonts w:ascii="Times New Roman" w:hAnsi="Times New Roman" w:cs="Times New Roman"/>
+                <w:color w:val="000000"/>
+              </w:rPr>
+              <w:t>3. The system changes the account status to “Normal”.</w:t>
+            </w:r>
+          </w:p>
+          <w:p>
+            <w:pPr>
+              <w:rPr>
+                <w:rFonts w:ascii="Times New Roman" w:hAnsi="Times New Roman" w:cs="Times New Roman"/>
+                <w:b/>
+                <w:bCs/>
+                <w:szCs w:val="22"/>
+              </w:rPr>
+            </w:pPr>
+            <w:r>
+              <w:rPr>
+                <w:rFonts w:ascii="Times New Roman" w:hAnsi="Times New Roman" w:cs="Times New Roman"/>
+                <w:color w:val="000000"/>
+              </w:rPr>
+              <w:t>4. The system allows the merchant to resume placing orders.</w:t>
             </w:r>
           </w:p>
         </w:tc>
@@ -9497,7 +10241,6 @@
                 <w:bCs/>
                 <w:szCs w:val="22"/>
               </w:rPr>
-              <w:lastRenderedPageBreak/>
               <w:t>Extensions:</w:t>
             </w:r>
             <w:r>
@@ -9595,7 +10338,7 @@
                 <w:rFonts w:ascii="Times New Roman" w:hAnsi="Times New Roman" w:cs="Times New Roman"/>
                 <w:color w:val="000000"/>
               </w:rPr>
-              <w:t>The merchant account status is set to "in default".</w:t>
+              <w:t>The merchant account status is set to “Normal” and ordering is enabled.</w:t>
             </w:r>
           </w:p>
         </w:tc>
@@ -9627,6 +10370,7 @@
                 <w:bCs/>
                 <w:szCs w:val="22"/>
               </w:rPr>
+              <w:lastRenderedPageBreak/>
               <w:t xml:space="preserve">Alternative flows: </w:t>
             </w:r>
           </w:p>
@@ -9643,7 +10387,7 @@
                 <w:rFonts w:ascii="Times New Roman" w:hAnsi="Times New Roman" w:cs="Times New Roman"/>
                 <w:color w:val="000000"/>
               </w:rPr>
-              <w:t>None.</w:t>
+              <w:t>A1: If payment is not received within 30 days of the payment deadline → The account is not restored to “Normal”.</w:t>
             </w:r>
           </w:p>
         </w:tc>
@@ -9653,6 +10397,9 @@
       <w:pPr>
         <w:rPr>
           <w:rFonts w:ascii="Times New Roman" w:hAnsi="Times New Roman" w:cs="Times New Roman"/>
+          <w:b/>
+          <w:bCs/>
+          <w:color w:val="000000"/>
         </w:rPr>
       </w:pPr>
     </w:p>
@@ -9672,7 +10419,7 @@
           <w:bCs/>
           <w:color w:val="000000"/>
         </w:rPr>
-        <w:t>UC-SA-ACC-05c — Restore Suspended Account to “Normal” — extends Manage Account Status</w:t>
+        <w:t>UC-SA-ACC-05d — Change “in default” to “normal/suspended” — extends Manage Account Status</w:t>
       </w:r>
     </w:p>
     <w:p>
@@ -9714,6 +10461,9 @@
           </w:tcPr>
           <w:p>
             <w:pPr>
+              <w:tabs>
+                <w:tab w:val="center" w:pos="2354"/>
+              </w:tabs>
               <w:rPr>
                 <w:rFonts w:ascii="Times New Roman" w:hAnsi="Times New Roman" w:cs="Times New Roman"/>
               </w:rPr>
@@ -9737,7 +10487,7 @@
                 <w:rFonts w:ascii="Times New Roman" w:hAnsi="Times New Roman" w:cs="Times New Roman"/>
                 <w:color w:val="000000"/>
               </w:rPr>
-              <w:t>UC-SA-ACC-05c</w:t>
+              <w:t>UC-SA-ACC-05d</w:t>
             </w:r>
           </w:p>
         </w:tc>
@@ -9776,7 +10526,7 @@
                 <w:rFonts w:ascii="Times New Roman" w:hAnsi="Times New Roman" w:cs="Times New Roman"/>
                 <w:color w:val="000000"/>
               </w:rPr>
-              <w:t>Restore Suspended Account to “Normal”</w:t>
+              <w:t>Change “in default” to “normal/suspended”</w:t>
             </w:r>
           </w:p>
         </w:tc>
@@ -9817,7 +10567,7 @@
                 <w:rFonts w:ascii="Times New Roman" w:hAnsi="Times New Roman" w:cs="Times New Roman"/>
                 <w:color w:val="000000"/>
               </w:rPr>
-              <w:t>If payment is received within 30 days of the payment deadline, the system restores a suspended account to “Normal” so the merchant can resume ordering.</w:t>
+              <w:t>An account that is in default can be changed to “Normal” or “Suspended” only after authorisation, and the Operations Manager performs the status change in IPOS-SA.</w:t>
             </w:r>
           </w:p>
         </w:tc>
@@ -9860,7 +10610,7 @@
                 <w:rFonts w:ascii="Times New Roman" w:hAnsi="Times New Roman" w:cs="Times New Roman"/>
                 <w:color w:val="000000"/>
               </w:rPr>
-              <w:t>System (Automated processes)</w:t>
+              <w:t>Operations Manager</w:t>
             </w:r>
           </w:p>
         </w:tc>
@@ -9940,7 +10690,7 @@
                 <w:rFonts w:ascii="Times New Roman" w:hAnsi="Times New Roman" w:cs="Times New Roman"/>
                 <w:color w:val="000000"/>
               </w:rPr>
-              <w:t>The account status is suspended. Payment has been received within 30 days of the payment deadline.</w:t>
+              <w:t>The merchant account status is “in default”. The Operations Manager is authenticated and authorised to change account status.</w:t>
             </w:r>
           </w:p>
         </w:tc>
@@ -9990,7 +10740,7 @@
                 <w:rFonts w:ascii="Times New Roman" w:hAnsi="Times New Roman" w:cs="Times New Roman"/>
                 <w:color w:val="000000"/>
               </w:rPr>
-              <w:t>1. The system detects that a payment has been received within 30 days of the payment deadline.</w:t>
+              <w:t>1. The Operations Manager selects the merchant account that is in default.</w:t>
             </w:r>
           </w:p>
           <w:p>
@@ -10008,7 +10758,7 @@
                 <w:rFonts w:ascii="Times New Roman" w:hAnsi="Times New Roman" w:cs="Times New Roman"/>
                 <w:color w:val="000000"/>
               </w:rPr>
-              <w:t>2. The system verifies that the account status is suspended.</w:t>
+              <w:t>2. The system displays the current account status.</w:t>
             </w:r>
           </w:p>
           <w:p>
@@ -10026,24 +10776,26 @@
                 <w:rFonts w:ascii="Times New Roman" w:hAnsi="Times New Roman" w:cs="Times New Roman"/>
                 <w:color w:val="000000"/>
               </w:rPr>
-              <w:t>3. The system changes the account status to “Normal”.</w:t>
-            </w:r>
-          </w:p>
-          <w:p>
-            <w:pPr>
-              <w:rPr>
-                <w:rFonts w:ascii="Times New Roman" w:hAnsi="Times New Roman" w:cs="Times New Roman"/>
-                <w:b/>
-                <w:bCs/>
-                <w:szCs w:val="22"/>
-              </w:rPr>
-            </w:pPr>
-            <w:r>
-              <w:rPr>
-                <w:rFonts w:ascii="Times New Roman" w:hAnsi="Times New Roman" w:cs="Times New Roman"/>
-                <w:color w:val="000000"/>
-              </w:rPr>
-              <w:t>4. The system allows the merchant to resume placing orders.</w:t>
+              <w:t>3. The Operations Manager selects the new status (“Normal” or “Suspended”).</w:t>
+            </w:r>
+          </w:p>
+          <w:p>
+            <w:pPr>
+              <w:autoSpaceDE w:val="0"/>
+              <w:autoSpaceDN w:val="0"/>
+              <w:adjustRightInd w:val="0"/>
+              <w:spacing w:after="240"/>
+              <w:rPr>
+                <w:rFonts w:ascii="Times New Roman" w:hAnsi="Times New Roman" w:cs="Times New Roman"/>
+                <w:color w:val="000000"/>
+              </w:rPr>
+            </w:pPr>
+            <w:r>
+              <w:rPr>
+                <w:rFonts w:ascii="Times New Roman" w:hAnsi="Times New Roman" w:cs="Times New Roman"/>
+                <w:color w:val="000000"/>
+              </w:rPr>
+              <w:t>4. The system updates the account status according to the authorised decision.</w:t>
             </w:r>
           </w:p>
         </w:tc>
@@ -10170,12 +10922,15 @@
                 <w:rFonts w:ascii="Times New Roman" w:hAnsi="Times New Roman" w:cs="Times New Roman"/>
                 <w:color w:val="000000"/>
               </w:rPr>
-              <w:t>The merchant account status is set to “Normal” and ordering is enabled.</w:t>
-            </w:r>
-          </w:p>
-        </w:tc>
-      </w:tr>
-      <w:tr>
+              <w:t>The merchant account status is updated to “Normal” or “Suspended”.</w:t>
+            </w:r>
+          </w:p>
+        </w:tc>
+      </w:tr>
+      <w:tr>
+        <w:trPr>
+          <w:trHeight w:val="553"/>
+        </w:trPr>
         <w:tc>
           <w:tcPr>
             <w:tcW w:w="10292" w:type="dxa"/>
@@ -10202,24 +10957,41 @@
                 <w:bCs/>
                 <w:szCs w:val="22"/>
               </w:rPr>
-              <w:lastRenderedPageBreak/>
               <w:t xml:space="preserve">Alternative flows: </w:t>
             </w:r>
           </w:p>
           <w:p>
             <w:pPr>
-              <w:rPr>
-                <w:rFonts w:ascii="Times New Roman" w:hAnsi="Times New Roman" w:cs="Times New Roman"/>
-                <w:bCs/>
-                <w:szCs w:val="22"/>
-              </w:rPr>
-            </w:pPr>
-            <w:r>
-              <w:rPr>
-                <w:rFonts w:ascii="Times New Roman" w:hAnsi="Times New Roman" w:cs="Times New Roman"/>
-                <w:color w:val="000000"/>
-              </w:rPr>
-              <w:t>A1: If payment is not received within 30 days of the payment deadline → The account is not restored to “Normal”.</w:t>
+              <w:autoSpaceDE w:val="0"/>
+              <w:autoSpaceDN w:val="0"/>
+              <w:adjustRightInd w:val="0"/>
+              <w:rPr>
+                <w:rFonts w:ascii="Times New Roman" w:hAnsi="Times New Roman" w:cs="Times New Roman"/>
+                <w:color w:val="000000"/>
+              </w:rPr>
+            </w:pPr>
+            <w:r>
+              <w:rPr>
+                <w:rFonts w:ascii="Times New Roman" w:hAnsi="Times New Roman" w:cs="Times New Roman"/>
+                <w:color w:val="000000"/>
+              </w:rPr>
+              <w:t>A1: The Operations Manager cancels the process → The account status remains “in default”.</w:t>
+            </w:r>
+          </w:p>
+          <w:p>
+            <w:pPr>
+              <w:rPr>
+                <w:rFonts w:ascii="Times New Roman" w:hAnsi="Times New Roman" w:cs="Times New Roman"/>
+                <w:bCs/>
+                <w:szCs w:val="22"/>
+              </w:rPr>
+            </w:pPr>
+            <w:r>
+              <w:rPr>
+                <w:rFonts w:ascii="Times New Roman" w:hAnsi="Times New Roman" w:cs="Times New Roman"/>
+                <w:color w:val="000000"/>
+              </w:rPr>
+              <w:t>A2: Authorisation is not granted → The account status remains “in default” and no status change is applied.</w:t>
             </w:r>
           </w:p>
         </w:tc>
@@ -10231,7 +11003,6 @@
           <w:rFonts w:ascii="Times New Roman" w:hAnsi="Times New Roman" w:cs="Times New Roman"/>
           <w:b/>
           <w:bCs/>
-          <w:color w:val="000000"/>
         </w:rPr>
       </w:pPr>
     </w:p>
@@ -10251,7 +11022,640 @@
           <w:bCs/>
           <w:color w:val="000000"/>
         </w:rPr>
-        <w:t>UC-SA-ACC-05d — Change “in default” to “normal/suspended” — extends Manage Account Status</w:t>
+        <w:t>UC-SA-CAT-01 — Maintain Catalogue (add/delete/update item, set min stock level)</w:t>
+      </w:r>
+    </w:p>
+    <w:p>
+      <w:pPr>
+        <w:rPr>
+          <w:rFonts w:ascii="Times New Roman" w:hAnsi="Times New Roman" w:cs="Times New Roman"/>
+          <w:b/>
+          <w:bCs/>
+        </w:rPr>
+      </w:pPr>
+    </w:p>
+    <w:tbl>
+      <w:tblPr>
+        <w:tblpPr w:leftFromText="180" w:rightFromText="180" w:vertAnchor="text" w:horzAnchor="margin" w:tblpXSpec="center" w:tblpY="10"/>
+        <w:tblW w:w="10292" w:type="dxa"/>
+        <w:tblLayout w:type="fixed"/>
+        <w:tblCellMar>
+          <w:top w:w="55" w:type="dxa"/>
+          <w:left w:w="55" w:type="dxa"/>
+          <w:bottom w:w="55" w:type="dxa"/>
+          <w:right w:w="55" w:type="dxa"/>
+        </w:tblCellMar>
+        <w:tblLook w:val="0000" w:firstRow="0" w:lastRow="0" w:firstColumn="0" w:lastColumn="0" w:noHBand="0" w:noVBand="0"/>
+      </w:tblPr>
+      <w:tblGrid>
+        <w:gridCol w:w="4818"/>
+        <w:gridCol w:w="5474"/>
+      </w:tblGrid>
+      <w:tr>
+        <w:tc>
+          <w:tcPr>
+            <w:tcW w:w="4818" w:type="dxa"/>
+            <w:tcBorders>
+              <w:top w:val="single" w:sz="1" w:space="0" w:color="000000"/>
+              <w:left w:val="single" w:sz="1" w:space="0" w:color="000000"/>
+              <w:bottom w:val="single" w:sz="1" w:space="0" w:color="000000"/>
+              <w:right w:val="single" w:sz="1" w:space="0" w:color="000000"/>
+            </w:tcBorders>
+          </w:tcPr>
+          <w:p>
+            <w:pPr>
+              <w:rPr>
+                <w:rFonts w:ascii="Times New Roman" w:hAnsi="Times New Roman" w:cs="Times New Roman"/>
+              </w:rPr>
+            </w:pPr>
+            <w:r>
+              <w:rPr>
+                <w:rFonts w:ascii="Times New Roman" w:hAnsi="Times New Roman" w:cs="Times New Roman"/>
+                <w:b/>
+                <w:bCs/>
+              </w:rPr>
+              <w:t>Use case ID:</w:t>
+            </w:r>
+            <w:r>
+              <w:rPr>
+                <w:rFonts w:ascii="Times New Roman" w:hAnsi="Times New Roman" w:cs="Times New Roman"/>
+              </w:rPr>
+              <w:t xml:space="preserve"> </w:t>
+            </w:r>
+            <w:r>
+              <w:rPr>
+                <w:rFonts w:ascii="Times New Roman" w:hAnsi="Times New Roman" w:cs="Times New Roman"/>
+                <w:color w:val="000000"/>
+              </w:rPr>
+              <w:t>UC-SA-CAT-01</w:t>
+            </w:r>
+          </w:p>
+        </w:tc>
+        <w:tc>
+          <w:tcPr>
+            <w:tcW w:w="5474" w:type="dxa"/>
+            <w:tcBorders>
+              <w:top w:val="single" w:sz="1" w:space="0" w:color="000000"/>
+              <w:left w:val="single" w:sz="1" w:space="0" w:color="000000"/>
+              <w:bottom w:val="single" w:sz="1" w:space="0" w:color="000000"/>
+              <w:right w:val="single" w:sz="1" w:space="0" w:color="000000"/>
+            </w:tcBorders>
+          </w:tcPr>
+          <w:p>
+            <w:pPr>
+              <w:rPr>
+                <w:rFonts w:ascii="Times New Roman" w:hAnsi="Times New Roman" w:cs="Times New Roman"/>
+              </w:rPr>
+            </w:pPr>
+            <w:r>
+              <w:rPr>
+                <w:rFonts w:ascii="Times New Roman" w:hAnsi="Times New Roman" w:cs="Times New Roman"/>
+                <w:b/>
+                <w:bCs/>
+              </w:rPr>
+              <w:t>Use case:</w:t>
+            </w:r>
+            <w:r>
+              <w:rPr>
+                <w:rFonts w:ascii="Times New Roman" w:hAnsi="Times New Roman" w:cs="Times New Roman"/>
+              </w:rPr>
+              <w:t xml:space="preserve"> </w:t>
+            </w:r>
+            <w:r>
+              <w:rPr>
+                <w:rFonts w:ascii="Times New Roman" w:hAnsi="Times New Roman" w:cs="Times New Roman"/>
+                <w:color w:val="000000"/>
+              </w:rPr>
+              <w:t>Maintain Catalogue (add/delete/update item, set min stock level)</w:t>
+            </w:r>
+          </w:p>
+        </w:tc>
+      </w:tr>
+      <w:tr>
+        <w:tc>
+          <w:tcPr>
+            <w:tcW w:w="10292" w:type="dxa"/>
+            <w:gridSpan w:val="2"/>
+            <w:tcBorders>
+              <w:left w:val="single" w:sz="1" w:space="0" w:color="000000"/>
+              <w:bottom w:val="single" w:sz="1" w:space="0" w:color="000000"/>
+              <w:right w:val="single" w:sz="1" w:space="0" w:color="000000"/>
+            </w:tcBorders>
+          </w:tcPr>
+          <w:p>
+            <w:pPr>
+              <w:rPr>
+                <w:rFonts w:ascii="Times New Roman" w:hAnsi="Times New Roman" w:cs="Times New Roman"/>
+              </w:rPr>
+            </w:pPr>
+            <w:r>
+              <w:rPr>
+                <w:rFonts w:ascii="Times New Roman" w:hAnsi="Times New Roman" w:cs="Times New Roman"/>
+                <w:b/>
+                <w:bCs/>
+              </w:rPr>
+              <w:t>Brief Description:</w:t>
+            </w:r>
+            <w:r>
+              <w:rPr>
+                <w:rFonts w:ascii="Times New Roman" w:hAnsi="Times New Roman" w:cs="Times New Roman"/>
+              </w:rPr>
+              <w:t xml:space="preserve"> </w:t>
+            </w:r>
+            <w:r>
+              <w:rPr>
+                <w:rFonts w:ascii="Times New Roman" w:hAnsi="Times New Roman" w:cs="Times New Roman"/>
+                <w:color w:val="000000"/>
+              </w:rPr>
+              <w:t>The Administrator maintains the electronic product catalogue by adding, deleting, or updating items and their attributes (e.g., item ID, description, unit price, availability, and minimum stock level).</w:t>
+            </w:r>
+          </w:p>
+        </w:tc>
+      </w:tr>
+      <w:tr>
+        <w:tc>
+          <w:tcPr>
+            <w:tcW w:w="10292" w:type="dxa"/>
+            <w:gridSpan w:val="2"/>
+            <w:tcBorders>
+              <w:left w:val="single" w:sz="1" w:space="0" w:color="000000"/>
+              <w:bottom w:val="single" w:sz="1" w:space="0" w:color="000000"/>
+              <w:right w:val="single" w:sz="1" w:space="0" w:color="000000"/>
+            </w:tcBorders>
+          </w:tcPr>
+          <w:p>
+            <w:pPr>
+              <w:rPr>
+                <w:rFonts w:ascii="Times New Roman" w:hAnsi="Times New Roman" w:cs="Times New Roman"/>
+                <w:b/>
+                <w:bCs/>
+              </w:rPr>
+            </w:pPr>
+            <w:r>
+              <w:rPr>
+                <w:rFonts w:ascii="Times New Roman" w:hAnsi="Times New Roman" w:cs="Times New Roman"/>
+                <w:b/>
+                <w:bCs/>
+              </w:rPr>
+              <w:t>Primary actors:</w:t>
+            </w:r>
+            <w:r>
+              <w:rPr>
+                <w:rFonts w:ascii="Times New Roman" w:hAnsi="Times New Roman" w:cs="Times New Roman"/>
+              </w:rPr>
+              <w:t xml:space="preserve"> </w:t>
+            </w:r>
+            <w:r>
+              <w:rPr>
+                <w:rFonts w:ascii="Times New Roman" w:hAnsi="Times New Roman" w:cs="Times New Roman"/>
+                <w:color w:val="000000"/>
+              </w:rPr>
+              <w:t>Administrator</w:t>
+            </w:r>
+          </w:p>
+        </w:tc>
+      </w:tr>
+      <w:tr>
+        <w:tc>
+          <w:tcPr>
+            <w:tcW w:w="10292" w:type="dxa"/>
+            <w:gridSpan w:val="2"/>
+            <w:tcBorders>
+              <w:left w:val="single" w:sz="1" w:space="0" w:color="000000"/>
+              <w:bottom w:val="single" w:sz="1" w:space="0" w:color="000000"/>
+              <w:right w:val="single" w:sz="1" w:space="0" w:color="000000"/>
+            </w:tcBorders>
+          </w:tcPr>
+          <w:p>
+            <w:pPr>
+              <w:rPr>
+                <w:rFonts w:ascii="Times New Roman" w:hAnsi="Times New Roman" w:cs="Times New Roman"/>
+              </w:rPr>
+            </w:pPr>
+            <w:r>
+              <w:rPr>
+                <w:rFonts w:ascii="Times New Roman" w:hAnsi="Times New Roman" w:cs="Times New Roman"/>
+                <w:b/>
+                <w:bCs/>
+              </w:rPr>
+              <w:t>Secondary actors:</w:t>
+            </w:r>
+            <w:r>
+              <w:rPr>
+                <w:rFonts w:ascii="Times New Roman" w:hAnsi="Times New Roman" w:cs="Times New Roman"/>
+              </w:rPr>
+              <w:t xml:space="preserve"> </w:t>
+            </w:r>
+            <w:r>
+              <w:rPr>
+                <w:rFonts w:ascii="Times New Roman" w:hAnsi="Times New Roman" w:cs="Times New Roman"/>
+                <w:color w:val="000000"/>
+              </w:rPr>
+              <w:t>None.</w:t>
+            </w:r>
+          </w:p>
+        </w:tc>
+      </w:tr>
+      <w:tr>
+        <w:tc>
+          <w:tcPr>
+            <w:tcW w:w="10292" w:type="dxa"/>
+            <w:gridSpan w:val="2"/>
+            <w:tcBorders>
+              <w:left w:val="single" w:sz="1" w:space="0" w:color="000000"/>
+              <w:bottom w:val="single" w:sz="1" w:space="0" w:color="000000"/>
+              <w:right w:val="single" w:sz="1" w:space="0" w:color="000000"/>
+            </w:tcBorders>
+          </w:tcPr>
+          <w:p>
+            <w:pPr>
+              <w:rPr>
+                <w:rFonts w:ascii="Times New Roman" w:hAnsi="Times New Roman" w:cs="Times New Roman"/>
+                <w:b/>
+                <w:bCs/>
+                <w:szCs w:val="22"/>
+              </w:rPr>
+            </w:pPr>
+            <w:r>
+              <w:rPr>
+                <w:rFonts w:ascii="Times New Roman" w:hAnsi="Times New Roman" w:cs="Times New Roman"/>
+                <w:b/>
+                <w:bCs/>
+                <w:szCs w:val="22"/>
+              </w:rPr>
+              <w:t xml:space="preserve">Preconditions: </w:t>
+            </w:r>
+            <w:r>
+              <w:rPr>
+                <w:rFonts w:ascii="Times New Roman" w:hAnsi="Times New Roman" w:cs="Times New Roman"/>
+                <w:color w:val="000000"/>
+              </w:rPr>
+              <w:t>The Administrator is authenticated and authorised. The product catalogue is available in IPOS-SA.</w:t>
+            </w:r>
+          </w:p>
+        </w:tc>
+      </w:tr>
+      <w:tr>
+        <w:tc>
+          <w:tcPr>
+            <w:tcW w:w="10292" w:type="dxa"/>
+            <w:gridSpan w:val="2"/>
+            <w:tcBorders>
+              <w:left w:val="single" w:sz="1" w:space="0" w:color="000000"/>
+              <w:bottom w:val="single" w:sz="1" w:space="0" w:color="000000"/>
+              <w:right w:val="single" w:sz="1" w:space="0" w:color="000000"/>
+            </w:tcBorders>
+          </w:tcPr>
+          <w:p>
+            <w:pPr>
+              <w:rPr>
+                <w:rFonts w:ascii="Times New Roman" w:hAnsi="Times New Roman" w:cs="Times New Roman"/>
+                <w:b/>
+                <w:bCs/>
+                <w:szCs w:val="22"/>
+              </w:rPr>
+            </w:pPr>
+            <w:r>
+              <w:rPr>
+                <w:rFonts w:ascii="Times New Roman" w:hAnsi="Times New Roman" w:cs="Times New Roman"/>
+                <w:b/>
+                <w:bCs/>
+                <w:szCs w:val="22"/>
+              </w:rPr>
+              <w:t xml:space="preserve">Main flow: </w:t>
+            </w:r>
+          </w:p>
+          <w:p>
+            <w:pPr>
+              <w:autoSpaceDE w:val="0"/>
+              <w:autoSpaceDN w:val="0"/>
+              <w:adjustRightInd w:val="0"/>
+              <w:rPr>
+                <w:rFonts w:ascii="Times New Roman" w:hAnsi="Times New Roman" w:cs="Times New Roman"/>
+                <w:color w:val="000000"/>
+              </w:rPr>
+            </w:pPr>
+            <w:r>
+              <w:rPr>
+                <w:rFonts w:ascii="Times New Roman" w:hAnsi="Times New Roman" w:cs="Times New Roman"/>
+                <w:color w:val="000000"/>
+              </w:rPr>
+              <w:t>1. The Administrator selects an option to add, update, or delete a catalogue item, or to set the minimum stock level for an item.</w:t>
+            </w:r>
+          </w:p>
+          <w:p>
+            <w:pPr>
+              <w:autoSpaceDE w:val="0"/>
+              <w:autoSpaceDN w:val="0"/>
+              <w:adjustRightInd w:val="0"/>
+              <w:rPr>
+                <w:rFonts w:ascii="Times New Roman" w:hAnsi="Times New Roman" w:cs="Times New Roman"/>
+                <w:color w:val="000000"/>
+              </w:rPr>
+            </w:pPr>
+            <w:r>
+              <w:rPr>
+                <w:rFonts w:ascii="Times New Roman" w:hAnsi="Times New Roman" w:cs="Times New Roman"/>
+                <w:color w:val="000000"/>
+              </w:rPr>
+              <w:t>2. The system displays the relevant item details or an empty form for a new item.</w:t>
+            </w:r>
+          </w:p>
+          <w:p>
+            <w:pPr>
+              <w:autoSpaceDE w:val="0"/>
+              <w:autoSpaceDN w:val="0"/>
+              <w:adjustRightInd w:val="0"/>
+              <w:rPr>
+                <w:rFonts w:ascii="Times New Roman" w:hAnsi="Times New Roman" w:cs="Times New Roman"/>
+                <w:color w:val="000000"/>
+              </w:rPr>
+            </w:pPr>
+            <w:r>
+              <w:rPr>
+                <w:rFonts w:ascii="Times New Roman" w:hAnsi="Times New Roman" w:cs="Times New Roman"/>
+                <w:color w:val="000000"/>
+              </w:rPr>
+              <w:t>3. The Administrator enters or edits the item information and confirms the change.</w:t>
+            </w:r>
+          </w:p>
+          <w:p>
+            <w:pPr>
+              <w:autoSpaceDE w:val="0"/>
+              <w:autoSpaceDN w:val="0"/>
+              <w:adjustRightInd w:val="0"/>
+              <w:rPr>
+                <w:rFonts w:ascii="Times New Roman" w:hAnsi="Times New Roman" w:cs="Times New Roman"/>
+                <w:color w:val="000000"/>
+              </w:rPr>
+            </w:pPr>
+            <w:r>
+              <w:rPr>
+                <w:rFonts w:ascii="Times New Roman" w:hAnsi="Times New Roman" w:cs="Times New Roman"/>
+                <w:color w:val="000000"/>
+              </w:rPr>
+              <w:t>4. The system validates the entered data.</w:t>
+            </w:r>
+          </w:p>
+          <w:p>
+            <w:pPr>
+              <w:rPr>
+                <w:rFonts w:ascii="Times New Roman" w:hAnsi="Times New Roman" w:cs="Times New Roman"/>
+                <w:b/>
+                <w:bCs/>
+                <w:szCs w:val="22"/>
+              </w:rPr>
+            </w:pPr>
+            <w:r>
+              <w:rPr>
+                <w:rFonts w:ascii="Times New Roman" w:hAnsi="Times New Roman" w:cs="Times New Roman"/>
+                <w:color w:val="000000"/>
+              </w:rPr>
+              <w:t>5. If valid, the system saves the changes to the catalogue.</w:t>
+            </w:r>
+          </w:p>
+        </w:tc>
+      </w:tr>
+      <w:tr>
+        <w:tc>
+          <w:tcPr>
+            <w:tcW w:w="10292" w:type="dxa"/>
+            <w:gridSpan w:val="2"/>
+            <w:tcBorders>
+              <w:left w:val="single" w:sz="1" w:space="0" w:color="000000"/>
+              <w:bottom w:val="single" w:sz="1" w:space="0" w:color="000000"/>
+              <w:right w:val="single" w:sz="1" w:space="0" w:color="000000"/>
+            </w:tcBorders>
+          </w:tcPr>
+          <w:p>
+            <w:pPr>
+              <w:rPr>
+                <w:rFonts w:ascii="Times New Roman" w:hAnsi="Times New Roman" w:cs="Times New Roman"/>
+                <w:szCs w:val="22"/>
+              </w:rPr>
+            </w:pPr>
+            <w:r>
+              <w:rPr>
+                <w:rFonts w:ascii="Times New Roman" w:hAnsi="Times New Roman" w:cs="Times New Roman"/>
+                <w:b/>
+                <w:bCs/>
+                <w:szCs w:val="22"/>
+              </w:rPr>
+              <w:t>Extensions:</w:t>
+            </w:r>
+            <w:r>
+              <w:rPr>
+                <w:rFonts w:ascii="Times New Roman" w:hAnsi="Times New Roman" w:cs="Times New Roman"/>
+                <w:szCs w:val="22"/>
+              </w:rPr>
+              <w:t xml:space="preserve"> </w:t>
+            </w:r>
+            <w:r>
+              <w:rPr>
+                <w:rFonts w:ascii="Times New Roman" w:hAnsi="Times New Roman" w:cs="Times New Roman"/>
+                <w:color w:val="000000"/>
+              </w:rPr>
+              <w:t>None.</w:t>
+            </w:r>
+          </w:p>
+        </w:tc>
+      </w:tr>
+      <w:tr>
+        <w:tc>
+          <w:tcPr>
+            <w:tcW w:w="10292" w:type="dxa"/>
+            <w:gridSpan w:val="2"/>
+            <w:tcBorders>
+              <w:left w:val="single" w:sz="1" w:space="0" w:color="000000"/>
+              <w:bottom w:val="single" w:sz="1" w:space="0" w:color="000000"/>
+              <w:right w:val="single" w:sz="1" w:space="0" w:color="000000"/>
+            </w:tcBorders>
+          </w:tcPr>
+          <w:p>
+            <w:pPr>
+              <w:rPr>
+                <w:rFonts w:ascii="Times New Roman" w:hAnsi="Times New Roman" w:cs="Times New Roman"/>
+                <w:szCs w:val="22"/>
+              </w:rPr>
+            </w:pPr>
+            <w:r>
+              <w:rPr>
+                <w:rFonts w:ascii="Times New Roman" w:hAnsi="Times New Roman" w:cs="Times New Roman"/>
+                <w:b/>
+                <w:bCs/>
+                <w:szCs w:val="22"/>
+              </w:rPr>
+              <w:t>Inclusions:</w:t>
+            </w:r>
+            <w:r>
+              <w:rPr>
+                <w:rFonts w:ascii="Times New Roman" w:hAnsi="Times New Roman" w:cs="Times New Roman"/>
+                <w:szCs w:val="22"/>
+              </w:rPr>
+              <w:t xml:space="preserve"> </w:t>
+            </w:r>
+            <w:r>
+              <w:rPr>
+                <w:rFonts w:ascii="Times New Roman" w:hAnsi="Times New Roman" w:cs="Times New Roman"/>
+                <w:color w:val="000000"/>
+              </w:rPr>
+              <w:t>None.</w:t>
+            </w:r>
+          </w:p>
+        </w:tc>
+      </w:tr>
+      <w:tr>
+        <w:tc>
+          <w:tcPr>
+            <w:tcW w:w="10292" w:type="dxa"/>
+            <w:gridSpan w:val="2"/>
+            <w:tcBorders>
+              <w:left w:val="single" w:sz="1" w:space="0" w:color="000000"/>
+              <w:bottom w:val="single" w:sz="1" w:space="0" w:color="000000"/>
+              <w:right w:val="single" w:sz="1" w:space="0" w:color="000000"/>
+            </w:tcBorders>
+          </w:tcPr>
+          <w:p>
+            <w:pPr>
+              <w:rPr>
+                <w:rFonts w:ascii="Times New Roman" w:hAnsi="Times New Roman" w:cs="Times New Roman"/>
+                <w:b/>
+                <w:bCs/>
+                <w:szCs w:val="22"/>
+              </w:rPr>
+            </w:pPr>
+            <w:r>
+              <w:rPr>
+                <w:rFonts w:ascii="Times New Roman" w:hAnsi="Times New Roman" w:cs="Times New Roman"/>
+                <w:b/>
+                <w:bCs/>
+                <w:szCs w:val="22"/>
+              </w:rPr>
+              <w:t xml:space="preserve">Postconditions: </w:t>
+            </w:r>
+            <w:r>
+              <w:rPr>
+                <w:rFonts w:ascii="Times New Roman" w:hAnsi="Times New Roman" w:cs="Times New Roman"/>
+                <w:color w:val="000000"/>
+              </w:rPr>
+              <w:t>The catalogue item is added, updated, or deleted (or the minimum stock level is updated), and the changes are stored in IPOS-SA.</w:t>
+            </w:r>
+          </w:p>
+        </w:tc>
+      </w:tr>
+      <w:tr>
+        <w:tc>
+          <w:tcPr>
+            <w:tcW w:w="10292" w:type="dxa"/>
+            <w:gridSpan w:val="2"/>
+            <w:tcBorders>
+              <w:left w:val="single" w:sz="1" w:space="0" w:color="000000"/>
+              <w:bottom w:val="single" w:sz="1" w:space="0" w:color="000000"/>
+              <w:right w:val="single" w:sz="1" w:space="0" w:color="000000"/>
+            </w:tcBorders>
+          </w:tcPr>
+          <w:p>
+            <w:pPr>
+              <w:rPr>
+                <w:rFonts w:ascii="Times New Roman" w:hAnsi="Times New Roman" w:cs="Times New Roman"/>
+                <w:b/>
+                <w:bCs/>
+                <w:szCs w:val="22"/>
+              </w:rPr>
+            </w:pPr>
+            <w:r>
+              <w:rPr>
+                <w:rFonts w:ascii="Times New Roman" w:hAnsi="Times New Roman" w:cs="Times New Roman"/>
+                <w:b/>
+                <w:bCs/>
+                <w:szCs w:val="22"/>
+              </w:rPr>
+              <w:t xml:space="preserve">Alternative flows: </w:t>
+            </w:r>
+          </w:p>
+          <w:p>
+            <w:pPr>
+              <w:autoSpaceDE w:val="0"/>
+              <w:autoSpaceDN w:val="0"/>
+              <w:adjustRightInd w:val="0"/>
+              <w:rPr>
+                <w:rFonts w:ascii="Times New Roman" w:hAnsi="Times New Roman" w:cs="Times New Roman"/>
+                <w:color w:val="000000"/>
+              </w:rPr>
+            </w:pPr>
+            <w:r>
+              <w:rPr>
+                <w:rFonts w:ascii="Times New Roman" w:hAnsi="Times New Roman" w:cs="Times New Roman"/>
+                <w:color w:val="000000"/>
+              </w:rPr>
+              <w:t>A1: The Administrator cancels the action → No catalogue changes are saved.</w:t>
+            </w:r>
+          </w:p>
+          <w:p>
+            <w:pPr>
+              <w:rPr>
+                <w:rFonts w:ascii="Times New Roman" w:hAnsi="Times New Roman" w:cs="Times New Roman"/>
+                <w:bCs/>
+                <w:szCs w:val="22"/>
+              </w:rPr>
+            </w:pPr>
+            <w:r>
+              <w:rPr>
+                <w:rFonts w:ascii="Times New Roman" w:hAnsi="Times New Roman" w:cs="Times New Roman"/>
+                <w:color w:val="000000"/>
+              </w:rPr>
+              <w:t>A2: Item data is invalid (e.g., duplicate item ID or invalid values) → The system displays an error message and no changes are saved.</w:t>
+            </w:r>
+          </w:p>
+        </w:tc>
+      </w:tr>
+    </w:tbl>
+    <w:p>
+      <w:pPr>
+        <w:rPr>
+          <w:rFonts w:ascii="Times New Roman" w:hAnsi="Times New Roman" w:cs="Times New Roman"/>
+        </w:rPr>
+      </w:pPr>
+    </w:p>
+    <w:p>
+      <w:pPr>
+        <w:rPr>
+          <w:rFonts w:ascii="Times New Roman" w:hAnsi="Times New Roman" w:cs="Times New Roman"/>
+        </w:rPr>
+      </w:pPr>
+    </w:p>
+    <w:p>
+      <w:pPr>
+        <w:rPr>
+          <w:rFonts w:ascii="Times New Roman" w:hAnsi="Times New Roman" w:cs="Times New Roman"/>
+        </w:rPr>
+      </w:pPr>
+    </w:p>
+    <w:p>
+      <w:pPr>
+        <w:rPr>
+          <w:rFonts w:ascii="Times New Roman" w:hAnsi="Times New Roman" w:cs="Times New Roman"/>
+        </w:rPr>
+      </w:pPr>
+    </w:p>
+    <w:p>
+      <w:pPr>
+        <w:rPr>
+          <w:rFonts w:ascii="Times New Roman" w:hAnsi="Times New Roman" w:cs="Times New Roman"/>
+          <w:b/>
+          <w:bCs/>
+          <w:color w:val="000000"/>
+        </w:rPr>
+      </w:pPr>
+      <w:r>
+        <w:rPr>
+          <w:rFonts w:ascii="Times New Roman" w:hAnsi="Times New Roman" w:cs="Times New Roman"/>
+          <w:b/>
+          <w:bCs/>
+          <w:color w:val="000000"/>
+        </w:rPr>
+        <w:lastRenderedPageBreak/>
+        <w:t>UC-SA-CAT-02 — Search Item (by Item ID / key term)</w:t>
       </w:r>
     </w:p>
     <w:p>
@@ -10293,1231 +11697,16 @@
           </w:tcPr>
           <w:p>
             <w:pPr>
-              <w:tabs>
-                <w:tab w:val="center" w:pos="2354"/>
-              </w:tabs>
-              <w:rPr>
-                <w:rFonts w:ascii="Times New Roman" w:hAnsi="Times New Roman" w:cs="Times New Roman"/>
-              </w:rPr>
-            </w:pPr>
-            <w:r>
-              <w:rPr>
-                <w:rFonts w:ascii="Times New Roman" w:hAnsi="Times New Roman" w:cs="Times New Roman"/>
-                <w:b/>
-                <w:bCs/>
-              </w:rPr>
-              <w:t>Use case ID:</w:t>
-            </w:r>
-            <w:r>
-              <w:rPr>
-                <w:rFonts w:ascii="Times New Roman" w:hAnsi="Times New Roman" w:cs="Times New Roman"/>
-              </w:rPr>
-              <w:t xml:space="preserve"> </w:t>
-            </w:r>
-            <w:r>
-              <w:rPr>
-                <w:rFonts w:ascii="Times New Roman" w:hAnsi="Times New Roman" w:cs="Times New Roman"/>
-                <w:color w:val="000000"/>
-              </w:rPr>
-              <w:t>UC-SA-ACC-05d</w:t>
-            </w:r>
-          </w:p>
-        </w:tc>
-        <w:tc>
-          <w:tcPr>
-            <w:tcW w:w="5474" w:type="dxa"/>
-            <w:tcBorders>
-              <w:top w:val="single" w:sz="1" w:space="0" w:color="000000"/>
-              <w:left w:val="single" w:sz="1" w:space="0" w:color="000000"/>
-              <w:bottom w:val="single" w:sz="1" w:space="0" w:color="000000"/>
-              <w:right w:val="single" w:sz="1" w:space="0" w:color="000000"/>
-            </w:tcBorders>
-          </w:tcPr>
-          <w:p>
-            <w:pPr>
-              <w:rPr>
-                <w:rFonts w:ascii="Times New Roman" w:hAnsi="Times New Roman" w:cs="Times New Roman"/>
-              </w:rPr>
-            </w:pPr>
-            <w:r>
-              <w:rPr>
-                <w:rFonts w:ascii="Times New Roman" w:hAnsi="Times New Roman" w:cs="Times New Roman"/>
-                <w:b/>
-                <w:bCs/>
-              </w:rPr>
-              <w:t>Use case:</w:t>
-            </w:r>
-            <w:r>
-              <w:rPr>
-                <w:rFonts w:ascii="Times New Roman" w:hAnsi="Times New Roman" w:cs="Times New Roman"/>
-              </w:rPr>
-              <w:t xml:space="preserve"> </w:t>
-            </w:r>
-            <w:r>
-              <w:rPr>
-                <w:rFonts w:ascii="Times New Roman" w:hAnsi="Times New Roman" w:cs="Times New Roman"/>
-                <w:color w:val="000000"/>
-              </w:rPr>
-              <w:t>Change “in default” to “normal/suspended”</w:t>
-            </w:r>
-          </w:p>
-        </w:tc>
-      </w:tr>
-      <w:tr>
-        <w:tc>
-          <w:tcPr>
-            <w:tcW w:w="10292" w:type="dxa"/>
-            <w:gridSpan w:val="2"/>
-            <w:tcBorders>
-              <w:left w:val="single" w:sz="1" w:space="0" w:color="000000"/>
-              <w:bottom w:val="single" w:sz="1" w:space="0" w:color="000000"/>
-              <w:right w:val="single" w:sz="1" w:space="0" w:color="000000"/>
-            </w:tcBorders>
-          </w:tcPr>
-          <w:p>
-            <w:pPr>
-              <w:rPr>
-                <w:rFonts w:ascii="Times New Roman" w:hAnsi="Times New Roman" w:cs="Times New Roman"/>
-              </w:rPr>
-            </w:pPr>
-            <w:r>
-              <w:rPr>
-                <w:rFonts w:ascii="Times New Roman" w:hAnsi="Times New Roman" w:cs="Times New Roman"/>
-                <w:b/>
-                <w:bCs/>
-              </w:rPr>
-              <w:t>Brief Description:</w:t>
-            </w:r>
-            <w:r>
-              <w:rPr>
-                <w:rFonts w:ascii="Times New Roman" w:hAnsi="Times New Roman" w:cs="Times New Roman"/>
-              </w:rPr>
-              <w:t xml:space="preserve"> </w:t>
-            </w:r>
-            <w:r>
-              <w:rPr>
-                <w:rFonts w:ascii="Times New Roman" w:hAnsi="Times New Roman" w:cs="Times New Roman"/>
-                <w:color w:val="000000"/>
-              </w:rPr>
-              <w:t>An account that is in default can be changed to “Normal” or “Suspended” only after authorisation, and the Operations Manager performs the status change in IPOS-SA.</w:t>
-            </w:r>
-          </w:p>
-        </w:tc>
-      </w:tr>
-      <w:tr>
-        <w:tc>
-          <w:tcPr>
-            <w:tcW w:w="10292" w:type="dxa"/>
-            <w:gridSpan w:val="2"/>
-            <w:tcBorders>
-              <w:left w:val="single" w:sz="1" w:space="0" w:color="000000"/>
-              <w:bottom w:val="single" w:sz="1" w:space="0" w:color="000000"/>
-              <w:right w:val="single" w:sz="1" w:space="0" w:color="000000"/>
-            </w:tcBorders>
-          </w:tcPr>
-          <w:p>
-            <w:pPr>
-              <w:rPr>
-                <w:rFonts w:ascii="Times New Roman" w:hAnsi="Times New Roman" w:cs="Times New Roman"/>
-                <w:b/>
-                <w:bCs/>
-              </w:rPr>
-            </w:pPr>
-            <w:r>
-              <w:rPr>
-                <w:rFonts w:ascii="Times New Roman" w:hAnsi="Times New Roman" w:cs="Times New Roman"/>
-                <w:b/>
-                <w:bCs/>
-              </w:rPr>
-              <w:t>Primary actors:</w:t>
-            </w:r>
-            <w:r>
-              <w:rPr>
-                <w:rFonts w:ascii="Times New Roman" w:hAnsi="Times New Roman" w:cs="Times New Roman"/>
-              </w:rPr>
-              <w:t xml:space="preserve"> </w:t>
-            </w:r>
-            <w:r>
-              <w:rPr>
-                <w:rFonts w:ascii="Times New Roman" w:hAnsi="Times New Roman" w:cs="Times New Roman"/>
-                <w:color w:val="000000"/>
-              </w:rPr>
-              <w:t>Operations Manager</w:t>
-            </w:r>
-          </w:p>
-        </w:tc>
-      </w:tr>
-      <w:tr>
-        <w:tc>
-          <w:tcPr>
-            <w:tcW w:w="10292" w:type="dxa"/>
-            <w:gridSpan w:val="2"/>
-            <w:tcBorders>
-              <w:left w:val="single" w:sz="1" w:space="0" w:color="000000"/>
-              <w:bottom w:val="single" w:sz="1" w:space="0" w:color="000000"/>
-              <w:right w:val="single" w:sz="1" w:space="0" w:color="000000"/>
-            </w:tcBorders>
-          </w:tcPr>
-          <w:p>
-            <w:pPr>
-              <w:rPr>
-                <w:rFonts w:ascii="Times New Roman" w:hAnsi="Times New Roman" w:cs="Times New Roman"/>
-              </w:rPr>
-            </w:pPr>
-            <w:r>
-              <w:rPr>
-                <w:rFonts w:ascii="Times New Roman" w:hAnsi="Times New Roman" w:cs="Times New Roman"/>
-                <w:b/>
-                <w:bCs/>
-              </w:rPr>
-              <w:t>Secondary actors:</w:t>
-            </w:r>
-            <w:r>
-              <w:rPr>
-                <w:rFonts w:ascii="Times New Roman" w:hAnsi="Times New Roman" w:cs="Times New Roman"/>
-              </w:rPr>
-              <w:t xml:space="preserve"> </w:t>
-            </w:r>
-            <w:r>
-              <w:rPr>
-                <w:rFonts w:ascii="Times New Roman" w:hAnsi="Times New Roman" w:cs="Times New Roman"/>
-                <w:color w:val="000000"/>
-              </w:rPr>
-              <w:t>None.</w:t>
-            </w:r>
-          </w:p>
-        </w:tc>
-      </w:tr>
-      <w:tr>
-        <w:tc>
-          <w:tcPr>
-            <w:tcW w:w="10292" w:type="dxa"/>
-            <w:gridSpan w:val="2"/>
-            <w:tcBorders>
-              <w:left w:val="single" w:sz="1" w:space="0" w:color="000000"/>
-              <w:bottom w:val="single" w:sz="1" w:space="0" w:color="000000"/>
-              <w:right w:val="single" w:sz="1" w:space="0" w:color="000000"/>
-            </w:tcBorders>
-          </w:tcPr>
-          <w:p>
-            <w:pPr>
-              <w:rPr>
-                <w:rFonts w:ascii="Times New Roman" w:hAnsi="Times New Roman" w:cs="Times New Roman"/>
-                <w:b/>
-                <w:bCs/>
-                <w:szCs w:val="22"/>
-              </w:rPr>
-            </w:pPr>
-            <w:r>
-              <w:rPr>
-                <w:rFonts w:ascii="Times New Roman" w:hAnsi="Times New Roman" w:cs="Times New Roman"/>
-                <w:b/>
-                <w:bCs/>
-                <w:szCs w:val="22"/>
-              </w:rPr>
-              <w:t xml:space="preserve">Preconditions: </w:t>
-            </w:r>
-            <w:r>
-              <w:rPr>
-                <w:rFonts w:ascii="Times New Roman" w:hAnsi="Times New Roman" w:cs="Times New Roman"/>
-                <w:color w:val="000000"/>
-              </w:rPr>
-              <w:t>The merchant account status is “in default”. The Operations Manager is authenticated and authorised to change account status.</w:t>
-            </w:r>
-          </w:p>
-        </w:tc>
-      </w:tr>
-      <w:tr>
-        <w:tc>
-          <w:tcPr>
-            <w:tcW w:w="10292" w:type="dxa"/>
-            <w:gridSpan w:val="2"/>
-            <w:tcBorders>
-              <w:left w:val="single" w:sz="1" w:space="0" w:color="000000"/>
-              <w:bottom w:val="single" w:sz="1" w:space="0" w:color="000000"/>
-              <w:right w:val="single" w:sz="1" w:space="0" w:color="000000"/>
-            </w:tcBorders>
-          </w:tcPr>
-          <w:p>
-            <w:pPr>
-              <w:rPr>
-                <w:rFonts w:ascii="Times New Roman" w:hAnsi="Times New Roman" w:cs="Times New Roman"/>
-                <w:b/>
-                <w:bCs/>
-                <w:szCs w:val="22"/>
-              </w:rPr>
-            </w:pPr>
-            <w:r>
-              <w:rPr>
-                <w:rFonts w:ascii="Times New Roman" w:hAnsi="Times New Roman" w:cs="Times New Roman"/>
-                <w:b/>
-                <w:bCs/>
-                <w:szCs w:val="22"/>
-              </w:rPr>
-              <w:t xml:space="preserve">Main flow: </w:t>
-            </w:r>
-          </w:p>
-          <w:p>
-            <w:pPr>
-              <w:autoSpaceDE w:val="0"/>
-              <w:autoSpaceDN w:val="0"/>
-              <w:adjustRightInd w:val="0"/>
-              <w:rPr>
-                <w:rFonts w:ascii="Times New Roman" w:hAnsi="Times New Roman" w:cs="Times New Roman"/>
-                <w:color w:val="000000"/>
-              </w:rPr>
-            </w:pPr>
-            <w:r>
-              <w:rPr>
-                <w:rFonts w:ascii="Times New Roman" w:hAnsi="Times New Roman" w:cs="Times New Roman"/>
-                <w:color w:val="000000"/>
-              </w:rPr>
-              <w:t>1. The Operations Manager selects the merchant account that is in default.</w:t>
-            </w:r>
-          </w:p>
-          <w:p>
-            <w:pPr>
-              <w:autoSpaceDE w:val="0"/>
-              <w:autoSpaceDN w:val="0"/>
-              <w:adjustRightInd w:val="0"/>
-              <w:rPr>
-                <w:rFonts w:ascii="Times New Roman" w:hAnsi="Times New Roman" w:cs="Times New Roman"/>
-                <w:color w:val="000000"/>
-              </w:rPr>
-            </w:pPr>
-            <w:r>
-              <w:rPr>
-                <w:rFonts w:ascii="Times New Roman" w:hAnsi="Times New Roman" w:cs="Times New Roman"/>
-                <w:color w:val="000000"/>
-              </w:rPr>
-              <w:t>2. The system displays the current account status.</w:t>
-            </w:r>
-          </w:p>
-          <w:p>
-            <w:pPr>
-              <w:autoSpaceDE w:val="0"/>
-              <w:autoSpaceDN w:val="0"/>
-              <w:adjustRightInd w:val="0"/>
-              <w:rPr>
-                <w:rFonts w:ascii="Times New Roman" w:hAnsi="Times New Roman" w:cs="Times New Roman"/>
-                <w:color w:val="000000"/>
-              </w:rPr>
-            </w:pPr>
-            <w:r>
-              <w:rPr>
-                <w:rFonts w:ascii="Times New Roman" w:hAnsi="Times New Roman" w:cs="Times New Roman"/>
-                <w:color w:val="000000"/>
-              </w:rPr>
-              <w:t>3. The Operations Manager selects the new status (“Normal” or “Suspended”).</w:t>
-            </w:r>
-          </w:p>
-          <w:p>
-            <w:pPr>
-              <w:autoSpaceDE w:val="0"/>
-              <w:autoSpaceDN w:val="0"/>
-              <w:adjustRightInd w:val="0"/>
-              <w:spacing w:after="240"/>
-              <w:rPr>
-                <w:rFonts w:ascii="Times New Roman" w:hAnsi="Times New Roman" w:cs="Times New Roman"/>
-                <w:color w:val="000000"/>
-              </w:rPr>
-            </w:pPr>
-            <w:r>
-              <w:rPr>
-                <w:rFonts w:ascii="Times New Roman" w:hAnsi="Times New Roman" w:cs="Times New Roman"/>
-                <w:color w:val="000000"/>
-              </w:rPr>
-              <w:t>4. The system updates the account status according to the authorised decision.</w:t>
-            </w:r>
-          </w:p>
-        </w:tc>
-      </w:tr>
-      <w:tr>
-        <w:tc>
-          <w:tcPr>
-            <w:tcW w:w="10292" w:type="dxa"/>
-            <w:gridSpan w:val="2"/>
-            <w:tcBorders>
-              <w:left w:val="single" w:sz="1" w:space="0" w:color="000000"/>
-              <w:bottom w:val="single" w:sz="1" w:space="0" w:color="000000"/>
-              <w:right w:val="single" w:sz="1" w:space="0" w:color="000000"/>
-            </w:tcBorders>
-          </w:tcPr>
-          <w:p>
-            <w:pPr>
-              <w:rPr>
-                <w:rFonts w:ascii="Times New Roman" w:hAnsi="Times New Roman" w:cs="Times New Roman"/>
-                <w:szCs w:val="22"/>
-              </w:rPr>
-            </w:pPr>
-            <w:r>
-              <w:rPr>
-                <w:rFonts w:ascii="Times New Roman" w:hAnsi="Times New Roman" w:cs="Times New Roman"/>
-                <w:b/>
-                <w:bCs/>
-                <w:szCs w:val="22"/>
-              </w:rPr>
-              <w:t>Extensions:</w:t>
-            </w:r>
-            <w:r>
-              <w:rPr>
-                <w:rFonts w:ascii="Times New Roman" w:hAnsi="Times New Roman" w:cs="Times New Roman"/>
-                <w:szCs w:val="22"/>
-              </w:rPr>
-              <w:t xml:space="preserve"> </w:t>
-            </w:r>
-            <w:r>
-              <w:rPr>
-                <w:rFonts w:ascii="Times New Roman" w:hAnsi="Times New Roman" w:cs="Times New Roman"/>
-                <w:color w:val="000000"/>
-              </w:rPr>
-              <w:t>None.</w:t>
-            </w:r>
-          </w:p>
-        </w:tc>
-      </w:tr>
-      <w:tr>
-        <w:tc>
-          <w:tcPr>
-            <w:tcW w:w="10292" w:type="dxa"/>
-            <w:gridSpan w:val="2"/>
-            <w:tcBorders>
-              <w:left w:val="single" w:sz="1" w:space="0" w:color="000000"/>
-              <w:bottom w:val="single" w:sz="1" w:space="0" w:color="000000"/>
-              <w:right w:val="single" w:sz="1" w:space="0" w:color="000000"/>
-            </w:tcBorders>
-          </w:tcPr>
-          <w:p>
-            <w:pPr>
-              <w:rPr>
-                <w:rFonts w:ascii="Times New Roman" w:hAnsi="Times New Roman" w:cs="Times New Roman"/>
-                <w:szCs w:val="22"/>
-              </w:rPr>
-            </w:pPr>
-            <w:r>
-              <w:rPr>
-                <w:rFonts w:ascii="Times New Roman" w:hAnsi="Times New Roman" w:cs="Times New Roman"/>
-                <w:b/>
-                <w:bCs/>
-                <w:szCs w:val="22"/>
-              </w:rPr>
-              <w:t>Inclusions:</w:t>
-            </w:r>
-            <w:r>
-              <w:rPr>
-                <w:rFonts w:ascii="Times New Roman" w:hAnsi="Times New Roman" w:cs="Times New Roman"/>
-                <w:szCs w:val="22"/>
-              </w:rPr>
-              <w:t xml:space="preserve"> </w:t>
-            </w:r>
-            <w:r>
-              <w:rPr>
-                <w:rFonts w:ascii="Times New Roman" w:hAnsi="Times New Roman" w:cs="Times New Roman"/>
-                <w:color w:val="000000"/>
-              </w:rPr>
-              <w:t>None.</w:t>
-            </w:r>
-          </w:p>
-        </w:tc>
-      </w:tr>
-      <w:tr>
-        <w:tc>
-          <w:tcPr>
-            <w:tcW w:w="10292" w:type="dxa"/>
-            <w:gridSpan w:val="2"/>
-            <w:tcBorders>
-              <w:left w:val="single" w:sz="1" w:space="0" w:color="000000"/>
-              <w:bottom w:val="single" w:sz="1" w:space="0" w:color="000000"/>
-              <w:right w:val="single" w:sz="1" w:space="0" w:color="000000"/>
-            </w:tcBorders>
-          </w:tcPr>
-          <w:p>
-            <w:pPr>
-              <w:rPr>
-                <w:rFonts w:ascii="Times New Roman" w:hAnsi="Times New Roman" w:cs="Times New Roman"/>
-                <w:b/>
-                <w:bCs/>
-                <w:szCs w:val="22"/>
-              </w:rPr>
-            </w:pPr>
-            <w:r>
-              <w:rPr>
-                <w:rFonts w:ascii="Times New Roman" w:hAnsi="Times New Roman" w:cs="Times New Roman"/>
-                <w:b/>
-                <w:bCs/>
-                <w:szCs w:val="22"/>
-              </w:rPr>
-              <w:t xml:space="preserve">Postconditions: </w:t>
-            </w:r>
-            <w:r>
-              <w:rPr>
-                <w:rFonts w:ascii="Times New Roman" w:hAnsi="Times New Roman" w:cs="Times New Roman"/>
-                <w:color w:val="000000"/>
-              </w:rPr>
-              <w:t>The merchant account status is updated to “Normal” or “Suspended”.</w:t>
-            </w:r>
-          </w:p>
-        </w:tc>
-      </w:tr>
-      <w:tr>
-        <w:trPr>
-          <w:trHeight w:val="553"/>
-        </w:trPr>
-        <w:tc>
-          <w:tcPr>
-            <w:tcW w:w="10292" w:type="dxa"/>
-            <w:gridSpan w:val="2"/>
-            <w:tcBorders>
-              <w:left w:val="single" w:sz="1" w:space="0" w:color="000000"/>
-              <w:bottom w:val="single" w:sz="1" w:space="0" w:color="000000"/>
-              <w:right w:val="single" w:sz="1" w:space="0" w:color="000000"/>
-            </w:tcBorders>
-          </w:tcPr>
-          <w:p>
-            <w:pPr>
-              <w:rPr>
-                <w:rFonts w:ascii="Times New Roman" w:hAnsi="Times New Roman" w:cs="Times New Roman"/>
-                <w:b/>
-                <w:bCs/>
-                <w:szCs w:val="22"/>
-              </w:rPr>
-            </w:pPr>
-            <w:r>
-              <w:rPr>
-                <w:rFonts w:ascii="Times New Roman" w:hAnsi="Times New Roman" w:cs="Times New Roman"/>
-                <w:b/>
-                <w:bCs/>
-                <w:szCs w:val="22"/>
-              </w:rPr>
-              <w:t xml:space="preserve">Alternative flows: </w:t>
-            </w:r>
-          </w:p>
-          <w:p>
-            <w:pPr>
-              <w:autoSpaceDE w:val="0"/>
-              <w:autoSpaceDN w:val="0"/>
-              <w:adjustRightInd w:val="0"/>
-              <w:rPr>
-                <w:rFonts w:ascii="Times New Roman" w:hAnsi="Times New Roman" w:cs="Times New Roman"/>
-                <w:color w:val="000000"/>
-              </w:rPr>
-            </w:pPr>
-            <w:r>
-              <w:rPr>
-                <w:rFonts w:ascii="Times New Roman" w:hAnsi="Times New Roman" w:cs="Times New Roman"/>
-                <w:color w:val="000000"/>
-              </w:rPr>
-              <w:t>A1: The Operations Manager cancels the process → The account status remains “in default”.</w:t>
-            </w:r>
-          </w:p>
-          <w:p>
-            <w:pPr>
-              <w:rPr>
-                <w:rFonts w:ascii="Times New Roman" w:hAnsi="Times New Roman" w:cs="Times New Roman"/>
-                <w:bCs/>
-                <w:szCs w:val="22"/>
-              </w:rPr>
-            </w:pPr>
-            <w:r>
-              <w:rPr>
-                <w:rFonts w:ascii="Times New Roman" w:hAnsi="Times New Roman" w:cs="Times New Roman"/>
-                <w:color w:val="000000"/>
-              </w:rPr>
-              <w:t>A2: Authorisation is not granted → The account status remains “in default” and no status change is applied.</w:t>
-            </w:r>
-          </w:p>
-        </w:tc>
-      </w:tr>
-    </w:tbl>
-    <w:p>
-      <w:pPr>
-        <w:rPr>
-          <w:rFonts w:ascii="Times New Roman" w:hAnsi="Times New Roman" w:cs="Times New Roman"/>
-          <w:b/>
-          <w:bCs/>
-        </w:rPr>
-      </w:pPr>
-    </w:p>
-    <w:p>
-      <w:pPr>
-        <w:rPr>
-          <w:rFonts w:ascii="Times New Roman" w:hAnsi="Times New Roman" w:cs="Times New Roman"/>
-          <w:b/>
-          <w:bCs/>
-          <w:color w:val="000000"/>
-        </w:rPr>
-      </w:pPr>
-      <w:r>
-        <w:rPr>
-          <w:rFonts w:ascii="Times New Roman" w:hAnsi="Times New Roman" w:cs="Times New Roman"/>
-          <w:b/>
-          <w:bCs/>
-          <w:color w:val="000000"/>
-        </w:rPr>
-        <w:t>UC-SA-CAT-01 — Maintain Catalogue (add/delete/update item, set min stock level)</w:t>
-      </w:r>
-    </w:p>
-    <w:p>
-      <w:pPr>
-        <w:rPr>
-          <w:rFonts w:ascii="Times New Roman" w:hAnsi="Times New Roman" w:cs="Times New Roman"/>
-          <w:b/>
-          <w:bCs/>
-        </w:rPr>
-      </w:pPr>
-    </w:p>
-    <w:tbl>
-      <w:tblPr>
-        <w:tblpPr w:leftFromText="180" w:rightFromText="180" w:vertAnchor="text" w:horzAnchor="margin" w:tblpXSpec="center" w:tblpY="10"/>
-        <w:tblW w:w="10292" w:type="dxa"/>
-        <w:tblLayout w:type="fixed"/>
-        <w:tblCellMar>
-          <w:top w:w="55" w:type="dxa"/>
-          <w:left w:w="55" w:type="dxa"/>
-          <w:bottom w:w="55" w:type="dxa"/>
-          <w:right w:w="55" w:type="dxa"/>
-        </w:tblCellMar>
-        <w:tblLook w:val="0000" w:firstRow="0" w:lastRow="0" w:firstColumn="0" w:lastColumn="0" w:noHBand="0" w:noVBand="0"/>
-      </w:tblPr>
-      <w:tblGrid>
-        <w:gridCol w:w="4818"/>
-        <w:gridCol w:w="5474"/>
-      </w:tblGrid>
-      <w:tr>
-        <w:tc>
-          <w:tcPr>
-            <w:tcW w:w="4818" w:type="dxa"/>
-            <w:tcBorders>
-              <w:top w:val="single" w:sz="1" w:space="0" w:color="000000"/>
-              <w:left w:val="single" w:sz="1" w:space="0" w:color="000000"/>
-              <w:bottom w:val="single" w:sz="1" w:space="0" w:color="000000"/>
-              <w:right w:val="single" w:sz="1" w:space="0" w:color="000000"/>
-            </w:tcBorders>
-          </w:tcPr>
-          <w:p>
-            <w:pPr>
-              <w:rPr>
-                <w:rFonts w:ascii="Times New Roman" w:hAnsi="Times New Roman" w:cs="Times New Roman"/>
-              </w:rPr>
-            </w:pPr>
-            <w:r>
-              <w:rPr>
-                <w:rFonts w:ascii="Times New Roman" w:hAnsi="Times New Roman" w:cs="Times New Roman"/>
-                <w:b/>
-                <w:bCs/>
-              </w:rPr>
-              <w:t>Use case ID:</w:t>
-            </w:r>
-            <w:r>
-              <w:rPr>
-                <w:rFonts w:ascii="Times New Roman" w:hAnsi="Times New Roman" w:cs="Times New Roman"/>
-              </w:rPr>
-              <w:t xml:space="preserve"> </w:t>
-            </w:r>
-            <w:r>
-              <w:rPr>
-                <w:rFonts w:ascii="Times New Roman" w:hAnsi="Times New Roman" w:cs="Times New Roman"/>
-                <w:color w:val="000000"/>
-              </w:rPr>
-              <w:t>UC-SA-CAT-01</w:t>
-            </w:r>
-          </w:p>
-        </w:tc>
-        <w:tc>
-          <w:tcPr>
-            <w:tcW w:w="5474" w:type="dxa"/>
-            <w:tcBorders>
-              <w:top w:val="single" w:sz="1" w:space="0" w:color="000000"/>
-              <w:left w:val="single" w:sz="1" w:space="0" w:color="000000"/>
-              <w:bottom w:val="single" w:sz="1" w:space="0" w:color="000000"/>
-              <w:right w:val="single" w:sz="1" w:space="0" w:color="000000"/>
-            </w:tcBorders>
-          </w:tcPr>
-          <w:p>
-            <w:pPr>
-              <w:rPr>
-                <w:rFonts w:ascii="Times New Roman" w:hAnsi="Times New Roman" w:cs="Times New Roman"/>
-              </w:rPr>
-            </w:pPr>
-            <w:r>
-              <w:rPr>
-                <w:rFonts w:ascii="Times New Roman" w:hAnsi="Times New Roman" w:cs="Times New Roman"/>
-                <w:b/>
-                <w:bCs/>
-              </w:rPr>
-              <w:t>Use case:</w:t>
-            </w:r>
-            <w:r>
-              <w:rPr>
-                <w:rFonts w:ascii="Times New Roman" w:hAnsi="Times New Roman" w:cs="Times New Roman"/>
-              </w:rPr>
-              <w:t xml:space="preserve"> </w:t>
-            </w:r>
-            <w:r>
-              <w:rPr>
-                <w:rFonts w:ascii="Times New Roman" w:hAnsi="Times New Roman" w:cs="Times New Roman"/>
-                <w:color w:val="000000"/>
-              </w:rPr>
-              <w:t>Maintain Catalogue (add/delete/update item, set min stock level)</w:t>
-            </w:r>
-          </w:p>
-        </w:tc>
-      </w:tr>
-      <w:tr>
-        <w:tc>
-          <w:tcPr>
-            <w:tcW w:w="10292" w:type="dxa"/>
-            <w:gridSpan w:val="2"/>
-            <w:tcBorders>
-              <w:left w:val="single" w:sz="1" w:space="0" w:color="000000"/>
-              <w:bottom w:val="single" w:sz="1" w:space="0" w:color="000000"/>
-              <w:right w:val="single" w:sz="1" w:space="0" w:color="000000"/>
-            </w:tcBorders>
-          </w:tcPr>
-          <w:p>
-            <w:pPr>
-              <w:rPr>
-                <w:rFonts w:ascii="Times New Roman" w:hAnsi="Times New Roman" w:cs="Times New Roman"/>
-              </w:rPr>
-            </w:pPr>
-            <w:r>
-              <w:rPr>
-                <w:rFonts w:ascii="Times New Roman" w:hAnsi="Times New Roman" w:cs="Times New Roman"/>
-                <w:b/>
-                <w:bCs/>
-              </w:rPr>
-              <w:t>Brief Description:</w:t>
-            </w:r>
-            <w:r>
-              <w:rPr>
-                <w:rFonts w:ascii="Times New Roman" w:hAnsi="Times New Roman" w:cs="Times New Roman"/>
-              </w:rPr>
-              <w:t xml:space="preserve"> </w:t>
-            </w:r>
-            <w:r>
-              <w:rPr>
-                <w:rFonts w:ascii="Times New Roman" w:hAnsi="Times New Roman" w:cs="Times New Roman"/>
-                <w:color w:val="000000"/>
-              </w:rPr>
-              <w:t>The Administrator maintains the electronic product catalogue by adding, deleting, or updating items and their attributes (e.g., item ID, description, unit price, availability, and minimum stock level).</w:t>
-            </w:r>
-          </w:p>
-        </w:tc>
-      </w:tr>
-      <w:tr>
-        <w:tc>
-          <w:tcPr>
-            <w:tcW w:w="10292" w:type="dxa"/>
-            <w:gridSpan w:val="2"/>
-            <w:tcBorders>
-              <w:left w:val="single" w:sz="1" w:space="0" w:color="000000"/>
-              <w:bottom w:val="single" w:sz="1" w:space="0" w:color="000000"/>
-              <w:right w:val="single" w:sz="1" w:space="0" w:color="000000"/>
-            </w:tcBorders>
-          </w:tcPr>
-          <w:p>
-            <w:pPr>
-              <w:rPr>
-                <w:rFonts w:ascii="Times New Roman" w:hAnsi="Times New Roman" w:cs="Times New Roman"/>
-                <w:b/>
-                <w:bCs/>
-              </w:rPr>
-            </w:pPr>
-            <w:r>
-              <w:rPr>
-                <w:rFonts w:ascii="Times New Roman" w:hAnsi="Times New Roman" w:cs="Times New Roman"/>
-                <w:b/>
-                <w:bCs/>
-              </w:rPr>
-              <w:t>Primary actors:</w:t>
-            </w:r>
-            <w:r>
-              <w:rPr>
-                <w:rFonts w:ascii="Times New Roman" w:hAnsi="Times New Roman" w:cs="Times New Roman"/>
-              </w:rPr>
-              <w:t xml:space="preserve"> </w:t>
-            </w:r>
-            <w:r>
-              <w:rPr>
-                <w:rFonts w:ascii="Times New Roman" w:hAnsi="Times New Roman" w:cs="Times New Roman"/>
-                <w:color w:val="000000"/>
-              </w:rPr>
-              <w:t>Administrator</w:t>
-            </w:r>
-          </w:p>
-        </w:tc>
-      </w:tr>
-      <w:tr>
-        <w:tc>
-          <w:tcPr>
-            <w:tcW w:w="10292" w:type="dxa"/>
-            <w:gridSpan w:val="2"/>
-            <w:tcBorders>
-              <w:left w:val="single" w:sz="1" w:space="0" w:color="000000"/>
-              <w:bottom w:val="single" w:sz="1" w:space="0" w:color="000000"/>
-              <w:right w:val="single" w:sz="1" w:space="0" w:color="000000"/>
-            </w:tcBorders>
-          </w:tcPr>
-          <w:p>
-            <w:pPr>
-              <w:rPr>
-                <w:rFonts w:ascii="Times New Roman" w:hAnsi="Times New Roman" w:cs="Times New Roman"/>
-              </w:rPr>
-            </w:pPr>
-            <w:r>
-              <w:rPr>
-                <w:rFonts w:ascii="Times New Roman" w:hAnsi="Times New Roman" w:cs="Times New Roman"/>
-                <w:b/>
-                <w:bCs/>
-              </w:rPr>
-              <w:t>Secondary actors:</w:t>
-            </w:r>
-            <w:r>
-              <w:rPr>
-                <w:rFonts w:ascii="Times New Roman" w:hAnsi="Times New Roman" w:cs="Times New Roman"/>
-              </w:rPr>
-              <w:t xml:space="preserve"> </w:t>
-            </w:r>
-            <w:r>
-              <w:rPr>
-                <w:rFonts w:ascii="Times New Roman" w:hAnsi="Times New Roman" w:cs="Times New Roman"/>
-                <w:color w:val="000000"/>
-              </w:rPr>
-              <w:t>None.</w:t>
-            </w:r>
-          </w:p>
-        </w:tc>
-      </w:tr>
-      <w:tr>
-        <w:tc>
-          <w:tcPr>
-            <w:tcW w:w="10292" w:type="dxa"/>
-            <w:gridSpan w:val="2"/>
-            <w:tcBorders>
-              <w:left w:val="single" w:sz="1" w:space="0" w:color="000000"/>
-              <w:bottom w:val="single" w:sz="1" w:space="0" w:color="000000"/>
-              <w:right w:val="single" w:sz="1" w:space="0" w:color="000000"/>
-            </w:tcBorders>
-          </w:tcPr>
-          <w:p>
-            <w:pPr>
-              <w:rPr>
-                <w:rFonts w:ascii="Times New Roman" w:hAnsi="Times New Roman" w:cs="Times New Roman"/>
-                <w:b/>
-                <w:bCs/>
-                <w:szCs w:val="22"/>
-              </w:rPr>
-            </w:pPr>
-            <w:r>
-              <w:rPr>
-                <w:rFonts w:ascii="Times New Roman" w:hAnsi="Times New Roman" w:cs="Times New Roman"/>
-                <w:b/>
-                <w:bCs/>
-                <w:szCs w:val="22"/>
-              </w:rPr>
-              <w:t xml:space="preserve">Preconditions: </w:t>
-            </w:r>
-            <w:r>
-              <w:rPr>
-                <w:rFonts w:ascii="Times New Roman" w:hAnsi="Times New Roman" w:cs="Times New Roman"/>
-                <w:color w:val="000000"/>
-              </w:rPr>
-              <w:t>The Administrator is authenticated and authorised. The product catalogue is available in IPOS-SA.</w:t>
-            </w:r>
-          </w:p>
-        </w:tc>
-      </w:tr>
-      <w:tr>
-        <w:tc>
-          <w:tcPr>
-            <w:tcW w:w="10292" w:type="dxa"/>
-            <w:gridSpan w:val="2"/>
-            <w:tcBorders>
-              <w:left w:val="single" w:sz="1" w:space="0" w:color="000000"/>
-              <w:bottom w:val="single" w:sz="1" w:space="0" w:color="000000"/>
-              <w:right w:val="single" w:sz="1" w:space="0" w:color="000000"/>
-            </w:tcBorders>
-          </w:tcPr>
-          <w:p>
-            <w:pPr>
-              <w:rPr>
-                <w:rFonts w:ascii="Times New Roman" w:hAnsi="Times New Roman" w:cs="Times New Roman"/>
-                <w:b/>
-                <w:bCs/>
-                <w:szCs w:val="22"/>
-              </w:rPr>
-            </w:pPr>
-            <w:r>
-              <w:rPr>
-                <w:rFonts w:ascii="Times New Roman" w:hAnsi="Times New Roman" w:cs="Times New Roman"/>
-                <w:b/>
-                <w:bCs/>
-                <w:szCs w:val="22"/>
-              </w:rPr>
-              <w:t xml:space="preserve">Main flow: </w:t>
-            </w:r>
-          </w:p>
-          <w:p>
-            <w:pPr>
-              <w:autoSpaceDE w:val="0"/>
-              <w:autoSpaceDN w:val="0"/>
-              <w:adjustRightInd w:val="0"/>
-              <w:rPr>
-                <w:rFonts w:ascii="Times New Roman" w:hAnsi="Times New Roman" w:cs="Times New Roman"/>
-                <w:color w:val="000000"/>
-              </w:rPr>
-            </w:pPr>
-            <w:r>
-              <w:rPr>
-                <w:rFonts w:ascii="Times New Roman" w:hAnsi="Times New Roman" w:cs="Times New Roman"/>
-                <w:color w:val="000000"/>
-              </w:rPr>
-              <w:t>1. The Administrator selects an option to add, update, or delete a catalogue item, or to set the minimum stock level for an item.</w:t>
-            </w:r>
-          </w:p>
-          <w:p>
-            <w:pPr>
-              <w:autoSpaceDE w:val="0"/>
-              <w:autoSpaceDN w:val="0"/>
-              <w:adjustRightInd w:val="0"/>
-              <w:rPr>
-                <w:rFonts w:ascii="Times New Roman" w:hAnsi="Times New Roman" w:cs="Times New Roman"/>
-                <w:color w:val="000000"/>
-              </w:rPr>
-            </w:pPr>
-            <w:r>
-              <w:rPr>
-                <w:rFonts w:ascii="Times New Roman" w:hAnsi="Times New Roman" w:cs="Times New Roman"/>
-                <w:color w:val="000000"/>
-              </w:rPr>
-              <w:t>2. The system displays the relevant item details or an empty form for a new item.</w:t>
-            </w:r>
-          </w:p>
-          <w:p>
-            <w:pPr>
-              <w:autoSpaceDE w:val="0"/>
-              <w:autoSpaceDN w:val="0"/>
-              <w:adjustRightInd w:val="0"/>
-              <w:rPr>
-                <w:rFonts w:ascii="Times New Roman" w:hAnsi="Times New Roman" w:cs="Times New Roman"/>
-                <w:color w:val="000000"/>
-              </w:rPr>
-            </w:pPr>
-            <w:r>
-              <w:rPr>
-                <w:rFonts w:ascii="Times New Roman" w:hAnsi="Times New Roman" w:cs="Times New Roman"/>
-                <w:color w:val="000000"/>
-              </w:rPr>
-              <w:t>3. The Administrator enters or edits the item information and confirms the change.</w:t>
-            </w:r>
-          </w:p>
-          <w:p>
-            <w:pPr>
-              <w:autoSpaceDE w:val="0"/>
-              <w:autoSpaceDN w:val="0"/>
-              <w:adjustRightInd w:val="0"/>
-              <w:rPr>
-                <w:rFonts w:ascii="Times New Roman" w:hAnsi="Times New Roman" w:cs="Times New Roman"/>
-                <w:color w:val="000000"/>
-              </w:rPr>
-            </w:pPr>
-            <w:r>
-              <w:rPr>
-                <w:rFonts w:ascii="Times New Roman" w:hAnsi="Times New Roman" w:cs="Times New Roman"/>
-                <w:color w:val="000000"/>
-              </w:rPr>
-              <w:t>4. The system validates the entered data.</w:t>
-            </w:r>
-          </w:p>
-          <w:p>
-            <w:pPr>
-              <w:rPr>
-                <w:rFonts w:ascii="Times New Roman" w:hAnsi="Times New Roman" w:cs="Times New Roman"/>
-                <w:b/>
-                <w:bCs/>
-                <w:szCs w:val="22"/>
-              </w:rPr>
-            </w:pPr>
-            <w:r>
-              <w:rPr>
-                <w:rFonts w:ascii="Times New Roman" w:hAnsi="Times New Roman" w:cs="Times New Roman"/>
-                <w:color w:val="000000"/>
-              </w:rPr>
-              <w:t>5. If valid, the system saves the changes to the catalogue.</w:t>
-            </w:r>
-          </w:p>
-        </w:tc>
-      </w:tr>
-      <w:tr>
-        <w:tc>
-          <w:tcPr>
-            <w:tcW w:w="10292" w:type="dxa"/>
-            <w:gridSpan w:val="2"/>
-            <w:tcBorders>
-              <w:left w:val="single" w:sz="1" w:space="0" w:color="000000"/>
-              <w:bottom w:val="single" w:sz="1" w:space="0" w:color="000000"/>
-              <w:right w:val="single" w:sz="1" w:space="0" w:color="000000"/>
-            </w:tcBorders>
-          </w:tcPr>
-          <w:p>
-            <w:pPr>
-              <w:rPr>
-                <w:rFonts w:ascii="Times New Roman" w:hAnsi="Times New Roman" w:cs="Times New Roman"/>
-                <w:szCs w:val="22"/>
-              </w:rPr>
-            </w:pPr>
-            <w:r>
-              <w:rPr>
-                <w:rFonts w:ascii="Times New Roman" w:hAnsi="Times New Roman" w:cs="Times New Roman"/>
-                <w:b/>
-                <w:bCs/>
-                <w:szCs w:val="22"/>
-              </w:rPr>
-              <w:t>Extensions:</w:t>
-            </w:r>
-            <w:r>
-              <w:rPr>
-                <w:rFonts w:ascii="Times New Roman" w:hAnsi="Times New Roman" w:cs="Times New Roman"/>
-                <w:szCs w:val="22"/>
-              </w:rPr>
-              <w:t xml:space="preserve"> </w:t>
-            </w:r>
-            <w:r>
-              <w:rPr>
-                <w:rFonts w:ascii="Times New Roman" w:hAnsi="Times New Roman" w:cs="Times New Roman"/>
-                <w:color w:val="000000"/>
-              </w:rPr>
-              <w:t>None.</w:t>
-            </w:r>
-          </w:p>
-        </w:tc>
-      </w:tr>
-      <w:tr>
-        <w:tc>
-          <w:tcPr>
-            <w:tcW w:w="10292" w:type="dxa"/>
-            <w:gridSpan w:val="2"/>
-            <w:tcBorders>
-              <w:left w:val="single" w:sz="1" w:space="0" w:color="000000"/>
-              <w:bottom w:val="single" w:sz="1" w:space="0" w:color="000000"/>
-              <w:right w:val="single" w:sz="1" w:space="0" w:color="000000"/>
-            </w:tcBorders>
-          </w:tcPr>
-          <w:p>
-            <w:pPr>
-              <w:rPr>
-                <w:rFonts w:ascii="Times New Roman" w:hAnsi="Times New Roman" w:cs="Times New Roman"/>
-                <w:szCs w:val="22"/>
-              </w:rPr>
-            </w:pPr>
-            <w:r>
-              <w:rPr>
-                <w:rFonts w:ascii="Times New Roman" w:hAnsi="Times New Roman" w:cs="Times New Roman"/>
-                <w:b/>
-                <w:bCs/>
-                <w:szCs w:val="22"/>
-              </w:rPr>
-              <w:t>Inclusions:</w:t>
-            </w:r>
-            <w:r>
-              <w:rPr>
-                <w:rFonts w:ascii="Times New Roman" w:hAnsi="Times New Roman" w:cs="Times New Roman"/>
-                <w:szCs w:val="22"/>
-              </w:rPr>
-              <w:t xml:space="preserve"> </w:t>
-            </w:r>
-            <w:r>
-              <w:rPr>
-                <w:rFonts w:ascii="Times New Roman" w:hAnsi="Times New Roman" w:cs="Times New Roman"/>
-                <w:color w:val="000000"/>
-              </w:rPr>
-              <w:t>None.</w:t>
-            </w:r>
-          </w:p>
-        </w:tc>
-      </w:tr>
-      <w:tr>
-        <w:tc>
-          <w:tcPr>
-            <w:tcW w:w="10292" w:type="dxa"/>
-            <w:gridSpan w:val="2"/>
-            <w:tcBorders>
-              <w:left w:val="single" w:sz="1" w:space="0" w:color="000000"/>
-              <w:bottom w:val="single" w:sz="1" w:space="0" w:color="000000"/>
-              <w:right w:val="single" w:sz="1" w:space="0" w:color="000000"/>
-            </w:tcBorders>
-          </w:tcPr>
-          <w:p>
-            <w:pPr>
-              <w:rPr>
-                <w:rFonts w:ascii="Times New Roman" w:hAnsi="Times New Roman" w:cs="Times New Roman"/>
-                <w:b/>
-                <w:bCs/>
-                <w:szCs w:val="22"/>
-              </w:rPr>
-            </w:pPr>
-            <w:r>
-              <w:rPr>
-                <w:rFonts w:ascii="Times New Roman" w:hAnsi="Times New Roman" w:cs="Times New Roman"/>
-                <w:b/>
-                <w:bCs/>
-                <w:szCs w:val="22"/>
-              </w:rPr>
-              <w:t xml:space="preserve">Postconditions: </w:t>
-            </w:r>
-            <w:r>
-              <w:rPr>
-                <w:rFonts w:ascii="Times New Roman" w:hAnsi="Times New Roman" w:cs="Times New Roman"/>
-                <w:color w:val="000000"/>
-              </w:rPr>
-              <w:t>The catalogue item is added, updated, or deleted (or the minimum stock level is updated), and the changes are stored in IPOS-SA.</w:t>
-            </w:r>
-          </w:p>
-        </w:tc>
-      </w:tr>
-      <w:tr>
-        <w:tc>
-          <w:tcPr>
-            <w:tcW w:w="10292" w:type="dxa"/>
-            <w:gridSpan w:val="2"/>
-            <w:tcBorders>
-              <w:left w:val="single" w:sz="1" w:space="0" w:color="000000"/>
-              <w:bottom w:val="single" w:sz="1" w:space="0" w:color="000000"/>
-              <w:right w:val="single" w:sz="1" w:space="0" w:color="000000"/>
-            </w:tcBorders>
-          </w:tcPr>
-          <w:p>
-            <w:pPr>
-              <w:rPr>
-                <w:rFonts w:ascii="Times New Roman" w:hAnsi="Times New Roman" w:cs="Times New Roman"/>
-                <w:b/>
-                <w:bCs/>
-                <w:szCs w:val="22"/>
-              </w:rPr>
-            </w:pPr>
-            <w:r>
-              <w:rPr>
-                <w:rFonts w:ascii="Times New Roman" w:hAnsi="Times New Roman" w:cs="Times New Roman"/>
-                <w:b/>
-                <w:bCs/>
-                <w:szCs w:val="22"/>
-              </w:rPr>
-              <w:t xml:space="preserve">Alternative flows: </w:t>
-            </w:r>
-          </w:p>
-          <w:p>
-            <w:pPr>
-              <w:autoSpaceDE w:val="0"/>
-              <w:autoSpaceDN w:val="0"/>
-              <w:adjustRightInd w:val="0"/>
-              <w:rPr>
-                <w:rFonts w:ascii="Times New Roman" w:hAnsi="Times New Roman" w:cs="Times New Roman"/>
-                <w:color w:val="000000"/>
-              </w:rPr>
-            </w:pPr>
-            <w:r>
-              <w:rPr>
-                <w:rFonts w:ascii="Times New Roman" w:hAnsi="Times New Roman" w:cs="Times New Roman"/>
-                <w:color w:val="000000"/>
-              </w:rPr>
-              <w:t>A1: The Administrator cancels the action → No catalogue changes are saved.</w:t>
-            </w:r>
-          </w:p>
-          <w:p>
-            <w:pPr>
-              <w:rPr>
-                <w:rFonts w:ascii="Times New Roman" w:hAnsi="Times New Roman" w:cs="Times New Roman"/>
-                <w:bCs/>
-                <w:szCs w:val="22"/>
-              </w:rPr>
-            </w:pPr>
-            <w:r>
-              <w:rPr>
-                <w:rFonts w:ascii="Times New Roman" w:hAnsi="Times New Roman" w:cs="Times New Roman"/>
-                <w:color w:val="000000"/>
-              </w:rPr>
-              <w:t>A2: Item data is invalid (e.g., duplicate item ID or invalid values) → The system displays an error message and no changes are saved.</w:t>
-            </w:r>
-          </w:p>
-        </w:tc>
-      </w:tr>
-    </w:tbl>
-    <w:p>
-      <w:pPr>
-        <w:rPr>
-          <w:rFonts w:ascii="Times New Roman" w:hAnsi="Times New Roman" w:cs="Times New Roman"/>
-        </w:rPr>
-      </w:pPr>
-    </w:p>
-    <w:p>
-      <w:pPr>
-        <w:rPr>
-          <w:rFonts w:ascii="Times New Roman" w:hAnsi="Times New Roman" w:cs="Times New Roman"/>
-          <w:b/>
-          <w:bCs/>
-          <w:color w:val="000000"/>
-        </w:rPr>
-      </w:pPr>
-      <w:r>
-        <w:rPr>
-          <w:rFonts w:ascii="Times New Roman" w:hAnsi="Times New Roman" w:cs="Times New Roman"/>
-          <w:b/>
-          <w:bCs/>
-          <w:color w:val="000000"/>
-        </w:rPr>
-        <w:t>UC-SA-CAT-02 — Search Item (by Item ID / key term)</w:t>
-      </w:r>
-    </w:p>
-    <w:p>
-      <w:pPr>
-        <w:rPr>
-          <w:rFonts w:ascii="Times New Roman" w:hAnsi="Times New Roman" w:cs="Times New Roman"/>
-          <w:b/>
-          <w:bCs/>
-        </w:rPr>
-      </w:pPr>
-    </w:p>
-    <w:tbl>
-      <w:tblPr>
-        <w:tblW w:w="10292" w:type="dxa"/>
-        <w:tblInd w:w="-329" w:type="dxa"/>
-        <w:tblLayout w:type="fixed"/>
-        <w:tblCellMar>
-          <w:top w:w="55" w:type="dxa"/>
-          <w:left w:w="55" w:type="dxa"/>
-          <w:bottom w:w="55" w:type="dxa"/>
-          <w:right w:w="55" w:type="dxa"/>
-        </w:tblCellMar>
-        <w:tblLook w:val="0000" w:firstRow="0" w:lastRow="0" w:firstColumn="0" w:lastColumn="0" w:noHBand="0" w:noVBand="0"/>
-      </w:tblPr>
-      <w:tblGrid>
-        <w:gridCol w:w="4818"/>
-        <w:gridCol w:w="5474"/>
-      </w:tblGrid>
-      <w:tr>
-        <w:tc>
-          <w:tcPr>
-            <w:tcW w:w="4818" w:type="dxa"/>
-            <w:tcBorders>
-              <w:top w:val="single" w:sz="1" w:space="0" w:color="000000"/>
-              <w:left w:val="single" w:sz="1" w:space="0" w:color="000000"/>
-              <w:bottom w:val="single" w:sz="1" w:space="0" w:color="000000"/>
-              <w:right w:val="single" w:sz="1" w:space="0" w:color="000000"/>
-            </w:tcBorders>
-          </w:tcPr>
-          <w:p>
-            <w:pPr>
-              <w:rPr>
-                <w:rFonts w:ascii="Times New Roman" w:hAnsi="Times New Roman" w:cs="Times New Roman"/>
-              </w:rPr>
-            </w:pPr>
-            <w:r>
-              <w:rPr>
-                <w:rFonts w:ascii="Times New Roman" w:hAnsi="Times New Roman" w:cs="Times New Roman"/>
-                <w:b/>
-                <w:bCs/>
-              </w:rPr>
-              <w:lastRenderedPageBreak/>
+              <w:rPr>
+                <w:rFonts w:ascii="Times New Roman" w:hAnsi="Times New Roman" w:cs="Times New Roman"/>
+              </w:rPr>
+            </w:pPr>
+            <w:r>
+              <w:rPr>
+                <w:rFonts w:ascii="Times New Roman" w:hAnsi="Times New Roman" w:cs="Times New Roman"/>
+                <w:b/>
+                <w:bCs/>
+              </w:rPr>
               <w:t>Use case ID:</w:t>
             </w:r>
             <w:r>
@@ -12292,6 +12481,7 @@
                 <w:bCs/>
                 <w:szCs w:val="22"/>
               </w:rPr>
+              <w:lastRenderedPageBreak/>
               <w:t xml:space="preserve">Preconditions: </w:t>
             </w:r>
             <w:r>
@@ -12331,7 +12521,6 @@
                 <w:bCs/>
                 <w:szCs w:val="22"/>
               </w:rPr>
-              <w:lastRenderedPageBreak/>
               <w:t xml:space="preserve">Main flow: </w:t>
             </w:r>
           </w:p>
@@ -12648,23 +12837,6 @@
         </w:tc>
       </w:tr>
     </w:tbl>
-    <w:p>
-      <w:pPr>
-        <w:rPr>
-          <w:rFonts w:ascii="Times New Roman" w:hAnsi="Times New Roman" w:cs="Times New Roman"/>
-        </w:rPr>
-      </w:pPr>
-    </w:p>
-    <w:p>
-      <w:pPr>
-        <w:rPr>
-          <w:rFonts w:ascii="Times New Roman" w:hAnsi="Times New Roman" w:cs="Times New Roman"/>
-          <w:b/>
-          <w:bCs/>
-          <w:color w:val="000000"/>
-        </w:rPr>
-      </w:pPr>
-    </w:p>
     <w:p>
       <w:pPr>
         <w:rPr>
@@ -17546,6 +17718,25 @@
     </w:tbl>
     <w:p>
       <w:pPr>
+        <w:tabs>
+          <w:tab w:val="left" w:pos="2430"/>
+        </w:tabs>
+        <w:rPr>
+          <w:rFonts w:ascii="Times New Roman" w:hAnsi="Times New Roman" w:cs="Times New Roman"/>
+        </w:rPr>
+      </w:pPr>
+      <w:r>
+        <w:rPr>
+          <w:rFonts w:ascii="Times New Roman" w:hAnsi="Times New Roman" w:cs="Times New Roman"/>
+        </w:rPr>
+        <w:tab/>
+      </w:r>
+    </w:p>
+    <w:p>
+      <w:pPr>
+        <w:tabs>
+          <w:tab w:val="left" w:pos="2430"/>
+        </w:tabs>
         <w:rPr>
           <w:rFonts w:ascii="Times New Roman" w:hAnsi="Times New Roman" w:cs="Times New Roman"/>
         </w:rPr>
@@ -17553,6 +17744,16 @@
     </w:p>
     <w:p>
       <w:pPr>
+        <w:tabs>
+          <w:tab w:val="left" w:pos="2430"/>
+        </w:tabs>
+        <w:rPr>
+          <w:rFonts w:ascii="Times New Roman" w:hAnsi="Times New Roman" w:cs="Times New Roman"/>
+        </w:rPr>
+      </w:pPr>
+    </w:p>
+    <w:p>
+      <w:pPr>
         <w:rPr>
           <w:rFonts w:ascii="Times New Roman" w:hAnsi="Times New Roman" w:cs="Times New Roman"/>
           <w:b/>
@@ -17567,6 +17768,7 @@
           <w:bCs/>
           <w:color w:val="000000"/>
         </w:rPr>
+        <w:lastRenderedPageBreak/>
         <w:t>UC-SA-ORD-07 — Record Payment Details</w:t>
       </w:r>
     </w:p>
@@ -17619,7 +17821,6 @@
                 <w:b/>
                 <w:bCs/>
               </w:rPr>
-              <w:lastRenderedPageBreak/>
               <w:t>Use case ID:</w:t>
             </w:r>
             <w:r>
@@ -18194,13 +18395,44 @@
           <w:color w:val="000000"/>
         </w:rPr>
       </w:pPr>
-      <w:r>
+    </w:p>
+    <w:p>
+      <w:pPr>
         <w:rPr>
           <w:rFonts w:ascii="Times New Roman" w:hAnsi="Times New Roman" w:cs="Times New Roman"/>
           <w:b/>
           <w:bCs/>
           <w:color w:val="000000"/>
         </w:rPr>
+      </w:pPr>
+    </w:p>
+    <w:p>
+      <w:pPr>
+        <w:rPr>
+          <w:rFonts w:ascii="Times New Roman" w:hAnsi="Times New Roman" w:cs="Times New Roman"/>
+          <w:b/>
+          <w:bCs/>
+          <w:color w:val="000000"/>
+        </w:rPr>
+      </w:pPr>
+    </w:p>
+    <w:p>
+      <w:pPr>
+        <w:rPr>
+          <w:rFonts w:ascii="Times New Roman" w:hAnsi="Times New Roman" w:cs="Times New Roman"/>
+          <w:b/>
+          <w:bCs/>
+          <w:color w:val="000000"/>
+        </w:rPr>
+      </w:pPr>
+      <w:r>
+        <w:rPr>
+          <w:rFonts w:ascii="Times New Roman" w:hAnsi="Times New Roman" w:cs="Times New Roman"/>
+          <w:b/>
+          <w:bCs/>
+          <w:color w:val="000000"/>
+        </w:rPr>
+        <w:lastRenderedPageBreak/>
         <w:t>UC-SA-ORD-08 — Show Late Payment Reminder (≤15 days overdue)</w:t>
       </w:r>
     </w:p>
@@ -18331,7 +18563,6 @@
                 <w:b/>
                 <w:bCs/>
               </w:rPr>
-              <w:lastRenderedPageBreak/>
               <w:t>Brief Description:</w:t>
             </w:r>
             <w:r>
@@ -18754,26 +18985,624 @@
         </w:tabs>
         <w:rPr>
           <w:rFonts w:ascii="Times New Roman" w:hAnsi="Times New Roman" w:cs="Times New Roman"/>
-          <w:b/>
-          <w:bCs/>
-          <w:color w:val="000000"/>
         </w:rPr>
       </w:pPr>
-      <w:r>
-        <w:rPr>
-          <w:rFonts w:ascii="Times New Roman" w:hAnsi="Times New Roman" w:cs="Times New Roman"/>
-          <w:b/>
-          <w:bCs/>
-          <w:color w:val="000000"/>
-        </w:rPr>
-        <w:t>UC-SA-RPT-00 — Generate Report (parent)</w:t>
-      </w:r>
     </w:p>
     <w:p>
       <w:pPr>
         <w:tabs>
           <w:tab w:val="left" w:pos="3503"/>
         </w:tabs>
+        <w:rPr>
+          <w:rFonts w:ascii="Times New Roman" w:hAnsi="Times New Roman" w:cs="Times New Roman"/>
+        </w:rPr>
+      </w:pPr>
+    </w:p>
+    <w:p>
+      <w:pPr>
+        <w:tabs>
+          <w:tab w:val="left" w:pos="3503"/>
+        </w:tabs>
+        <w:rPr>
+          <w:rFonts w:ascii="Times New Roman" w:hAnsi="Times New Roman" w:cs="Times New Roman"/>
+        </w:rPr>
+      </w:pPr>
+    </w:p>
+    <w:p>
+      <w:pPr>
+        <w:tabs>
+          <w:tab w:val="left" w:pos="3503"/>
+        </w:tabs>
+        <w:rPr>
+          <w:rFonts w:ascii="Times New Roman" w:hAnsi="Times New Roman" w:cs="Times New Roman"/>
+        </w:rPr>
+      </w:pPr>
+    </w:p>
+    <w:p>
+      <w:pPr>
+        <w:tabs>
+          <w:tab w:val="left" w:pos="3503"/>
+        </w:tabs>
+        <w:rPr>
+          <w:rFonts w:ascii="Times New Roman" w:hAnsi="Times New Roman" w:cs="Times New Roman"/>
+        </w:rPr>
+      </w:pPr>
+    </w:p>
+    <w:p>
+      <w:pPr>
+        <w:tabs>
+          <w:tab w:val="left" w:pos="3503"/>
+        </w:tabs>
+        <w:rPr>
+          <w:rFonts w:ascii="Times New Roman" w:hAnsi="Times New Roman" w:cs="Times New Roman"/>
+        </w:rPr>
+      </w:pPr>
+    </w:p>
+    <w:p>
+      <w:pPr>
+        <w:tabs>
+          <w:tab w:val="left" w:pos="3503"/>
+        </w:tabs>
+        <w:rPr>
+          <w:rFonts w:ascii="Times New Roman" w:hAnsi="Times New Roman" w:cs="Times New Roman"/>
+        </w:rPr>
+      </w:pPr>
+    </w:p>
+    <w:p>
+      <w:pPr>
+        <w:tabs>
+          <w:tab w:val="left" w:pos="3503"/>
+        </w:tabs>
+        <w:rPr>
+          <w:rFonts w:ascii="Times New Roman" w:hAnsi="Times New Roman" w:cs="Times New Roman"/>
+          <w:b/>
+          <w:bCs/>
+          <w:color w:val="000000"/>
+        </w:rPr>
+      </w:pPr>
+      <w:r>
+        <w:rPr>
+          <w:rFonts w:ascii="Times New Roman" w:hAnsi="Times New Roman" w:cs="Times New Roman"/>
+          <w:b/>
+          <w:bCs/>
+          <w:color w:val="000000"/>
+        </w:rPr>
+        <w:lastRenderedPageBreak/>
+        <w:t>UC-SA-RPT-00 — Generate Report (parent)</w:t>
+      </w:r>
+    </w:p>
+    <w:tbl>
+      <w:tblPr>
+        <w:tblW w:w="10292" w:type="dxa"/>
+        <w:tblInd w:w="-329" w:type="dxa"/>
+        <w:tblLayout w:type="fixed"/>
+        <w:tblCellMar>
+          <w:top w:w="55" w:type="dxa"/>
+          <w:left w:w="55" w:type="dxa"/>
+          <w:bottom w:w="55" w:type="dxa"/>
+          <w:right w:w="55" w:type="dxa"/>
+        </w:tblCellMar>
+        <w:tblLook w:val="0000" w:firstRow="0" w:lastRow="0" w:firstColumn="0" w:lastColumn="0" w:noHBand="0" w:noVBand="0"/>
+      </w:tblPr>
+      <w:tblGrid>
+        <w:gridCol w:w="4818"/>
+        <w:gridCol w:w="5474"/>
+      </w:tblGrid>
+      <w:tr>
+        <w:tc>
+          <w:tcPr>
+            <w:tcW w:w="4818" w:type="dxa"/>
+            <w:tcBorders>
+              <w:top w:val="single" w:sz="1" w:space="0" w:color="000000"/>
+              <w:left w:val="single" w:sz="1" w:space="0" w:color="000000"/>
+              <w:bottom w:val="single" w:sz="1" w:space="0" w:color="000000"/>
+              <w:right w:val="single" w:sz="1" w:space="0" w:color="000000"/>
+            </w:tcBorders>
+          </w:tcPr>
+          <w:p>
+            <w:pPr>
+              <w:rPr>
+                <w:rFonts w:ascii="Times New Roman" w:hAnsi="Times New Roman" w:cs="Times New Roman"/>
+              </w:rPr>
+            </w:pPr>
+            <w:r>
+              <w:rPr>
+                <w:rFonts w:ascii="Times New Roman" w:hAnsi="Times New Roman" w:cs="Times New Roman"/>
+                <w:b/>
+                <w:bCs/>
+              </w:rPr>
+              <w:t>Use case ID:</w:t>
+            </w:r>
+            <w:r>
+              <w:rPr>
+                <w:rFonts w:ascii="Times New Roman" w:hAnsi="Times New Roman" w:cs="Times New Roman"/>
+              </w:rPr>
+              <w:t xml:space="preserve"> </w:t>
+            </w:r>
+            <w:r>
+              <w:rPr>
+                <w:rFonts w:ascii="Times New Roman" w:hAnsi="Times New Roman" w:cs="Times New Roman"/>
+                <w:color w:val="000000"/>
+              </w:rPr>
+              <w:t>UC-SA-RPT-00</w:t>
+            </w:r>
+          </w:p>
+        </w:tc>
+        <w:tc>
+          <w:tcPr>
+            <w:tcW w:w="5474" w:type="dxa"/>
+            <w:tcBorders>
+              <w:top w:val="single" w:sz="1" w:space="0" w:color="000000"/>
+              <w:left w:val="single" w:sz="1" w:space="0" w:color="000000"/>
+              <w:bottom w:val="single" w:sz="1" w:space="0" w:color="000000"/>
+              <w:right w:val="single" w:sz="1" w:space="0" w:color="000000"/>
+            </w:tcBorders>
+          </w:tcPr>
+          <w:p>
+            <w:pPr>
+              <w:rPr>
+                <w:rFonts w:ascii="Times New Roman" w:hAnsi="Times New Roman" w:cs="Times New Roman"/>
+              </w:rPr>
+            </w:pPr>
+            <w:r>
+              <w:rPr>
+                <w:rFonts w:ascii="Times New Roman" w:hAnsi="Times New Roman" w:cs="Times New Roman"/>
+                <w:b/>
+                <w:bCs/>
+              </w:rPr>
+              <w:t>Use case:</w:t>
+            </w:r>
+            <w:r>
+              <w:rPr>
+                <w:rFonts w:ascii="Times New Roman" w:hAnsi="Times New Roman" w:cs="Times New Roman"/>
+              </w:rPr>
+              <w:t xml:space="preserve"> </w:t>
+            </w:r>
+            <w:r>
+              <w:rPr>
+                <w:rFonts w:ascii="Times New Roman" w:hAnsi="Times New Roman" w:cs="Times New Roman"/>
+                <w:color w:val="000000"/>
+              </w:rPr>
+              <w:t>Generate Report</w:t>
+            </w:r>
+          </w:p>
+        </w:tc>
+      </w:tr>
+      <w:tr>
+        <w:tc>
+          <w:tcPr>
+            <w:tcW w:w="10292" w:type="dxa"/>
+            <w:gridSpan w:val="2"/>
+            <w:tcBorders>
+              <w:left w:val="single" w:sz="1" w:space="0" w:color="000000"/>
+              <w:bottom w:val="single" w:sz="1" w:space="0" w:color="000000"/>
+              <w:right w:val="single" w:sz="1" w:space="0" w:color="000000"/>
+            </w:tcBorders>
+          </w:tcPr>
+          <w:p>
+            <w:pPr>
+              <w:rPr>
+                <w:rFonts w:ascii="Times New Roman" w:hAnsi="Times New Roman" w:cs="Times New Roman"/>
+              </w:rPr>
+            </w:pPr>
+            <w:r>
+              <w:rPr>
+                <w:rFonts w:ascii="Times New Roman" w:hAnsi="Times New Roman" w:cs="Times New Roman"/>
+                <w:b/>
+                <w:bCs/>
+              </w:rPr>
+              <w:t>Brief Description:</w:t>
+            </w:r>
+            <w:r>
+              <w:rPr>
+                <w:rFonts w:ascii="Times New Roman" w:hAnsi="Times New Roman" w:cs="Times New Roman"/>
+              </w:rPr>
+              <w:t xml:space="preserve"> </w:t>
+            </w:r>
+            <w:r>
+              <w:rPr>
+                <w:rFonts w:ascii="Times New Roman" w:hAnsi="Times New Roman" w:cs="Times New Roman"/>
+                <w:color w:val="000000"/>
+              </w:rPr>
+              <w:t>The Operations Manager or Administrator generates a report. Specific report types are modelled as specialised (child) use cases.</w:t>
+            </w:r>
+          </w:p>
+        </w:tc>
+      </w:tr>
+      <w:tr>
+        <w:tc>
+          <w:tcPr>
+            <w:tcW w:w="10292" w:type="dxa"/>
+            <w:gridSpan w:val="2"/>
+            <w:tcBorders>
+              <w:left w:val="single" w:sz="1" w:space="0" w:color="000000"/>
+              <w:bottom w:val="single" w:sz="1" w:space="0" w:color="000000"/>
+              <w:right w:val="single" w:sz="1" w:space="0" w:color="000000"/>
+            </w:tcBorders>
+          </w:tcPr>
+          <w:p>
+            <w:pPr>
+              <w:rPr>
+                <w:rFonts w:ascii="Times New Roman" w:hAnsi="Times New Roman" w:cs="Times New Roman"/>
+                <w:b/>
+                <w:bCs/>
+              </w:rPr>
+            </w:pPr>
+            <w:r>
+              <w:rPr>
+                <w:rFonts w:ascii="Times New Roman" w:hAnsi="Times New Roman" w:cs="Times New Roman"/>
+                <w:b/>
+                <w:bCs/>
+              </w:rPr>
+              <w:t>Primary actors:</w:t>
+            </w:r>
+            <w:r>
+              <w:rPr>
+                <w:rFonts w:ascii="Times New Roman" w:hAnsi="Times New Roman" w:cs="Times New Roman"/>
+              </w:rPr>
+              <w:t xml:space="preserve"> </w:t>
+            </w:r>
+            <w:r>
+              <w:rPr>
+                <w:rFonts w:ascii="Times New Roman" w:hAnsi="Times New Roman" w:cs="Times New Roman"/>
+                <w:color w:val="000000"/>
+              </w:rPr>
+              <w:t>Operations Manager; Administrator</w:t>
+            </w:r>
+          </w:p>
+        </w:tc>
+      </w:tr>
+      <w:tr>
+        <w:tc>
+          <w:tcPr>
+            <w:tcW w:w="10292" w:type="dxa"/>
+            <w:gridSpan w:val="2"/>
+            <w:tcBorders>
+              <w:left w:val="single" w:sz="1" w:space="0" w:color="000000"/>
+              <w:bottom w:val="single" w:sz="1" w:space="0" w:color="000000"/>
+              <w:right w:val="single" w:sz="1" w:space="0" w:color="000000"/>
+            </w:tcBorders>
+          </w:tcPr>
+          <w:p>
+            <w:pPr>
+              <w:rPr>
+                <w:rFonts w:ascii="Times New Roman" w:hAnsi="Times New Roman" w:cs="Times New Roman"/>
+              </w:rPr>
+            </w:pPr>
+            <w:r>
+              <w:rPr>
+                <w:rFonts w:ascii="Times New Roman" w:hAnsi="Times New Roman" w:cs="Times New Roman"/>
+                <w:b/>
+                <w:bCs/>
+              </w:rPr>
+              <w:t>Secondary actors:</w:t>
+            </w:r>
+            <w:r>
+              <w:rPr>
+                <w:rFonts w:ascii="Times New Roman" w:hAnsi="Times New Roman" w:cs="Times New Roman"/>
+              </w:rPr>
+              <w:t xml:space="preserve"> </w:t>
+            </w:r>
+            <w:r>
+              <w:rPr>
+                <w:rFonts w:ascii="Times New Roman" w:hAnsi="Times New Roman" w:cs="Times New Roman"/>
+                <w:color w:val="000000"/>
+              </w:rPr>
+              <w:t>None.</w:t>
+            </w:r>
+          </w:p>
+        </w:tc>
+      </w:tr>
+      <w:tr>
+        <w:tc>
+          <w:tcPr>
+            <w:tcW w:w="10292" w:type="dxa"/>
+            <w:gridSpan w:val="2"/>
+            <w:tcBorders>
+              <w:left w:val="single" w:sz="1" w:space="0" w:color="000000"/>
+              <w:bottom w:val="single" w:sz="1" w:space="0" w:color="000000"/>
+              <w:right w:val="single" w:sz="1" w:space="0" w:color="000000"/>
+            </w:tcBorders>
+          </w:tcPr>
+          <w:p>
+            <w:pPr>
+              <w:rPr>
+                <w:rFonts w:ascii="Times New Roman" w:hAnsi="Times New Roman" w:cs="Times New Roman"/>
+                <w:b/>
+                <w:bCs/>
+                <w:szCs w:val="22"/>
+              </w:rPr>
+            </w:pPr>
+            <w:r>
+              <w:rPr>
+                <w:rFonts w:ascii="Times New Roman" w:hAnsi="Times New Roman" w:cs="Times New Roman"/>
+                <w:b/>
+                <w:bCs/>
+                <w:szCs w:val="22"/>
+              </w:rPr>
+              <w:t xml:space="preserve">Preconditions: </w:t>
+            </w:r>
+            <w:r>
+              <w:rPr>
+                <w:rFonts w:ascii="Times New Roman" w:hAnsi="Times New Roman" w:cs="Times New Roman"/>
+                <w:color w:val="000000"/>
+              </w:rPr>
+              <w:t>Actor is authenticated and authorised.</w:t>
+            </w:r>
+          </w:p>
+        </w:tc>
+      </w:tr>
+      <w:tr>
+        <w:tc>
+          <w:tcPr>
+            <w:tcW w:w="10292" w:type="dxa"/>
+            <w:gridSpan w:val="2"/>
+            <w:tcBorders>
+              <w:left w:val="single" w:sz="1" w:space="0" w:color="000000"/>
+              <w:bottom w:val="single" w:sz="1" w:space="0" w:color="000000"/>
+              <w:right w:val="single" w:sz="1" w:space="0" w:color="000000"/>
+            </w:tcBorders>
+          </w:tcPr>
+          <w:p>
+            <w:pPr>
+              <w:rPr>
+                <w:rFonts w:ascii="Times New Roman" w:hAnsi="Times New Roman" w:cs="Times New Roman"/>
+                <w:b/>
+                <w:bCs/>
+                <w:szCs w:val="22"/>
+              </w:rPr>
+            </w:pPr>
+            <w:r>
+              <w:rPr>
+                <w:rFonts w:ascii="Times New Roman" w:hAnsi="Times New Roman" w:cs="Times New Roman"/>
+                <w:b/>
+                <w:bCs/>
+                <w:szCs w:val="22"/>
+              </w:rPr>
+              <w:t xml:space="preserve">Main flow: </w:t>
+            </w:r>
+          </w:p>
+          <w:p>
+            <w:pPr>
+              <w:autoSpaceDE w:val="0"/>
+              <w:autoSpaceDN w:val="0"/>
+              <w:adjustRightInd w:val="0"/>
+              <w:rPr>
+                <w:rFonts w:ascii="Times New Roman" w:hAnsi="Times New Roman" w:cs="Times New Roman"/>
+                <w:color w:val="000000"/>
+              </w:rPr>
+            </w:pPr>
+            <w:r>
+              <w:rPr>
+                <w:rFonts w:ascii="Times New Roman" w:hAnsi="Times New Roman" w:cs="Times New Roman"/>
+                <w:color w:val="000000"/>
+              </w:rPr>
+              <w:t>1. The actor selects the option to generate a report.</w:t>
+            </w:r>
+          </w:p>
+          <w:p>
+            <w:pPr>
+              <w:rPr>
+                <w:rFonts w:ascii="Times New Roman" w:hAnsi="Times New Roman" w:cs="Times New Roman"/>
+                <w:b/>
+                <w:bCs/>
+                <w:szCs w:val="22"/>
+              </w:rPr>
+            </w:pPr>
+            <w:r>
+              <w:rPr>
+                <w:rFonts w:ascii="Times New Roman" w:hAnsi="Times New Roman" w:cs="Times New Roman"/>
+                <w:color w:val="000000"/>
+              </w:rPr>
+              <w:t>2. The system generates and displays the selected report.</w:t>
+            </w:r>
+          </w:p>
+        </w:tc>
+      </w:tr>
+      <w:tr>
+        <w:tc>
+          <w:tcPr>
+            <w:tcW w:w="10292" w:type="dxa"/>
+            <w:gridSpan w:val="2"/>
+            <w:tcBorders>
+              <w:left w:val="single" w:sz="1" w:space="0" w:color="000000"/>
+              <w:bottom w:val="single" w:sz="1" w:space="0" w:color="000000"/>
+              <w:right w:val="single" w:sz="1" w:space="0" w:color="000000"/>
+            </w:tcBorders>
+          </w:tcPr>
+          <w:p>
+            <w:pPr>
+              <w:rPr>
+                <w:rFonts w:ascii="Times New Roman" w:hAnsi="Times New Roman" w:cs="Times New Roman"/>
+                <w:szCs w:val="22"/>
+              </w:rPr>
+            </w:pPr>
+            <w:r>
+              <w:rPr>
+                <w:rFonts w:ascii="Times New Roman" w:hAnsi="Times New Roman" w:cs="Times New Roman"/>
+                <w:b/>
+                <w:bCs/>
+                <w:szCs w:val="22"/>
+              </w:rPr>
+              <w:t>Extensions:</w:t>
+            </w:r>
+            <w:r>
+              <w:rPr>
+                <w:rFonts w:ascii="Times New Roman" w:hAnsi="Times New Roman" w:cs="Times New Roman"/>
+                <w:szCs w:val="22"/>
+              </w:rPr>
+              <w:t xml:space="preserve"> </w:t>
+            </w:r>
+            <w:r>
+              <w:rPr>
+                <w:rFonts w:ascii="Times New Roman" w:hAnsi="Times New Roman" w:cs="Times New Roman"/>
+                <w:color w:val="000000"/>
+              </w:rPr>
+              <w:t>Specific report types are modelled as specialised (child) use cases.</w:t>
+            </w:r>
+          </w:p>
+        </w:tc>
+      </w:tr>
+      <w:tr>
+        <w:tc>
+          <w:tcPr>
+            <w:tcW w:w="10292" w:type="dxa"/>
+            <w:gridSpan w:val="2"/>
+            <w:tcBorders>
+              <w:left w:val="single" w:sz="1" w:space="0" w:color="000000"/>
+              <w:bottom w:val="single" w:sz="1" w:space="0" w:color="000000"/>
+              <w:right w:val="single" w:sz="1" w:space="0" w:color="000000"/>
+            </w:tcBorders>
+          </w:tcPr>
+          <w:p>
+            <w:pPr>
+              <w:rPr>
+                <w:rFonts w:ascii="Times New Roman" w:hAnsi="Times New Roman" w:cs="Times New Roman"/>
+                <w:szCs w:val="22"/>
+              </w:rPr>
+            </w:pPr>
+            <w:r>
+              <w:rPr>
+                <w:rFonts w:ascii="Times New Roman" w:hAnsi="Times New Roman" w:cs="Times New Roman"/>
+                <w:b/>
+                <w:bCs/>
+                <w:szCs w:val="22"/>
+              </w:rPr>
+              <w:t>Inclusions:</w:t>
+            </w:r>
+            <w:r>
+              <w:rPr>
+                <w:rFonts w:ascii="Times New Roman" w:hAnsi="Times New Roman" w:cs="Times New Roman"/>
+                <w:szCs w:val="22"/>
+              </w:rPr>
+              <w:t xml:space="preserve"> </w:t>
+            </w:r>
+            <w:r>
+              <w:rPr>
+                <w:rFonts w:ascii="Times New Roman" w:hAnsi="Times New Roman" w:cs="Times New Roman"/>
+                <w:color w:val="000000"/>
+              </w:rPr>
+              <w:t>None.</w:t>
+            </w:r>
+          </w:p>
+        </w:tc>
+      </w:tr>
+      <w:tr>
+        <w:tc>
+          <w:tcPr>
+            <w:tcW w:w="10292" w:type="dxa"/>
+            <w:gridSpan w:val="2"/>
+            <w:tcBorders>
+              <w:left w:val="single" w:sz="1" w:space="0" w:color="000000"/>
+              <w:bottom w:val="single" w:sz="1" w:space="0" w:color="000000"/>
+              <w:right w:val="single" w:sz="1" w:space="0" w:color="000000"/>
+            </w:tcBorders>
+          </w:tcPr>
+          <w:p>
+            <w:pPr>
+              <w:rPr>
+                <w:rFonts w:ascii="Times New Roman" w:hAnsi="Times New Roman" w:cs="Times New Roman"/>
+                <w:b/>
+                <w:bCs/>
+                <w:szCs w:val="22"/>
+              </w:rPr>
+            </w:pPr>
+            <w:r>
+              <w:rPr>
+                <w:rFonts w:ascii="Times New Roman" w:hAnsi="Times New Roman" w:cs="Times New Roman"/>
+                <w:b/>
+                <w:bCs/>
+                <w:szCs w:val="22"/>
+              </w:rPr>
+              <w:t xml:space="preserve">Postconditions: </w:t>
+            </w:r>
+            <w:r>
+              <w:rPr>
+                <w:rFonts w:ascii="Times New Roman" w:hAnsi="Times New Roman" w:cs="Times New Roman"/>
+                <w:color w:val="000000"/>
+              </w:rPr>
+              <w:t>A report is generated and displayed.</w:t>
+            </w:r>
+          </w:p>
+        </w:tc>
+      </w:tr>
+      <w:tr>
+        <w:tc>
+          <w:tcPr>
+            <w:tcW w:w="10292" w:type="dxa"/>
+            <w:gridSpan w:val="2"/>
+            <w:tcBorders>
+              <w:left w:val="single" w:sz="1" w:space="0" w:color="000000"/>
+              <w:bottom w:val="single" w:sz="1" w:space="0" w:color="000000"/>
+              <w:right w:val="single" w:sz="1" w:space="0" w:color="000000"/>
+            </w:tcBorders>
+          </w:tcPr>
+          <w:p>
+            <w:pPr>
+              <w:rPr>
+                <w:rFonts w:ascii="Times New Roman" w:hAnsi="Times New Roman" w:cs="Times New Roman"/>
+                <w:b/>
+                <w:bCs/>
+                <w:szCs w:val="22"/>
+              </w:rPr>
+            </w:pPr>
+            <w:r>
+              <w:rPr>
+                <w:rFonts w:ascii="Times New Roman" w:hAnsi="Times New Roman" w:cs="Times New Roman"/>
+                <w:b/>
+                <w:bCs/>
+                <w:szCs w:val="22"/>
+              </w:rPr>
+              <w:t xml:space="preserve">Alternative flows: </w:t>
+            </w:r>
+          </w:p>
+          <w:p>
+            <w:pPr>
+              <w:rPr>
+                <w:rFonts w:ascii="Times New Roman" w:hAnsi="Times New Roman" w:cs="Times New Roman"/>
+                <w:bCs/>
+                <w:szCs w:val="22"/>
+              </w:rPr>
+            </w:pPr>
+            <w:r>
+              <w:rPr>
+                <w:rFonts w:ascii="Times New Roman" w:hAnsi="Times New Roman" w:cs="Times New Roman"/>
+                <w:color w:val="000000"/>
+              </w:rPr>
+              <w:t>A1: The actor cancels the action → No report is generated.</w:t>
+            </w:r>
+          </w:p>
+        </w:tc>
+      </w:tr>
+    </w:tbl>
+    <w:p>
+      <w:pPr>
+        <w:rPr>
+          <w:rFonts w:ascii="Times New Roman" w:hAnsi="Times New Roman" w:cs="Times New Roman"/>
+        </w:rPr>
+      </w:pPr>
+    </w:p>
+    <w:p>
+      <w:pPr>
+        <w:rPr>
+          <w:rFonts w:ascii="Times New Roman" w:hAnsi="Times New Roman" w:cs="Times New Roman"/>
+          <w:b/>
+          <w:bCs/>
+          <w:color w:val="000000"/>
+        </w:rPr>
+      </w:pPr>
+      <w:r>
+        <w:rPr>
+          <w:rFonts w:ascii="Times New Roman" w:hAnsi="Times New Roman" w:cs="Times New Roman"/>
+          <w:b/>
+          <w:bCs/>
+          <w:color w:val="000000"/>
+        </w:rPr>
+        <w:t>UC-SA-RPT-01 — Generate Turnover Report (specialises UC-SA-RPT-00)</w:t>
+      </w:r>
+    </w:p>
+    <w:p>
+      <w:pPr>
         <w:rPr>
           <w:rFonts w:ascii="Times New Roman" w:hAnsi="Times New Roman" w:cs="Times New Roman"/>
         </w:rPr>
@@ -18832,7 +19661,7 @@
                 <w:rFonts w:ascii="Times New Roman" w:hAnsi="Times New Roman" w:cs="Times New Roman"/>
                 <w:color w:val="000000"/>
               </w:rPr>
-              <w:t>UC-SA-RPT-00</w:t>
+              <w:t>UC-SA-RPT-01</w:t>
             </w:r>
           </w:p>
         </w:tc>
@@ -18871,7 +19700,7 @@
                 <w:rFonts w:ascii="Times New Roman" w:hAnsi="Times New Roman" w:cs="Times New Roman"/>
                 <w:color w:val="000000"/>
               </w:rPr>
-              <w:t>Generate Report</w:t>
+              <w:t>Generate Turnover Report</w:t>
             </w:r>
           </w:p>
         </w:tc>
@@ -18912,7 +19741,23 @@
                 <w:rFonts w:ascii="Times New Roman" w:hAnsi="Times New Roman" w:cs="Times New Roman"/>
                 <w:color w:val="000000"/>
               </w:rPr>
-              <w:t>The Operations Manager or Administrator generates a report. Specific report types are modelled as specialised (child) use cases.</w:t>
+              <w:t xml:space="preserve">The Operations Manager or Administrator generates a turnover report for a selected period, showing total quantities of goods sold to merchants and total revenue received by </w:t>
+            </w:r>
+            <w:proofErr w:type="spellStart"/>
+            <w:r>
+              <w:rPr>
+                <w:rFonts w:ascii="Times New Roman" w:hAnsi="Times New Roman" w:cs="Times New Roman"/>
+                <w:color w:val="000000"/>
+              </w:rPr>
+              <w:t>InfoPharma</w:t>
+            </w:r>
+            <w:proofErr w:type="spellEnd"/>
+            <w:r>
+              <w:rPr>
+                <w:rFonts w:ascii="Times New Roman" w:hAnsi="Times New Roman" w:cs="Times New Roman"/>
+                <w:color w:val="000000"/>
+              </w:rPr>
+              <w:t xml:space="preserve"> Ltd.</w:t>
             </w:r>
           </w:p>
         </w:tc>
@@ -19086,24 +19931,60 @@
                 <w:color w:val="000000"/>
               </w:rPr>
               <w:lastRenderedPageBreak/>
-              <w:t>1. The actor selects the option to generate a report.</w:t>
-            </w:r>
-          </w:p>
-          <w:p>
-            <w:pPr>
-              <w:rPr>
-                <w:rFonts w:ascii="Times New Roman" w:hAnsi="Times New Roman" w:cs="Times New Roman"/>
-                <w:b/>
-                <w:bCs/>
-                <w:szCs w:val="22"/>
-              </w:rPr>
-            </w:pPr>
-            <w:r>
-              <w:rPr>
-                <w:rFonts w:ascii="Times New Roman" w:hAnsi="Times New Roman" w:cs="Times New Roman"/>
-                <w:color w:val="000000"/>
-              </w:rPr>
-              <w:t>2. The system generates and displays the selected report.</w:t>
+              <w:t>1. Inherits the main flow of UC-SA-RPT-00 (Generate Report).</w:t>
+            </w:r>
+          </w:p>
+          <w:p>
+            <w:pPr>
+              <w:autoSpaceDE w:val="0"/>
+              <w:autoSpaceDN w:val="0"/>
+              <w:adjustRightInd w:val="0"/>
+              <w:rPr>
+                <w:rFonts w:ascii="Times New Roman" w:hAnsi="Times New Roman" w:cs="Times New Roman"/>
+                <w:color w:val="000000"/>
+              </w:rPr>
+            </w:pPr>
+            <w:r>
+              <w:rPr>
+                <w:rFonts w:ascii="Times New Roman" w:hAnsi="Times New Roman" w:cs="Times New Roman"/>
+                <w:color w:val="000000"/>
+              </w:rPr>
+              <w:t>2. The actor selects the reporting period.</w:t>
+            </w:r>
+          </w:p>
+          <w:p>
+            <w:pPr>
+              <w:autoSpaceDE w:val="0"/>
+              <w:autoSpaceDN w:val="0"/>
+              <w:adjustRightInd w:val="0"/>
+              <w:rPr>
+                <w:rFonts w:ascii="Times New Roman" w:hAnsi="Times New Roman" w:cs="Times New Roman"/>
+                <w:color w:val="000000"/>
+              </w:rPr>
+            </w:pPr>
+            <w:r>
+              <w:rPr>
+                <w:rFonts w:ascii="Times New Roman" w:hAnsi="Times New Roman" w:cs="Times New Roman"/>
+                <w:color w:val="000000"/>
+              </w:rPr>
+              <w:t>3. The system calculates total quantities sold and total revenue for the selected period.</w:t>
+            </w:r>
+          </w:p>
+          <w:p>
+            <w:pPr>
+              <w:rPr>
+                <w:rFonts w:ascii="Times New Roman" w:hAnsi="Times New Roman" w:cs="Times New Roman"/>
+                <w:b/>
+                <w:bCs/>
+                <w:szCs w:val="22"/>
+              </w:rPr>
+            </w:pPr>
+            <w:r>
+              <w:rPr>
+                <w:rFonts w:ascii="Times New Roman" w:hAnsi="Times New Roman" w:cs="Times New Roman"/>
+                <w:color w:val="000000"/>
+              </w:rPr>
+              <w:t>4. The system generates and displays the turnover report.</w:t>
             </w:r>
           </w:p>
         </w:tc>
@@ -19148,7 +20029,7 @@
                 <w:rFonts w:ascii="Times New Roman" w:hAnsi="Times New Roman" w:cs="Times New Roman"/>
                 <w:color w:val="000000"/>
               </w:rPr>
-              <w:t>Specific report types are modelled as specialised (child) use cases.</w:t>
+              <w:t>None.</w:t>
             </w:r>
           </w:p>
         </w:tc>
@@ -19231,7 +20112,7 @@
                 <w:rFonts w:ascii="Times New Roman" w:hAnsi="Times New Roman" w:cs="Times New Roman"/>
                 <w:color w:val="000000"/>
               </w:rPr>
-              <w:t>A report is generated and displayed.</w:t>
+              <w:t>Turnover report is generated and displayed.</w:t>
             </w:r>
           </w:p>
         </w:tc>
@@ -19279,7 +20160,7 @@
                 <w:rFonts w:ascii="Times New Roman" w:hAnsi="Times New Roman" w:cs="Times New Roman"/>
                 <w:color w:val="000000"/>
               </w:rPr>
-              <w:t>A1: The actor cancels the action → No report is generated.</w:t>
+              <w:t>A1: No transactions exist for the selected period → The system displays zero totals or an empty report.</w:t>
             </w:r>
           </w:p>
         </w:tc>
@@ -19287,13 +20168,22 @@
     </w:tbl>
     <w:p>
       <w:pPr>
-        <w:rPr>
-          <w:rFonts w:ascii="Times New Roman" w:hAnsi="Times New Roman" w:cs="Times New Roman"/>
+        <w:tabs>
+          <w:tab w:val="left" w:pos="1401"/>
+        </w:tabs>
+        <w:rPr>
+          <w:rFonts w:ascii="Times New Roman" w:hAnsi="Times New Roman" w:cs="Times New Roman"/>
+          <w:b/>
+          <w:bCs/>
+          <w:color w:val="000000"/>
         </w:rPr>
       </w:pPr>
     </w:p>
     <w:p>
       <w:pPr>
+        <w:tabs>
+          <w:tab w:val="left" w:pos="1401"/>
+        </w:tabs>
         <w:rPr>
           <w:rFonts w:ascii="Times New Roman" w:hAnsi="Times New Roman" w:cs="Times New Roman"/>
           <w:b/>
@@ -19308,13 +20198,18 @@
           <w:bCs/>
           <w:color w:val="000000"/>
         </w:rPr>
-        <w:t>UC-SA-RPT-01 — Generate Turnover Report (specialises UC-SA-RPT-00)</w:t>
+        <w:t>UC-SA-RPT-02 — Generate Merchant Orders Report (specialises UC-SA-RPT-00)</w:t>
       </w:r>
     </w:p>
     <w:p>
       <w:pPr>
-        <w:rPr>
-          <w:rFonts w:ascii="Times New Roman" w:hAnsi="Times New Roman" w:cs="Times New Roman"/>
+        <w:tabs>
+          <w:tab w:val="left" w:pos="1401"/>
+        </w:tabs>
+        <w:rPr>
+          <w:rFonts w:ascii="Times New Roman" w:hAnsi="Times New Roman" w:cs="Times New Roman"/>
+          <w:b/>
+          <w:bCs/>
         </w:rPr>
       </w:pPr>
     </w:p>
@@ -19371,7 +20266,7 @@
                 <w:rFonts w:ascii="Times New Roman" w:hAnsi="Times New Roman" w:cs="Times New Roman"/>
                 <w:color w:val="000000"/>
               </w:rPr>
-              <w:t>UC-SA-RPT-01</w:t>
+              <w:t>UC-SA-RPT-02</w:t>
             </w:r>
           </w:p>
         </w:tc>
@@ -19410,7 +20305,7 @@
                 <w:rFonts w:ascii="Times New Roman" w:hAnsi="Times New Roman" w:cs="Times New Roman"/>
                 <w:color w:val="000000"/>
               </w:rPr>
-              <w:t>Generate Turnover Report</w:t>
+              <w:t>Generate Merchant Orders Report</w:t>
             </w:r>
           </w:p>
         </w:tc>
@@ -19451,23 +20346,7 @@
                 <w:rFonts w:ascii="Times New Roman" w:hAnsi="Times New Roman" w:cs="Times New Roman"/>
                 <w:color w:val="000000"/>
               </w:rPr>
-              <w:t xml:space="preserve">The Operations Manager or Administrator generates a turnover report for a selected period, showing total quantities of goods sold to merchants and total revenue received by </w:t>
-            </w:r>
-            <w:proofErr w:type="spellStart"/>
-            <w:r>
-              <w:rPr>
-                <w:rFonts w:ascii="Times New Roman" w:hAnsi="Times New Roman" w:cs="Times New Roman"/>
-                <w:color w:val="000000"/>
-              </w:rPr>
-              <w:t>InfoPharma</w:t>
-            </w:r>
-            <w:proofErr w:type="spellEnd"/>
-            <w:r>
-              <w:rPr>
-                <w:rFonts w:ascii="Times New Roman" w:hAnsi="Times New Roman" w:cs="Times New Roman"/>
-                <w:color w:val="000000"/>
-              </w:rPr>
-              <w:t xml:space="preserve"> Ltd.</w:t>
+              <w:t>The Operations Manager or Administrator generates a report listing orders for a selected merchant for a selected period.</w:t>
             </w:r>
           </w:p>
         </w:tc>
@@ -19483,148 +20362,6 @@
               <w:right w:val="single" w:sz="1" w:space="0" w:color="000000"/>
             </w:tcBorders>
           </w:tcPr>
-          <w:p>
-            <w:pPr>
-              <w:rPr>
-                <w:rFonts w:ascii="Times New Roman" w:hAnsi="Times New Roman" w:cs="Times New Roman"/>
-                <w:b/>
-                <w:bCs/>
-              </w:rPr>
-            </w:pPr>
-            <w:r>
-              <w:rPr>
-                <w:rFonts w:ascii="Times New Roman" w:hAnsi="Times New Roman" w:cs="Times New Roman"/>
-                <w:b/>
-                <w:bCs/>
-              </w:rPr>
-              <w:t>Primary actors:</w:t>
-            </w:r>
-            <w:r>
-              <w:rPr>
-                <w:rFonts w:ascii="Times New Roman" w:hAnsi="Times New Roman" w:cs="Times New Roman"/>
-              </w:rPr>
-              <w:t xml:space="preserve"> </w:t>
-            </w:r>
-            <w:r>
-              <w:rPr>
-                <w:rFonts w:ascii="Times New Roman" w:hAnsi="Times New Roman" w:cs="Times New Roman"/>
-                <w:color w:val="000000"/>
-              </w:rPr>
-              <w:t>Operations Manager; Administrator</w:t>
-            </w:r>
-          </w:p>
-        </w:tc>
-      </w:tr>
-      <w:tr>
-        <w:tc>
-          <w:tcPr>
-            <w:tcW w:w="10292" w:type="dxa"/>
-            <w:gridSpan w:val="2"/>
-            <w:tcBorders>
-              <w:left w:val="single" w:sz="1" w:space="0" w:color="000000"/>
-              <w:bottom w:val="single" w:sz="1" w:space="0" w:color="000000"/>
-              <w:right w:val="single" w:sz="1" w:space="0" w:color="000000"/>
-            </w:tcBorders>
-          </w:tcPr>
-          <w:p>
-            <w:pPr>
-              <w:rPr>
-                <w:rFonts w:ascii="Times New Roman" w:hAnsi="Times New Roman" w:cs="Times New Roman"/>
-              </w:rPr>
-            </w:pPr>
-            <w:r>
-              <w:rPr>
-                <w:rFonts w:ascii="Times New Roman" w:hAnsi="Times New Roman" w:cs="Times New Roman"/>
-                <w:b/>
-                <w:bCs/>
-              </w:rPr>
-              <w:t>Secondary actors:</w:t>
-            </w:r>
-            <w:r>
-              <w:rPr>
-                <w:rFonts w:ascii="Times New Roman" w:hAnsi="Times New Roman" w:cs="Times New Roman"/>
-              </w:rPr>
-              <w:t xml:space="preserve"> </w:t>
-            </w:r>
-            <w:r>
-              <w:rPr>
-                <w:rFonts w:ascii="Times New Roman" w:hAnsi="Times New Roman" w:cs="Times New Roman"/>
-                <w:color w:val="000000"/>
-              </w:rPr>
-              <w:t>None.</w:t>
-            </w:r>
-          </w:p>
-        </w:tc>
-      </w:tr>
-      <w:tr>
-        <w:tc>
-          <w:tcPr>
-            <w:tcW w:w="10292" w:type="dxa"/>
-            <w:gridSpan w:val="2"/>
-            <w:tcBorders>
-              <w:left w:val="single" w:sz="1" w:space="0" w:color="000000"/>
-              <w:bottom w:val="single" w:sz="1" w:space="0" w:color="000000"/>
-              <w:right w:val="single" w:sz="1" w:space="0" w:color="000000"/>
-            </w:tcBorders>
-          </w:tcPr>
-          <w:p>
-            <w:pPr>
-              <w:rPr>
-                <w:rFonts w:ascii="Times New Roman" w:hAnsi="Times New Roman" w:cs="Times New Roman"/>
-                <w:b/>
-                <w:bCs/>
-                <w:szCs w:val="22"/>
-              </w:rPr>
-            </w:pPr>
-            <w:r>
-              <w:rPr>
-                <w:rFonts w:ascii="Times New Roman" w:hAnsi="Times New Roman" w:cs="Times New Roman"/>
-                <w:b/>
-                <w:bCs/>
-                <w:szCs w:val="22"/>
-              </w:rPr>
-              <w:t xml:space="preserve">Preconditions: </w:t>
-            </w:r>
-            <w:r>
-              <w:rPr>
-                <w:rFonts w:ascii="Times New Roman" w:hAnsi="Times New Roman" w:cs="Times New Roman"/>
-                <w:color w:val="000000"/>
-              </w:rPr>
-              <w:t>Actor is authenticated and authorised.</w:t>
-            </w:r>
-          </w:p>
-        </w:tc>
-      </w:tr>
-      <w:tr>
-        <w:tc>
-          <w:tcPr>
-            <w:tcW w:w="10292" w:type="dxa"/>
-            <w:gridSpan w:val="2"/>
-            <w:tcBorders>
-              <w:left w:val="single" w:sz="1" w:space="0" w:color="000000"/>
-              <w:bottom w:val="single" w:sz="1" w:space="0" w:color="000000"/>
-              <w:right w:val="single" w:sz="1" w:space="0" w:color="000000"/>
-            </w:tcBorders>
-          </w:tcPr>
-          <w:p>
-            <w:pPr>
-              <w:rPr>
-                <w:rFonts w:ascii="Times New Roman" w:hAnsi="Times New Roman" w:cs="Times New Roman"/>
-                <w:b/>
-                <w:bCs/>
-                <w:szCs w:val="22"/>
-              </w:rPr>
-            </w:pPr>
-            <w:r>
-              <w:rPr>
-                <w:rFonts w:ascii="Times New Roman" w:hAnsi="Times New Roman" w:cs="Times New Roman"/>
-                <w:b/>
-                <w:bCs/>
-                <w:szCs w:val="22"/>
-              </w:rPr>
-              <w:t xml:space="preserve">Main flow: </w:t>
-            </w:r>
-          </w:p>
           <w:p>
             <w:pPr>
               <w:autoSpaceDE w:val="0"/>
@@ -19638,9 +20375,135 @@
             <w:r>
               <w:rPr>
                 <w:rFonts w:ascii="Times New Roman" w:hAnsi="Times New Roman" w:cs="Times New Roman"/>
-                <w:color w:val="000000"/>
-              </w:rPr>
-              <w:t>1. Inherits the main flow of UC-SA-RPT-00 (Generate Report).</w:t>
+                <w:b/>
+                <w:bCs/>
+              </w:rPr>
+              <w:t>Primary actors:</w:t>
+            </w:r>
+            <w:r>
+              <w:rPr>
+                <w:rFonts w:ascii="Times New Roman" w:hAnsi="Times New Roman" w:cs="Times New Roman"/>
+              </w:rPr>
+              <w:t xml:space="preserve"> </w:t>
+            </w:r>
+            <w:r>
+              <w:rPr>
+                <w:rFonts w:ascii="Times New Roman" w:hAnsi="Times New Roman" w:cs="Times New Roman"/>
+                <w:color w:val="000000"/>
+              </w:rPr>
+              <w:t>Operations Manager; Administrator</w:t>
+            </w:r>
+          </w:p>
+        </w:tc>
+      </w:tr>
+      <w:tr>
+        <w:tc>
+          <w:tcPr>
+            <w:tcW w:w="10292" w:type="dxa"/>
+            <w:gridSpan w:val="2"/>
+            <w:tcBorders>
+              <w:left w:val="single" w:sz="1" w:space="0" w:color="000000"/>
+              <w:bottom w:val="single" w:sz="1" w:space="0" w:color="000000"/>
+              <w:right w:val="single" w:sz="1" w:space="0" w:color="000000"/>
+            </w:tcBorders>
+          </w:tcPr>
+          <w:p>
+            <w:pPr>
+              <w:rPr>
+                <w:rFonts w:ascii="Times New Roman" w:hAnsi="Times New Roman" w:cs="Times New Roman"/>
+              </w:rPr>
+            </w:pPr>
+            <w:r>
+              <w:rPr>
+                <w:rFonts w:ascii="Times New Roman" w:hAnsi="Times New Roman" w:cs="Times New Roman"/>
+                <w:b/>
+                <w:bCs/>
+              </w:rPr>
+              <w:t>Secondary actors:</w:t>
+            </w:r>
+            <w:r>
+              <w:rPr>
+                <w:rFonts w:ascii="Times New Roman" w:hAnsi="Times New Roman" w:cs="Times New Roman"/>
+              </w:rPr>
+              <w:t xml:space="preserve"> </w:t>
+            </w:r>
+            <w:r>
+              <w:rPr>
+                <w:rFonts w:ascii="Times New Roman" w:hAnsi="Times New Roman" w:cs="Times New Roman"/>
+                <w:color w:val="000000"/>
+              </w:rPr>
+              <w:t>None.</w:t>
+            </w:r>
+          </w:p>
+        </w:tc>
+      </w:tr>
+      <w:tr>
+        <w:tc>
+          <w:tcPr>
+            <w:tcW w:w="10292" w:type="dxa"/>
+            <w:gridSpan w:val="2"/>
+            <w:tcBorders>
+              <w:left w:val="single" w:sz="1" w:space="0" w:color="000000"/>
+              <w:bottom w:val="single" w:sz="1" w:space="0" w:color="000000"/>
+              <w:right w:val="single" w:sz="1" w:space="0" w:color="000000"/>
+            </w:tcBorders>
+          </w:tcPr>
+          <w:p>
+            <w:pPr>
+              <w:rPr>
+                <w:rFonts w:ascii="Times New Roman" w:hAnsi="Times New Roman" w:cs="Times New Roman"/>
+                <w:b/>
+                <w:bCs/>
+                <w:szCs w:val="22"/>
+              </w:rPr>
+            </w:pPr>
+            <w:r>
+              <w:rPr>
+                <w:rFonts w:ascii="Times New Roman" w:hAnsi="Times New Roman" w:cs="Times New Roman"/>
+                <w:b/>
+                <w:bCs/>
+                <w:szCs w:val="22"/>
+              </w:rPr>
+              <w:t xml:space="preserve">Preconditions: </w:t>
+            </w:r>
+            <w:r>
+              <w:rPr>
+                <w:rFonts w:ascii="Times New Roman" w:hAnsi="Times New Roman" w:cs="Times New Roman"/>
+                <w:color w:val="000000"/>
+              </w:rPr>
+              <w:t>Actor is authenticated and authorised. The selected merchant exists.</w:t>
+            </w:r>
+          </w:p>
+        </w:tc>
+      </w:tr>
+      <w:tr>
+        <w:tc>
+          <w:tcPr>
+            <w:tcW w:w="10292" w:type="dxa"/>
+            <w:gridSpan w:val="2"/>
+            <w:tcBorders>
+              <w:left w:val="single" w:sz="1" w:space="0" w:color="000000"/>
+              <w:bottom w:val="single" w:sz="1" w:space="0" w:color="000000"/>
+              <w:right w:val="single" w:sz="1" w:space="0" w:color="000000"/>
+            </w:tcBorders>
+          </w:tcPr>
+          <w:p>
+            <w:pPr>
+              <w:rPr>
+                <w:rFonts w:ascii="Times New Roman" w:hAnsi="Times New Roman" w:cs="Times New Roman"/>
+                <w:b/>
+                <w:bCs/>
+                <w:szCs w:val="22"/>
+              </w:rPr>
+            </w:pPr>
+            <w:r>
+              <w:rPr>
+                <w:rFonts w:ascii="Times New Roman" w:hAnsi="Times New Roman" w:cs="Times New Roman"/>
+                <w:b/>
+                <w:bCs/>
+                <w:szCs w:val="22"/>
+              </w:rPr>
+              <w:t xml:space="preserve">Main flow: </w:t>
             </w:r>
           </w:p>
           <w:p>
@@ -19658,7 +20521,7 @@
                 <w:rFonts w:ascii="Times New Roman" w:hAnsi="Times New Roman" w:cs="Times New Roman"/>
                 <w:color w:val="000000"/>
               </w:rPr>
-              <w:t>2. The actor selects the reporting period.</w:t>
+              <w:t>1. Inherits the main flow of UC-SA-RPT-00 (Generate Report).</w:t>
             </w:r>
           </w:p>
           <w:p>
@@ -19676,401 +20539,9 @@
                 <w:rFonts w:ascii="Times New Roman" w:hAnsi="Times New Roman" w:cs="Times New Roman"/>
                 <w:color w:val="000000"/>
               </w:rPr>
-              <w:t>3. The system calculates total quantities sold and total revenue for the selected period.</w:t>
-            </w:r>
-          </w:p>
-          <w:p>
-            <w:pPr>
-              <w:rPr>
-                <w:rFonts w:ascii="Times New Roman" w:hAnsi="Times New Roman" w:cs="Times New Roman"/>
-                <w:b/>
-                <w:bCs/>
-                <w:szCs w:val="22"/>
-              </w:rPr>
-            </w:pPr>
-            <w:r>
-              <w:rPr>
-                <w:rFonts w:ascii="Times New Roman" w:hAnsi="Times New Roman" w:cs="Times New Roman"/>
-                <w:color w:val="000000"/>
-              </w:rPr>
-              <w:t>4. The system generates and displays the turnover report.</w:t>
-            </w:r>
-          </w:p>
-        </w:tc>
-      </w:tr>
-      <w:tr>
-        <w:tc>
-          <w:tcPr>
-            <w:tcW w:w="10292" w:type="dxa"/>
-            <w:gridSpan w:val="2"/>
-            <w:tcBorders>
-              <w:left w:val="single" w:sz="1" w:space="0" w:color="000000"/>
-              <w:bottom w:val="single" w:sz="1" w:space="0" w:color="000000"/>
-              <w:right w:val="single" w:sz="1" w:space="0" w:color="000000"/>
-            </w:tcBorders>
-          </w:tcPr>
-          <w:p>
-            <w:pPr>
-              <w:rPr>
-                <w:rFonts w:ascii="Times New Roman" w:hAnsi="Times New Roman" w:cs="Times New Roman"/>
-                <w:szCs w:val="22"/>
-              </w:rPr>
-            </w:pPr>
-            <w:r>
-              <w:rPr>
-                <w:rFonts w:ascii="Times New Roman" w:hAnsi="Times New Roman" w:cs="Times New Roman"/>
-                <w:b/>
-                <w:bCs/>
-                <w:szCs w:val="22"/>
-              </w:rPr>
-              <w:t>Extensions:</w:t>
-            </w:r>
-            <w:r>
-              <w:rPr>
-                <w:rFonts w:ascii="Times New Roman" w:hAnsi="Times New Roman" w:cs="Times New Roman"/>
-                <w:szCs w:val="22"/>
-              </w:rPr>
-              <w:t xml:space="preserve"> </w:t>
-            </w:r>
-            <w:r>
-              <w:rPr>
-                <w:rFonts w:ascii="Times New Roman" w:hAnsi="Times New Roman" w:cs="Times New Roman"/>
-                <w:color w:val="000000"/>
-              </w:rPr>
-              <w:t>None.</w:t>
-            </w:r>
-          </w:p>
-        </w:tc>
-      </w:tr>
-      <w:tr>
-        <w:tc>
-          <w:tcPr>
-            <w:tcW w:w="10292" w:type="dxa"/>
-            <w:gridSpan w:val="2"/>
-            <w:tcBorders>
-              <w:left w:val="single" w:sz="1" w:space="0" w:color="000000"/>
-              <w:bottom w:val="single" w:sz="1" w:space="0" w:color="000000"/>
-              <w:right w:val="single" w:sz="1" w:space="0" w:color="000000"/>
-            </w:tcBorders>
-          </w:tcPr>
-          <w:p>
-            <w:pPr>
-              <w:rPr>
-                <w:rFonts w:ascii="Times New Roman" w:hAnsi="Times New Roman" w:cs="Times New Roman"/>
-                <w:szCs w:val="22"/>
-              </w:rPr>
-            </w:pPr>
-            <w:r>
-              <w:rPr>
-                <w:rFonts w:ascii="Times New Roman" w:hAnsi="Times New Roman" w:cs="Times New Roman"/>
-                <w:b/>
-                <w:bCs/>
-                <w:szCs w:val="22"/>
-              </w:rPr>
-              <w:t>Inclusions:</w:t>
-            </w:r>
-            <w:r>
-              <w:rPr>
-                <w:rFonts w:ascii="Times New Roman" w:hAnsi="Times New Roman" w:cs="Times New Roman"/>
-                <w:szCs w:val="22"/>
-              </w:rPr>
-              <w:t xml:space="preserve"> </w:t>
-            </w:r>
-            <w:r>
-              <w:rPr>
-                <w:rFonts w:ascii="Times New Roman" w:hAnsi="Times New Roman" w:cs="Times New Roman"/>
-                <w:color w:val="000000"/>
-              </w:rPr>
-              <w:t>None.</w:t>
-            </w:r>
-          </w:p>
-        </w:tc>
-      </w:tr>
-      <w:tr>
-        <w:tc>
-          <w:tcPr>
-            <w:tcW w:w="10292" w:type="dxa"/>
-            <w:gridSpan w:val="2"/>
-            <w:tcBorders>
-              <w:left w:val="single" w:sz="1" w:space="0" w:color="000000"/>
-              <w:bottom w:val="single" w:sz="1" w:space="0" w:color="000000"/>
-              <w:right w:val="single" w:sz="1" w:space="0" w:color="000000"/>
-            </w:tcBorders>
-          </w:tcPr>
-          <w:p>
-            <w:pPr>
-              <w:rPr>
-                <w:rFonts w:ascii="Times New Roman" w:hAnsi="Times New Roman" w:cs="Times New Roman"/>
-                <w:b/>
-                <w:bCs/>
-                <w:szCs w:val="22"/>
-              </w:rPr>
-            </w:pPr>
-            <w:r>
-              <w:rPr>
-                <w:rFonts w:ascii="Times New Roman" w:hAnsi="Times New Roman" w:cs="Times New Roman"/>
-                <w:b/>
-                <w:bCs/>
-                <w:szCs w:val="22"/>
-              </w:rPr>
-              <w:t xml:space="preserve">Postconditions: </w:t>
-            </w:r>
-            <w:r>
-              <w:rPr>
-                <w:rFonts w:ascii="Times New Roman" w:hAnsi="Times New Roman" w:cs="Times New Roman"/>
-                <w:color w:val="000000"/>
-              </w:rPr>
-              <w:t>Turnover report is generated and displayed.</w:t>
-            </w:r>
-          </w:p>
-        </w:tc>
-      </w:tr>
-      <w:tr>
-        <w:tc>
-          <w:tcPr>
-            <w:tcW w:w="10292" w:type="dxa"/>
-            <w:gridSpan w:val="2"/>
-            <w:tcBorders>
-              <w:left w:val="single" w:sz="1" w:space="0" w:color="000000"/>
-              <w:bottom w:val="single" w:sz="1" w:space="0" w:color="000000"/>
-              <w:right w:val="single" w:sz="1" w:space="0" w:color="000000"/>
-            </w:tcBorders>
-          </w:tcPr>
-          <w:p>
-            <w:pPr>
-              <w:rPr>
-                <w:rFonts w:ascii="Times New Roman" w:hAnsi="Times New Roman" w:cs="Times New Roman"/>
-                <w:b/>
-                <w:bCs/>
-                <w:szCs w:val="22"/>
-              </w:rPr>
-            </w:pPr>
-            <w:r>
-              <w:rPr>
-                <w:rFonts w:ascii="Times New Roman" w:hAnsi="Times New Roman" w:cs="Times New Roman"/>
-                <w:b/>
-                <w:bCs/>
-                <w:szCs w:val="22"/>
-              </w:rPr>
-              <w:t xml:space="preserve">Alternative flows: </w:t>
-            </w:r>
-          </w:p>
-          <w:p>
-            <w:pPr>
-              <w:rPr>
-                <w:rFonts w:ascii="Times New Roman" w:hAnsi="Times New Roman" w:cs="Times New Roman"/>
-                <w:bCs/>
-                <w:szCs w:val="22"/>
-              </w:rPr>
-            </w:pPr>
-            <w:r>
-              <w:rPr>
-                <w:rFonts w:ascii="Times New Roman" w:hAnsi="Times New Roman" w:cs="Times New Roman"/>
-                <w:color w:val="000000"/>
-              </w:rPr>
-              <w:lastRenderedPageBreak/>
-              <w:t>A1: No transactions exist for the selected period → The system displays zero totals or an empty report.</w:t>
-            </w:r>
-          </w:p>
-        </w:tc>
-      </w:tr>
-    </w:tbl>
-    <w:p>
-      <w:pPr>
-        <w:tabs>
-          <w:tab w:val="left" w:pos="1401"/>
-        </w:tabs>
-        <w:rPr>
-          <w:rFonts w:ascii="Times New Roman" w:hAnsi="Times New Roman" w:cs="Times New Roman"/>
-          <w:b/>
-          <w:bCs/>
-          <w:color w:val="000000"/>
-        </w:rPr>
-      </w:pPr>
-    </w:p>
-    <w:p>
-      <w:pPr>
-        <w:tabs>
-          <w:tab w:val="left" w:pos="1401"/>
-        </w:tabs>
-        <w:rPr>
-          <w:rFonts w:ascii="Times New Roman" w:hAnsi="Times New Roman" w:cs="Times New Roman"/>
-          <w:b/>
-          <w:bCs/>
-          <w:color w:val="000000"/>
-        </w:rPr>
-      </w:pPr>
-      <w:r>
-        <w:rPr>
-          <w:rFonts w:ascii="Times New Roman" w:hAnsi="Times New Roman" w:cs="Times New Roman"/>
-          <w:b/>
-          <w:bCs/>
-          <w:color w:val="000000"/>
-        </w:rPr>
-        <w:t>UC-SA-RPT-02 — Generate Merchant Orders Report (specialises UC-SA-RPT-00)</w:t>
-      </w:r>
-    </w:p>
-    <w:p>
-      <w:pPr>
-        <w:tabs>
-          <w:tab w:val="left" w:pos="1401"/>
-        </w:tabs>
-        <w:rPr>
-          <w:rFonts w:ascii="Times New Roman" w:hAnsi="Times New Roman" w:cs="Times New Roman"/>
-          <w:b/>
-          <w:bCs/>
-        </w:rPr>
-      </w:pPr>
-    </w:p>
-    <w:tbl>
-      <w:tblPr>
-        <w:tblW w:w="10292" w:type="dxa"/>
-        <w:tblInd w:w="-329" w:type="dxa"/>
-        <w:tblLayout w:type="fixed"/>
-        <w:tblCellMar>
-          <w:top w:w="55" w:type="dxa"/>
-          <w:left w:w="55" w:type="dxa"/>
-          <w:bottom w:w="55" w:type="dxa"/>
-          <w:right w:w="55" w:type="dxa"/>
-        </w:tblCellMar>
-        <w:tblLook w:val="0000" w:firstRow="0" w:lastRow="0" w:firstColumn="0" w:lastColumn="0" w:noHBand="0" w:noVBand="0"/>
-      </w:tblPr>
-      <w:tblGrid>
-        <w:gridCol w:w="4818"/>
-        <w:gridCol w:w="5474"/>
-      </w:tblGrid>
-      <w:tr>
-        <w:tc>
-          <w:tcPr>
-            <w:tcW w:w="4818" w:type="dxa"/>
-            <w:tcBorders>
-              <w:top w:val="single" w:sz="1" w:space="0" w:color="000000"/>
-              <w:left w:val="single" w:sz="1" w:space="0" w:color="000000"/>
-              <w:bottom w:val="single" w:sz="1" w:space="0" w:color="000000"/>
-              <w:right w:val="single" w:sz="1" w:space="0" w:color="000000"/>
-            </w:tcBorders>
-          </w:tcPr>
-          <w:p>
-            <w:pPr>
-              <w:rPr>
-                <w:rFonts w:ascii="Times New Roman" w:hAnsi="Times New Roman" w:cs="Times New Roman"/>
-              </w:rPr>
-            </w:pPr>
-            <w:r>
-              <w:rPr>
-                <w:rFonts w:ascii="Times New Roman" w:hAnsi="Times New Roman" w:cs="Times New Roman"/>
-                <w:b/>
-                <w:bCs/>
-              </w:rPr>
-              <w:t>Use case ID:</w:t>
-            </w:r>
-            <w:r>
-              <w:rPr>
-                <w:rFonts w:ascii="Times New Roman" w:hAnsi="Times New Roman" w:cs="Times New Roman"/>
-              </w:rPr>
-              <w:t xml:space="preserve"> </w:t>
-            </w:r>
-            <w:r>
-              <w:rPr>
-                <w:rFonts w:ascii="Times New Roman" w:hAnsi="Times New Roman" w:cs="Times New Roman"/>
-                <w:color w:val="000000"/>
-              </w:rPr>
-              <w:t>UC-SA-RPT-02</w:t>
-            </w:r>
-          </w:p>
-        </w:tc>
-        <w:tc>
-          <w:tcPr>
-            <w:tcW w:w="5474" w:type="dxa"/>
-            <w:tcBorders>
-              <w:top w:val="single" w:sz="1" w:space="0" w:color="000000"/>
-              <w:left w:val="single" w:sz="1" w:space="0" w:color="000000"/>
-              <w:bottom w:val="single" w:sz="1" w:space="0" w:color="000000"/>
-              <w:right w:val="single" w:sz="1" w:space="0" w:color="000000"/>
-            </w:tcBorders>
-          </w:tcPr>
-          <w:p>
-            <w:pPr>
-              <w:rPr>
-                <w:rFonts w:ascii="Times New Roman" w:hAnsi="Times New Roman" w:cs="Times New Roman"/>
-              </w:rPr>
-            </w:pPr>
-            <w:r>
-              <w:rPr>
-                <w:rFonts w:ascii="Times New Roman" w:hAnsi="Times New Roman" w:cs="Times New Roman"/>
-                <w:b/>
-                <w:bCs/>
-              </w:rPr>
-              <w:t>Use case:</w:t>
-            </w:r>
-            <w:r>
-              <w:rPr>
-                <w:rFonts w:ascii="Times New Roman" w:hAnsi="Times New Roman" w:cs="Times New Roman"/>
-              </w:rPr>
-              <w:t xml:space="preserve"> </w:t>
-            </w:r>
-            <w:r>
-              <w:rPr>
-                <w:rFonts w:ascii="Times New Roman" w:hAnsi="Times New Roman" w:cs="Times New Roman"/>
-                <w:color w:val="000000"/>
-              </w:rPr>
-              <w:t>Generate Merchant Orders Report</w:t>
-            </w:r>
-          </w:p>
-        </w:tc>
-      </w:tr>
-      <w:tr>
-        <w:tc>
-          <w:tcPr>
-            <w:tcW w:w="10292" w:type="dxa"/>
-            <w:gridSpan w:val="2"/>
-            <w:tcBorders>
-              <w:left w:val="single" w:sz="1" w:space="0" w:color="000000"/>
-              <w:bottom w:val="single" w:sz="1" w:space="0" w:color="000000"/>
-              <w:right w:val="single" w:sz="1" w:space="0" w:color="000000"/>
-            </w:tcBorders>
-          </w:tcPr>
-          <w:p>
-            <w:pPr>
-              <w:rPr>
-                <w:rFonts w:ascii="Times New Roman" w:hAnsi="Times New Roman" w:cs="Times New Roman"/>
-              </w:rPr>
-            </w:pPr>
-            <w:r>
-              <w:rPr>
-                <w:rFonts w:ascii="Times New Roman" w:hAnsi="Times New Roman" w:cs="Times New Roman"/>
-                <w:b/>
-                <w:bCs/>
-              </w:rPr>
-              <w:t>Brief Description:</w:t>
-            </w:r>
-            <w:r>
-              <w:rPr>
-                <w:rFonts w:ascii="Times New Roman" w:hAnsi="Times New Roman" w:cs="Times New Roman"/>
-              </w:rPr>
-              <w:t xml:space="preserve"> </w:t>
-            </w:r>
-            <w:r>
-              <w:rPr>
-                <w:rFonts w:ascii="Times New Roman" w:hAnsi="Times New Roman" w:cs="Times New Roman"/>
-                <w:color w:val="000000"/>
-              </w:rPr>
-              <w:t>The Operations Manager or Administrator generates a report listing orders for a selected merchant for a selected period.</w:t>
-            </w:r>
-          </w:p>
-        </w:tc>
-      </w:tr>
-      <w:tr>
-        <w:tc>
-          <w:tcPr>
-            <w:tcW w:w="10292" w:type="dxa"/>
-            <w:gridSpan w:val="2"/>
-            <w:tcBorders>
-              <w:left w:val="single" w:sz="1" w:space="0" w:color="000000"/>
-              <w:bottom w:val="single" w:sz="1" w:space="0" w:color="000000"/>
-              <w:right w:val="single" w:sz="1" w:space="0" w:color="000000"/>
-            </w:tcBorders>
-          </w:tcPr>
+              <w:t>2. The actor selects the merchant and the reporting period.</w:t>
+            </w:r>
+          </w:p>
           <w:p>
             <w:pPr>
               <w:autoSpaceDE w:val="0"/>
@@ -20084,23 +20555,26 @@
             <w:r>
               <w:rPr>
                 <w:rFonts w:ascii="Times New Roman" w:hAnsi="Times New Roman" w:cs="Times New Roman"/>
-                <w:b/>
-                <w:bCs/>
-              </w:rPr>
-              <w:t>Primary actors:</w:t>
-            </w:r>
-            <w:r>
-              <w:rPr>
-                <w:rFonts w:ascii="Times New Roman" w:hAnsi="Times New Roman" w:cs="Times New Roman"/>
-              </w:rPr>
-              <w:t xml:space="preserve"> </w:t>
-            </w:r>
-            <w:r>
-              <w:rPr>
-                <w:rFonts w:ascii="Times New Roman" w:hAnsi="Times New Roman" w:cs="Times New Roman"/>
-                <w:color w:val="000000"/>
-              </w:rPr>
-              <w:t>Operations Manager; Administrator</w:t>
+                <w:color w:val="000000"/>
+              </w:rPr>
+              <w:t>3. The system retrieves all orders for the selected merchant in the selected period.</w:t>
+            </w:r>
+          </w:p>
+          <w:p>
+            <w:pPr>
+              <w:rPr>
+                <w:rFonts w:ascii="Times New Roman" w:hAnsi="Times New Roman" w:cs="Times New Roman"/>
+                <w:b/>
+                <w:bCs/>
+                <w:szCs w:val="22"/>
+              </w:rPr>
+            </w:pPr>
+            <w:r>
+              <w:rPr>
+                <w:rFonts w:ascii="Times New Roman" w:hAnsi="Times New Roman" w:cs="Times New Roman"/>
+                <w:color w:val="000000"/>
+              </w:rPr>
+              <w:t>4. The system generates and displays the merchant orders report.</w:t>
             </w:r>
           </w:p>
         </w:tc>
@@ -20120,19 +20594,22 @@
             <w:pPr>
               <w:rPr>
                 <w:rFonts w:ascii="Times New Roman" w:hAnsi="Times New Roman" w:cs="Times New Roman"/>
-              </w:rPr>
-            </w:pPr>
-            <w:r>
-              <w:rPr>
-                <w:rFonts w:ascii="Times New Roman" w:hAnsi="Times New Roman" w:cs="Times New Roman"/>
-                <w:b/>
-                <w:bCs/>
-              </w:rPr>
-              <w:t>Secondary actors:</w:t>
-            </w:r>
-            <w:r>
-              <w:rPr>
-                <w:rFonts w:ascii="Times New Roman" w:hAnsi="Times New Roman" w:cs="Times New Roman"/>
+                <w:szCs w:val="22"/>
+              </w:rPr>
+            </w:pPr>
+            <w:r>
+              <w:rPr>
+                <w:rFonts w:ascii="Times New Roman" w:hAnsi="Times New Roman" w:cs="Times New Roman"/>
+                <w:b/>
+                <w:bCs/>
+                <w:szCs w:val="22"/>
+              </w:rPr>
+              <w:t>Extensions:</w:t>
+            </w:r>
+            <w:r>
+              <w:rPr>
+                <w:rFonts w:ascii="Times New Roman" w:hAnsi="Times New Roman" w:cs="Times New Roman"/>
+                <w:szCs w:val="22"/>
               </w:rPr>
               <w:t xml:space="preserve"> </w:t>
             </w:r>
@@ -20161,26 +20638,31 @@
             <w:pPr>
               <w:rPr>
                 <w:rFonts w:ascii="Times New Roman" w:hAnsi="Times New Roman" w:cs="Times New Roman"/>
-                <w:b/>
-                <w:bCs/>
-                <w:szCs w:val="22"/>
-              </w:rPr>
-            </w:pPr>
-            <w:r>
-              <w:rPr>
-                <w:rFonts w:ascii="Times New Roman" w:hAnsi="Times New Roman" w:cs="Times New Roman"/>
-                <w:b/>
-                <w:bCs/>
-                <w:szCs w:val="22"/>
-              </w:rPr>
-              <w:t xml:space="preserve">Preconditions: </w:t>
-            </w:r>
-            <w:r>
-              <w:rPr>
-                <w:rFonts w:ascii="Times New Roman" w:hAnsi="Times New Roman" w:cs="Times New Roman"/>
-                <w:color w:val="000000"/>
-              </w:rPr>
-              <w:t>Actor is authenticated and authorised. The selected merchant exists.</w:t>
+                <w:szCs w:val="22"/>
+              </w:rPr>
+            </w:pPr>
+            <w:r>
+              <w:rPr>
+                <w:rFonts w:ascii="Times New Roman" w:hAnsi="Times New Roman" w:cs="Times New Roman"/>
+                <w:b/>
+                <w:bCs/>
+                <w:szCs w:val="22"/>
+              </w:rPr>
+              <w:t>Inclusions:</w:t>
+            </w:r>
+            <w:r>
+              <w:rPr>
+                <w:rFonts w:ascii="Times New Roman" w:hAnsi="Times New Roman" w:cs="Times New Roman"/>
+                <w:szCs w:val="22"/>
+              </w:rPr>
+              <w:t xml:space="preserve"> </w:t>
+            </w:r>
+            <w:r>
+              <w:rPr>
+                <w:rFonts w:ascii="Times New Roman" w:hAnsi="Times New Roman" w:cs="Times New Roman"/>
+                <w:color w:val="000000"/>
+              </w:rPr>
+              <w:t>None.</w:t>
             </w:r>
           </w:p>
         </w:tc>
@@ -20212,78 +20694,14 @@
                 <w:bCs/>
                 <w:szCs w:val="22"/>
               </w:rPr>
-              <w:t xml:space="preserve">Main flow: </w:t>
-            </w:r>
-          </w:p>
-          <w:p>
-            <w:pPr>
-              <w:autoSpaceDE w:val="0"/>
-              <w:autoSpaceDN w:val="0"/>
-              <w:adjustRightInd w:val="0"/>
-              <w:rPr>
-                <w:rFonts w:ascii="Times New Roman" w:hAnsi="Times New Roman" w:cs="Times New Roman"/>
-                <w:color w:val="000000"/>
-              </w:rPr>
-            </w:pPr>
-            <w:r>
-              <w:rPr>
-                <w:rFonts w:ascii="Times New Roman" w:hAnsi="Times New Roman" w:cs="Times New Roman"/>
-                <w:color w:val="000000"/>
-              </w:rPr>
-              <w:t>1. Inherits the main flow of UC-SA-RPT-00 (Generate Report).</w:t>
-            </w:r>
-          </w:p>
-          <w:p>
-            <w:pPr>
-              <w:autoSpaceDE w:val="0"/>
-              <w:autoSpaceDN w:val="0"/>
-              <w:adjustRightInd w:val="0"/>
-              <w:rPr>
-                <w:rFonts w:ascii="Times New Roman" w:hAnsi="Times New Roman" w:cs="Times New Roman"/>
-                <w:color w:val="000000"/>
-              </w:rPr>
-            </w:pPr>
-            <w:r>
-              <w:rPr>
-                <w:rFonts w:ascii="Times New Roman" w:hAnsi="Times New Roman" w:cs="Times New Roman"/>
-                <w:color w:val="000000"/>
-              </w:rPr>
-              <w:t>2. The actor selects the merchant and the reporting period.</w:t>
-            </w:r>
-          </w:p>
-          <w:p>
-            <w:pPr>
-              <w:autoSpaceDE w:val="0"/>
-              <w:autoSpaceDN w:val="0"/>
-              <w:adjustRightInd w:val="0"/>
-              <w:rPr>
-                <w:rFonts w:ascii="Times New Roman" w:hAnsi="Times New Roman" w:cs="Times New Roman"/>
-                <w:color w:val="000000"/>
-              </w:rPr>
-            </w:pPr>
-            <w:r>
-              <w:rPr>
-                <w:rFonts w:ascii="Times New Roman" w:hAnsi="Times New Roman" w:cs="Times New Roman"/>
-                <w:color w:val="000000"/>
-              </w:rPr>
-              <w:t>3. The system retrieves all orders for the selected merchant in the selected period.</w:t>
-            </w:r>
-          </w:p>
-          <w:p>
-            <w:pPr>
-              <w:rPr>
-                <w:rFonts w:ascii="Times New Roman" w:hAnsi="Times New Roman" w:cs="Times New Roman"/>
-                <w:b/>
-                <w:bCs/>
-                <w:szCs w:val="22"/>
-              </w:rPr>
-            </w:pPr>
-            <w:r>
-              <w:rPr>
-                <w:rFonts w:ascii="Times New Roman" w:hAnsi="Times New Roman" w:cs="Times New Roman"/>
-                <w:color w:val="000000"/>
-              </w:rPr>
-              <w:t>4. The system generates and displays the merchant orders report.</w:t>
+              <w:t xml:space="preserve">Postconditions: </w:t>
+            </w:r>
+            <w:r>
+              <w:rPr>
+                <w:rFonts w:ascii="Times New Roman" w:hAnsi="Times New Roman" w:cs="Times New Roman"/>
+                <w:color w:val="000000"/>
+              </w:rPr>
+              <w:t>The merchant orders report is generated and displayed.</w:t>
             </w:r>
           </w:p>
         </w:tc>
@@ -20303,145 +20721,19 @@
             <w:pPr>
               <w:rPr>
                 <w:rFonts w:ascii="Times New Roman" w:hAnsi="Times New Roman" w:cs="Times New Roman"/>
-                <w:szCs w:val="22"/>
-              </w:rPr>
-            </w:pPr>
-            <w:r>
-              <w:rPr>
-                <w:rFonts w:ascii="Times New Roman" w:hAnsi="Times New Roman" w:cs="Times New Roman"/>
-                <w:b/>
-                <w:bCs/>
-                <w:szCs w:val="22"/>
-              </w:rPr>
-              <w:t>Extensions:</w:t>
-            </w:r>
-            <w:r>
-              <w:rPr>
-                <w:rFonts w:ascii="Times New Roman" w:hAnsi="Times New Roman" w:cs="Times New Roman"/>
-                <w:szCs w:val="22"/>
-              </w:rPr>
-              <w:t xml:space="preserve"> </w:t>
-            </w:r>
-            <w:r>
-              <w:rPr>
-                <w:rFonts w:ascii="Times New Roman" w:hAnsi="Times New Roman" w:cs="Times New Roman"/>
-                <w:color w:val="000000"/>
-              </w:rPr>
-              <w:t>None.</w:t>
-            </w:r>
-          </w:p>
-        </w:tc>
-      </w:tr>
-      <w:tr>
-        <w:tc>
-          <w:tcPr>
-            <w:tcW w:w="10292" w:type="dxa"/>
-            <w:gridSpan w:val="2"/>
-            <w:tcBorders>
-              <w:left w:val="single" w:sz="1" w:space="0" w:color="000000"/>
-              <w:bottom w:val="single" w:sz="1" w:space="0" w:color="000000"/>
-              <w:right w:val="single" w:sz="1" w:space="0" w:color="000000"/>
-            </w:tcBorders>
-          </w:tcPr>
-          <w:p>
-            <w:pPr>
-              <w:rPr>
-                <w:rFonts w:ascii="Times New Roman" w:hAnsi="Times New Roman" w:cs="Times New Roman"/>
-                <w:szCs w:val="22"/>
-              </w:rPr>
-            </w:pPr>
-            <w:r>
-              <w:rPr>
-                <w:rFonts w:ascii="Times New Roman" w:hAnsi="Times New Roman" w:cs="Times New Roman"/>
-                <w:b/>
-                <w:bCs/>
-                <w:szCs w:val="22"/>
-              </w:rPr>
-              <w:t>Inclusions:</w:t>
-            </w:r>
-            <w:r>
-              <w:rPr>
-                <w:rFonts w:ascii="Times New Roman" w:hAnsi="Times New Roman" w:cs="Times New Roman"/>
-                <w:szCs w:val="22"/>
-              </w:rPr>
-              <w:t xml:space="preserve"> </w:t>
-            </w:r>
-            <w:r>
-              <w:rPr>
-                <w:rFonts w:ascii="Times New Roman" w:hAnsi="Times New Roman" w:cs="Times New Roman"/>
-                <w:color w:val="000000"/>
-              </w:rPr>
-              <w:t>None.</w:t>
-            </w:r>
-          </w:p>
-        </w:tc>
-      </w:tr>
-      <w:tr>
-        <w:tc>
-          <w:tcPr>
-            <w:tcW w:w="10292" w:type="dxa"/>
-            <w:gridSpan w:val="2"/>
-            <w:tcBorders>
-              <w:left w:val="single" w:sz="1" w:space="0" w:color="000000"/>
-              <w:bottom w:val="single" w:sz="1" w:space="0" w:color="000000"/>
-              <w:right w:val="single" w:sz="1" w:space="0" w:color="000000"/>
-            </w:tcBorders>
-          </w:tcPr>
-          <w:p>
-            <w:pPr>
-              <w:rPr>
-                <w:rFonts w:ascii="Times New Roman" w:hAnsi="Times New Roman" w:cs="Times New Roman"/>
-                <w:b/>
-                <w:bCs/>
-                <w:szCs w:val="22"/>
-              </w:rPr>
-            </w:pPr>
-            <w:r>
-              <w:rPr>
-                <w:rFonts w:ascii="Times New Roman" w:hAnsi="Times New Roman" w:cs="Times New Roman"/>
-                <w:b/>
-                <w:bCs/>
-                <w:szCs w:val="22"/>
-              </w:rPr>
-              <w:t xml:space="preserve">Postconditions: </w:t>
-            </w:r>
-            <w:r>
-              <w:rPr>
-                <w:rFonts w:ascii="Times New Roman" w:hAnsi="Times New Roman" w:cs="Times New Roman"/>
-                <w:color w:val="000000"/>
-              </w:rPr>
-              <w:t>The merchant orders report is generated and displayed.</w:t>
-            </w:r>
-          </w:p>
-        </w:tc>
-      </w:tr>
-      <w:tr>
-        <w:tc>
-          <w:tcPr>
-            <w:tcW w:w="10292" w:type="dxa"/>
-            <w:gridSpan w:val="2"/>
-            <w:tcBorders>
-              <w:left w:val="single" w:sz="1" w:space="0" w:color="000000"/>
-              <w:bottom w:val="single" w:sz="1" w:space="0" w:color="000000"/>
-              <w:right w:val="single" w:sz="1" w:space="0" w:color="000000"/>
-            </w:tcBorders>
-          </w:tcPr>
-          <w:p>
-            <w:pPr>
-              <w:rPr>
-                <w:rFonts w:ascii="Times New Roman" w:hAnsi="Times New Roman" w:cs="Times New Roman"/>
-                <w:b/>
-                <w:bCs/>
-                <w:szCs w:val="22"/>
-              </w:rPr>
-            </w:pPr>
-            <w:r>
-              <w:rPr>
-                <w:rFonts w:ascii="Times New Roman" w:hAnsi="Times New Roman" w:cs="Times New Roman"/>
-                <w:b/>
-                <w:bCs/>
-                <w:szCs w:val="22"/>
-              </w:rPr>
+                <w:b/>
+                <w:bCs/>
+                <w:szCs w:val="22"/>
+              </w:rPr>
+            </w:pPr>
+            <w:r>
+              <w:rPr>
+                <w:rFonts w:ascii="Times New Roman" w:hAnsi="Times New Roman" w:cs="Times New Roman"/>
+                <w:b/>
+                <w:bCs/>
+                <w:szCs w:val="22"/>
+              </w:rPr>
+              <w:lastRenderedPageBreak/>
               <w:t xml:space="preserve">Alternative flows: </w:t>
             </w:r>
           </w:p>
@@ -20653,7 +20945,6 @@
                 <w:b/>
                 <w:bCs/>
               </w:rPr>
-              <w:lastRenderedPageBreak/>
               <w:t>Primary actors:</w:t>
             </w:r>
             <w:r>
@@ -21131,6 +21422,7 @@
                 <w:b/>
                 <w:bCs/>
               </w:rPr>
+              <w:lastRenderedPageBreak/>
               <w:t>Use case ID:</w:t>
             </w:r>
             <w:r>
@@ -21397,7 +21689,6 @@
                 <w:rFonts w:ascii="Times New Roman" w:hAnsi="Times New Roman" w:cs="Times New Roman"/>
                 <w:color w:val="000000"/>
               </w:rPr>
-              <w:lastRenderedPageBreak/>
               <w:t>1. Inherits the main flow of UC-SA-RPT-00 (Generate Report).</w:t>
             </w:r>
           </w:p>
@@ -21481,7 +21772,6 @@
                 <w:bCs/>
                 <w:szCs w:val="22"/>
               </w:rPr>
-              <w:lastRenderedPageBreak/>
               <w:t>Extensions:</w:t>
             </w:r>
             <w:r>
@@ -21958,6 +22248,7 @@
                 <w:bCs/>
                 <w:szCs w:val="22"/>
               </w:rPr>
+              <w:lastRenderedPageBreak/>
               <w:t xml:space="preserve">Main flow: </w:t>
             </w:r>
           </w:p>
@@ -22149,7 +22440,6 @@
                 <w:bCs/>
                 <w:szCs w:val="22"/>
               </w:rPr>
-              <w:lastRenderedPageBreak/>
               <w:t xml:space="preserve">Postconditions: </w:t>
             </w:r>
             <w:r>
@@ -22680,6 +22970,7 @@
                 <w:bCs/>
                 <w:szCs w:val="22"/>
               </w:rPr>
+              <w:lastRenderedPageBreak/>
               <w:t>Inclusions:</w:t>
             </w:r>
             <w:r>
@@ -22810,12 +23101,11 @@
           <w:rFonts w:ascii="Times New Roman" w:hAnsi="Times New Roman" w:cs="Times New Roman"/>
         </w:rPr>
       </w:pPr>
-      <w:bookmarkStart w:id="13" w:name="_Toc223057175"/>
+      <w:bookmarkStart w:id="13" w:name="_Toc223057929"/>
       <w:r>
         <w:rPr>
           <w:rFonts w:ascii="Times New Roman" w:hAnsi="Times New Roman" w:cs="Times New Roman"/>
         </w:rPr>
-        <w:lastRenderedPageBreak/>
         <w:t>5.2.1.3 Prioritised List of use cases</w:t>
       </w:r>
       <w:bookmarkEnd w:id="13"/>
@@ -23642,6 +23932,7 @@
                 <w:lang w:eastAsia="en-US"/>
                 <w14:ligatures w14:val="standardContextual"/>
               </w:rPr>
+              <w:lastRenderedPageBreak/>
               <w:t>UC-SA-ACC-05</w:t>
             </w:r>
           </w:p>
@@ -23934,8 +24225,40 @@
                 <w:lang w:eastAsia="en-US"/>
                 <w14:ligatures w14:val="standardContextual"/>
               </w:rPr>
-              <w:t xml:space="preserve">Restore Suspended Account to “Normal” </w:t>
-            </w:r>
+              <w:t>Restore Suspended Account to “Normal” (extends UC-SA-ACC-05)</w:t>
+            </w:r>
+          </w:p>
+        </w:tc>
+        <w:tc>
+          <w:tcPr>
+            <w:tcW w:w="2347" w:type="dxa"/>
+          </w:tcPr>
+          <w:p>
+            <w:pPr>
+              <w:pStyle w:val="BodyText"/>
+              <w:rPr>
+                <w:rFonts w:ascii="Times New Roman" w:hAnsi="Times New Roman" w:cs="Times New Roman"/>
+              </w:rPr>
+            </w:pPr>
+            <w:r>
+              <w:rPr>
+                <w:rFonts w:ascii="Times New Roman" w:hAnsi="Times New Roman" w:cs="Times New Roman"/>
+              </w:rPr>
+              <w:t>Essential</w:t>
+            </w:r>
+          </w:p>
+        </w:tc>
+        <w:tc>
+          <w:tcPr>
+            <w:tcW w:w="4667" w:type="dxa"/>
+          </w:tcPr>
+          <w:p>
+            <w:pPr>
+              <w:pStyle w:val="BodyText"/>
+              <w:rPr>
+                <w:rFonts w:ascii="Times New Roman" w:hAnsi="Times New Roman" w:cs="Times New Roman"/>
+              </w:rPr>
+            </w:pPr>
             <w:r>
               <w:rPr>
                 <w:rFonts w:ascii="Times New Roman" w:eastAsiaTheme="minorHAnsi" w:hAnsi="Times New Roman" w:cs="Times New Roman"/>
@@ -23943,34 +24266,15 @@
                 <w:lang w:eastAsia="en-US"/>
                 <w14:ligatures w14:val="standardContextual"/>
               </w:rPr>
-              <w:lastRenderedPageBreak/>
-              <w:t>(extends UC-SA-ACC-05)</w:t>
-            </w:r>
-          </w:p>
-        </w:tc>
-        <w:tc>
-          <w:tcPr>
-            <w:tcW w:w="2347" w:type="dxa"/>
-          </w:tcPr>
-          <w:p>
-            <w:pPr>
-              <w:pStyle w:val="BodyText"/>
-              <w:rPr>
-                <w:rFonts w:ascii="Times New Roman" w:hAnsi="Times New Roman" w:cs="Times New Roman"/>
-              </w:rPr>
-            </w:pPr>
-            <w:r>
-              <w:rPr>
-                <w:rFonts w:ascii="Times New Roman" w:hAnsi="Times New Roman" w:cs="Times New Roman"/>
-              </w:rPr>
-              <w:lastRenderedPageBreak/>
-              <w:t>Essential</w:t>
-            </w:r>
-          </w:p>
-        </w:tc>
-        <w:tc>
-          <w:tcPr>
-            <w:tcW w:w="4667" w:type="dxa"/>
+              <w:t>Required to restore a suspended merchant account to “normal” when payment is received within 30 days of the payment deadline, allowing the merchant to resume ordering.</w:t>
+            </w:r>
+          </w:p>
+        </w:tc>
+      </w:tr>
+      <w:tr>
+        <w:tc>
+          <w:tcPr>
+            <w:tcW w:w="1233" w:type="dxa"/>
           </w:tcPr>
           <w:p>
             <w:pPr>
@@ -23986,41 +24290,6 @@
                 <w:lang w:eastAsia="en-US"/>
                 <w14:ligatures w14:val="standardContextual"/>
               </w:rPr>
-              <w:t xml:space="preserve">Required to restore a suspended merchant account to “normal” when payment is received within 30 days of </w:t>
-            </w:r>
-            <w:r>
-              <w:rPr>
-                <w:rFonts w:ascii="Times New Roman" w:eastAsiaTheme="minorHAnsi" w:hAnsi="Times New Roman" w:cs="Times New Roman"/>
-                <w:color w:val="000000"/>
-                <w:lang w:eastAsia="en-US"/>
-                <w14:ligatures w14:val="standardContextual"/>
-              </w:rPr>
-              <w:lastRenderedPageBreak/>
-              <w:t>the payment deadline, allowing the merchant to resume ordering.</w:t>
-            </w:r>
-          </w:p>
-        </w:tc>
-      </w:tr>
-      <w:tr>
-        <w:tc>
-          <w:tcPr>
-            <w:tcW w:w="1233" w:type="dxa"/>
-          </w:tcPr>
-          <w:p>
-            <w:pPr>
-              <w:pStyle w:val="BodyText"/>
-              <w:rPr>
-                <w:rFonts w:ascii="Times New Roman" w:hAnsi="Times New Roman" w:cs="Times New Roman"/>
-              </w:rPr>
-            </w:pPr>
-            <w:r>
-              <w:rPr>
-                <w:rFonts w:ascii="Times New Roman" w:eastAsiaTheme="minorHAnsi" w:hAnsi="Times New Roman" w:cs="Times New Roman"/>
-                <w:color w:val="000000"/>
-                <w:lang w:eastAsia="en-US"/>
-                <w14:ligatures w14:val="standardContextual"/>
-              </w:rPr>
-              <w:lastRenderedPageBreak/>
               <w:t>UC-SA-ACC-05d</w:t>
             </w:r>
           </w:p>
@@ -25011,7 +25280,6 @@
                 <w:lang w:eastAsia="en-US"/>
                 <w14:ligatures w14:val="standardContextual"/>
               </w:rPr>
-              <w:lastRenderedPageBreak/>
               <w:t>UC-SA-ORD-03</w:t>
             </w:r>
           </w:p>
@@ -25884,6 +26152,7 @@
                 <w:lang w:eastAsia="en-US"/>
                 <w14:ligatures w14:val="standardContextual"/>
               </w:rPr>
+              <w:lastRenderedPageBreak/>
               <w:t>UC-SA-RPT-02</w:t>
             </w:r>
           </w:p>
@@ -26189,7 +26458,6 @@
                 <w:lang w:eastAsia="en-US"/>
                 <w14:ligatures w14:val="standardContextual"/>
               </w:rPr>
-              <w:lastRenderedPageBreak/>
               <w:t>UC-SA-RPT-05</w:t>
             </w:r>
           </w:p>
@@ -26383,9 +26651,15 @@
     <w:p>
       <w:pPr>
         <w:pStyle w:val="Heading1"/>
+        <w:rPr>
+          <w:rFonts w:ascii="Times New Roman" w:hAnsi="Times New Roman" w:cs="Times New Roman"/>
+        </w:rPr>
       </w:pPr>
-      <w:bookmarkStart w:id="14" w:name="_Toc223057176"/>
+      <w:bookmarkStart w:id="14" w:name="_Toc223057930"/>
       <w:r>
+        <w:rPr>
+          <w:rFonts w:ascii="Times New Roman" w:hAnsi="Times New Roman" w:cs="Times New Roman"/>
+        </w:rPr>
         <w:t>6. Anticipated Evolution of System Requirements</w:t>
       </w:r>
       <w:bookmarkEnd w:id="14"/>
@@ -26420,9 +26694,15 @@
     <w:p>
       <w:pPr>
         <w:pStyle w:val="Heading2"/>
+        <w:rPr>
+          <w:rFonts w:ascii="Times New Roman" w:hAnsi="Times New Roman" w:cs="Times New Roman"/>
+        </w:rPr>
       </w:pPr>
-      <w:bookmarkStart w:id="15" w:name="_Toc223057177"/>
+      <w:bookmarkStart w:id="15" w:name="_Toc223057931"/>
       <w:r>
+        <w:rPr>
+          <w:rFonts w:ascii="Times New Roman" w:hAnsi="Times New Roman" w:cs="Times New Roman"/>
+        </w:rPr>
         <w:t>6.1 Integration with Online Banking</w:t>
       </w:r>
       <w:bookmarkEnd w:id="15"/>
@@ -26443,9 +26723,15 @@
     <w:p>
       <w:pPr>
         <w:pStyle w:val="Heading2"/>
+        <w:rPr>
+          <w:rFonts w:ascii="Times New Roman" w:hAnsi="Times New Roman" w:cs="Times New Roman"/>
+        </w:rPr>
       </w:pPr>
-      <w:bookmarkStart w:id="16" w:name="_Toc223057178"/>
+      <w:bookmarkStart w:id="16" w:name="_Toc223057932"/>
       <w:r>
+        <w:rPr>
+          <w:rFonts w:ascii="Times New Roman" w:hAnsi="Times New Roman" w:cs="Times New Roman"/>
+        </w:rPr>
         <w:t>6.2 Enterprise IT Administration</w:t>
       </w:r>
       <w:bookmarkEnd w:id="16"/>
@@ -26484,11 +26770,12 @@
           <w:rFonts w:ascii="Times New Roman" w:hAnsi="Times New Roman" w:cs="Times New Roman"/>
         </w:rPr>
       </w:pPr>
-      <w:bookmarkStart w:id="17" w:name="_Toc223057179"/>
+      <w:bookmarkStart w:id="17" w:name="_Toc223057933"/>
       <w:r>
         <w:rPr>
           <w:rFonts w:ascii="Times New Roman" w:hAnsi="Times New Roman" w:cs="Times New Roman"/>
         </w:rPr>
+        <w:lastRenderedPageBreak/>
         <w:t>7 High Level Design</w:t>
       </w:r>
       <w:bookmarkEnd w:id="17"/>
@@ -26513,7 +26800,7 @@
           <w:rFonts w:ascii="Times New Roman" w:hAnsi="Times New Roman" w:cs="Times New Roman"/>
         </w:rPr>
       </w:pPr>
-      <w:bookmarkStart w:id="18" w:name="_Toc223057180"/>
+      <w:bookmarkStart w:id="18" w:name="_Toc223057934"/>
       <w:r>
         <w:rPr>
           <w:rFonts w:ascii="Times New Roman" w:hAnsi="Times New Roman" w:cs="Times New Roman"/>
@@ -26556,12 +26843,11 @@
           <w:rFonts w:ascii="Times New Roman" w:hAnsi="Times New Roman" w:cs="Times New Roman"/>
         </w:rPr>
       </w:pPr>
-      <w:bookmarkStart w:id="19" w:name="_Toc223057181"/>
+      <w:bookmarkStart w:id="19" w:name="_Toc223057935"/>
       <w:r>
         <w:rPr>
           <w:rFonts w:ascii="Times New Roman" w:hAnsi="Times New Roman" w:cs="Times New Roman"/>
         </w:rPr>
-        <w:lastRenderedPageBreak/>
         <w:t>7.2 IPOS-CA (Client Application)</w:t>
       </w:r>
       <w:bookmarkEnd w:id="19"/>
@@ -26586,7 +26872,7 @@
           <w:rFonts w:ascii="Times New Roman" w:hAnsi="Times New Roman" w:cs="Times New Roman"/>
         </w:rPr>
       </w:pPr>
-      <w:bookmarkStart w:id="20" w:name="_Toc223057182"/>
+      <w:bookmarkStart w:id="20" w:name="_Toc223057936"/>
       <w:r>
         <w:rPr>
           <w:rFonts w:ascii="Times New Roman" w:hAnsi="Times New Roman" w:cs="Times New Roman"/>
@@ -26615,7 +26901,7 @@
           <w:rFonts w:ascii="Times New Roman" w:hAnsi="Times New Roman" w:cs="Times New Roman"/>
         </w:rPr>
       </w:pPr>
-      <w:bookmarkStart w:id="21" w:name="_Toc223057183"/>
+      <w:bookmarkStart w:id="21" w:name="_Toc223057937"/>
       <w:r>
         <w:rPr>
           <w:rFonts w:ascii="Times New Roman" w:hAnsi="Times New Roman" w:cs="Times New Roman"/>
@@ -26767,11 +27053,6 @@
     </w:p>
     <w:p>
       <w:pPr>
-        <w:pStyle w:val="ListParagraph"/>
-        <w:numPr>
-          <w:ilvl w:val="0"/>
-          <w:numId w:val="7"/>
-        </w:numPr>
         <w:rPr>
           <w:rFonts w:ascii="Times New Roman" w:hAnsi="Times New Roman" w:cs="Times New Roman"/>
           <w:color w:val="000000" w:themeColor="text1"/>
@@ -26807,11 +27088,6 @@
     </w:p>
     <w:p>
       <w:pPr>
-        <w:pStyle w:val="ListParagraph"/>
-        <w:numPr>
-          <w:ilvl w:val="0"/>
-          <w:numId w:val="7"/>
-        </w:numPr>
         <w:rPr>
           <w:rFonts w:ascii="Times New Roman" w:hAnsi="Times New Roman" w:cs="Times New Roman"/>
           <w:color w:val="000000" w:themeColor="text1"/>
@@ -26825,6 +27101,7 @@
           <w:bCs/>
           <w:color w:val="000000" w:themeColor="text1"/>
         </w:rPr>
+        <w:lastRenderedPageBreak/>
         <w:t>I_ApplicationService</w:t>
       </w:r>
       <w:proofErr w:type="spellEnd"/>
@@ -26847,11 +27124,6 @@
     </w:p>
     <w:p>
       <w:pPr>
-        <w:pStyle w:val="ListParagraph"/>
-        <w:numPr>
-          <w:ilvl w:val="0"/>
-          <w:numId w:val="7"/>
-        </w:numPr>
         <w:rPr>
           <w:rFonts w:ascii="Times New Roman" w:hAnsi="Times New Roman" w:cs="Times New Roman"/>
           <w:color w:val="000000" w:themeColor="text1"/>
@@ -26887,11 +27159,6 @@
     </w:p>
     <w:p>
       <w:pPr>
-        <w:pStyle w:val="ListParagraph"/>
-        <w:numPr>
-          <w:ilvl w:val="0"/>
-          <w:numId w:val="7"/>
-        </w:numPr>
         <w:rPr>
           <w:rFonts w:ascii="Times New Roman" w:hAnsi="Times New Roman" w:cs="Times New Roman"/>
           <w:color w:val="000000" w:themeColor="text1"/>
@@ -26927,11 +27194,6 @@
     </w:p>
     <w:p>
       <w:pPr>
-        <w:pStyle w:val="ListParagraph"/>
-        <w:numPr>
-          <w:ilvl w:val="0"/>
-          <w:numId w:val="7"/>
-        </w:numPr>
         <w:rPr>
           <w:rFonts w:ascii="Times New Roman" w:hAnsi="Times New Roman" w:cs="Times New Roman"/>
           <w:color w:val="000000" w:themeColor="text1"/>
@@ -26990,7 +27252,7 @@
           <w:noProof/>
         </w:rPr>
         <w:drawing>
-          <wp:anchor distT="0" distB="0" distL="114300" distR="114300" simplePos="0" relativeHeight="251663360" behindDoc="0" locked="0" layoutInCell="1" allowOverlap="1" wp14:anchorId="0E34A223" wp14:editId="2D3C8017">
+          <wp:anchor distT="0" distB="0" distL="114300" distR="114300" simplePos="0" relativeHeight="251663360" behindDoc="0" locked="0" layoutInCell="1" allowOverlap="1" wp14:anchorId="0E34A223" wp14:editId="3282B0E3">
             <wp:simplePos x="0" y="0"/>
             <wp:positionH relativeFrom="margin">
               <wp:posOffset>-55245</wp:posOffset>
@@ -27091,7 +27353,13 @@
         <w:rPr>
           <w:rFonts w:ascii="Times New Roman" w:hAnsi="Times New Roman" w:cs="Times New Roman"/>
         </w:rPr>
-        <w:t xml:space="preserve">The architectural diagrams present a system each subsystem provides dedicated APIs to handle specific domains of the business logic. An example is IPOS-SA act as the provide for </w:t>
+        <w:t>In figure 3, t</w:t>
+      </w:r>
+      <w:r>
+        <w:rPr>
+          <w:rFonts w:ascii="Times New Roman" w:hAnsi="Times New Roman" w:cs="Times New Roman"/>
+        </w:rPr>
+        <w:t xml:space="preserve">he architectural diagrams present a system each subsystem provides dedicated APIs to handle specific domains of the business logic. An example is IPOS-SA act as the provide for </w:t>
       </w:r>
       <w:proofErr w:type="spellStart"/>
       <w:r>
@@ -27198,15 +27466,6 @@
           <w:bCs/>
         </w:rPr>
       </w:pPr>
-    </w:p>
-    <w:p>
-      <w:pPr>
-        <w:rPr>
-          <w:rFonts w:ascii="Times New Roman" w:hAnsi="Times New Roman" w:cs="Times New Roman"/>
-          <w:b/>
-          <w:bCs/>
-        </w:rPr>
-      </w:pPr>
       <w:r>
         <w:rPr>
           <w:rFonts w:ascii="Times New Roman" w:hAnsi="Times New Roman" w:cs="Times New Roman"/>
@@ -27216,16 +27475,16 @@
         </w:rPr>
         <w:lastRenderedPageBreak/>
         <w:drawing>
-          <wp:anchor distT="0" distB="0" distL="114300" distR="114300" simplePos="0" relativeHeight="251664384" behindDoc="0" locked="0" layoutInCell="1" allowOverlap="1" wp14:anchorId="6024EB21" wp14:editId="77A71108">
+          <wp:anchor distT="0" distB="0" distL="114300" distR="114300" simplePos="0" relativeHeight="251664384" behindDoc="0" locked="0" layoutInCell="1" allowOverlap="1" wp14:anchorId="6024EB21" wp14:editId="666301AE">
             <wp:simplePos x="0" y="0"/>
             <wp:positionH relativeFrom="margin">
-              <wp:posOffset>-97790</wp:posOffset>
+              <wp:posOffset>214465</wp:posOffset>
             </wp:positionH>
             <wp:positionV relativeFrom="paragraph">
-              <wp:posOffset>284480</wp:posOffset>
+              <wp:posOffset>323325</wp:posOffset>
             </wp:positionV>
-            <wp:extent cx="5730875" cy="3359785"/>
-            <wp:effectExtent l="0" t="0" r="3175" b="0"/>
+            <wp:extent cx="5029200" cy="2948305"/>
+            <wp:effectExtent l="0" t="0" r="0" b="4445"/>
             <wp:wrapSquare wrapText="bothSides"/>
             <wp:docPr id="572542540" name="Picture 4"/>
             <wp:cNvGraphicFramePr>
@@ -27241,7 +27500,7 @@
                     </pic:cNvPicPr>
                   </pic:nvPicPr>
                   <pic:blipFill>
-                    <a:blip r:embed="rId13">
+                    <a:blip r:embed="rId13" cstate="print">
                       <a:extLst>
                         <a:ext uri="{28A0092B-C50C-407E-A947-70E740481C1C}">
                           <a14:useLocalDpi xmlns:a14="http://schemas.microsoft.com/office/drawing/2010/main" val="0"/>
@@ -27256,7 +27515,7 @@
                   <pic:spPr bwMode="auto">
                     <a:xfrm>
                       <a:off x="0" y="0"/>
-                      <a:ext cx="5730875" cy="3359785"/>
+                      <a:ext cx="5029200" cy="2948305"/>
                     </a:xfrm>
                     <a:prstGeom prst="rect">
                       <a:avLst/>
@@ -27269,6 +27528,12 @@
                 </pic:pic>
               </a:graphicData>
             </a:graphic>
+            <wp14:sizeRelH relativeFrom="margin">
+              <wp14:pctWidth>0</wp14:pctWidth>
+            </wp14:sizeRelH>
+            <wp14:sizeRelV relativeFrom="margin">
+              <wp14:pctHeight>0</wp14:pctHeight>
+            </wp14:sizeRelV>
           </wp:anchor>
         </w:drawing>
       </w:r>
@@ -27289,6 +27554,169 @@
           <w:bCs/>
         </w:rPr>
       </w:pPr>
+      <w:r>
+        <w:rPr>
+          <w:rFonts w:ascii="Times New Roman" w:hAnsi="Times New Roman" w:cs="Times New Roman"/>
+          <w:b/>
+          <w:bCs/>
+        </w:rPr>
+        <w:t>Commentary</w:t>
+      </w:r>
+    </w:p>
+    <w:p>
+      <w:pPr>
+        <w:rPr>
+          <w:rFonts w:ascii="Times New Roman" w:hAnsi="Times New Roman" w:cs="Times New Roman"/>
+        </w:rPr>
+      </w:pPr>
+      <w:r>
+        <w:rPr>
+          <w:rFonts w:ascii="Times New Roman" w:hAnsi="Times New Roman" w:cs="Times New Roman"/>
+        </w:rPr>
+        <w:t xml:space="preserve">In Figure 4 the diagram shows the interface IPOS-SA provides </w:t>
+      </w:r>
+      <w:r>
+        <w:rPr>
+          <w:rFonts w:ascii="Times New Roman" w:hAnsi="Times New Roman" w:cs="Times New Roman"/>
+        </w:rPr>
+        <w:t>the interface</w:t>
+      </w:r>
+      <w:r>
+        <w:rPr>
+          <w:rFonts w:ascii="Times New Roman" w:hAnsi="Times New Roman" w:cs="Times New Roman"/>
+        </w:rPr>
+        <w:t xml:space="preserve"> a minimal version of the implementation class </w:t>
+      </w:r>
+      <w:proofErr w:type="spellStart"/>
+      <w:r>
+        <w:rPr>
+          <w:rFonts w:ascii="Times New Roman" w:hAnsi="Times New Roman" w:cs="Times New Roman"/>
+        </w:rPr>
+        <w:t>SAtoCA</w:t>
+      </w:r>
+      <w:proofErr w:type="spellEnd"/>
+      <w:r>
+        <w:rPr>
+          <w:rFonts w:ascii="Times New Roman" w:hAnsi="Times New Roman" w:cs="Times New Roman"/>
+        </w:rPr>
+        <w:t>.</w:t>
+      </w:r>
+      <w:r>
+        <w:rPr>
+          <w:rFonts w:ascii="Times New Roman" w:hAnsi="Times New Roman" w:cs="Times New Roman"/>
+        </w:rPr>
+        <w:t xml:space="preserve"> </w:t>
+      </w:r>
+      <w:r>
+        <w:rPr>
+          <w:rFonts w:ascii="Times New Roman" w:hAnsi="Times New Roman" w:cs="Times New Roman"/>
+        </w:rPr>
+        <w:t xml:space="preserve">This </w:t>
+      </w:r>
+      <w:r>
+        <w:rPr>
+          <w:rFonts w:ascii="Times New Roman" w:hAnsi="Times New Roman" w:cs="Times New Roman"/>
+        </w:rPr>
+        <w:t>shows the relationships between the interfaces and the classes showing where the code for the APIs will reside.</w:t>
+      </w:r>
+    </w:p>
+    <w:p>
+      <w:pPr>
+        <w:rPr>
+          <w:rFonts w:ascii="Times New Roman" w:hAnsi="Times New Roman" w:cs="Times New Roman"/>
+        </w:rPr>
+      </w:pPr>
+      <w:r>
+        <w:rPr>
+          <w:rFonts w:ascii="Times New Roman" w:hAnsi="Times New Roman" w:cs="Times New Roman"/>
+        </w:rPr>
+        <w:t xml:space="preserve">We use </w:t>
+      </w:r>
+      <w:proofErr w:type="spellStart"/>
+      <w:r>
+        <w:rPr>
+          <w:rFonts w:ascii="Times New Roman" w:hAnsi="Times New Roman" w:cs="Times New Roman"/>
+        </w:rPr>
+        <w:t>IPOS_Detailed_Design</w:t>
+      </w:r>
+      <w:proofErr w:type="spellEnd"/>
+      <w:r>
+        <w:rPr>
+          <w:rFonts w:ascii="Times New Roman" w:hAnsi="Times New Roman" w:cs="Times New Roman"/>
+        </w:rPr>
+        <w:t xml:space="preserve"> as a place holder. The content classes </w:t>
+      </w:r>
+      <w:r>
+        <w:rPr>
+          <w:rFonts w:ascii="Times New Roman" w:hAnsi="Times New Roman" w:cs="Times New Roman"/>
+        </w:rPr>
+        <w:t xml:space="preserve">will deliver core function by the </w:t>
+      </w:r>
+      <w:r>
+        <w:rPr>
+          <w:rFonts w:ascii="Times New Roman" w:hAnsi="Times New Roman" w:cs="Times New Roman"/>
+        </w:rPr>
+        <w:t>IPOS and</w:t>
+      </w:r>
+      <w:r>
+        <w:rPr>
+          <w:rFonts w:ascii="Times New Roman" w:hAnsi="Times New Roman" w:cs="Times New Roman"/>
+        </w:rPr>
+        <w:t xml:space="preserve"> will be developed later as part of the detailed design and </w:t>
+      </w:r>
+      <w:r>
+        <w:rPr>
+          <w:rFonts w:ascii="Times New Roman" w:hAnsi="Times New Roman" w:cs="Times New Roman"/>
+        </w:rPr>
+        <w:t>implementation phases.</w:t>
+      </w:r>
+    </w:p>
+    <w:p>
+      <w:pPr>
+        <w:rPr>
+          <w:rFonts w:ascii="Times New Roman" w:hAnsi="Times New Roman" w:cs="Times New Roman"/>
+          <w:b/>
+          <w:bCs/>
+        </w:rPr>
+      </w:pPr>
+      <w:r>
+        <w:rPr>
+          <w:rFonts w:ascii="Times New Roman" w:hAnsi="Times New Roman" w:cs="Times New Roman"/>
+        </w:rPr>
+        <w:t>Additionally, the</w:t>
+      </w:r>
+      <w:r>
+        <w:rPr>
+          <w:rFonts w:ascii="Times New Roman" w:hAnsi="Times New Roman" w:cs="Times New Roman"/>
+        </w:rPr>
+        <w:t xml:space="preserve"> diagram highlights required interfaces such as </w:t>
+      </w:r>
+      <w:proofErr w:type="spellStart"/>
+      <w:r>
+        <w:rPr>
+          <w:rFonts w:ascii="Times New Roman" w:hAnsi="Times New Roman" w:cs="Times New Roman"/>
+        </w:rPr>
+        <w:t>I_EmailService</w:t>
+      </w:r>
+      <w:proofErr w:type="spellEnd"/>
+      <w:r>
+        <w:rPr>
+          <w:rFonts w:ascii="Times New Roman" w:hAnsi="Times New Roman" w:cs="Times New Roman"/>
+        </w:rPr>
+        <w:t xml:space="preserve">, the dependencies between the IPOS_DETAILED_DESIGN package and this required interface indicates some classes </w:t>
+      </w:r>
+      <w:r>
+        <w:rPr>
+          <w:rFonts w:ascii="Times New Roman" w:hAnsi="Times New Roman" w:cs="Times New Roman"/>
+        </w:rPr>
+        <w:t>will make calls to methods in the interface.</w:t>
+      </w:r>
+      <w:r>
+        <w:rPr>
+          <w:rFonts w:ascii="Times New Roman" w:hAnsi="Times New Roman" w:cs="Times New Roman"/>
+        </w:rPr>
+        <w:t xml:space="preserve"> The portal subsystem will be providing an implementation for methods for the interface.</w:t>
+      </w:r>
     </w:p>
     <w:p>
       <w:pPr>
@@ -27382,124 +27810,60 @@
     </w:p>
     <w:p>
       <w:pPr>
-        <w:rPr>
-          <w:rFonts w:ascii="Times New Roman" w:hAnsi="Times New Roman" w:cs="Times New Roman"/>
-          <w:b/>
-          <w:bCs/>
-        </w:rPr>
+        <w:pStyle w:val="Heading1"/>
       </w:pPr>
-    </w:p>
-    <w:p>
-      <w:pPr>
-        <w:rPr>
-          <w:rFonts w:ascii="Times New Roman" w:hAnsi="Times New Roman" w:cs="Times New Roman"/>
-          <w:b/>
-          <w:bCs/>
-        </w:rPr>
-      </w:pPr>
-    </w:p>
-    <w:p>
-      <w:pPr>
-        <w:rPr>
-          <w:rFonts w:ascii="Times New Roman" w:hAnsi="Times New Roman" w:cs="Times New Roman"/>
-          <w:b/>
-          <w:bCs/>
-        </w:rPr>
-      </w:pPr>
-    </w:p>
-    <w:p>
-      <w:pPr>
-        <w:rPr>
-          <w:rFonts w:ascii="Times New Roman" w:hAnsi="Times New Roman" w:cs="Times New Roman"/>
-          <w:b/>
-          <w:bCs/>
-        </w:rPr>
-      </w:pPr>
-    </w:p>
-    <w:p>
-      <w:pPr>
-        <w:rPr>
-          <w:rFonts w:ascii="Times New Roman" w:hAnsi="Times New Roman" w:cs="Times New Roman"/>
-          <w:b/>
-          <w:bCs/>
-        </w:rPr>
-      </w:pPr>
-    </w:p>
-    <w:p>
-      <w:pPr>
-        <w:rPr>
-          <w:rFonts w:ascii="Times New Roman" w:hAnsi="Times New Roman" w:cs="Times New Roman"/>
-          <w:b/>
-          <w:bCs/>
-        </w:rPr>
-      </w:pPr>
-    </w:p>
-    <w:p>
-      <w:pPr>
-        <w:rPr>
-          <w:rFonts w:ascii="Times New Roman" w:hAnsi="Times New Roman" w:cs="Times New Roman"/>
-          <w:b/>
-          <w:bCs/>
-        </w:rPr>
-      </w:pPr>
-      <w:r>
-        <w:rPr>
-          <w:rFonts w:ascii="Times New Roman" w:hAnsi="Times New Roman" w:cs="Times New Roman"/>
-          <w:b/>
-          <w:bCs/>
-        </w:rPr>
-        <w:lastRenderedPageBreak/>
-        <w:t>7.5</w:t>
-      </w:r>
-    </w:p>
-    <w:p>
-      <w:pPr>
-        <w:rPr>
-          <w:rFonts w:ascii="Times New Roman" w:hAnsi="Times New Roman" w:cs="Times New Roman"/>
-          <w:b/>
-          <w:bCs/>
-        </w:rPr>
-      </w:pPr>
-      <w:r>
-        <w:rPr>
-          <w:rFonts w:ascii="Times New Roman" w:hAnsi="Times New Roman" w:cs="Times New Roman"/>
-          <w:b/>
-          <w:bCs/>
-        </w:rPr>
-        <w:t>7.6</w:t>
-      </w:r>
+      <w:bookmarkStart w:id="22" w:name="_Toc223057938"/>
     </w:p>
     <w:p>
       <w:pPr>
         <w:pStyle w:val="Heading1"/>
-        <w:rPr>
-          <w:rFonts w:ascii="Times New Roman" w:hAnsi="Times New Roman" w:cs="Times New Roman"/>
-        </w:rPr>
       </w:pPr>
-      <w:bookmarkStart w:id="22" w:name="_Toc223057184"/>
       <w:r>
-        <w:rPr>
-          <w:rFonts w:ascii="Times New Roman" w:hAnsi="Times New Roman" w:cs="Times New Roman"/>
-        </w:rPr>
-        <w:t>8. Appendices</w:t>
+        <w:t>7.5</w:t>
       </w:r>
       <w:bookmarkEnd w:id="22"/>
     </w:p>
     <w:p>
       <w:pPr>
+        <w:pStyle w:val="Heading1"/>
+      </w:pPr>
+      <w:bookmarkStart w:id="23" w:name="_Toc223057939"/>
+      <w:r>
+        <w:t>7.6</w:t>
+      </w:r>
+      <w:bookmarkEnd w:id="23"/>
+    </w:p>
+    <w:p>
+      <w:pPr>
+        <w:pStyle w:val="Heading1"/>
+        <w:rPr>
+          <w:rFonts w:ascii="Times New Roman" w:hAnsi="Times New Roman" w:cs="Times New Roman"/>
+        </w:rPr>
+      </w:pPr>
+      <w:bookmarkStart w:id="24" w:name="_Toc223057940"/>
+      <w:r>
+        <w:rPr>
+          <w:rFonts w:ascii="Times New Roman" w:hAnsi="Times New Roman" w:cs="Times New Roman"/>
+        </w:rPr>
+        <w:t>8. Appendices</w:t>
+      </w:r>
+      <w:bookmarkEnd w:id="24"/>
+    </w:p>
+    <w:p>
+      <w:pPr>
         <w:pStyle w:val="Heading2"/>
         <w:rPr>
           <w:rFonts w:ascii="Times New Roman" w:hAnsi="Times New Roman" w:cs="Times New Roman"/>
         </w:rPr>
       </w:pPr>
-      <w:bookmarkStart w:id="23" w:name="_Toc223057185"/>
+      <w:bookmarkStart w:id="25" w:name="_Toc223057941"/>
       <w:r>
         <w:rPr>
           <w:rFonts w:ascii="Times New Roman" w:hAnsi="Times New Roman" w:cs="Times New Roman"/>
         </w:rPr>
         <w:t>8.1 Initial Statement of Requirements by the Client</w:t>
       </w:r>
-      <w:bookmarkEnd w:id="23"/>
+      <w:bookmarkEnd w:id="25"/>
     </w:p>
     <w:p>
       <w:pPr>
@@ -27688,7 +28052,14 @@
         <w:rPr>
           <w:rFonts w:ascii="Times New Roman" w:hAnsi="Times New Roman" w:cs="Times New Roman"/>
         </w:rPr>
-        <w:t xml:space="preserve"> head office to assess their requirements and produce a project plan for the implementation of one system for one Pharmacy. Your team has been tasked with doing the job. She/he asks you to set up an appointment for an interview with Mr. Lancaster, the founder and CEO at </w:t>
+        <w:t xml:space="preserve"> head office to assess their requirements and produce a project plan for the implementation of one system for one Pharmacy. Your team has been tasked with doing the job. She/he asks you to set up an </w:t>
+      </w:r>
+      <w:r>
+        <w:rPr>
+          <w:rFonts w:ascii="Times New Roman" w:hAnsi="Times New Roman" w:cs="Times New Roman"/>
+        </w:rPr>
+        <w:lastRenderedPageBreak/>
+        <w:t xml:space="preserve">appointment for an interview with Mr. Lancaster, the founder and CEO at </w:t>
       </w:r>
       <w:proofErr w:type="spellStart"/>
       <w:r>
@@ -27732,7 +28103,6 @@
           <w:i/>
           <w:iCs/>
         </w:rPr>
-        <w:lastRenderedPageBreak/>
         <w:t>Initial Requirement</w:t>
       </w:r>
       <w:r>
@@ -27906,14 +28276,14 @@
           <w:rFonts w:ascii="Times New Roman" w:hAnsi="Times New Roman" w:cs="Times New Roman"/>
         </w:rPr>
       </w:pPr>
-      <w:bookmarkStart w:id="24" w:name="_Toc223057186"/>
+      <w:bookmarkStart w:id="26" w:name="_Toc223057942"/>
       <w:r>
         <w:rPr>
           <w:rFonts w:ascii="Times New Roman" w:hAnsi="Times New Roman" w:cs="Times New Roman"/>
         </w:rPr>
         <w:t>8.2 Hardware (Minimal and Optimal Configuration)</w:t>
       </w:r>
-      <w:bookmarkEnd w:id="24"/>
+      <w:bookmarkEnd w:id="26"/>
     </w:p>
     <w:p>
       <w:pPr>
@@ -27922,14 +28292,14 @@
           <w:rFonts w:ascii="Times New Roman" w:hAnsi="Times New Roman" w:cs="Times New Roman"/>
         </w:rPr>
       </w:pPr>
-      <w:bookmarkStart w:id="25" w:name="_Toc223057187"/>
+      <w:bookmarkStart w:id="27" w:name="_Toc223057943"/>
       <w:r>
         <w:rPr>
           <w:rFonts w:ascii="Times New Roman" w:hAnsi="Times New Roman" w:cs="Times New Roman"/>
         </w:rPr>
         <w:t>8.2.1 Minimal hardware configuration</w:t>
       </w:r>
-      <w:bookmarkEnd w:id="25"/>
+      <w:bookmarkEnd w:id="27"/>
     </w:p>
     <w:p>
       <w:pPr>
@@ -27952,14 +28322,14 @@
           <w:rFonts w:ascii="Times New Roman" w:hAnsi="Times New Roman" w:cs="Times New Roman"/>
         </w:rPr>
       </w:pPr>
-      <w:bookmarkStart w:id="26" w:name="_Toc223057188"/>
+      <w:bookmarkStart w:id="28" w:name="_Toc223057944"/>
       <w:r>
         <w:rPr>
           <w:rFonts w:ascii="Times New Roman" w:hAnsi="Times New Roman" w:cs="Times New Roman"/>
         </w:rPr>
         <w:t>8.2.2 Optimal hardware configuration</w:t>
       </w:r>
-      <w:bookmarkEnd w:id="26"/>
+      <w:bookmarkEnd w:id="28"/>
     </w:p>
     <w:p>
       <w:pPr>
@@ -28037,6 +28407,7 @@
         <w:docPartUnique/>
       </w:docPartObj>
     </w:sdtPr>
+    <w:sdtEndPr/>
     <w:sdtContent>
       <w:p>
         <w:pPr>
@@ -30217,9 +30588,11 @@
     <w:rsid w:val="003B5955"/>
     <w:rsid w:val="003F6BAC"/>
     <w:rsid w:val="00501C58"/>
+    <w:rsid w:val="006110C2"/>
     <w:rsid w:val="006553EA"/>
     <w:rsid w:val="006D0A98"/>
     <w:rsid w:val="006D4543"/>
+    <w:rsid w:val="00734561"/>
     <w:rsid w:val="00750809"/>
     <w:rsid w:val="007B545B"/>
     <w:rsid w:val="0095018B"/>

--- a/documentation/rq & spec/requirements submission1 due 27th FEB.docx
+++ b/documentation/rq & spec/requirements submission1 due 27th FEB.docx
@@ -180,7 +180,6 @@
             <w:dataBinding w:prefixMappings="xmlns:ns0='http://purl.org/dc/elements/1.1/' xmlns:ns1='http://schemas.openxmlformats.org/package/2006/metadata/core-properties' " w:xpath="/ns1:coreProperties[1]/ns0:subject[1]" w:storeItemID="{6C3C8BC8-F283-45AE-878A-BAB7291924A1}"/>
             <w:text/>
           </w:sdtPr>
-          <w:sdtEndPr/>
           <w:sdtContent>
             <w:p>
               <w:pPr>
@@ -304,7 +303,6 @@
                                     <w:calendar w:val="gregorian"/>
                                   </w:date>
                                 </w:sdtPr>
-                                <w:sdtEndPr/>
                                 <w:sdtContent>
                                   <w:p>
                                     <w:pPr>
@@ -349,7 +347,6 @@
                                     <w:dataBinding w:prefixMappings="xmlns:ns0='http://schemas.openxmlformats.org/officeDocument/2006/extended-properties' " w:xpath="/ns0:Properties[1]/ns0:Company[1]" w:storeItemID="{6668398D-A668-4E3E-A5EB-62B293D839F1}"/>
                                     <w:text/>
                                   </w:sdtPr>
-                                  <w:sdtEndPr/>
                                   <w:sdtContent>
                                     <w:r>
                                       <w:rPr>
@@ -388,7 +385,6 @@
                                     <w:dataBinding w:prefixMappings="xmlns:ns0='http://schemas.microsoft.com/office/2006/coverPageProps' " w:xpath="/ns0:CoverPageProperties[1]/ns0:CompanyAddress[1]" w:storeItemID="{55AF091B-3C7A-41E3-B477-F2FDAA23CFDA}"/>
                                     <w:text/>
                                   </w:sdtPr>
-                                  <w:sdtEndPr/>
                                   <w:sdtContent>
                                     <w:r>
                                       <w:rPr>
@@ -448,7 +444,6 @@
                               <w:calendar w:val="gregorian"/>
                             </w:date>
                           </w:sdtPr>
-                          <w:sdtEndPr/>
                           <w:sdtContent>
                             <w:p>
                               <w:pPr>
@@ -493,7 +488,6 @@
                               <w:dataBinding w:prefixMappings="xmlns:ns0='http://schemas.openxmlformats.org/officeDocument/2006/extended-properties' " w:xpath="/ns0:Properties[1]/ns0:Company[1]" w:storeItemID="{6668398D-A668-4E3E-A5EB-62B293D839F1}"/>
                               <w:text/>
                             </w:sdtPr>
-                            <w:sdtEndPr/>
                             <w:sdtContent>
                               <w:r>
                                 <w:rPr>
@@ -532,7 +526,6 @@
                               <w:dataBinding w:prefixMappings="xmlns:ns0='http://schemas.microsoft.com/office/2006/coverPageProps' " w:xpath="/ns0:CoverPageProperties[1]/ns0:CompanyAddress[1]" w:storeItemID="{55AF091B-3C7A-41E3-B477-F2FDAA23CFDA}"/>
                               <w:text/>
                             </w:sdtPr>
-                            <w:sdtEndPr/>
                             <w:sdtContent>
                               <w:r>
                                 <w:rPr>
@@ -668,10 +661,11 @@
           <w:r>
             <w:fldChar w:fldCharType="separate"/>
           </w:r>
-          <w:hyperlink w:anchor="_Toc223057916" w:history="1">
+          <w:hyperlink w:anchor="_Toc223092172" w:history="1">
             <w:r>
               <w:rPr>
                 <w:rStyle w:val="Hyperlink"/>
+                <w:rFonts w:ascii="Times New Roman" w:hAnsi="Times New Roman" w:cs="Times New Roman"/>
                 <w:noProof/>
               </w:rPr>
               <w:t>Preface</w:t>
@@ -695,7 +689,7 @@
                 <w:noProof/>
                 <w:webHidden/>
               </w:rPr>
-              <w:instrText xml:space="preserve"> PAGEREF _Toc223057916 \h </w:instrText>
+              <w:instrText xml:space="preserve"> PAGEREF _Toc223092172 \h </w:instrText>
             </w:r>
             <w:r>
               <w:rPr>
@@ -738,10 +732,11 @@
               <w:lang w:eastAsia="en-GB"/>
             </w:rPr>
           </w:pPr>
-          <w:hyperlink w:anchor="_Toc223057917" w:history="1">
+          <w:hyperlink w:anchor="_Toc223092173" w:history="1">
             <w:r>
               <w:rPr>
                 <w:rStyle w:val="Hyperlink"/>
+                <w:rFonts w:ascii="Times New Roman" w:hAnsi="Times New Roman" w:cs="Times New Roman"/>
                 <w:noProof/>
               </w:rPr>
               <w:t>1.1 Purpose and scope of documentation</w:t>
@@ -765,7 +760,7 @@
                 <w:noProof/>
                 <w:webHidden/>
               </w:rPr>
-              <w:instrText xml:space="preserve"> PAGEREF _Toc223057917 \h </w:instrText>
+              <w:instrText xml:space="preserve"> PAGEREF _Toc223092173 \h </w:instrText>
             </w:r>
             <w:r>
               <w:rPr>
@@ -808,10 +803,11 @@
               <w:lang w:eastAsia="en-GB"/>
             </w:rPr>
           </w:pPr>
-          <w:hyperlink w:anchor="_Toc223057918" w:history="1">
+          <w:hyperlink w:anchor="_Toc223092174" w:history="1">
             <w:r>
               <w:rPr>
                 <w:rStyle w:val="Hyperlink"/>
+                <w:rFonts w:ascii="Times New Roman" w:hAnsi="Times New Roman" w:cs="Times New Roman"/>
                 <w:noProof/>
               </w:rPr>
               <w:t>1.2</w:t>
@@ -835,7 +831,7 @@
                 <w:noProof/>
                 <w:webHidden/>
               </w:rPr>
-              <w:instrText xml:space="preserve"> PAGEREF _Toc223057918 \h </w:instrText>
+              <w:instrText xml:space="preserve"> PAGEREF _Toc223092174 \h </w:instrText>
             </w:r>
             <w:r>
               <w:rPr>
@@ -878,10 +874,11 @@
               <w:lang w:eastAsia="en-GB"/>
             </w:rPr>
           </w:pPr>
-          <w:hyperlink w:anchor="_Toc223057919" w:history="1">
+          <w:hyperlink w:anchor="_Toc223092175" w:history="1">
             <w:r>
               <w:rPr>
                 <w:rStyle w:val="Hyperlink"/>
+                <w:rFonts w:ascii="Times New Roman" w:hAnsi="Times New Roman" w:cs="Times New Roman"/>
                 <w:noProof/>
               </w:rPr>
               <w:t>1.3</w:t>
@@ -905,7 +902,7 @@
                 <w:noProof/>
                 <w:webHidden/>
               </w:rPr>
-              <w:instrText xml:space="preserve"> PAGEREF _Toc223057919 \h </w:instrText>
+              <w:instrText xml:space="preserve"> PAGEREF _Toc223092175 \h </w:instrText>
             </w:r>
             <w:r>
               <w:rPr>
@@ -948,7 +945,7 @@
               <w:lang w:eastAsia="en-GB"/>
             </w:rPr>
           </w:pPr>
-          <w:hyperlink w:anchor="_Toc223057920" w:history="1">
+          <w:hyperlink w:anchor="_Toc223092176" w:history="1">
             <w:r>
               <w:rPr>
                 <w:rStyle w:val="Hyperlink"/>
@@ -976,7 +973,7 @@
                 <w:noProof/>
                 <w:webHidden/>
               </w:rPr>
-              <w:instrText xml:space="preserve"> PAGEREF _Toc223057920 \h </w:instrText>
+              <w:instrText xml:space="preserve"> PAGEREF _Toc223092176 \h </w:instrText>
             </w:r>
             <w:r>
               <w:rPr>
@@ -1019,7 +1016,7 @@
               <w:lang w:eastAsia="en-GB"/>
             </w:rPr>
           </w:pPr>
-          <w:hyperlink w:anchor="_Toc223057921" w:history="1">
+          <w:hyperlink w:anchor="_Toc223092177" w:history="1">
             <w:r>
               <w:rPr>
                 <w:rStyle w:val="Hyperlink"/>
@@ -1047,7 +1044,7 @@
                 <w:noProof/>
                 <w:webHidden/>
               </w:rPr>
-              <w:instrText xml:space="preserve"> PAGEREF _Toc223057921 \h </w:instrText>
+              <w:instrText xml:space="preserve"> PAGEREF _Toc223092177 \h </w:instrText>
             </w:r>
             <w:r>
               <w:rPr>
@@ -1090,7 +1087,7 @@
               <w:lang w:eastAsia="en-GB"/>
             </w:rPr>
           </w:pPr>
-          <w:hyperlink w:anchor="_Toc223057922" w:history="1">
+          <w:hyperlink w:anchor="_Toc223092178" w:history="1">
             <w:r>
               <w:rPr>
                 <w:rStyle w:val="Hyperlink"/>
@@ -1117,7 +1114,7 @@
                 <w:noProof/>
                 <w:webHidden/>
               </w:rPr>
-              <w:instrText xml:space="preserve"> PAGEREF _Toc223057922 \h </w:instrText>
+              <w:instrText xml:space="preserve"> PAGEREF _Toc223092178 \h </w:instrText>
             </w:r>
             <w:r>
               <w:rPr>
@@ -1160,7 +1157,7 @@
               <w:lang w:eastAsia="en-GB"/>
             </w:rPr>
           </w:pPr>
-          <w:hyperlink w:anchor="_Toc223057923" w:history="1">
+          <w:hyperlink w:anchor="_Toc223092179" w:history="1">
             <w:r>
               <w:rPr>
                 <w:rStyle w:val="Hyperlink"/>
@@ -1188,7 +1185,7 @@
                 <w:noProof/>
                 <w:webHidden/>
               </w:rPr>
-              <w:instrText xml:space="preserve"> PAGEREF _Toc223057923 \h </w:instrText>
+              <w:instrText xml:space="preserve"> PAGEREF _Toc223092179 \h </w:instrText>
             </w:r>
             <w:r>
               <w:rPr>
@@ -1231,7 +1228,7 @@
               <w:lang w:eastAsia="en-GB"/>
             </w:rPr>
           </w:pPr>
-          <w:hyperlink w:anchor="_Toc223057924" w:history="1">
+          <w:hyperlink w:anchor="_Toc223092180" w:history="1">
             <w:r>
               <w:rPr>
                 <w:rStyle w:val="Hyperlink"/>
@@ -1259,7 +1256,7 @@
                 <w:noProof/>
                 <w:webHidden/>
               </w:rPr>
-              <w:instrText xml:space="preserve"> PAGEREF _Toc223057924 \h </w:instrText>
+              <w:instrText xml:space="preserve"> PAGEREF _Toc223092180 \h </w:instrText>
             </w:r>
             <w:r>
               <w:rPr>
@@ -1302,7 +1299,7 @@
               <w:lang w:eastAsia="en-GB"/>
             </w:rPr>
           </w:pPr>
-          <w:hyperlink w:anchor="_Toc223057925" w:history="1">
+          <w:hyperlink w:anchor="_Toc223092181" w:history="1">
             <w:r>
               <w:rPr>
                 <w:rStyle w:val="Hyperlink"/>
@@ -1330,7 +1327,7 @@
                 <w:noProof/>
                 <w:webHidden/>
               </w:rPr>
-              <w:instrText xml:space="preserve"> PAGEREF _Toc223057925 \h </w:instrText>
+              <w:instrText xml:space="preserve"> PAGEREF _Toc223092181 \h </w:instrText>
             </w:r>
             <w:r>
               <w:rPr>
@@ -1373,7 +1370,7 @@
               <w:lang w:eastAsia="en-GB"/>
             </w:rPr>
           </w:pPr>
-          <w:hyperlink w:anchor="_Toc223057926" w:history="1">
+          <w:hyperlink w:anchor="_Toc223092182" w:history="1">
             <w:r>
               <w:rPr>
                 <w:rStyle w:val="Hyperlink"/>
@@ -1401,7 +1398,7 @@
                 <w:noProof/>
                 <w:webHidden/>
               </w:rPr>
-              <w:instrText xml:space="preserve"> PAGEREF _Toc223057926 \h </w:instrText>
+              <w:instrText xml:space="preserve"> PAGEREF _Toc223092182 \h </w:instrText>
             </w:r>
             <w:r>
               <w:rPr>
@@ -1444,7 +1441,7 @@
               <w:lang w:eastAsia="en-GB"/>
             </w:rPr>
           </w:pPr>
-          <w:hyperlink w:anchor="_Toc223057927" w:history="1">
+          <w:hyperlink w:anchor="_Toc223092183" w:history="1">
             <w:r>
               <w:rPr>
                 <w:rStyle w:val="Hyperlink"/>
@@ -1472,7 +1469,7 @@
                 <w:noProof/>
                 <w:webHidden/>
               </w:rPr>
-              <w:instrText xml:space="preserve"> PAGEREF _Toc223057927 \h </w:instrText>
+              <w:instrText xml:space="preserve"> PAGEREF _Toc223092183 \h </w:instrText>
             </w:r>
             <w:r>
               <w:rPr>
@@ -1515,7 +1512,7 @@
               <w:lang w:eastAsia="en-GB"/>
             </w:rPr>
           </w:pPr>
-          <w:hyperlink w:anchor="_Toc223057928" w:history="1">
+          <w:hyperlink w:anchor="_Toc223092184" w:history="1">
             <w:r>
               <w:rPr>
                 <w:rStyle w:val="Hyperlink"/>
@@ -1543,7 +1540,7 @@
                 <w:noProof/>
                 <w:webHidden/>
               </w:rPr>
-              <w:instrText xml:space="preserve"> PAGEREF _Toc223057928 \h </w:instrText>
+              <w:instrText xml:space="preserve"> PAGEREF _Toc223092184 \h </w:instrText>
             </w:r>
             <w:r>
               <w:rPr>
@@ -1586,7 +1583,7 @@
               <w:lang w:eastAsia="en-GB"/>
             </w:rPr>
           </w:pPr>
-          <w:hyperlink w:anchor="_Toc223057929" w:history="1">
+          <w:hyperlink w:anchor="_Toc223092185" w:history="1">
             <w:r>
               <w:rPr>
                 <w:rStyle w:val="Hyperlink"/>
@@ -1614,7 +1611,7 @@
                 <w:noProof/>
                 <w:webHidden/>
               </w:rPr>
-              <w:instrText xml:space="preserve"> PAGEREF _Toc223057929 \h </w:instrText>
+              <w:instrText xml:space="preserve"> PAGEREF _Toc223092185 \h </w:instrText>
             </w:r>
             <w:r>
               <w:rPr>
@@ -1657,10 +1654,11 @@
               <w:lang w:eastAsia="en-GB"/>
             </w:rPr>
           </w:pPr>
-          <w:hyperlink w:anchor="_Toc223057930" w:history="1">
+          <w:hyperlink w:anchor="_Toc223092186" w:history="1">
             <w:r>
               <w:rPr>
                 <w:rStyle w:val="Hyperlink"/>
+                <w:rFonts w:ascii="Times New Roman" w:hAnsi="Times New Roman" w:cs="Times New Roman"/>
                 <w:noProof/>
               </w:rPr>
               <w:t>6. Anticipated Evolution of System Requirements</w:t>
@@ -1684,7 +1682,7 @@
                 <w:noProof/>
                 <w:webHidden/>
               </w:rPr>
-              <w:instrText xml:space="preserve"> PAGEREF _Toc223057930 \h </w:instrText>
+              <w:instrText xml:space="preserve"> PAGEREF _Toc223092186 \h </w:instrText>
             </w:r>
             <w:r>
               <w:rPr>
@@ -1727,10 +1725,11 @@
               <w:lang w:eastAsia="en-GB"/>
             </w:rPr>
           </w:pPr>
-          <w:hyperlink w:anchor="_Toc223057931" w:history="1">
+          <w:hyperlink w:anchor="_Toc223092187" w:history="1">
             <w:r>
               <w:rPr>
                 <w:rStyle w:val="Hyperlink"/>
+                <w:rFonts w:ascii="Times New Roman" w:hAnsi="Times New Roman" w:cs="Times New Roman"/>
                 <w:noProof/>
               </w:rPr>
               <w:t>6.1 Integration with Online Banking</w:t>
@@ -1754,7 +1753,7 @@
                 <w:noProof/>
                 <w:webHidden/>
               </w:rPr>
-              <w:instrText xml:space="preserve"> PAGEREF _Toc223057931 \h </w:instrText>
+              <w:instrText xml:space="preserve"> PAGEREF _Toc223092187 \h </w:instrText>
             </w:r>
             <w:r>
               <w:rPr>
@@ -1797,10 +1796,11 @@
               <w:lang w:eastAsia="en-GB"/>
             </w:rPr>
           </w:pPr>
-          <w:hyperlink w:anchor="_Toc223057932" w:history="1">
+          <w:hyperlink w:anchor="_Toc223092188" w:history="1">
             <w:r>
               <w:rPr>
                 <w:rStyle w:val="Hyperlink"/>
+                <w:rFonts w:ascii="Times New Roman" w:hAnsi="Times New Roman" w:cs="Times New Roman"/>
                 <w:noProof/>
               </w:rPr>
               <w:t>6.2 Enterprise IT Administration</w:t>
@@ -1824,7 +1824,7 @@
                 <w:noProof/>
                 <w:webHidden/>
               </w:rPr>
-              <w:instrText xml:space="preserve"> PAGEREF _Toc223057932 \h </w:instrText>
+              <w:instrText xml:space="preserve"> PAGEREF _Toc223092188 \h </w:instrText>
             </w:r>
             <w:r>
               <w:rPr>
@@ -1867,7 +1867,7 @@
               <w:lang w:eastAsia="en-GB"/>
             </w:rPr>
           </w:pPr>
-          <w:hyperlink w:anchor="_Toc223057933" w:history="1">
+          <w:hyperlink w:anchor="_Toc223092189" w:history="1">
             <w:r>
               <w:rPr>
                 <w:rStyle w:val="Hyperlink"/>
@@ -1895,7 +1895,7 @@
                 <w:noProof/>
                 <w:webHidden/>
               </w:rPr>
-              <w:instrText xml:space="preserve"> PAGEREF _Toc223057933 \h </w:instrText>
+              <w:instrText xml:space="preserve"> PAGEREF _Toc223092189 \h </w:instrText>
             </w:r>
             <w:r>
               <w:rPr>
@@ -1938,7 +1938,7 @@
               <w:lang w:eastAsia="en-GB"/>
             </w:rPr>
           </w:pPr>
-          <w:hyperlink w:anchor="_Toc223057934" w:history="1">
+          <w:hyperlink w:anchor="_Toc223092190" w:history="1">
             <w:r>
               <w:rPr>
                 <w:rStyle w:val="Hyperlink"/>
@@ -1966,7 +1966,7 @@
                 <w:noProof/>
                 <w:webHidden/>
               </w:rPr>
-              <w:instrText xml:space="preserve"> PAGEREF _Toc223057934 \h </w:instrText>
+              <w:instrText xml:space="preserve"> PAGEREF _Toc223092190 \h </w:instrText>
             </w:r>
             <w:r>
               <w:rPr>
@@ -2009,7 +2009,7 @@
               <w:lang w:eastAsia="en-GB"/>
             </w:rPr>
           </w:pPr>
-          <w:hyperlink w:anchor="_Toc223057935" w:history="1">
+          <w:hyperlink w:anchor="_Toc223092191" w:history="1">
             <w:r>
               <w:rPr>
                 <w:rStyle w:val="Hyperlink"/>
@@ -2037,7 +2037,7 @@
                 <w:noProof/>
                 <w:webHidden/>
               </w:rPr>
-              <w:instrText xml:space="preserve"> PAGEREF _Toc223057935 \h </w:instrText>
+              <w:instrText xml:space="preserve"> PAGEREF _Toc223092191 \h </w:instrText>
             </w:r>
             <w:r>
               <w:rPr>
@@ -2080,7 +2080,7 @@
               <w:lang w:eastAsia="en-GB"/>
             </w:rPr>
           </w:pPr>
-          <w:hyperlink w:anchor="_Toc223057936" w:history="1">
+          <w:hyperlink w:anchor="_Toc223092192" w:history="1">
             <w:r>
               <w:rPr>
                 <w:rStyle w:val="Hyperlink"/>
@@ -2108,7 +2108,7 @@
                 <w:noProof/>
                 <w:webHidden/>
               </w:rPr>
-              <w:instrText xml:space="preserve"> PAGEREF _Toc223057936 \h </w:instrText>
+              <w:instrText xml:space="preserve"> PAGEREF _Toc223092192 \h </w:instrText>
             </w:r>
             <w:r>
               <w:rPr>
@@ -2151,7 +2151,7 @@
               <w:lang w:eastAsia="en-GB"/>
             </w:rPr>
           </w:pPr>
-          <w:hyperlink w:anchor="_Toc223057937" w:history="1">
+          <w:hyperlink w:anchor="_Toc223092193" w:history="1">
             <w:r>
               <w:rPr>
                 <w:rStyle w:val="Hyperlink"/>
@@ -2179,7 +2179,7 @@
                 <w:noProof/>
                 <w:webHidden/>
               </w:rPr>
-              <w:instrText xml:space="preserve"> PAGEREF _Toc223057937 \h </w:instrText>
+              <w:instrText xml:space="preserve"> PAGEREF _Toc223092193 \h </w:instrText>
             </w:r>
             <w:r>
               <w:rPr>
@@ -2200,6 +2200,77 @@
                 <w:webHidden/>
               </w:rPr>
               <w:t>36</w:t>
+            </w:r>
+            <w:r>
+              <w:rPr>
+                <w:noProof/>
+                <w:webHidden/>
+              </w:rPr>
+              <w:fldChar w:fldCharType="end"/>
+            </w:r>
+          </w:hyperlink>
+        </w:p>
+        <w:p>
+          <w:pPr>
+            <w:pStyle w:val="TOC2"/>
+            <w:tabs>
+              <w:tab w:val="right" w:leader="dot" w:pos="9016"/>
+            </w:tabs>
+            <w:rPr>
+              <w:rFonts w:eastAsiaTheme="minorEastAsia"/>
+              <w:noProof/>
+              <w:lang w:eastAsia="en-GB"/>
+            </w:rPr>
+          </w:pPr>
+          <w:hyperlink w:anchor="_Toc223092194" w:history="1">
+            <w:r>
+              <w:rPr>
+                <w:rStyle w:val="Hyperlink"/>
+                <w:rFonts w:ascii="Times New Roman" w:hAnsi="Times New Roman" w:cs="Times New Roman"/>
+                <w:noProof/>
+              </w:rPr>
+              <w:t>7.5 Source Code for the Subsystem Interfaces</w:t>
+            </w:r>
+            <w:r>
+              <w:rPr>
+                <w:noProof/>
+                <w:webHidden/>
+              </w:rPr>
+              <w:tab/>
+            </w:r>
+            <w:r>
+              <w:rPr>
+                <w:noProof/>
+                <w:webHidden/>
+              </w:rPr>
+              <w:fldChar w:fldCharType="begin"/>
+            </w:r>
+            <w:r>
+              <w:rPr>
+                <w:noProof/>
+                <w:webHidden/>
+              </w:rPr>
+              <w:instrText xml:space="preserve"> PAGEREF _Toc223092194 \h </w:instrText>
+            </w:r>
+            <w:r>
+              <w:rPr>
+                <w:noProof/>
+                <w:webHidden/>
+              </w:rPr>
+            </w:r>
+            <w:r>
+              <w:rPr>
+                <w:noProof/>
+                <w:webHidden/>
+              </w:rPr>
+              <w:fldChar w:fldCharType="separate"/>
+            </w:r>
+            <w:r>
+              <w:rPr>
+                <w:noProof/>
+                <w:webHidden/>
+              </w:rPr>
+              <w:t>39</w:t>
             </w:r>
             <w:r>
               <w:rPr>
@@ -2222,13 +2293,13 @@
               <w:lang w:eastAsia="en-GB"/>
             </w:rPr>
           </w:pPr>
-          <w:hyperlink w:anchor="_Toc223057938" w:history="1">
+          <w:hyperlink w:anchor="_Toc223092195" w:history="1">
             <w:r>
               <w:rPr>
                 <w:rStyle w:val="Hyperlink"/>
                 <w:noProof/>
               </w:rPr>
-              <w:t>7.5</w:t>
+              <w:t>7.6</w:t>
             </w:r>
             <w:r>
               <w:rPr>
@@ -2249,7 +2320,7 @@
                 <w:noProof/>
                 <w:webHidden/>
               </w:rPr>
-              <w:instrText xml:space="preserve"> PAGEREF _Toc223057938 \h </w:instrText>
+              <w:instrText xml:space="preserve"> PAGEREF _Toc223092195 \h </w:instrText>
             </w:r>
             <w:r>
               <w:rPr>
@@ -2269,7 +2340,7 @@
                 <w:noProof/>
                 <w:webHidden/>
               </w:rPr>
-              <w:t>38</w:t>
+              <w:t>44</w:t>
             </w:r>
             <w:r>
               <w:rPr>
@@ -2292,13 +2363,14 @@
               <w:lang w:eastAsia="en-GB"/>
             </w:rPr>
           </w:pPr>
-          <w:hyperlink w:anchor="_Toc223057939" w:history="1">
+          <w:hyperlink w:anchor="_Toc223092196" w:history="1">
             <w:r>
               <w:rPr>
                 <w:rStyle w:val="Hyperlink"/>
+                <w:rFonts w:ascii="Times New Roman" w:hAnsi="Times New Roman" w:cs="Times New Roman"/>
                 <w:noProof/>
               </w:rPr>
-              <w:t>7.6</w:t>
+              <w:t>8. Appendices</w:t>
             </w:r>
             <w:r>
               <w:rPr>
@@ -2319,7 +2391,7 @@
                 <w:noProof/>
                 <w:webHidden/>
               </w:rPr>
-              <w:instrText xml:space="preserve"> PAGEREF _Toc223057939 \h </w:instrText>
+              <w:instrText xml:space="preserve"> PAGEREF _Toc223092196 \h </w:instrText>
             </w:r>
             <w:r>
               <w:rPr>
@@ -2339,78 +2411,7 @@
                 <w:noProof/>
                 <w:webHidden/>
               </w:rPr>
-              <w:t>38</w:t>
-            </w:r>
-            <w:r>
-              <w:rPr>
-                <w:noProof/>
-                <w:webHidden/>
-              </w:rPr>
-              <w:fldChar w:fldCharType="end"/>
-            </w:r>
-          </w:hyperlink>
-        </w:p>
-        <w:p>
-          <w:pPr>
-            <w:pStyle w:val="TOC1"/>
-            <w:tabs>
-              <w:tab w:val="right" w:leader="dot" w:pos="9016"/>
-            </w:tabs>
-            <w:rPr>
-              <w:rFonts w:eastAsiaTheme="minorEastAsia"/>
-              <w:noProof/>
-              <w:lang w:eastAsia="en-GB"/>
-            </w:rPr>
-          </w:pPr>
-          <w:hyperlink w:anchor="_Toc223057940" w:history="1">
-            <w:r>
-              <w:rPr>
-                <w:rStyle w:val="Hyperlink"/>
-                <w:rFonts w:ascii="Times New Roman" w:hAnsi="Times New Roman" w:cs="Times New Roman"/>
-                <w:noProof/>
-              </w:rPr>
-              <w:t>8. Appendices</w:t>
-            </w:r>
-            <w:r>
-              <w:rPr>
-                <w:noProof/>
-                <w:webHidden/>
-              </w:rPr>
-              <w:tab/>
-            </w:r>
-            <w:r>
-              <w:rPr>
-                <w:noProof/>
-                <w:webHidden/>
-              </w:rPr>
-              <w:fldChar w:fldCharType="begin"/>
-            </w:r>
-            <w:r>
-              <w:rPr>
-                <w:noProof/>
-                <w:webHidden/>
-              </w:rPr>
-              <w:instrText xml:space="preserve"> PAGEREF _Toc223057940 \h </w:instrText>
-            </w:r>
-            <w:r>
-              <w:rPr>
-                <w:noProof/>
-                <w:webHidden/>
-              </w:rPr>
-            </w:r>
-            <w:r>
-              <w:rPr>
-                <w:noProof/>
-                <w:webHidden/>
-              </w:rPr>
-              <w:fldChar w:fldCharType="separate"/>
-            </w:r>
-            <w:r>
-              <w:rPr>
-                <w:noProof/>
-                <w:webHidden/>
-              </w:rPr>
-              <w:t>38</w:t>
+              <w:t>44</w:t>
             </w:r>
             <w:r>
               <w:rPr>
@@ -2433,7 +2434,7 @@
               <w:lang w:eastAsia="en-GB"/>
             </w:rPr>
           </w:pPr>
-          <w:hyperlink w:anchor="_Toc223057941" w:history="1">
+          <w:hyperlink w:anchor="_Toc223092197" w:history="1">
             <w:r>
               <w:rPr>
                 <w:rStyle w:val="Hyperlink"/>
@@ -2461,7 +2462,7 @@
                 <w:noProof/>
                 <w:webHidden/>
               </w:rPr>
-              <w:instrText xml:space="preserve"> PAGEREF _Toc223057941 \h </w:instrText>
+              <w:instrText xml:space="preserve"> PAGEREF _Toc223092197 \h </w:instrText>
             </w:r>
             <w:r>
               <w:rPr>
@@ -2481,7 +2482,7 @@
                 <w:noProof/>
                 <w:webHidden/>
               </w:rPr>
-              <w:t>38</w:t>
+              <w:t>44</w:t>
             </w:r>
             <w:r>
               <w:rPr>
@@ -2504,7 +2505,7 @@
               <w:lang w:eastAsia="en-GB"/>
             </w:rPr>
           </w:pPr>
-          <w:hyperlink w:anchor="_Toc223057942" w:history="1">
+          <w:hyperlink w:anchor="_Toc223092198" w:history="1">
             <w:r>
               <w:rPr>
                 <w:rStyle w:val="Hyperlink"/>
@@ -2532,7 +2533,7 @@
                 <w:noProof/>
                 <w:webHidden/>
               </w:rPr>
-              <w:instrText xml:space="preserve"> PAGEREF _Toc223057942 \h </w:instrText>
+              <w:instrText xml:space="preserve"> PAGEREF _Toc223092198 \h </w:instrText>
             </w:r>
             <w:r>
               <w:rPr>
@@ -2552,7 +2553,7 @@
                 <w:noProof/>
                 <w:webHidden/>
               </w:rPr>
-              <w:t>39</w:t>
+              <w:t>46</w:t>
             </w:r>
             <w:r>
               <w:rPr>
@@ -2575,7 +2576,7 @@
               <w:lang w:eastAsia="en-GB"/>
             </w:rPr>
           </w:pPr>
-          <w:hyperlink w:anchor="_Toc223057943" w:history="1">
+          <w:hyperlink w:anchor="_Toc223092199" w:history="1">
             <w:r>
               <w:rPr>
                 <w:rStyle w:val="Hyperlink"/>
@@ -2603,7 +2604,7 @@
                 <w:noProof/>
                 <w:webHidden/>
               </w:rPr>
-              <w:instrText xml:space="preserve"> PAGEREF _Toc223057943 \h </w:instrText>
+              <w:instrText xml:space="preserve"> PAGEREF _Toc223092199 \h </w:instrText>
             </w:r>
             <w:r>
               <w:rPr>
@@ -2623,7 +2624,7 @@
                 <w:noProof/>
                 <w:webHidden/>
               </w:rPr>
-              <w:t>39</w:t>
+              <w:t>46</w:t>
             </w:r>
             <w:r>
               <w:rPr>
@@ -2646,7 +2647,7 @@
               <w:lang w:eastAsia="en-GB"/>
             </w:rPr>
           </w:pPr>
-          <w:hyperlink w:anchor="_Toc223057944" w:history="1">
+          <w:hyperlink w:anchor="_Toc223092200" w:history="1">
             <w:r>
               <w:rPr>
                 <w:rStyle w:val="Hyperlink"/>
@@ -2674,7 +2675,7 @@
                 <w:noProof/>
                 <w:webHidden/>
               </w:rPr>
-              <w:instrText xml:space="preserve"> PAGEREF _Toc223057944 \h </w:instrText>
+              <w:instrText xml:space="preserve"> PAGEREF _Toc223092200 \h </w:instrText>
             </w:r>
             <w:r>
               <w:rPr>
@@ -2694,7 +2695,7 @@
                 <w:noProof/>
                 <w:webHidden/>
               </w:rPr>
-              <w:t>40</w:t>
+              <w:t>46</w:t>
             </w:r>
             <w:r>
               <w:rPr>
@@ -2737,7 +2738,7 @@
           <w:rFonts w:ascii="Times New Roman" w:hAnsi="Times New Roman" w:cs="Times New Roman"/>
         </w:rPr>
       </w:pPr>
-      <w:bookmarkStart w:id="0" w:name="_Toc223057916"/>
+      <w:bookmarkStart w:id="0" w:name="_Toc223092172"/>
       <w:r>
         <w:rPr>
           <w:rFonts w:ascii="Times New Roman" w:hAnsi="Times New Roman" w:cs="Times New Roman"/>
@@ -2753,7 +2754,7 @@
           <w:rFonts w:ascii="Times New Roman" w:hAnsi="Times New Roman" w:cs="Times New Roman"/>
         </w:rPr>
       </w:pPr>
-      <w:bookmarkStart w:id="1" w:name="_Toc223057917"/>
+      <w:bookmarkStart w:id="1" w:name="_Toc223092173"/>
       <w:r>
         <w:rPr>
           <w:rFonts w:ascii="Times New Roman" w:hAnsi="Times New Roman" w:cs="Times New Roman"/>
@@ -2790,77 +2791,7 @@
         <w:rPr>
           <w:rFonts w:ascii="Times New Roman" w:hAnsi="Times New Roman" w:cs="Times New Roman"/>
         </w:rPr>
-        <w:t xml:space="preserve"> design of one of the subsystems in </w:t>
-      </w:r>
-      <w:proofErr w:type="spellStart"/>
-      <w:r>
-        <w:rPr>
-          <w:rFonts w:ascii="Times New Roman" w:hAnsi="Times New Roman" w:cs="Times New Roman"/>
-        </w:rPr>
-        <w:t>InfoPharma</w:t>
-      </w:r>
-      <w:proofErr w:type="spellEnd"/>
-      <w:r>
-        <w:rPr>
-          <w:rFonts w:ascii="Times New Roman" w:hAnsi="Times New Roman" w:cs="Times New Roman"/>
-        </w:rPr>
-        <w:t xml:space="preserve"> Ordering System-Server </w:t>
-      </w:r>
-      <w:proofErr w:type="gramStart"/>
-      <w:r>
-        <w:rPr>
-          <w:rFonts w:ascii="Times New Roman" w:hAnsi="Times New Roman" w:cs="Times New Roman"/>
-        </w:rPr>
-        <w:t>Application(</w:t>
-      </w:r>
-      <w:proofErr w:type="gramEnd"/>
-      <w:r>
-        <w:rPr>
-          <w:rFonts w:ascii="Times New Roman" w:hAnsi="Times New Roman" w:cs="Times New Roman"/>
-        </w:rPr>
-        <w:t xml:space="preserve">IPOS-SA), which the other two subsystems are </w:t>
-      </w:r>
-      <w:proofErr w:type="spellStart"/>
-      <w:r>
-        <w:rPr>
-          <w:rFonts w:ascii="Times New Roman" w:hAnsi="Times New Roman" w:cs="Times New Roman"/>
-        </w:rPr>
-        <w:t>InfoPharma</w:t>
-      </w:r>
-      <w:proofErr w:type="spellEnd"/>
-      <w:r>
-        <w:rPr>
-          <w:rFonts w:ascii="Times New Roman" w:hAnsi="Times New Roman" w:cs="Times New Roman"/>
-        </w:rPr>
-        <w:t xml:space="preserve"> Ordering System-Client Application (IPOS-CA) and </w:t>
-      </w:r>
-      <w:proofErr w:type="spellStart"/>
-      <w:r>
-        <w:rPr>
-          <w:rFonts w:ascii="Times New Roman" w:hAnsi="Times New Roman" w:cs="Times New Roman"/>
-        </w:rPr>
-        <w:t>InfoPharma</w:t>
-      </w:r>
-      <w:proofErr w:type="spellEnd"/>
-      <w:r>
-        <w:rPr>
-          <w:rFonts w:ascii="Times New Roman" w:hAnsi="Times New Roman" w:cs="Times New Roman"/>
-        </w:rPr>
-        <w:t xml:space="preserve"> Ordering System Online Platform (IPOS-PU). The document defines the functional and non-functional requirements of the system and outlines the overall architecture of the IPOS solution. The document is provided in response to the initial statement of requirements by </w:t>
-      </w:r>
-      <w:proofErr w:type="spellStart"/>
-      <w:r>
-        <w:rPr>
-          <w:rFonts w:ascii="Times New Roman" w:hAnsi="Times New Roman" w:cs="Times New Roman"/>
-        </w:rPr>
-        <w:t>InfoPharma</w:t>
-      </w:r>
-      <w:proofErr w:type="spellEnd"/>
-      <w:r>
-        <w:rPr>
-          <w:rFonts w:ascii="Times New Roman" w:hAnsi="Times New Roman" w:cs="Times New Roman"/>
-        </w:rPr>
-        <w:t xml:space="preserve"> ltd, the client.</w:t>
+        <w:t xml:space="preserve"> design of one of the subsystems in InfoPharma Ordering System-Server Application(IPOS-SA), which the other two subsystems are InfoPharma Ordering System-Client Application (IPOS-CA) and InfoPharma Ordering System Online Platform (IPOS-PU). The document defines the functional and non-functional requirements of the system and outlines the overall architecture of the IPOS solution. The document is provided in response to the initial statement of requirements by InfoPharma ltd, the client.</w:t>
       </w:r>
     </w:p>
     <w:p>
@@ -2873,21 +2804,7 @@
         <w:rPr>
           <w:rFonts w:ascii="Times New Roman" w:hAnsi="Times New Roman" w:cs="Times New Roman"/>
         </w:rPr>
-        <w:t xml:space="preserve">The scope of this document includes the description of system behaviour, system indications, and how the subsystems integrate with the other IPOS subsystems. It focuses on analysing the business needs of </w:t>
-      </w:r>
-      <w:proofErr w:type="spellStart"/>
-      <w:r>
-        <w:rPr>
-          <w:rFonts w:ascii="Times New Roman" w:hAnsi="Times New Roman" w:cs="Times New Roman"/>
-        </w:rPr>
-        <w:t>InfoPharma</w:t>
-      </w:r>
-      <w:proofErr w:type="spellEnd"/>
-      <w:r>
-        <w:rPr>
-          <w:rFonts w:ascii="Times New Roman" w:hAnsi="Times New Roman" w:cs="Times New Roman"/>
-        </w:rPr>
-        <w:t xml:space="preserve"> ltd and translating them into the system requirements.</w:t>
+        <w:t>The scope of this document includes the description of system behaviour, system indications, and how the subsystems integrate with the other IPOS subsystems. It focuses on analysing the business needs of InfoPharma ltd and translating them into the system requirements.</w:t>
       </w:r>
     </w:p>
     <w:p>
@@ -2929,7 +2846,7 @@
           <w:rFonts w:ascii="Times New Roman" w:hAnsi="Times New Roman" w:cs="Times New Roman"/>
         </w:rPr>
       </w:pPr>
-      <w:bookmarkStart w:id="2" w:name="_Toc223057918"/>
+      <w:bookmarkStart w:id="2" w:name="_Toc223092174"/>
       <w:r>
         <w:rPr>
           <w:rFonts w:ascii="Times New Roman" w:hAnsi="Times New Roman" w:cs="Times New Roman"/>
@@ -2966,21 +2883,7 @@
         <w:rPr>
           <w:rFonts w:ascii="Times New Roman" w:hAnsi="Times New Roman" w:cs="Times New Roman"/>
         </w:rPr>
-        <w:t xml:space="preserve">The managing directors and stakeholders of </w:t>
-      </w:r>
-      <w:proofErr w:type="spellStart"/>
-      <w:r>
-        <w:rPr>
-          <w:rFonts w:ascii="Times New Roman" w:hAnsi="Times New Roman" w:cs="Times New Roman"/>
-        </w:rPr>
-        <w:t>InfoPharma</w:t>
-      </w:r>
-      <w:proofErr w:type="spellEnd"/>
-      <w:r>
-        <w:rPr>
-          <w:rFonts w:ascii="Times New Roman" w:hAnsi="Times New Roman" w:cs="Times New Roman"/>
-        </w:rPr>
-        <w:t xml:space="preserve"> ltd</w:t>
+        <w:t>The managing directors and stakeholders of InfoPharma ltd</w:t>
       </w:r>
     </w:p>
     <w:p>
@@ -3040,7 +2943,7 @@
           <w:rFonts w:ascii="Times New Roman" w:hAnsi="Times New Roman" w:cs="Times New Roman"/>
         </w:rPr>
       </w:pPr>
-      <w:bookmarkStart w:id="3" w:name="_Toc223057919"/>
+      <w:bookmarkStart w:id="3" w:name="_Toc223092175"/>
       <w:r>
         <w:rPr>
           <w:rFonts w:ascii="Times New Roman" w:hAnsi="Times New Roman" w:cs="Times New Roman"/>
@@ -3069,7 +2972,7 @@
           <w:rFonts w:ascii="Times New Roman" w:hAnsi="Times New Roman" w:cs="Times New Roman"/>
         </w:rPr>
       </w:pPr>
-      <w:bookmarkStart w:id="4" w:name="_Toc223057920"/>
+      <w:bookmarkStart w:id="4" w:name="_Toc223092176"/>
       <w:r>
         <w:rPr>
           <w:rFonts w:ascii="Times New Roman" w:hAnsi="Times New Roman" w:cs="Times New Roman"/>
@@ -3092,7 +2995,7 @@
           <w:rFonts w:ascii="Times New Roman" w:hAnsi="Times New Roman" w:cs="Times New Roman"/>
         </w:rPr>
       </w:pPr>
-      <w:bookmarkStart w:id="5" w:name="_Toc223057921"/>
+      <w:bookmarkStart w:id="5" w:name="_Toc223092177"/>
       <w:r>
         <w:rPr>
           <w:rFonts w:ascii="Times New Roman" w:hAnsi="Times New Roman" w:cs="Times New Roman"/>
@@ -3111,7 +3014,7 @@
       <w:pPr>
         <w:pStyle w:val="Heading1"/>
       </w:pPr>
-      <w:bookmarkStart w:id="6" w:name="_Toc223057922"/>
+      <w:bookmarkStart w:id="6" w:name="_Toc223092178"/>
       <w:r>
         <w:t xml:space="preserve">4 </w:t>
       </w:r>
@@ -3199,7 +3102,7 @@
           <w:rFonts w:ascii="Times New Roman" w:hAnsi="Times New Roman" w:cs="Times New Roman"/>
         </w:rPr>
       </w:pPr>
-      <w:bookmarkStart w:id="7" w:name="_Toc223057923"/>
+      <w:bookmarkStart w:id="7" w:name="_Toc223092179"/>
       <w:r>
         <w:rPr>
           <w:rFonts w:ascii="Times New Roman" w:hAnsi="Times New Roman" w:cs="Times New Roman"/>
@@ -3216,7 +3119,7 @@
           <w:rFonts w:ascii="Times New Roman" w:hAnsi="Times New Roman" w:cs="Times New Roman"/>
         </w:rPr>
       </w:pPr>
-      <w:bookmarkStart w:id="8" w:name="_Toc223057924"/>
+      <w:bookmarkStart w:id="8" w:name="_Toc223092180"/>
       <w:r>
         <w:rPr>
           <w:rFonts w:ascii="Times New Roman" w:hAnsi="Times New Roman" w:cs="Times New Roman"/>
@@ -3236,21 +3139,7 @@
         <w:rPr>
           <w:rFonts w:ascii="Times New Roman" w:hAnsi="Times New Roman" w:cs="Times New Roman"/>
         </w:rPr>
-        <w:t xml:space="preserve">This section provides a more detailed specification of the functionality required for the </w:t>
-      </w:r>
-      <w:proofErr w:type="spellStart"/>
-      <w:r>
-        <w:rPr>
-          <w:rFonts w:ascii="Times New Roman" w:hAnsi="Times New Roman" w:cs="Times New Roman"/>
-        </w:rPr>
-        <w:t>InfoPharma</w:t>
-      </w:r>
-      <w:proofErr w:type="spellEnd"/>
-      <w:r>
-        <w:rPr>
-          <w:rFonts w:ascii="Times New Roman" w:hAnsi="Times New Roman" w:cs="Times New Roman"/>
-        </w:rPr>
-        <w:t xml:space="preserve"> Ordering System – Server Application, also known as the IPOS-SA.</w:t>
+        <w:t>This section provides a more detailed specification of the functionality required for the InfoPharma Ordering System – Server Application, also known as the IPOS-SA.</w:t>
       </w:r>
     </w:p>
     <w:p>
@@ -3274,7 +3163,7 @@
           <w:rFonts w:ascii="Times New Roman" w:hAnsi="Times New Roman" w:cs="Times New Roman"/>
         </w:rPr>
       </w:pPr>
-      <w:bookmarkStart w:id="9" w:name="_Toc223057925"/>
+      <w:bookmarkStart w:id="9" w:name="_Toc223092181"/>
       <w:r>
         <w:rPr>
           <w:rFonts w:ascii="Times New Roman" w:hAnsi="Times New Roman" w:cs="Times New Roman"/>
@@ -3290,7 +3179,7 @@
           <w:rFonts w:ascii="Times New Roman" w:hAnsi="Times New Roman" w:cs="Times New Roman"/>
         </w:rPr>
       </w:pPr>
-      <w:bookmarkStart w:id="10" w:name="_Toc223057926"/>
+      <w:bookmarkStart w:id="10" w:name="_Toc223092182"/>
       <w:r>
         <w:rPr>
           <w:rFonts w:ascii="Times New Roman" w:hAnsi="Times New Roman" w:cs="Times New Roman"/>
@@ -3306,7 +3195,7 @@
           <w:rFonts w:ascii="Times New Roman" w:hAnsi="Times New Roman" w:cs="Times New Roman"/>
         </w:rPr>
       </w:pPr>
-      <w:bookmarkStart w:id="11" w:name="_Toc223057927"/>
+      <w:bookmarkStart w:id="11" w:name="_Toc223092183"/>
       <w:r>
         <w:rPr>
           <w:rFonts w:ascii="Times New Roman" w:hAnsi="Times New Roman" w:cs="Times New Roman"/>
@@ -3412,21 +3301,7 @@
         <w:rPr>
           <w:rFonts w:ascii="Times New Roman" w:hAnsi="Times New Roman" w:cs="Times New Roman"/>
         </w:rPr>
-        <w:t xml:space="preserve">Use case diagram of the </w:t>
-      </w:r>
-      <w:proofErr w:type="spellStart"/>
-      <w:r>
-        <w:rPr>
-          <w:rFonts w:ascii="Times New Roman" w:hAnsi="Times New Roman" w:cs="Times New Roman"/>
-        </w:rPr>
-        <w:t>InfoPharma</w:t>
-      </w:r>
-      <w:proofErr w:type="spellEnd"/>
-      <w:r>
-        <w:rPr>
-          <w:rFonts w:ascii="Times New Roman" w:hAnsi="Times New Roman" w:cs="Times New Roman"/>
-        </w:rPr>
-        <w:t xml:space="preserve"> Ordering System – Server Application. The use cases cover the required functionality. The actions represent any external entities, such as users or 3</w:t>
+        <w:t>Use case diagram of the InfoPharma Ordering System – Server Application. The use cases cover the required functionality. The actions represent any external entities, such as users or 3</w:t>
       </w:r>
       <w:r>
         <w:rPr>
@@ -3449,7 +3324,7 @@
           <w:rFonts w:ascii="Times New Roman" w:hAnsi="Times New Roman" w:cs="Times New Roman"/>
         </w:rPr>
       </w:pPr>
-      <w:bookmarkStart w:id="12" w:name="_Toc223057928"/>
+      <w:bookmarkStart w:id="12" w:name="_Toc223092184"/>
       <w:r>
         <w:rPr>
           <w:rFonts w:ascii="Times New Roman" w:hAnsi="Times New Roman" w:cs="Times New Roman"/>
@@ -4712,23 +4587,7 @@
                 <w:rFonts w:ascii="Times New Roman" w:hAnsi="Times New Roman" w:cs="Times New Roman"/>
                 <w:color w:val="000000"/>
               </w:rPr>
-              <w:t xml:space="preserve">A1: The Administrator cancels the process → The contact details are not </w:t>
-            </w:r>
-            <w:proofErr w:type="gramStart"/>
-            <w:r>
-              <w:rPr>
-                <w:rFonts w:ascii="Times New Roman" w:hAnsi="Times New Roman" w:cs="Times New Roman"/>
-                <w:color w:val="000000"/>
-              </w:rPr>
-              <w:t>stored</w:t>
-            </w:r>
-            <w:proofErr w:type="gramEnd"/>
-            <w:r>
-              <w:rPr>
-                <w:rFonts w:ascii="Times New Roman" w:hAnsi="Times New Roman" w:cs="Times New Roman"/>
-                <w:color w:val="000000"/>
-              </w:rPr>
-              <w:t xml:space="preserve"> and control returns to UC-SA-ACC-01.</w:t>
+              <w:t>A1: The Administrator cancels the process → The contact details are not stored and control returns to UC-SA-ACC-01.</w:t>
             </w:r>
           </w:p>
           <w:p>
@@ -5336,55 +5195,23 @@
                 <w:rFonts w:ascii="Times New Roman" w:hAnsi="Times New Roman" w:cs="Times New Roman"/>
                 <w:color w:val="000000"/>
               </w:rPr>
-              <w:t xml:space="preserve">A1: The Administrator cancels the process → The credit limit is not </w:t>
-            </w:r>
-            <w:proofErr w:type="gramStart"/>
-            <w:r>
-              <w:rPr>
-                <w:rFonts w:ascii="Times New Roman" w:hAnsi="Times New Roman" w:cs="Times New Roman"/>
-                <w:color w:val="000000"/>
-              </w:rPr>
-              <w:t>stored</w:t>
-            </w:r>
-            <w:proofErr w:type="gramEnd"/>
-            <w:r>
-              <w:rPr>
-                <w:rFonts w:ascii="Times New Roman" w:hAnsi="Times New Roman" w:cs="Times New Roman"/>
-                <w:color w:val="000000"/>
-              </w:rPr>
-              <w:t xml:space="preserve"> and control returns to UC-SA-ACC-01.</w:t>
-            </w:r>
-          </w:p>
-          <w:p>
-            <w:pPr>
-              <w:rPr>
-                <w:rFonts w:ascii="Times New Roman" w:hAnsi="Times New Roman" w:cs="Times New Roman"/>
-                <w:bCs/>
-                <w:szCs w:val="22"/>
-              </w:rPr>
-            </w:pPr>
-            <w:r>
-              <w:rPr>
-                <w:rFonts w:ascii="Times New Roman" w:hAnsi="Times New Roman" w:cs="Times New Roman"/>
-                <w:color w:val="000000"/>
-              </w:rPr>
-              <w:t xml:space="preserve">A2: The entered credit limit is invalid (e.g., negative value) → The system displays an error </w:t>
-            </w:r>
-            <w:proofErr w:type="gramStart"/>
-            <w:r>
-              <w:rPr>
-                <w:rFonts w:ascii="Times New Roman" w:hAnsi="Times New Roman" w:cs="Times New Roman"/>
-                <w:color w:val="000000"/>
-              </w:rPr>
-              <w:t>message</w:t>
-            </w:r>
-            <w:proofErr w:type="gramEnd"/>
-            <w:r>
-              <w:rPr>
-                <w:rFonts w:ascii="Times New Roman" w:hAnsi="Times New Roman" w:cs="Times New Roman"/>
-                <w:color w:val="000000"/>
-              </w:rPr>
-              <w:t xml:space="preserve"> and the credit limit is not stored.</w:t>
+              <w:t>A1: The Administrator cancels the process → The credit limit is not stored and control returns to UC-SA-ACC-01.</w:t>
+            </w:r>
+          </w:p>
+          <w:p>
+            <w:pPr>
+              <w:rPr>
+                <w:rFonts w:ascii="Times New Roman" w:hAnsi="Times New Roman" w:cs="Times New Roman"/>
+                <w:bCs/>
+                <w:szCs w:val="22"/>
+              </w:rPr>
+            </w:pPr>
+            <w:r>
+              <w:rPr>
+                <w:rFonts w:ascii="Times New Roman" w:hAnsi="Times New Roman" w:cs="Times New Roman"/>
+                <w:color w:val="000000"/>
+              </w:rPr>
+              <w:t>A2: The entered credit limit is invalid (e.g., negative value) → The system displays an error message and the credit limit is not stored.</w:t>
             </w:r>
           </w:p>
         </w:tc>
@@ -5981,54 +5808,22 @@
                 <w:rFonts w:ascii="Times New Roman" w:hAnsi="Times New Roman" w:cs="Times New Roman"/>
                 <w:color w:val="000000"/>
               </w:rPr>
-              <w:t xml:space="preserve">A1: The Administrator cancels the process → The discount plan is not </w:t>
-            </w:r>
-            <w:proofErr w:type="gramStart"/>
-            <w:r>
-              <w:rPr>
-                <w:rFonts w:ascii="Times New Roman" w:hAnsi="Times New Roman" w:cs="Times New Roman"/>
-                <w:color w:val="000000"/>
-              </w:rPr>
-              <w:t>stored</w:t>
-            </w:r>
-            <w:proofErr w:type="gramEnd"/>
-            <w:r>
-              <w:rPr>
-                <w:rFonts w:ascii="Times New Roman" w:hAnsi="Times New Roman" w:cs="Times New Roman"/>
-                <w:color w:val="000000"/>
-              </w:rPr>
-              <w:t xml:space="preserve"> and control returns to UC-SA-ACC-01.</w:t>
-            </w:r>
-          </w:p>
-          <w:p>
-            <w:pPr>
-              <w:rPr>
-                <w:rFonts w:ascii="Times New Roman" w:hAnsi="Times New Roman" w:cs="Times New Roman"/>
-                <w:color w:val="000000"/>
-              </w:rPr>
-            </w:pPr>
-            <w:r>
-              <w:rPr>
-                <w:rFonts w:ascii="Times New Roman" w:hAnsi="Times New Roman" w:cs="Times New Roman"/>
-                <w:color w:val="000000"/>
-              </w:rPr>
-              <w:t xml:space="preserve">A2: The selected discount plan configuration is invalid → The system displays an error </w:t>
-            </w:r>
-            <w:proofErr w:type="gramStart"/>
-            <w:r>
-              <w:rPr>
-                <w:rFonts w:ascii="Times New Roman" w:hAnsi="Times New Roman" w:cs="Times New Roman"/>
-                <w:color w:val="000000"/>
-              </w:rPr>
-              <w:t>message</w:t>
-            </w:r>
-            <w:proofErr w:type="gramEnd"/>
-            <w:r>
-              <w:rPr>
-                <w:rFonts w:ascii="Times New Roman" w:hAnsi="Times New Roman" w:cs="Times New Roman"/>
-                <w:color w:val="000000"/>
-              </w:rPr>
-              <w:t xml:space="preserve"> and the discount plan is not stored.</w:t>
+              <w:t>A1: The Administrator cancels the process → The discount plan is not stored and control returns to UC-SA-ACC-01.</w:t>
+            </w:r>
+          </w:p>
+          <w:p>
+            <w:pPr>
+              <w:rPr>
+                <w:rFonts w:ascii="Times New Roman" w:hAnsi="Times New Roman" w:cs="Times New Roman"/>
+                <w:color w:val="000000"/>
+              </w:rPr>
+            </w:pPr>
+            <w:r>
+              <w:rPr>
+                <w:rFonts w:ascii="Times New Roman" w:hAnsi="Times New Roman" w:cs="Times New Roman"/>
+                <w:color w:val="000000"/>
+              </w:rPr>
+              <w:t>A2: The selected discount plan configuration is invalid → The system displays an error message and the discount plan is not stored.</w:t>
             </w:r>
           </w:p>
         </w:tc>
@@ -7346,23 +7141,7 @@
                 <w:rFonts w:ascii="Times New Roman" w:hAnsi="Times New Roman" w:cs="Times New Roman"/>
                 <w:color w:val="000000"/>
               </w:rPr>
-              <w:t xml:space="preserve">A2: The entered credit limit value is invalid → The system displays an error </w:t>
-            </w:r>
-            <w:proofErr w:type="gramStart"/>
-            <w:r>
-              <w:rPr>
-                <w:rFonts w:ascii="Times New Roman" w:hAnsi="Times New Roman" w:cs="Times New Roman"/>
-                <w:color w:val="000000"/>
-              </w:rPr>
-              <w:t>message</w:t>
-            </w:r>
-            <w:proofErr w:type="gramEnd"/>
-            <w:r>
-              <w:rPr>
-                <w:rFonts w:ascii="Times New Roman" w:hAnsi="Times New Roman" w:cs="Times New Roman"/>
-                <w:color w:val="000000"/>
-              </w:rPr>
-              <w:t xml:space="preserve"> and the credit limit is not updated.</w:t>
+              <w:t>A2: The entered credit limit value is invalid → The system displays an error message and the credit limit is not updated.</w:t>
             </w:r>
           </w:p>
         </w:tc>
@@ -8000,23 +7779,7 @@
                 <w:rFonts w:ascii="Times New Roman" w:hAnsi="Times New Roman" w:cs="Times New Roman"/>
                 <w:color w:val="000000"/>
               </w:rPr>
-              <w:t xml:space="preserve">A2: The entered plan information is invalid → The system displays an error </w:t>
-            </w:r>
-            <w:proofErr w:type="gramStart"/>
-            <w:r>
-              <w:rPr>
-                <w:rFonts w:ascii="Times New Roman" w:hAnsi="Times New Roman" w:cs="Times New Roman"/>
-                <w:color w:val="000000"/>
-              </w:rPr>
-              <w:t>message</w:t>
-            </w:r>
-            <w:proofErr w:type="gramEnd"/>
-            <w:r>
-              <w:rPr>
-                <w:rFonts w:ascii="Times New Roman" w:hAnsi="Times New Roman" w:cs="Times New Roman"/>
-                <w:color w:val="000000"/>
-              </w:rPr>
-              <w:t xml:space="preserve"> and the discount plan is not updated.</w:t>
+              <w:t>A2: The entered plan information is invalid → The system displays an error message and the discount plan is not updated.</w:t>
             </w:r>
           </w:p>
         </w:tc>
@@ -8447,17 +8210,8 @@
                 <w:rFonts w:ascii="Times New Roman" w:hAnsi="Times New Roman" w:cs="Times New Roman"/>
                 <w:color w:val="000000"/>
               </w:rPr>
-              <w:t>Suspend Account (15–30 days overdue) (UC-SA-ACC-05a</w:t>
-            </w:r>
-            <w:proofErr w:type="gramStart"/>
-            <w:r>
-              <w:rPr>
-                <w:rFonts w:ascii="Times New Roman" w:hAnsi="Times New Roman" w:cs="Times New Roman"/>
-                <w:color w:val="000000"/>
-              </w:rPr>
-              <w:t>);</w:t>
-            </w:r>
-            <w:proofErr w:type="gramEnd"/>
+              <w:t>Suspend Account (15–30 days overdue) (UC-SA-ACC-05a);</w:t>
+            </w:r>
           </w:p>
           <w:p>
             <w:pPr>
@@ -8474,17 +8228,8 @@
                 <w:rFonts w:ascii="Times New Roman" w:hAnsi="Times New Roman" w:cs="Times New Roman"/>
                 <w:color w:val="000000"/>
               </w:rPr>
-              <w:t>Flag Account as “in default” (&gt;30 days) (UC-SA-ACC-05b</w:t>
-            </w:r>
-            <w:proofErr w:type="gramStart"/>
-            <w:r>
-              <w:rPr>
-                <w:rFonts w:ascii="Times New Roman" w:hAnsi="Times New Roman" w:cs="Times New Roman"/>
-                <w:color w:val="000000"/>
-              </w:rPr>
-              <w:t>);</w:t>
-            </w:r>
-            <w:proofErr w:type="gramEnd"/>
+              <w:t>Flag Account as “in default” (&gt;30 days) (UC-SA-ACC-05b);</w:t>
+            </w:r>
           </w:p>
           <w:p>
             <w:pPr>
@@ -8501,17 +8246,8 @@
                 <w:rFonts w:ascii="Times New Roman" w:hAnsi="Times New Roman" w:cs="Times New Roman"/>
                 <w:color w:val="000000"/>
               </w:rPr>
-              <w:t>Restore Suspended Account to “Normal” (UC-SA-ACC-05c</w:t>
-            </w:r>
-            <w:proofErr w:type="gramStart"/>
-            <w:r>
-              <w:rPr>
-                <w:rFonts w:ascii="Times New Roman" w:hAnsi="Times New Roman" w:cs="Times New Roman"/>
-                <w:color w:val="000000"/>
-              </w:rPr>
-              <w:t>);</w:t>
-            </w:r>
-            <w:proofErr w:type="gramEnd"/>
+              <w:t>Restore Suspended Account to “Normal” (UC-SA-ACC-05c);</w:t>
+            </w:r>
           </w:p>
           <w:p>
             <w:pPr>
@@ -8828,23 +8564,7 @@
                 <w:rFonts w:ascii="Times New Roman" w:hAnsi="Times New Roman" w:cs="Times New Roman"/>
                 <w:color w:val="000000"/>
               </w:rPr>
-              <w:t xml:space="preserve">When payment is overdue between 15 and 30 days, IPOS-SA suspends the merchant </w:t>
-            </w:r>
-            <w:proofErr w:type="gramStart"/>
-            <w:r>
-              <w:rPr>
-                <w:rFonts w:ascii="Times New Roman" w:hAnsi="Times New Roman" w:cs="Times New Roman"/>
-                <w:color w:val="000000"/>
-              </w:rPr>
-              <w:t>account</w:t>
-            </w:r>
-            <w:proofErr w:type="gramEnd"/>
-            <w:r>
-              <w:rPr>
-                <w:rFonts w:ascii="Times New Roman" w:hAnsi="Times New Roman" w:cs="Times New Roman"/>
-                <w:color w:val="000000"/>
-              </w:rPr>
-              <w:t xml:space="preserve"> so no further orders are accepted.</w:t>
+              <w:t>When payment is overdue between 15 and 30 days, IPOS-SA suspends the merchant account so no further orders are accepted.</w:t>
             </w:r>
           </w:p>
         </w:tc>
@@ -9230,23 +8950,7 @@
                 <w:rFonts w:ascii="Times New Roman" w:hAnsi="Times New Roman" w:cs="Times New Roman"/>
                 <w:color w:val="000000"/>
               </w:rPr>
-              <w:t xml:space="preserve">A1: If the payment is overdue for 15 days or less → The account is not </w:t>
-            </w:r>
-            <w:proofErr w:type="gramStart"/>
-            <w:r>
-              <w:rPr>
-                <w:rFonts w:ascii="Times New Roman" w:hAnsi="Times New Roman" w:cs="Times New Roman"/>
-                <w:color w:val="000000"/>
-              </w:rPr>
-              <w:t>suspended</w:t>
-            </w:r>
-            <w:proofErr w:type="gramEnd"/>
-            <w:r>
-              <w:rPr>
-                <w:rFonts w:ascii="Times New Roman" w:hAnsi="Times New Roman" w:cs="Times New Roman"/>
-                <w:color w:val="000000"/>
-              </w:rPr>
-              <w:t xml:space="preserve"> and the Show Late Payment Reminder (&lt;= 15 days overdue) use case applies (UC-SA-ORD-08).</w:t>
+              <w:t>A1: If the payment is overdue for 15 days or less → The account is not suspended and the Show Late Payment Reminder (&lt;= 15 days overdue) use case applies (UC-SA-ORD-08).</w:t>
             </w:r>
           </w:p>
           <w:p>
@@ -9268,6 +8972,83 @@
         </w:tc>
       </w:tr>
     </w:tbl>
+    <w:p>
+      <w:pPr>
+        <w:rPr>
+          <w:rFonts w:ascii="Times New Roman" w:hAnsi="Times New Roman" w:cs="Times New Roman"/>
+        </w:rPr>
+      </w:pPr>
+    </w:p>
+    <w:p>
+      <w:pPr>
+        <w:rPr>
+          <w:rFonts w:ascii="Times New Roman" w:hAnsi="Times New Roman" w:cs="Times New Roman"/>
+        </w:rPr>
+      </w:pPr>
+    </w:p>
+    <w:p>
+      <w:pPr>
+        <w:rPr>
+          <w:rFonts w:ascii="Times New Roman" w:hAnsi="Times New Roman" w:cs="Times New Roman"/>
+        </w:rPr>
+      </w:pPr>
+    </w:p>
+    <w:p>
+      <w:pPr>
+        <w:rPr>
+          <w:rFonts w:ascii="Times New Roman" w:hAnsi="Times New Roman" w:cs="Times New Roman"/>
+        </w:rPr>
+      </w:pPr>
+    </w:p>
+    <w:p>
+      <w:pPr>
+        <w:rPr>
+          <w:rFonts w:ascii="Times New Roman" w:hAnsi="Times New Roman" w:cs="Times New Roman"/>
+        </w:rPr>
+      </w:pPr>
+    </w:p>
+    <w:p>
+      <w:pPr>
+        <w:rPr>
+          <w:rFonts w:ascii="Times New Roman" w:hAnsi="Times New Roman" w:cs="Times New Roman"/>
+        </w:rPr>
+      </w:pPr>
+    </w:p>
+    <w:p>
+      <w:pPr>
+        <w:rPr>
+          <w:rFonts w:ascii="Times New Roman" w:hAnsi="Times New Roman" w:cs="Times New Roman"/>
+        </w:rPr>
+      </w:pPr>
+    </w:p>
+    <w:p>
+      <w:pPr>
+        <w:rPr>
+          <w:rFonts w:ascii="Times New Roman" w:hAnsi="Times New Roman" w:cs="Times New Roman"/>
+        </w:rPr>
+      </w:pPr>
+    </w:p>
+    <w:p>
+      <w:pPr>
+        <w:rPr>
+          <w:rFonts w:ascii="Times New Roman" w:hAnsi="Times New Roman" w:cs="Times New Roman"/>
+        </w:rPr>
+      </w:pPr>
+    </w:p>
+    <w:p>
+      <w:pPr>
+        <w:rPr>
+          <w:rFonts w:ascii="Times New Roman" w:hAnsi="Times New Roman" w:cs="Times New Roman"/>
+        </w:rPr>
+      </w:pPr>
+    </w:p>
+    <w:p>
+      <w:pPr>
+        <w:rPr>
+          <w:rFonts w:ascii="Times New Roman" w:hAnsi="Times New Roman" w:cs="Times New Roman"/>
+        </w:rPr>
+      </w:pPr>
+    </w:p>
     <w:p>
       <w:pPr>
         <w:rPr>
@@ -9298,6 +9079,7 @@
           <w:bCs/>
           <w:color w:val="000000"/>
         </w:rPr>
+        <w:lastRenderedPageBreak/>
         <w:t>UC-SA-ACC-05b — Flag Account as “in default” (&gt;30 days) — extends Manage Account Status</w:t>
       </w:r>
     </w:p>
@@ -9617,7 +9399,6 @@
                 <w:rFonts w:ascii="Times New Roman" w:hAnsi="Times New Roman" w:cs="Times New Roman"/>
                 <w:color w:val="000000"/>
               </w:rPr>
-              <w:lastRenderedPageBreak/>
               <w:t>1. The system detects that the merchant’s payment is overdue for more than 30 days.</w:t>
             </w:r>
           </w:p>
@@ -9665,7 +9446,6 @@
                 <w:bCs/>
                 <w:szCs w:val="22"/>
               </w:rPr>
-              <w:lastRenderedPageBreak/>
               <w:t>Extensions:</w:t>
             </w:r>
             <w:r>
@@ -10101,6 +9881,7 @@
                 <w:bCs/>
                 <w:szCs w:val="22"/>
               </w:rPr>
+              <w:lastRenderedPageBreak/>
               <w:t xml:space="preserve">Preconditions: </w:t>
             </w:r>
             <w:r>
@@ -10370,7 +10151,6 @@
                 <w:bCs/>
                 <w:szCs w:val="22"/>
               </w:rPr>
-              <w:lastRenderedPageBreak/>
               <w:t xml:space="preserve">Alternative flows: </w:t>
             </w:r>
           </w:p>
@@ -10795,6 +10575,7 @@
                 <w:rFonts w:ascii="Times New Roman" w:hAnsi="Times New Roman" w:cs="Times New Roman"/>
                 <w:color w:val="000000"/>
               </w:rPr>
+              <w:lastRenderedPageBreak/>
               <w:t>4. The system updates the account status according to the authorised decision.</w:t>
             </w:r>
           </w:p>
@@ -10825,6 +10606,7 @@
                 <w:bCs/>
                 <w:szCs w:val="22"/>
               </w:rPr>
+              <w:lastRenderedPageBreak/>
               <w:t>Extensions:</w:t>
             </w:r>
             <w:r>
@@ -11485,6 +11267,7 @@
                 <w:bCs/>
                 <w:szCs w:val="22"/>
               </w:rPr>
+              <w:lastRenderedPageBreak/>
               <w:t>Inclusions:</w:t>
             </w:r>
             <w:r>
@@ -11654,7 +11437,6 @@
           <w:bCs/>
           <w:color w:val="000000"/>
         </w:rPr>
-        <w:lastRenderedPageBreak/>
         <w:t>UC-SA-CAT-02 — Search Item (by Item ID / key term)</w:t>
       </w:r>
     </w:p>
@@ -12185,6 +11967,7 @@
                 <w:rFonts w:ascii="Times New Roman" w:hAnsi="Times New Roman" w:cs="Times New Roman"/>
                 <w:color w:val="000000"/>
               </w:rPr>
+              <w:lastRenderedPageBreak/>
               <w:t>A1: No matching items are found → The system displays an empty result list (or a “no results” message).</w:t>
             </w:r>
           </w:p>
@@ -12481,7 +12264,6 @@
                 <w:bCs/>
                 <w:szCs w:val="22"/>
               </w:rPr>
-              <w:lastRenderedPageBreak/>
               <w:t xml:space="preserve">Preconditions: </w:t>
             </w:r>
             <w:r>
@@ -12737,23 +12519,7 @@
                 <w:rFonts w:ascii="Times New Roman" w:hAnsi="Times New Roman" w:cs="Times New Roman"/>
                 <w:color w:val="000000"/>
               </w:rPr>
-              <w:t xml:space="preserve">The stock level of the catalogue item is </w:t>
-            </w:r>
-            <w:proofErr w:type="gramStart"/>
-            <w:r>
-              <w:rPr>
-                <w:rFonts w:ascii="Times New Roman" w:hAnsi="Times New Roman" w:cs="Times New Roman"/>
-                <w:color w:val="000000"/>
-              </w:rPr>
-              <w:t>increased</w:t>
-            </w:r>
-            <w:proofErr w:type="gramEnd"/>
-            <w:r>
-              <w:rPr>
-                <w:rFonts w:ascii="Times New Roman" w:hAnsi="Times New Roman" w:cs="Times New Roman"/>
-                <w:color w:val="000000"/>
-              </w:rPr>
-              <w:t xml:space="preserve"> and the updated value is stored in IPOS-SA.</w:t>
+              <w:t>The stock level of the catalogue item is increased and the updated value is stored in IPOS-SA.</w:t>
             </w:r>
           </w:p>
         </w:tc>
@@ -12913,6 +12679,7 @@
                 <w:b/>
                 <w:bCs/>
               </w:rPr>
+              <w:lastRenderedPageBreak/>
               <w:t>Use case ID:</w:t>
             </w:r>
             <w:r>
@@ -13196,7 +12963,6 @@
                 <w:rFonts w:ascii="Times New Roman" w:hAnsi="Times New Roman" w:cs="Times New Roman"/>
                 <w:color w:val="000000"/>
               </w:rPr>
-              <w:lastRenderedPageBreak/>
               <w:t>2. If any item is below its minimum stock level, the system displays a low-stock warning when relevant users access IPOS-SA.</w:t>
             </w:r>
           </w:p>
@@ -13227,7 +12993,6 @@
                 <w:bCs/>
                 <w:szCs w:val="22"/>
               </w:rPr>
-              <w:lastRenderedPageBreak/>
               <w:t>Extensions:</w:t>
             </w:r>
             <w:r>
@@ -13720,6 +13485,7 @@
                 <w:rFonts w:ascii="Times New Roman" w:hAnsi="Times New Roman" w:cs="Times New Roman"/>
                 <w:color w:val="000000"/>
               </w:rPr>
+              <w:lastRenderedPageBreak/>
               <w:t>1. The Administrator or Operations Manager selects the option to generate the low stock report.</w:t>
             </w:r>
           </w:p>
@@ -13785,6 +13551,7 @@
                 <w:bCs/>
                 <w:szCs w:val="22"/>
               </w:rPr>
+              <w:lastRenderedPageBreak/>
               <w:t>Extensions:</w:t>
             </w:r>
             <w:r>
@@ -13948,7 +13715,6 @@
                 <w:rFonts w:ascii="Times New Roman" w:hAnsi="Times New Roman" w:cs="Times New Roman"/>
                 <w:color w:val="000000"/>
               </w:rPr>
-              <w:lastRenderedPageBreak/>
               <w:t>A2: No items are below their minimum stock level → The system generates a report with an empty list (or displays a message).</w:t>
             </w:r>
           </w:p>
@@ -14467,6 +14233,7 @@
                 <w:bCs/>
                 <w:szCs w:val="22"/>
               </w:rPr>
+              <w:lastRenderedPageBreak/>
               <w:t xml:space="preserve">Postconditions: </w:t>
             </w:r>
             <w:r>
@@ -14524,23 +14291,7 @@
                 <w:rFonts w:ascii="Times New Roman" w:hAnsi="Times New Roman" w:cs="Times New Roman"/>
                 <w:color w:val="000000"/>
               </w:rPr>
-              <w:t xml:space="preserve">A1: The merchant account is not </w:t>
-            </w:r>
-            <w:proofErr w:type="gramStart"/>
-            <w:r>
-              <w:rPr>
-                <w:rFonts w:ascii="Times New Roman" w:hAnsi="Times New Roman" w:cs="Times New Roman"/>
-                <w:color w:val="000000"/>
-              </w:rPr>
-              <w:t>active</w:t>
-            </w:r>
-            <w:proofErr w:type="gramEnd"/>
-            <w:r>
-              <w:rPr>
-                <w:rFonts w:ascii="Times New Roman" w:hAnsi="Times New Roman" w:cs="Times New Roman"/>
-                <w:color w:val="000000"/>
-              </w:rPr>
-              <w:t xml:space="preserve"> or the credit limit would be exceeded → The order is not recorded and no invoice is generated.</w:t>
+              <w:t>A1: The merchant account is not active or the credit limit would be exceeded → The order is not recorded and no invoice is generated.</w:t>
             </w:r>
           </w:p>
           <w:p>
@@ -14562,6 +14313,30 @@
         </w:tc>
       </w:tr>
     </w:tbl>
+    <w:p>
+      <w:pPr>
+        <w:rPr>
+          <w:rFonts w:ascii="Times New Roman" w:hAnsi="Times New Roman" w:cs="Times New Roman"/>
+          <w:b/>
+          <w:bCs/>
+          <w:color w:val="000000"/>
+          <w:sz w:val="28"/>
+          <w:szCs w:val="28"/>
+        </w:rPr>
+      </w:pPr>
+    </w:p>
+    <w:p>
+      <w:pPr>
+        <w:rPr>
+          <w:rFonts w:ascii="Times New Roman" w:hAnsi="Times New Roman" w:cs="Times New Roman"/>
+          <w:b/>
+          <w:bCs/>
+          <w:color w:val="000000"/>
+          <w:sz w:val="28"/>
+          <w:szCs w:val="28"/>
+        </w:rPr>
+      </w:pPr>
+    </w:p>
     <w:p>
       <w:pPr>
         <w:rPr>
@@ -14713,7 +14488,6 @@
                 <w:b/>
                 <w:bCs/>
               </w:rPr>
-              <w:lastRenderedPageBreak/>
               <w:t>Brief Description:</w:t>
             </w:r>
             <w:r>
@@ -15200,6 +14974,7 @@
                 <w:b/>
                 <w:bCs/>
               </w:rPr>
+              <w:lastRenderedPageBreak/>
               <w:t>Use case ID:</w:t>
             </w:r>
             <w:r>
@@ -15502,7 +15277,6 @@
                 <w:rFonts w:ascii="Times New Roman" w:hAnsi="Times New Roman" w:cs="Times New Roman"/>
                 <w:color w:val="000000"/>
               </w:rPr>
-              <w:lastRenderedPageBreak/>
               <w:t>3. The system displays the invoice.</w:t>
             </w:r>
           </w:p>
@@ -15550,7 +15324,6 @@
                 <w:bCs/>
                 <w:szCs w:val="22"/>
               </w:rPr>
-              <w:lastRenderedPageBreak/>
               <w:t>Extensions:</w:t>
             </w:r>
             <w:r>
@@ -16024,6 +15797,7 @@
                 <w:bCs/>
                 <w:szCs w:val="22"/>
               </w:rPr>
+              <w:lastRenderedPageBreak/>
               <w:t xml:space="preserve">Preconditions: </w:t>
             </w:r>
             <w:r>
@@ -16293,7 +16067,6 @@
                 <w:rFonts w:ascii="Times New Roman" w:hAnsi="Times New Roman" w:cs="Times New Roman"/>
                 <w:color w:val="000000"/>
               </w:rPr>
-              <w:lastRenderedPageBreak/>
               <w:t>expected delivery time</w:t>
             </w:r>
           </w:p>
@@ -16377,7 +16150,6 @@
                 <w:bCs/>
                 <w:szCs w:val="22"/>
               </w:rPr>
-              <w:lastRenderedPageBreak/>
               <w:t>Extensions:</w:t>
             </w:r>
             <w:r>
@@ -16795,6 +16567,7 @@
                 <w:b/>
                 <w:bCs/>
               </w:rPr>
+              <w:lastRenderedPageBreak/>
               <w:t>Secondary actors:</w:t>
             </w:r>
             <w:r>
@@ -16933,23 +16706,7 @@
                 <w:rFonts w:ascii="Times New Roman" w:hAnsi="Times New Roman" w:cs="Times New Roman"/>
                 <w:color w:val="000000"/>
               </w:rPr>
-              <w:t xml:space="preserve">3. The system displays the list of orders with their </w:t>
-            </w:r>
-            <w:proofErr w:type="gramStart"/>
-            <w:r>
-              <w:rPr>
-                <w:rFonts w:ascii="Times New Roman" w:hAnsi="Times New Roman" w:cs="Times New Roman"/>
-                <w:color w:val="000000"/>
-              </w:rPr>
-              <w:t>current status</w:t>
-            </w:r>
-            <w:proofErr w:type="gramEnd"/>
-            <w:r>
-              <w:rPr>
-                <w:rFonts w:ascii="Times New Roman" w:hAnsi="Times New Roman" w:cs="Times New Roman"/>
-                <w:color w:val="000000"/>
-              </w:rPr>
-              <w:t>.</w:t>
+              <w:t>3. The system displays the list of orders with their current status.</w:t>
             </w:r>
           </w:p>
         </w:tc>
@@ -17069,7 +16826,6 @@
                 <w:bCs/>
                 <w:szCs w:val="22"/>
               </w:rPr>
-              <w:lastRenderedPageBreak/>
               <w:t xml:space="preserve">Postconditions: </w:t>
             </w:r>
             <w:r>
@@ -17535,6 +17291,7 @@
                 <w:rFonts w:ascii="Times New Roman" w:hAnsi="Times New Roman" w:cs="Times New Roman"/>
                 <w:color w:val="000000"/>
               </w:rPr>
+              <w:lastRenderedPageBreak/>
               <w:t>3. The system displays the outstanding unpaid balance.</w:t>
             </w:r>
           </w:p>
@@ -17565,6 +17322,7 @@
                 <w:bCs/>
                 <w:szCs w:val="22"/>
               </w:rPr>
+              <w:lastRenderedPageBreak/>
               <w:t>Extensions:</w:t>
             </w:r>
             <w:r>
@@ -17768,7 +17526,6 @@
           <w:bCs/>
           <w:color w:val="000000"/>
         </w:rPr>
-        <w:lastRenderedPageBreak/>
         <w:t>UC-SA-ORD-07 — Record Payment Details</w:t>
       </w:r>
     </w:p>
@@ -18279,6 +18036,7 @@
                 <w:bCs/>
                 <w:szCs w:val="22"/>
               </w:rPr>
+              <w:lastRenderedPageBreak/>
               <w:t xml:space="preserve">Postconditions: </w:t>
             </w:r>
             <w:r>
@@ -18432,7 +18190,6 @@
           <w:bCs/>
           <w:color w:val="000000"/>
         </w:rPr>
-        <w:lastRenderedPageBreak/>
         <w:t>UC-SA-ORD-08 — Show Late Payment Reminder (≤15 days overdue)</w:t>
       </w:r>
     </w:p>
@@ -18925,6 +18682,7 @@
                 <w:bCs/>
                 <w:szCs w:val="22"/>
               </w:rPr>
+              <w:lastRenderedPageBreak/>
               <w:t xml:space="preserve">Alternative flows: </w:t>
             </w:r>
           </w:p>
@@ -19067,7 +18825,6 @@
           <w:bCs/>
           <w:color w:val="000000"/>
         </w:rPr>
-        <w:lastRenderedPageBreak/>
         <w:t>UC-SA-RPT-00 — Generate Report (parent)</w:t>
       </w:r>
     </w:p>
@@ -19741,23 +19498,7 @@
                 <w:rFonts w:ascii="Times New Roman" w:hAnsi="Times New Roman" w:cs="Times New Roman"/>
                 <w:color w:val="000000"/>
               </w:rPr>
-              <w:t xml:space="preserve">The Operations Manager or Administrator generates a turnover report for a selected period, showing total quantities of goods sold to merchants and total revenue received by </w:t>
-            </w:r>
-            <w:proofErr w:type="spellStart"/>
-            <w:r>
-              <w:rPr>
-                <w:rFonts w:ascii="Times New Roman" w:hAnsi="Times New Roman" w:cs="Times New Roman"/>
-                <w:color w:val="000000"/>
-              </w:rPr>
-              <w:t>InfoPharma</w:t>
-            </w:r>
-            <w:proofErr w:type="spellEnd"/>
-            <w:r>
-              <w:rPr>
-                <w:rFonts w:ascii="Times New Roman" w:hAnsi="Times New Roman" w:cs="Times New Roman"/>
-                <w:color w:val="000000"/>
-              </w:rPr>
-              <w:t xml:space="preserve"> Ltd.</w:t>
+              <w:t>The Operations Manager or Administrator generates a turnover report for a selected period, showing total quantities of goods sold to merchants and total revenue received by InfoPharma Ltd.</w:t>
             </w:r>
           </w:p>
         </w:tc>
@@ -19930,7 +19671,6 @@
                 <w:rFonts w:ascii="Times New Roman" w:hAnsi="Times New Roman" w:cs="Times New Roman"/>
                 <w:color w:val="000000"/>
               </w:rPr>
-              <w:lastRenderedPageBreak/>
               <w:t>1. Inherits the main flow of UC-SA-RPT-00 (Generate Report).</w:t>
             </w:r>
           </w:p>
@@ -20014,7 +19754,6 @@
                 <w:bCs/>
                 <w:szCs w:val="22"/>
               </w:rPr>
-              <w:lastRenderedPageBreak/>
               <w:t>Extensions:</w:t>
             </w:r>
             <w:r>
@@ -20419,6 +20158,7 @@
                 <w:b/>
                 <w:bCs/>
               </w:rPr>
+              <w:lastRenderedPageBreak/>
               <w:t>Secondary actors:</w:t>
             </w:r>
             <w:r>
@@ -20733,7 +20473,6 @@
                 <w:bCs/>
                 <w:szCs w:val="22"/>
               </w:rPr>
-              <w:lastRenderedPageBreak/>
               <w:t xml:space="preserve">Alternative flows: </w:t>
             </w:r>
           </w:p>
@@ -21183,6 +20922,7 @@
                 <w:bCs/>
                 <w:szCs w:val="22"/>
               </w:rPr>
+              <w:lastRenderedPageBreak/>
               <w:t>Extensions:</w:t>
             </w:r>
             <w:r>
@@ -21336,6 +21076,36 @@
         </w:tc>
       </w:tr>
     </w:tbl>
+    <w:p>
+      <w:pPr>
+        <w:rPr>
+          <w:rFonts w:ascii="Times New Roman" w:hAnsi="Times New Roman" w:cs="Times New Roman"/>
+          <w:b/>
+          <w:bCs/>
+          <w:color w:val="000000"/>
+        </w:rPr>
+      </w:pPr>
+    </w:p>
+    <w:p>
+      <w:pPr>
+        <w:rPr>
+          <w:rFonts w:ascii="Times New Roman" w:hAnsi="Times New Roman" w:cs="Times New Roman"/>
+          <w:b/>
+          <w:bCs/>
+          <w:color w:val="000000"/>
+        </w:rPr>
+      </w:pPr>
+    </w:p>
+    <w:p>
+      <w:pPr>
+        <w:rPr>
+          <w:rFonts w:ascii="Times New Roman" w:hAnsi="Times New Roman" w:cs="Times New Roman"/>
+          <w:b/>
+          <w:bCs/>
+          <w:color w:val="000000"/>
+        </w:rPr>
+      </w:pPr>
+    </w:p>
     <w:p>
       <w:pPr>
         <w:rPr>
@@ -21422,7 +21192,6 @@
                 <w:b/>
                 <w:bCs/>
               </w:rPr>
-              <w:lastRenderedPageBreak/>
               <w:t>Use case ID:</w:t>
             </w:r>
             <w:r>
@@ -21862,6 +21631,7 @@
                 <w:bCs/>
                 <w:szCs w:val="22"/>
               </w:rPr>
+              <w:lastRenderedPageBreak/>
               <w:t xml:space="preserve">Postconditions: </w:t>
             </w:r>
             <w:r>
@@ -22248,7 +22018,6 @@
                 <w:bCs/>
                 <w:szCs w:val="22"/>
               </w:rPr>
-              <w:lastRenderedPageBreak/>
               <w:t xml:space="preserve">Main flow: </w:t>
             </w:r>
           </w:p>
@@ -22577,6 +22346,7 @@
                 <w:b/>
                 <w:bCs/>
               </w:rPr>
+              <w:lastRenderedPageBreak/>
               <w:t>Use case ID:</w:t>
             </w:r>
             <w:r>
@@ -22970,7 +22740,6 @@
                 <w:bCs/>
                 <w:szCs w:val="22"/>
               </w:rPr>
-              <w:lastRenderedPageBreak/>
               <w:t>Inclusions:</w:t>
             </w:r>
             <w:r>
@@ -23101,7 +22870,7 @@
           <w:rFonts w:ascii="Times New Roman" w:hAnsi="Times New Roman" w:cs="Times New Roman"/>
         </w:rPr>
       </w:pPr>
-      <w:bookmarkStart w:id="13" w:name="_Toc223057929"/>
+      <w:bookmarkStart w:id="13" w:name="_Toc223092185"/>
       <w:r>
         <w:rPr>
           <w:rFonts w:ascii="Times New Roman" w:hAnsi="Times New Roman" w:cs="Times New Roman"/>
@@ -23347,6 +23116,7 @@
                 <w:lang w:eastAsia="en-US"/>
                 <w14:ligatures w14:val="standardContextual"/>
               </w:rPr>
+              <w:lastRenderedPageBreak/>
               <w:t>UC-SA-ACC-01a</w:t>
             </w:r>
           </w:p>
@@ -23932,7 +23702,6 @@
                 <w:lang w:eastAsia="en-US"/>
                 <w14:ligatures w14:val="standardContextual"/>
               </w:rPr>
-              <w:lastRenderedPageBreak/>
               <w:t>UC-SA-ACC-05</w:t>
             </w:r>
           </w:p>
@@ -24502,6 +24271,7 @@
                 <w:lang w:eastAsia="en-US"/>
                 <w14:ligatures w14:val="standardContextual"/>
               </w:rPr>
+              <w:lastRenderedPageBreak/>
               <w:t>UC-SA-CAT-01</w:t>
             </w:r>
           </w:p>
@@ -25697,9 +25467,8 @@
                 <w:lang w:eastAsia="en-US"/>
                 <w14:ligatures w14:val="standardContextual"/>
               </w:rPr>
-              <w:t xml:space="preserve">Accounting Department Staff must record received payments in the system so the merchant’s account balance is </w:t>
-            </w:r>
-            <w:proofErr w:type="gramStart"/>
+              <w:t xml:space="preserve">Accounting Department Staff must record received payments in the system so the merchant’s account </w:t>
+            </w:r>
             <w:r>
               <w:rPr>
                 <w:rFonts w:ascii="Times New Roman" w:eastAsiaTheme="minorHAnsi" w:hAnsi="Times New Roman" w:cs="Times New Roman"/>
@@ -25707,9 +25476,24 @@
                 <w:lang w:eastAsia="en-US"/>
                 <w14:ligatures w14:val="standardContextual"/>
               </w:rPr>
-              <w:t>updated</w:t>
-            </w:r>
-            <w:proofErr w:type="gramEnd"/>
+              <w:lastRenderedPageBreak/>
+              <w:t>balance is updated and late-payment account status rules can be applied correctly.</w:t>
+            </w:r>
+          </w:p>
+        </w:tc>
+      </w:tr>
+      <w:tr>
+        <w:tc>
+          <w:tcPr>
+            <w:tcW w:w="1233" w:type="dxa"/>
+          </w:tcPr>
+          <w:p>
+            <w:pPr>
+              <w:pStyle w:val="BodyText"/>
+              <w:rPr>
+                <w:rFonts w:ascii="Times New Roman" w:hAnsi="Times New Roman" w:cs="Times New Roman"/>
+              </w:rPr>
+            </w:pPr>
             <w:r>
               <w:rPr>
                 <w:rFonts w:ascii="Times New Roman" w:eastAsiaTheme="minorHAnsi" w:hAnsi="Times New Roman" w:cs="Times New Roman"/>
@@ -25717,30 +25501,7 @@
                 <w:lang w:eastAsia="en-US"/>
                 <w14:ligatures w14:val="standardContextual"/>
               </w:rPr>
-              <w:t xml:space="preserve"> and late-payment account status rules can be applied correctly.</w:t>
-            </w:r>
-          </w:p>
-        </w:tc>
-      </w:tr>
-      <w:tr>
-        <w:tc>
-          <w:tcPr>
-            <w:tcW w:w="1233" w:type="dxa"/>
-          </w:tcPr>
-          <w:p>
-            <w:pPr>
-              <w:pStyle w:val="BodyText"/>
-              <w:rPr>
-                <w:rFonts w:ascii="Times New Roman" w:hAnsi="Times New Roman" w:cs="Times New Roman"/>
-              </w:rPr>
-            </w:pPr>
-            <w:r>
-              <w:rPr>
-                <w:rFonts w:ascii="Times New Roman" w:eastAsiaTheme="minorHAnsi" w:hAnsi="Times New Roman" w:cs="Times New Roman"/>
-                <w:color w:val="000000"/>
-                <w:lang w:eastAsia="en-US"/>
-                <w14:ligatures w14:val="standardContextual"/>
-              </w:rPr>
+              <w:lastRenderedPageBreak/>
               <w:t>UC-SA-ORD-08</w:t>
             </w:r>
           </w:p>
@@ -26152,7 +25913,6 @@
                 <w:lang w:eastAsia="en-US"/>
                 <w14:ligatures w14:val="standardContextual"/>
               </w:rPr>
-              <w:lastRenderedPageBreak/>
               <w:t>UC-SA-RPT-02</w:t>
             </w:r>
           </w:p>
@@ -26655,7 +26415,7 @@
           <w:rFonts w:ascii="Times New Roman" w:hAnsi="Times New Roman" w:cs="Times New Roman"/>
         </w:rPr>
       </w:pPr>
-      <w:bookmarkStart w:id="14" w:name="_Toc223057930"/>
+      <w:bookmarkStart w:id="14" w:name="_Toc223092186"/>
       <w:r>
         <w:rPr>
           <w:rFonts w:ascii="Times New Roman" w:hAnsi="Times New Roman" w:cs="Times New Roman"/>
@@ -26674,21 +26434,14 @@
         <w:rPr>
           <w:rFonts w:ascii="Times New Roman" w:hAnsi="Times New Roman" w:cs="Times New Roman"/>
         </w:rPr>
-        <w:t xml:space="preserve">We expect the IPOS-SA prototype to be developed and deployed rapidly to demonstrate core functionality to </w:t>
-      </w:r>
-      <w:proofErr w:type="spellStart"/>
-      <w:r>
-        <w:rPr>
-          <w:rFonts w:ascii="Times New Roman" w:hAnsi="Times New Roman" w:cs="Times New Roman"/>
-        </w:rPr>
-        <w:t>InfoPharma</w:t>
-      </w:r>
-      <w:proofErr w:type="spellEnd"/>
-      <w:r>
-        <w:rPr>
-          <w:rFonts w:ascii="Times New Roman" w:hAnsi="Times New Roman" w:cs="Times New Roman"/>
-        </w:rPr>
-        <w:t xml:space="preserve"> Ltd. However, as the system transitions from a prototype to a full production application, operational experience and enterprise scaling may necessitate several changes. The anticipated evolution of the system's requirements is summarized below.</w:t>
+        <w:t xml:space="preserve">We expect the IPOS-SA prototype to be developed and deployed rapidly to demonstrate core functionality to InfoPharma Ltd. However, as the system transitions from a prototype to a full </w:t>
+      </w:r>
+      <w:r>
+        <w:rPr>
+          <w:rFonts w:ascii="Times New Roman" w:hAnsi="Times New Roman" w:cs="Times New Roman"/>
+        </w:rPr>
+        <w:lastRenderedPageBreak/>
+        <w:t>production application, operational experience and enterprise scaling may necessitate several changes. The anticipated evolution of the system's requirements is summarized below.</w:t>
       </w:r>
     </w:p>
     <w:p>
@@ -26698,7 +26451,7 @@
           <w:rFonts w:ascii="Times New Roman" w:hAnsi="Times New Roman" w:cs="Times New Roman"/>
         </w:rPr>
       </w:pPr>
-      <w:bookmarkStart w:id="15" w:name="_Toc223057931"/>
+      <w:bookmarkStart w:id="15" w:name="_Toc223092187"/>
       <w:r>
         <w:rPr>
           <w:rFonts w:ascii="Times New Roman" w:hAnsi="Times New Roman" w:cs="Times New Roman"/>
@@ -26727,7 +26480,7 @@
           <w:rFonts w:ascii="Times New Roman" w:hAnsi="Times New Roman" w:cs="Times New Roman"/>
         </w:rPr>
       </w:pPr>
-      <w:bookmarkStart w:id="16" w:name="_Toc223057932"/>
+      <w:bookmarkStart w:id="16" w:name="_Toc223092188"/>
       <w:r>
         <w:rPr>
           <w:rFonts w:ascii="Times New Roman" w:hAnsi="Times New Roman" w:cs="Times New Roman"/>
@@ -26746,21 +26499,7 @@
         <w:rPr>
           <w:rFonts w:ascii="Times New Roman" w:hAnsi="Times New Roman" w:cs="Times New Roman"/>
         </w:rPr>
-        <w:t xml:space="preserve">For the prototype phase, security and logging constraints have been relaxed to focus on core logic. However, the final production version of IPOS-SA will be centrally administered by the IT department of </w:t>
-      </w:r>
-      <w:proofErr w:type="spellStart"/>
-      <w:r>
-        <w:rPr>
-          <w:rFonts w:ascii="Times New Roman" w:hAnsi="Times New Roman" w:cs="Times New Roman"/>
-        </w:rPr>
-        <w:t>InfoPharma</w:t>
-      </w:r>
-      <w:proofErr w:type="spellEnd"/>
-      <w:r>
-        <w:rPr>
-          <w:rFonts w:ascii="Times New Roman" w:hAnsi="Times New Roman" w:cs="Times New Roman"/>
-        </w:rPr>
-        <w:t xml:space="preserve"> Ltd, so we anticipate the requirements might evolve to include system logging and security protocols.</w:t>
+        <w:t>For the prototype phase, security and logging constraints have been relaxed to focus on core logic. However, the final production version of IPOS-SA will be centrally administered by the IT department of InfoPharma Ltd, so we anticipate the requirements might evolve to include system logging and security protocols.</w:t>
       </w:r>
     </w:p>
     <w:p>
@@ -26770,12 +26509,11 @@
           <w:rFonts w:ascii="Times New Roman" w:hAnsi="Times New Roman" w:cs="Times New Roman"/>
         </w:rPr>
       </w:pPr>
-      <w:bookmarkStart w:id="17" w:name="_Toc223057933"/>
-      <w:r>
-        <w:rPr>
-          <w:rFonts w:ascii="Times New Roman" w:hAnsi="Times New Roman" w:cs="Times New Roman"/>
-        </w:rPr>
-        <w:lastRenderedPageBreak/>
+      <w:bookmarkStart w:id="17" w:name="_Toc223092189"/>
+      <w:r>
+        <w:rPr>
+          <w:rFonts w:ascii="Times New Roman" w:hAnsi="Times New Roman" w:cs="Times New Roman"/>
+        </w:rPr>
         <w:t>7 High Level Design</w:t>
       </w:r>
       <w:bookmarkEnd w:id="17"/>
@@ -26800,7 +26538,7 @@
           <w:rFonts w:ascii="Times New Roman" w:hAnsi="Times New Roman" w:cs="Times New Roman"/>
         </w:rPr>
       </w:pPr>
-      <w:bookmarkStart w:id="18" w:name="_Toc223057934"/>
+      <w:bookmarkStart w:id="18" w:name="_Toc223092190"/>
       <w:r>
         <w:rPr>
           <w:rFonts w:ascii="Times New Roman" w:hAnsi="Times New Roman" w:cs="Times New Roman"/>
@@ -26819,21 +26557,7 @@
         <w:rPr>
           <w:rFonts w:ascii="Times New Roman" w:hAnsi="Times New Roman" w:cs="Times New Roman"/>
         </w:rPr>
-        <w:t xml:space="preserve">Server Application subsystem provides the business logic and data storage for the </w:t>
-      </w:r>
-      <w:proofErr w:type="spellStart"/>
-      <w:r>
-        <w:rPr>
-          <w:rFonts w:ascii="Times New Roman" w:hAnsi="Times New Roman" w:cs="Times New Roman"/>
-        </w:rPr>
-        <w:t>InfoPharma</w:t>
-      </w:r>
-      <w:proofErr w:type="spellEnd"/>
-      <w:r>
-        <w:rPr>
-          <w:rFonts w:ascii="Times New Roman" w:hAnsi="Times New Roman" w:cs="Times New Roman"/>
-        </w:rPr>
-        <w:t xml:space="preserve"> Ordering System, this allows the system to process orders, authenticate merchants and maintain the product catalogue and account balances. </w:t>
+        <w:t xml:space="preserve">Server Application subsystem provides the business logic and data storage for the InfoPharma Ordering System, this allows the system to process orders, authenticate merchants and maintain the product catalogue and account balances. </w:t>
       </w:r>
     </w:p>
     <w:p>
@@ -26843,7 +26567,7 @@
           <w:rFonts w:ascii="Times New Roman" w:hAnsi="Times New Roman" w:cs="Times New Roman"/>
         </w:rPr>
       </w:pPr>
-      <w:bookmarkStart w:id="19" w:name="_Toc223057935"/>
+      <w:bookmarkStart w:id="19" w:name="_Toc223092191"/>
       <w:r>
         <w:rPr>
           <w:rFonts w:ascii="Times New Roman" w:hAnsi="Times New Roman" w:cs="Times New Roman"/>
@@ -26872,7 +26596,7 @@
           <w:rFonts w:ascii="Times New Roman" w:hAnsi="Times New Roman" w:cs="Times New Roman"/>
         </w:rPr>
       </w:pPr>
-      <w:bookmarkStart w:id="20" w:name="_Toc223057936"/>
+      <w:bookmarkStart w:id="20" w:name="_Toc223092192"/>
       <w:r>
         <w:rPr>
           <w:rFonts w:ascii="Times New Roman" w:hAnsi="Times New Roman" w:cs="Times New Roman"/>
@@ -26901,11 +26625,12 @@
           <w:rFonts w:ascii="Times New Roman" w:hAnsi="Times New Roman" w:cs="Times New Roman"/>
         </w:rPr>
       </w:pPr>
-      <w:bookmarkStart w:id="21" w:name="_Toc223057937"/>
-      <w:r>
-        <w:rPr>
-          <w:rFonts w:ascii="Times New Roman" w:hAnsi="Times New Roman" w:cs="Times New Roman"/>
-        </w:rPr>
+      <w:bookmarkStart w:id="21" w:name="_Toc223092193"/>
+      <w:r>
+        <w:rPr>
+          <w:rFonts w:ascii="Times New Roman" w:hAnsi="Times New Roman" w:cs="Times New Roman"/>
+        </w:rPr>
+        <w:lastRenderedPageBreak/>
         <w:t>7.4 Software Architecture</w:t>
       </w:r>
       <w:bookmarkEnd w:id="21"/>
@@ -27058,7 +26783,6 @@
           <w:color w:val="000000" w:themeColor="text1"/>
         </w:rPr>
       </w:pPr>
-      <w:proofErr w:type="spellStart"/>
       <w:r>
         <w:rPr>
           <w:rFonts w:ascii="Times New Roman" w:hAnsi="Times New Roman" w:cs="Times New Roman"/>
@@ -27066,9 +26790,23 @@
           <w:bCs/>
           <w:color w:val="000000" w:themeColor="text1"/>
         </w:rPr>
-        <w:t>I_SAtoCA</w:t>
-      </w:r>
-      <w:proofErr w:type="spellEnd"/>
+        <w:t>I_SAtoCA:</w:t>
+      </w:r>
+      <w:r>
+        <w:rPr>
+          <w:rFonts w:ascii="Times New Roman" w:hAnsi="Times New Roman" w:cs="Times New Roman"/>
+          <w:color w:val="000000" w:themeColor="text1"/>
+        </w:rPr>
+        <w:t xml:space="preserve"> Provided by IPOS-SA and required by IPOS-CA, the interfaces allow the CA to access the central product catalogue and submit orders.</w:t>
+      </w:r>
+    </w:p>
+    <w:p>
+      <w:pPr>
+        <w:rPr>
+          <w:rFonts w:ascii="Times New Roman" w:hAnsi="Times New Roman" w:cs="Times New Roman"/>
+          <w:color w:val="000000" w:themeColor="text1"/>
+        </w:rPr>
+      </w:pPr>
       <w:r>
         <w:rPr>
           <w:rFonts w:ascii="Times New Roman" w:hAnsi="Times New Roman" w:cs="Times New Roman"/>
@@ -27076,14 +26814,14 @@
           <w:bCs/>
           <w:color w:val="000000" w:themeColor="text1"/>
         </w:rPr>
-        <w:t>:</w:t>
+        <w:t>I_ApplicationService:</w:t>
       </w:r>
       <w:r>
         <w:rPr>
           <w:rFonts w:ascii="Times New Roman" w:hAnsi="Times New Roman" w:cs="Times New Roman"/>
           <w:color w:val="000000" w:themeColor="text1"/>
         </w:rPr>
-        <w:t xml:space="preserve"> Provided by IPOS-SA and required by IPOS-CA, the interfaces allow the CA to access the central product catalogue and submit orders.</w:t>
+        <w:t xml:space="preserve"> Provided by IPOS-SA and requires IPOS-PU, which allows the online portal to pass membership applications to central server for approval.</w:t>
       </w:r>
     </w:p>
     <w:p>
@@ -27093,7 +26831,6 @@
           <w:color w:val="000000" w:themeColor="text1"/>
         </w:rPr>
       </w:pPr>
-      <w:proofErr w:type="spellStart"/>
       <w:r>
         <w:rPr>
           <w:rFonts w:ascii="Times New Roman" w:hAnsi="Times New Roman" w:cs="Times New Roman"/>
@@ -27101,10 +26838,23 @@
           <w:bCs/>
           <w:color w:val="000000" w:themeColor="text1"/>
         </w:rPr>
-        <w:lastRenderedPageBreak/>
-        <w:t>I_ApplicationService</w:t>
-      </w:r>
-      <w:proofErr w:type="spellEnd"/>
+        <w:t xml:space="preserve">I_EmailService: </w:t>
+      </w:r>
+      <w:r>
+        <w:rPr>
+          <w:rFonts w:ascii="Times New Roman" w:hAnsi="Times New Roman" w:cs="Times New Roman"/>
+          <w:color w:val="000000" w:themeColor="text1"/>
+        </w:rPr>
+        <w:t>Provided by IPOS-PU and required by IPOS-SA, allows the server to trigger emails which are sent automatically without managing the SMTP integration.</w:t>
+      </w:r>
+    </w:p>
+    <w:p>
+      <w:pPr>
+        <w:rPr>
+          <w:rFonts w:ascii="Times New Roman" w:hAnsi="Times New Roman" w:cs="Times New Roman"/>
+          <w:color w:val="000000" w:themeColor="text1"/>
+        </w:rPr>
+      </w:pPr>
       <w:r>
         <w:rPr>
           <w:rFonts w:ascii="Times New Roman" w:hAnsi="Times New Roman" w:cs="Times New Roman"/>
@@ -27112,14 +26862,14 @@
           <w:bCs/>
           <w:color w:val="000000" w:themeColor="text1"/>
         </w:rPr>
-        <w:t>:</w:t>
+        <w:t>I_PaymentService:</w:t>
       </w:r>
       <w:r>
         <w:rPr>
           <w:rFonts w:ascii="Times New Roman" w:hAnsi="Times New Roman" w:cs="Times New Roman"/>
           <w:color w:val="000000" w:themeColor="text1"/>
         </w:rPr>
-        <w:t xml:space="preserve"> Provided by IPOS-SA and requires IPOS-PU, which allows the online portal to pass membership applications to central server for approval.</w:t>
+        <w:t xml:space="preserve"> This is handled between portals and the client applications to process transactions when orders are made.</w:t>
       </w:r>
     </w:p>
     <w:p>
@@ -27129,7 +26879,6 @@
           <w:color w:val="000000" w:themeColor="text1"/>
         </w:rPr>
       </w:pPr>
-      <w:proofErr w:type="spellStart"/>
       <w:r>
         <w:rPr>
           <w:rFonts w:ascii="Times New Roman" w:hAnsi="Times New Roman" w:cs="Times New Roman"/>
@@ -27137,87 +26886,7 @@
           <w:bCs/>
           <w:color w:val="000000" w:themeColor="text1"/>
         </w:rPr>
-        <w:t>I_EmailService</w:t>
-      </w:r>
-      <w:proofErr w:type="spellEnd"/>
-      <w:r>
-        <w:rPr>
-          <w:rFonts w:ascii="Times New Roman" w:hAnsi="Times New Roman" w:cs="Times New Roman"/>
-          <w:b/>
-          <w:bCs/>
-          <w:color w:val="000000" w:themeColor="text1"/>
-        </w:rPr>
-        <w:t xml:space="preserve">: </w:t>
-      </w:r>
-      <w:r>
-        <w:rPr>
-          <w:rFonts w:ascii="Times New Roman" w:hAnsi="Times New Roman" w:cs="Times New Roman"/>
-          <w:color w:val="000000" w:themeColor="text1"/>
-        </w:rPr>
-        <w:t>Provided by IPOS-PU and required by IPOS-SA, allows the server to trigger emails which are sent automatically without managing the SMTP integration.</w:t>
-      </w:r>
-    </w:p>
-    <w:p>
-      <w:pPr>
-        <w:rPr>
-          <w:rFonts w:ascii="Times New Roman" w:hAnsi="Times New Roman" w:cs="Times New Roman"/>
-          <w:color w:val="000000" w:themeColor="text1"/>
-        </w:rPr>
-      </w:pPr>
-      <w:proofErr w:type="spellStart"/>
-      <w:r>
-        <w:rPr>
-          <w:rFonts w:ascii="Times New Roman" w:hAnsi="Times New Roman" w:cs="Times New Roman"/>
-          <w:b/>
-          <w:bCs/>
-          <w:color w:val="000000" w:themeColor="text1"/>
-        </w:rPr>
-        <w:t>I_PaymentService</w:t>
-      </w:r>
-      <w:proofErr w:type="spellEnd"/>
-      <w:r>
-        <w:rPr>
-          <w:rFonts w:ascii="Times New Roman" w:hAnsi="Times New Roman" w:cs="Times New Roman"/>
-          <w:b/>
-          <w:bCs/>
-          <w:color w:val="000000" w:themeColor="text1"/>
-        </w:rPr>
-        <w:t>:</w:t>
-      </w:r>
-      <w:r>
-        <w:rPr>
-          <w:rFonts w:ascii="Times New Roman" w:hAnsi="Times New Roman" w:cs="Times New Roman"/>
-          <w:color w:val="000000" w:themeColor="text1"/>
-        </w:rPr>
-        <w:t xml:space="preserve"> This is handled between portals and the client applications to process transactions when orders are made.</w:t>
-      </w:r>
-    </w:p>
-    <w:p>
-      <w:pPr>
-        <w:rPr>
-          <w:rFonts w:ascii="Times New Roman" w:hAnsi="Times New Roman" w:cs="Times New Roman"/>
-          <w:color w:val="000000" w:themeColor="text1"/>
-        </w:rPr>
-      </w:pPr>
-      <w:proofErr w:type="spellStart"/>
-      <w:r>
-        <w:rPr>
-          <w:rFonts w:ascii="Times New Roman" w:hAnsi="Times New Roman" w:cs="Times New Roman"/>
-          <w:b/>
-          <w:bCs/>
-          <w:color w:val="000000" w:themeColor="text1"/>
-        </w:rPr>
-        <w:t>I_CAtoPU</w:t>
-      </w:r>
-      <w:proofErr w:type="spellEnd"/>
-      <w:r>
-        <w:rPr>
-          <w:rFonts w:ascii="Times New Roman" w:hAnsi="Times New Roman" w:cs="Times New Roman"/>
-          <w:b/>
-          <w:bCs/>
-          <w:color w:val="000000" w:themeColor="text1"/>
-        </w:rPr>
-        <w:t>:</w:t>
+        <w:t>I_CAtoPU:</w:t>
       </w:r>
       <w:r>
         <w:rPr>
@@ -27251,8 +26920,9 @@
           <w:bCs/>
           <w:noProof/>
         </w:rPr>
+        <w:lastRenderedPageBreak/>
         <w:drawing>
-          <wp:anchor distT="0" distB="0" distL="114300" distR="114300" simplePos="0" relativeHeight="251663360" behindDoc="0" locked="0" layoutInCell="1" allowOverlap="1" wp14:anchorId="0E34A223" wp14:editId="3282B0E3">
+          <wp:anchor distT="0" distB="0" distL="114300" distR="114300" simplePos="0" relativeHeight="251663360" behindDoc="0" locked="0" layoutInCell="1" allowOverlap="1" wp14:anchorId="0E34A223" wp14:editId="05AAB15A">
             <wp:simplePos x="0" y="0"/>
             <wp:positionH relativeFrom="margin">
               <wp:posOffset>-55245</wp:posOffset>
@@ -27352,56 +27022,22 @@
       <w:r>
         <w:rPr>
           <w:rFonts w:ascii="Times New Roman" w:hAnsi="Times New Roman" w:cs="Times New Roman"/>
-        </w:rPr>
-        <w:t>In figure 3, t</w:t>
-      </w:r>
-      <w:r>
-        <w:rPr>
-          <w:rFonts w:ascii="Times New Roman" w:hAnsi="Times New Roman" w:cs="Times New Roman"/>
-        </w:rPr>
-        <w:t xml:space="preserve">he architectural diagrams present a system each subsystem provides dedicated APIs to handle specific domains of the business logic. An example is IPOS-SA act as the provide for </w:t>
-      </w:r>
-      <w:proofErr w:type="spellStart"/>
-      <w:r>
-        <w:rPr>
-          <w:rFonts w:ascii="Times New Roman" w:hAnsi="Times New Roman" w:cs="Times New Roman"/>
-        </w:rPr>
-        <w:t>I_SAtoCA</w:t>
-      </w:r>
-      <w:proofErr w:type="spellEnd"/>
-      <w:r>
-        <w:rPr>
-          <w:rFonts w:ascii="Times New Roman" w:hAnsi="Times New Roman" w:cs="Times New Roman"/>
-        </w:rPr>
-        <w:t xml:space="preserve"> and </w:t>
-      </w:r>
-      <w:proofErr w:type="spellStart"/>
-      <w:r>
-        <w:rPr>
-          <w:rFonts w:ascii="Times New Roman" w:hAnsi="Times New Roman" w:cs="Times New Roman"/>
-        </w:rPr>
-        <w:t>I_ApplicationService</w:t>
-      </w:r>
-      <w:proofErr w:type="spellEnd"/>
-      <w:r>
-        <w:rPr>
-          <w:rFonts w:ascii="Times New Roman" w:hAnsi="Times New Roman" w:cs="Times New Roman"/>
-        </w:rPr>
-        <w:t xml:space="preserve"> ensuring any database changes are controlled by the Server Application. On the other hand, IPOS-SA is a dependency on </w:t>
-      </w:r>
-      <w:proofErr w:type="spellStart"/>
-      <w:r>
-        <w:rPr>
-          <w:rFonts w:ascii="Times New Roman" w:hAnsi="Times New Roman" w:cs="Times New Roman"/>
-        </w:rPr>
-        <w:t>I_EmailService</w:t>
-      </w:r>
-      <w:proofErr w:type="spellEnd"/>
-      <w:r>
-        <w:rPr>
-          <w:rFonts w:ascii="Times New Roman" w:hAnsi="Times New Roman" w:cs="Times New Roman"/>
-        </w:rPr>
-        <w:t xml:space="preserve">, handling and sending off external communication responsibilities to the portal. This module ensures any changes made will not require code with the core IPOS-SA database logic. </w:t>
+          <w:b/>
+          <w:bCs/>
+        </w:rPr>
+        <w:t>In figure 3</w:t>
+      </w:r>
+      <w:r>
+        <w:rPr>
+          <w:rFonts w:ascii="Times New Roman" w:hAnsi="Times New Roman" w:cs="Times New Roman"/>
+        </w:rPr>
+        <w:t>, t</w:t>
+      </w:r>
+      <w:r>
+        <w:rPr>
+          <w:rFonts w:ascii="Times New Roman" w:hAnsi="Times New Roman" w:cs="Times New Roman"/>
+        </w:rPr>
+        <w:t xml:space="preserve">he architectural diagrams present a system each subsystem provides dedicated APIs to handle specific domains of the business logic. An example is IPOS-SA act as the provide for I_SAtoCA and I_ApplicationService ensuring any database changes are controlled by the Server Application. On the other hand, IPOS-SA is a dependency on I_EmailService, handling and sending off external communication responsibilities to the portal. This module ensures any changes made will not require code with the core IPOS-SA database logic. </w:t>
       </w:r>
     </w:p>
     <w:p>
@@ -27475,7 +27111,7 @@
         </w:rPr>
         <w:lastRenderedPageBreak/>
         <w:drawing>
-          <wp:anchor distT="0" distB="0" distL="114300" distR="114300" simplePos="0" relativeHeight="251664384" behindDoc="0" locked="0" layoutInCell="1" allowOverlap="1" wp14:anchorId="6024EB21" wp14:editId="666301AE">
+          <wp:anchor distT="0" distB="0" distL="114300" distR="114300" simplePos="0" relativeHeight="251664384" behindDoc="0" locked="0" layoutInCell="1" allowOverlap="1" wp14:anchorId="6024EB21" wp14:editId="4B89EF35">
             <wp:simplePos x="0" y="0"/>
             <wp:positionH relativeFrom="margin">
               <wp:posOffset>214465</wp:posOffset>
@@ -27572,8 +27208,16 @@
       <w:r>
         <w:rPr>
           <w:rFonts w:ascii="Times New Roman" w:hAnsi="Times New Roman" w:cs="Times New Roman"/>
-        </w:rPr>
-        <w:t xml:space="preserve">In Figure 4 the diagram shows the interface IPOS-SA provides </w:t>
+          <w:b/>
+          <w:bCs/>
+        </w:rPr>
+        <w:t>In Figure 4</w:t>
+      </w:r>
+      <w:r>
+        <w:rPr>
+          <w:rFonts w:ascii="Times New Roman" w:hAnsi="Times New Roman" w:cs="Times New Roman"/>
+        </w:rPr>
+        <w:t xml:space="preserve"> the diagram shows the interface IPOS-SA provides </w:t>
       </w:r>
       <w:r>
         <w:rPr>
@@ -27585,21 +27229,7 @@
         <w:rPr>
           <w:rFonts w:ascii="Times New Roman" w:hAnsi="Times New Roman" w:cs="Times New Roman"/>
         </w:rPr>
-        <w:t xml:space="preserve"> a minimal version of the implementation class </w:t>
-      </w:r>
-      <w:proofErr w:type="spellStart"/>
-      <w:r>
-        <w:rPr>
-          <w:rFonts w:ascii="Times New Roman" w:hAnsi="Times New Roman" w:cs="Times New Roman"/>
-        </w:rPr>
-        <w:t>SAtoCA</w:t>
-      </w:r>
-      <w:proofErr w:type="spellEnd"/>
-      <w:r>
-        <w:rPr>
-          <w:rFonts w:ascii="Times New Roman" w:hAnsi="Times New Roman" w:cs="Times New Roman"/>
-        </w:rPr>
-        <w:t>.</w:t>
+        <w:t xml:space="preserve"> a minimal version of the implementation class SAtoCA.</w:t>
       </w:r>
       <w:r>
         <w:rPr>
@@ -27630,21 +27260,7 @@
         <w:rPr>
           <w:rFonts w:ascii="Times New Roman" w:hAnsi="Times New Roman" w:cs="Times New Roman"/>
         </w:rPr>
-        <w:t xml:space="preserve">We use </w:t>
-      </w:r>
-      <w:proofErr w:type="spellStart"/>
-      <w:r>
-        <w:rPr>
-          <w:rFonts w:ascii="Times New Roman" w:hAnsi="Times New Roman" w:cs="Times New Roman"/>
-        </w:rPr>
-        <w:t>IPOS_Detailed_Design</w:t>
-      </w:r>
-      <w:proofErr w:type="spellEnd"/>
-      <w:r>
-        <w:rPr>
-          <w:rFonts w:ascii="Times New Roman" w:hAnsi="Times New Roman" w:cs="Times New Roman"/>
-        </w:rPr>
-        <w:t xml:space="preserve"> as a place holder. The content classes </w:t>
+        <w:t xml:space="preserve">We use IPOS_Detailed_Design as a place holder. The content classes </w:t>
       </w:r>
       <w:r>
         <w:rPr>
@@ -27689,16 +27305,8 @@
         <w:rPr>
           <w:rFonts w:ascii="Times New Roman" w:hAnsi="Times New Roman" w:cs="Times New Roman"/>
         </w:rPr>
-        <w:t xml:space="preserve"> diagram highlights required interfaces such as </w:t>
-      </w:r>
-      <w:proofErr w:type="spellStart"/>
-      <w:r>
-        <w:rPr>
-          <w:rFonts w:ascii="Times New Roman" w:hAnsi="Times New Roman" w:cs="Times New Roman"/>
-        </w:rPr>
-        <w:t>I_EmailService</w:t>
-      </w:r>
-      <w:proofErr w:type="spellEnd"/>
+        <w:t xml:space="preserve"> diagram highlights required interfaces such as I_EmailService</w:t>
+      </w:r>
       <w:r>
         <w:rPr>
           <w:rFonts w:ascii="Times New Roman" w:hAnsi="Times New Roman" w:cs="Times New Roman"/>
@@ -27810,24 +27418,3339 @@
     </w:p>
     <w:p>
       <w:pPr>
-        <w:pStyle w:val="Heading1"/>
-      </w:pPr>
-      <w:bookmarkStart w:id="22" w:name="_Toc223057938"/>
-    </w:p>
-    <w:p>
-      <w:pPr>
-        <w:pStyle w:val="Heading1"/>
-      </w:pPr>
-      <w:r>
-        <w:t>7.5</w:t>
+        <w:pStyle w:val="Heading2"/>
+        <w:rPr>
+          <w:rFonts w:ascii="Times New Roman" w:hAnsi="Times New Roman" w:cs="Times New Roman"/>
+        </w:rPr>
+      </w:pPr>
+      <w:bookmarkStart w:id="22" w:name="_Toc223092194"/>
+      <w:r>
+        <w:rPr>
+          <w:rFonts w:ascii="Times New Roman" w:hAnsi="Times New Roman" w:cs="Times New Roman"/>
+        </w:rPr>
+        <w:lastRenderedPageBreak/>
+        <w:t>7.5 Source Code for the Subsystem Interfaces</w:t>
       </w:r>
       <w:bookmarkEnd w:id="22"/>
     </w:p>
     <w:p>
       <w:pPr>
+        <w:rPr>
+          <w:rFonts w:ascii="Times New Roman" w:hAnsi="Times New Roman" w:cs="Times New Roman"/>
+          <w:b/>
+          <w:bCs/>
+        </w:rPr>
+      </w:pPr>
+      <w:r>
+        <w:rPr>
+          <w:rFonts w:ascii="Times New Roman" w:hAnsi="Times New Roman" w:cs="Times New Roman"/>
+          <w:b/>
+          <w:bCs/>
+        </w:rPr>
+        <w:t>7.5.1 Overview</w:t>
+      </w:r>
+    </w:p>
+    <w:p>
+      <w:pPr>
+        <w:rPr>
+          <w:rFonts w:ascii="Times New Roman" w:hAnsi="Times New Roman" w:cs="Times New Roman"/>
+        </w:rPr>
+      </w:pPr>
+      <w:r>
+        <w:rPr>
+          <w:rFonts w:ascii="Times New Roman" w:hAnsi="Times New Roman" w:cs="Times New Roman"/>
+        </w:rPr>
+        <w:t>This section presents the Java source code generated from the Design Class Diagram fragment for the IPOS-SA subsystem (Team A).</w:t>
+      </w:r>
+    </w:p>
+    <w:p>
+      <w:pPr>
+        <w:rPr>
+          <w:rFonts w:ascii="Times New Roman" w:hAnsi="Times New Roman" w:cs="Times New Roman"/>
+        </w:rPr>
+      </w:pPr>
+      <w:r>
+        <w:rPr>
+          <w:rFonts w:ascii="Times New Roman" w:hAnsi="Times New Roman" w:cs="Times New Roman"/>
+        </w:rPr>
+        <w:t>The design fragment includes:</w:t>
+      </w:r>
+    </w:p>
+    <w:p>
+      <w:pPr>
+        <w:numPr>
+          <w:ilvl w:val="0"/>
+          <w:numId w:val="8"/>
+        </w:numPr>
+        <w:rPr>
+          <w:rFonts w:ascii="Times New Roman" w:hAnsi="Times New Roman" w:cs="Times New Roman"/>
+        </w:rPr>
+      </w:pPr>
+      <w:r>
+        <w:rPr>
+          <w:rFonts w:ascii="Times New Roman" w:hAnsi="Times New Roman" w:cs="Times New Roman"/>
+        </w:rPr>
+        <w:t>The subsystem interface(s) provided by IPOS-SA</w:t>
+      </w:r>
+    </w:p>
+    <w:p>
+      <w:pPr>
+        <w:numPr>
+          <w:ilvl w:val="0"/>
+          <w:numId w:val="8"/>
+        </w:numPr>
+        <w:rPr>
+          <w:rFonts w:ascii="Times New Roman" w:hAnsi="Times New Roman" w:cs="Times New Roman"/>
+        </w:rPr>
+      </w:pPr>
+      <w:r>
+        <w:rPr>
+          <w:rFonts w:ascii="Times New Roman" w:hAnsi="Times New Roman" w:cs="Times New Roman"/>
+        </w:rPr>
+        <w:t>The implementation class that realises the interface(s)</w:t>
+      </w:r>
+    </w:p>
+    <w:p>
+      <w:pPr>
+        <w:numPr>
+          <w:ilvl w:val="0"/>
+          <w:numId w:val="8"/>
+        </w:numPr>
+        <w:rPr>
+          <w:rFonts w:ascii="Times New Roman" w:hAnsi="Times New Roman" w:cs="Times New Roman"/>
+        </w:rPr>
+      </w:pPr>
+      <w:r>
+        <w:rPr>
+          <w:rFonts w:ascii="Times New Roman" w:hAnsi="Times New Roman" w:cs="Times New Roman"/>
+        </w:rPr>
+        <w:t>Method signatures with full parameter types and return types</w:t>
+      </w:r>
+    </w:p>
+    <w:p>
+      <w:pPr>
+        <w:numPr>
+          <w:ilvl w:val="0"/>
+          <w:numId w:val="8"/>
+        </w:numPr>
+        <w:rPr>
+          <w:rFonts w:ascii="Times New Roman" w:hAnsi="Times New Roman" w:cs="Times New Roman"/>
+        </w:rPr>
+      </w:pPr>
+      <w:r>
+        <w:rPr>
+          <w:rFonts w:ascii="Times New Roman" w:hAnsi="Times New Roman" w:cs="Times New Roman"/>
+        </w:rPr>
+        <w:t>Constructors for the implementation class</w:t>
+      </w:r>
+    </w:p>
+    <w:p>
+      <w:pPr>
+        <w:rPr>
+          <w:rFonts w:ascii="Times New Roman" w:hAnsi="Times New Roman" w:cs="Times New Roman"/>
+        </w:rPr>
+      </w:pPr>
+      <w:r>
+        <w:rPr>
+          <w:rFonts w:ascii="Times New Roman" w:hAnsi="Times New Roman" w:cs="Times New Roman"/>
+        </w:rPr>
+        <w:t>The source code was generated from the UML model using Visual Paradigm. The generated classes represent the formal contract between IPOS-SA and the other subsystems and allow interface-level testing to be performed prior to full implementation.</w:t>
+      </w:r>
+    </w:p>
+    <w:p>
+      <w:pPr>
+        <w:rPr>
+          <w:rFonts w:ascii="Times New Roman" w:hAnsi="Times New Roman" w:cs="Times New Roman"/>
+        </w:rPr>
+      </w:pPr>
+    </w:p>
+    <w:p>
+      <w:pPr>
+        <w:rPr>
+          <w:rFonts w:ascii="Times New Roman" w:hAnsi="Times New Roman" w:cs="Times New Roman"/>
+          <w:b/>
+          <w:bCs/>
+        </w:rPr>
+      </w:pPr>
+      <w:r>
+        <w:rPr>
+          <w:rFonts w:ascii="Times New Roman" w:hAnsi="Times New Roman" w:cs="Times New Roman"/>
+          <w:b/>
+          <w:bCs/>
+        </w:rPr>
+        <w:t>7.5.2 Interface: I_ApplicationService</w:t>
+      </w:r>
+    </w:p>
+    <w:p>
+      <w:pPr>
+        <w:rPr>
+          <w:b/>
+          <w:bCs/>
+        </w:rPr>
+      </w:pPr>
+    </w:p>
+    <w:p>
+      <w:pPr>
+        <w:rPr>
+          <w:rFonts w:ascii="Courier New" w:hAnsi="Courier New" w:cs="Courier New"/>
+          <w:sz w:val="16"/>
+          <w:szCs w:val="16"/>
+        </w:rPr>
+      </w:pPr>
+      <w:r>
+        <w:rPr>
+          <w:rFonts w:ascii="Courier New" w:hAnsi="Courier New" w:cs="Courier New"/>
+          <w:sz w:val="16"/>
+          <w:szCs w:val="16"/>
+        </w:rPr>
+        <w:t>package IPOS_Detailed_Design;</w:t>
+      </w:r>
+      <w:r>
+        <w:rPr>
+          <w:rFonts w:ascii="Courier New" w:hAnsi="Courier New" w:cs="Courier New"/>
+          <w:sz w:val="16"/>
+          <w:szCs w:val="16"/>
+        </w:rPr>
+        <w:br/>
+      </w:r>
+      <w:r>
+        <w:rPr>
+          <w:rFonts w:ascii="Courier New" w:hAnsi="Courier New" w:cs="Courier New"/>
+          <w:sz w:val="16"/>
+          <w:szCs w:val="16"/>
+        </w:rPr>
+        <w:br/>
+        <w:t>public interface I_ApplicationService {</w:t>
+      </w:r>
+      <w:r>
+        <w:rPr>
+          <w:rFonts w:ascii="Courier New" w:hAnsi="Courier New" w:cs="Courier New"/>
+          <w:sz w:val="16"/>
+          <w:szCs w:val="16"/>
+        </w:rPr>
+        <w:br/>
+      </w:r>
+      <w:r>
+        <w:rPr>
+          <w:rFonts w:ascii="Courier New" w:hAnsi="Courier New" w:cs="Courier New"/>
+          <w:sz w:val="16"/>
+          <w:szCs w:val="16"/>
+        </w:rPr>
+        <w:br/>
+      </w:r>
+      <w:r>
+        <w:rPr>
+          <w:rFonts w:ascii="Courier New" w:hAnsi="Courier New" w:cs="Courier New"/>
+          <w:sz w:val="16"/>
+          <w:szCs w:val="16"/>
+        </w:rPr>
+        <w:tab/>
+        <w:t>/**</w:t>
+      </w:r>
+      <w:r>
+        <w:rPr>
+          <w:rFonts w:ascii="Courier New" w:hAnsi="Courier New" w:cs="Courier New"/>
+          <w:sz w:val="16"/>
+          <w:szCs w:val="16"/>
+        </w:rPr>
+        <w:br/>
+      </w:r>
+      <w:r>
+        <w:rPr>
+          <w:rFonts w:ascii="Courier New" w:hAnsi="Courier New" w:cs="Courier New"/>
+          <w:sz w:val="16"/>
+          <w:szCs w:val="16"/>
+        </w:rPr>
+        <w:tab/>
+        <w:t xml:space="preserve"> * </w:t>
+      </w:r>
+      <w:r>
+        <w:rPr>
+          <w:rFonts w:ascii="Courier New" w:hAnsi="Courier New" w:cs="Courier New"/>
+          <w:sz w:val="16"/>
+          <w:szCs w:val="16"/>
+        </w:rPr>
+        <w:br/>
+      </w:r>
+      <w:r>
+        <w:rPr>
+          <w:rFonts w:ascii="Courier New" w:hAnsi="Courier New" w:cs="Courier New"/>
+          <w:sz w:val="16"/>
+          <w:szCs w:val="16"/>
+        </w:rPr>
+        <w:tab/>
+        <w:t xml:space="preserve"> * @param application</w:t>
+      </w:r>
+      <w:r>
+        <w:rPr>
+          <w:rFonts w:ascii="Courier New" w:hAnsi="Courier New" w:cs="Courier New"/>
+          <w:sz w:val="16"/>
+          <w:szCs w:val="16"/>
+        </w:rPr>
+        <w:br/>
+      </w:r>
+      <w:r>
+        <w:rPr>
+          <w:rFonts w:ascii="Courier New" w:hAnsi="Courier New" w:cs="Courier New"/>
+          <w:sz w:val="16"/>
+          <w:szCs w:val="16"/>
+        </w:rPr>
+        <w:tab/>
+        <w:t xml:space="preserve"> * @param taxID</w:t>
+      </w:r>
+      <w:r>
+        <w:rPr>
+          <w:rFonts w:ascii="Courier New" w:hAnsi="Courier New" w:cs="Courier New"/>
+          <w:sz w:val="16"/>
+          <w:szCs w:val="16"/>
+        </w:rPr>
+        <w:br/>
+      </w:r>
+      <w:r>
+        <w:rPr>
+          <w:rFonts w:ascii="Courier New" w:hAnsi="Courier New" w:cs="Courier New"/>
+          <w:sz w:val="16"/>
+          <w:szCs w:val="16"/>
+        </w:rPr>
+        <w:tab/>
+        <w:t xml:space="preserve"> * @param address</w:t>
+      </w:r>
+      <w:r>
+        <w:rPr>
+          <w:rFonts w:ascii="Courier New" w:hAnsi="Courier New" w:cs="Courier New"/>
+          <w:sz w:val="16"/>
+          <w:szCs w:val="16"/>
+        </w:rPr>
+        <w:br/>
+      </w:r>
+      <w:r>
+        <w:rPr>
+          <w:rFonts w:ascii="Courier New" w:hAnsi="Courier New" w:cs="Courier New"/>
+          <w:sz w:val="16"/>
+          <w:szCs w:val="16"/>
+        </w:rPr>
+        <w:tab/>
+        <w:t xml:space="preserve"> */</w:t>
+      </w:r>
+      <w:r>
+        <w:rPr>
+          <w:rFonts w:ascii="Courier New" w:hAnsi="Courier New" w:cs="Courier New"/>
+          <w:sz w:val="16"/>
+          <w:szCs w:val="16"/>
+        </w:rPr>
+        <w:br/>
+      </w:r>
+      <w:r>
+        <w:rPr>
+          <w:rFonts w:ascii="Courier New" w:hAnsi="Courier New" w:cs="Courier New"/>
+          <w:sz w:val="16"/>
+          <w:szCs w:val="16"/>
+        </w:rPr>
+        <w:tab/>
+        <w:t>abstract ApprovalStatus submitCommercialApplication(Application application);</w:t>
+      </w:r>
+      <w:r>
+        <w:rPr>
+          <w:rFonts w:ascii="Courier New" w:hAnsi="Courier New" w:cs="Courier New"/>
+          <w:sz w:val="16"/>
+          <w:szCs w:val="16"/>
+        </w:rPr>
+        <w:br/>
+      </w:r>
+      <w:r>
+        <w:rPr>
+          <w:rFonts w:ascii="Courier New" w:hAnsi="Courier New" w:cs="Courier New"/>
+          <w:sz w:val="16"/>
+          <w:szCs w:val="16"/>
+        </w:rPr>
+        <w:br/>
+        <w:t>}</w:t>
+      </w:r>
+    </w:p>
+    <w:p>
+      <w:pPr>
+        <w:rPr>
+          <w:rFonts w:ascii="Courier New" w:hAnsi="Courier New" w:cs="Courier New"/>
+          <w:sz w:val="16"/>
+          <w:szCs w:val="16"/>
+        </w:rPr>
+      </w:pPr>
+    </w:p>
+    <w:p>
+      <w:pPr>
+        <w:rPr>
+          <w:rFonts w:ascii="Times New Roman" w:hAnsi="Times New Roman" w:cs="Times New Roman"/>
+          <w:b/>
+          <w:bCs/>
+        </w:rPr>
+      </w:pPr>
+      <w:r>
+        <w:rPr>
+          <w:rFonts w:ascii="Times New Roman" w:hAnsi="Times New Roman" w:cs="Times New Roman"/>
+          <w:b/>
+          <w:bCs/>
+        </w:rPr>
+        <w:t>Description</w:t>
+      </w:r>
+    </w:p>
+    <w:p>
+      <w:pPr>
+        <w:rPr>
+          <w:rFonts w:ascii="Times New Roman" w:hAnsi="Times New Roman" w:cs="Times New Roman"/>
+        </w:rPr>
+      </w:pPr>
+      <w:r>
+        <w:rPr>
+          <w:rFonts w:ascii="Times New Roman" w:hAnsi="Times New Roman" w:cs="Times New Roman"/>
+        </w:rPr>
+        <w:t>The I_ApplicationService interface defines the service boundary for handling commercial applications submitted to IPOS-SA.</w:t>
+      </w:r>
+    </w:p>
+    <w:p>
+      <w:pPr>
+        <w:rPr>
+          <w:rFonts w:ascii="Times New Roman" w:hAnsi="Times New Roman" w:cs="Times New Roman"/>
+        </w:rPr>
+      </w:pPr>
+      <w:r>
+        <w:rPr>
+          <w:rFonts w:ascii="Times New Roman" w:hAnsi="Times New Roman" w:cs="Times New Roman"/>
+        </w:rPr>
+        <w:t>The interface supports the submission of commercial registration requests via a single operation:</w:t>
+      </w:r>
+    </w:p>
+    <w:p>
+      <w:pPr>
+        <w:numPr>
+          <w:ilvl w:val="0"/>
+          <w:numId w:val="9"/>
+        </w:numPr>
+        <w:rPr>
+          <w:rFonts w:ascii="Times New Roman" w:hAnsi="Times New Roman" w:cs="Times New Roman"/>
+        </w:rPr>
+      </w:pPr>
+      <w:r>
+        <w:rPr>
+          <w:rFonts w:ascii="Times New Roman" w:hAnsi="Times New Roman" w:cs="Times New Roman"/>
+        </w:rPr>
+        <w:t>submitCommercialApplication(Application application)</w:t>
+      </w:r>
+    </w:p>
+    <w:p>
+      <w:r>
+        <w:rPr>
+          <w:rFonts w:ascii="Times New Roman" w:hAnsi="Times New Roman" w:cs="Times New Roman"/>
+        </w:rPr>
+        <w:t>The method returns an ApprovalStatus value, representing the outcome of the application processing workflow. This separation ensures that application-handling</w:t>
+      </w:r>
+      <w:r>
+        <w:t xml:space="preserve"> logic is encapsulated behind a service interface and can be implemented, validated, and tested independently of other subsystems.</w:t>
+      </w:r>
+    </w:p>
+    <w:p/>
+    <w:p>
+      <w:pPr>
+        <w:rPr>
+          <w:rFonts w:ascii="Times New Roman" w:hAnsi="Times New Roman" w:cs="Times New Roman"/>
+          <w:b/>
+          <w:bCs/>
+        </w:rPr>
+      </w:pPr>
+      <w:r>
+        <w:rPr>
+          <w:rFonts w:ascii="Times New Roman" w:hAnsi="Times New Roman" w:cs="Times New Roman"/>
+          <w:b/>
+          <w:bCs/>
+        </w:rPr>
+        <w:t>7.5.3 Interface: I_CAtoPU</w:t>
+      </w:r>
+    </w:p>
+    <w:p>
+      <w:pPr>
+        <w:rPr>
+          <w:b/>
+          <w:bCs/>
+        </w:rPr>
+      </w:pPr>
+    </w:p>
+    <w:p>
+      <w:pPr>
+        <w:rPr>
+          <w:rFonts w:ascii="Courier New" w:hAnsi="Courier New" w:cs="Courier New"/>
+          <w:sz w:val="16"/>
+          <w:szCs w:val="16"/>
+        </w:rPr>
+      </w:pPr>
+      <w:r>
+        <w:rPr>
+          <w:rFonts w:ascii="Courier New" w:hAnsi="Courier New" w:cs="Courier New"/>
+          <w:sz w:val="16"/>
+          <w:szCs w:val="16"/>
+        </w:rPr>
+        <w:t>package IPOS_Detailed_Design;</w:t>
+      </w:r>
+      <w:r>
+        <w:rPr>
+          <w:rFonts w:ascii="Courier New" w:hAnsi="Courier New" w:cs="Courier New"/>
+          <w:sz w:val="16"/>
+          <w:szCs w:val="16"/>
+        </w:rPr>
+        <w:br/>
+      </w:r>
+      <w:r>
+        <w:rPr>
+          <w:rFonts w:ascii="Courier New" w:hAnsi="Courier New" w:cs="Courier New"/>
+          <w:sz w:val="16"/>
+          <w:szCs w:val="16"/>
+        </w:rPr>
+        <w:br/>
+        <w:t>public interface I_CAtoPU {</w:t>
+      </w:r>
+      <w:r>
+        <w:rPr>
+          <w:rFonts w:ascii="Courier New" w:hAnsi="Courier New" w:cs="Courier New"/>
+          <w:sz w:val="16"/>
+          <w:szCs w:val="16"/>
+        </w:rPr>
+        <w:br/>
+      </w:r>
+      <w:r>
+        <w:rPr>
+          <w:rFonts w:ascii="Courier New" w:hAnsi="Courier New" w:cs="Courier New"/>
+          <w:sz w:val="16"/>
+          <w:szCs w:val="16"/>
+        </w:rPr>
+        <w:br/>
+      </w:r>
+      <w:r>
+        <w:rPr>
+          <w:rFonts w:ascii="Courier New" w:hAnsi="Courier New" w:cs="Courier New"/>
+          <w:sz w:val="16"/>
+          <w:szCs w:val="16"/>
+        </w:rPr>
+        <w:tab/>
+        <w:t>/**</w:t>
+      </w:r>
+      <w:r>
+        <w:rPr>
+          <w:rFonts w:ascii="Courier New" w:hAnsi="Courier New" w:cs="Courier New"/>
+          <w:sz w:val="16"/>
+          <w:szCs w:val="16"/>
+        </w:rPr>
+        <w:br/>
+      </w:r>
+      <w:r>
+        <w:rPr>
+          <w:rFonts w:ascii="Courier New" w:hAnsi="Courier New" w:cs="Courier New"/>
+          <w:sz w:val="16"/>
+          <w:szCs w:val="16"/>
+        </w:rPr>
+        <w:tab/>
+        <w:t xml:space="preserve"> * </w:t>
+      </w:r>
+      <w:r>
+        <w:rPr>
+          <w:rFonts w:ascii="Courier New" w:hAnsi="Courier New" w:cs="Courier New"/>
+          <w:sz w:val="16"/>
+          <w:szCs w:val="16"/>
+        </w:rPr>
+        <w:br/>
+      </w:r>
+      <w:r>
+        <w:rPr>
+          <w:rFonts w:ascii="Courier New" w:hAnsi="Courier New" w:cs="Courier New"/>
+          <w:sz w:val="16"/>
+          <w:szCs w:val="16"/>
+        </w:rPr>
+        <w:tab/>
+        <w:t xml:space="preserve"> * @param productId</w:t>
+      </w:r>
+      <w:r>
+        <w:rPr>
+          <w:rFonts w:ascii="Courier New" w:hAnsi="Courier New" w:cs="Courier New"/>
+          <w:sz w:val="16"/>
+          <w:szCs w:val="16"/>
+        </w:rPr>
+        <w:br/>
+      </w:r>
+      <w:r>
+        <w:rPr>
+          <w:rFonts w:ascii="Courier New" w:hAnsi="Courier New" w:cs="Courier New"/>
+          <w:sz w:val="16"/>
+          <w:szCs w:val="16"/>
+        </w:rPr>
+        <w:tab/>
+        <w:t xml:space="preserve"> */</w:t>
+      </w:r>
+      <w:r>
+        <w:rPr>
+          <w:rFonts w:ascii="Courier New" w:hAnsi="Courier New" w:cs="Courier New"/>
+          <w:sz w:val="16"/>
+          <w:szCs w:val="16"/>
+        </w:rPr>
+        <w:br/>
+      </w:r>
+      <w:r>
+        <w:rPr>
+          <w:rFonts w:ascii="Courier New" w:hAnsi="Courier New" w:cs="Courier New"/>
+          <w:sz w:val="16"/>
+          <w:szCs w:val="16"/>
+        </w:rPr>
+        <w:tab/>
+        <w:t>abstract int getStockLevel(string productId);</w:t>
+      </w:r>
+      <w:r>
+        <w:rPr>
+          <w:rFonts w:ascii="Courier New" w:hAnsi="Courier New" w:cs="Courier New"/>
+          <w:sz w:val="16"/>
+          <w:szCs w:val="16"/>
+        </w:rPr>
+        <w:br/>
+      </w:r>
+      <w:r>
+        <w:rPr>
+          <w:rFonts w:ascii="Courier New" w:hAnsi="Courier New" w:cs="Courier New"/>
+          <w:sz w:val="16"/>
+          <w:szCs w:val="16"/>
+        </w:rPr>
+        <w:br/>
+      </w:r>
+      <w:r>
+        <w:rPr>
+          <w:rFonts w:ascii="Courier New" w:hAnsi="Courier New" w:cs="Courier New"/>
+          <w:sz w:val="16"/>
+          <w:szCs w:val="16"/>
+        </w:rPr>
+        <w:tab/>
+        <w:t>/**</w:t>
+      </w:r>
+      <w:r>
+        <w:rPr>
+          <w:rFonts w:ascii="Courier New" w:hAnsi="Courier New" w:cs="Courier New"/>
+          <w:sz w:val="16"/>
+          <w:szCs w:val="16"/>
+        </w:rPr>
+        <w:br/>
+      </w:r>
+      <w:r>
+        <w:rPr>
+          <w:rFonts w:ascii="Courier New" w:hAnsi="Courier New" w:cs="Courier New"/>
+          <w:sz w:val="16"/>
+          <w:szCs w:val="16"/>
+        </w:rPr>
+        <w:tab/>
+        <w:t xml:space="preserve"> * </w:t>
+      </w:r>
+      <w:r>
+        <w:rPr>
+          <w:rFonts w:ascii="Courier New" w:hAnsi="Courier New" w:cs="Courier New"/>
+          <w:sz w:val="16"/>
+          <w:szCs w:val="16"/>
+        </w:rPr>
+        <w:br/>
+      </w:r>
+      <w:r>
+        <w:rPr>
+          <w:rFonts w:ascii="Courier New" w:hAnsi="Courier New" w:cs="Courier New"/>
+          <w:sz w:val="16"/>
+          <w:szCs w:val="16"/>
+        </w:rPr>
+        <w:tab/>
+        <w:t xml:space="preserve"> * @param productId</w:t>
+      </w:r>
+      <w:r>
+        <w:rPr>
+          <w:rFonts w:ascii="Courier New" w:hAnsi="Courier New" w:cs="Courier New"/>
+          <w:sz w:val="16"/>
+          <w:szCs w:val="16"/>
+        </w:rPr>
+        <w:br/>
+      </w:r>
+      <w:r>
+        <w:rPr>
+          <w:rFonts w:ascii="Courier New" w:hAnsi="Courier New" w:cs="Courier New"/>
+          <w:sz w:val="16"/>
+          <w:szCs w:val="16"/>
+        </w:rPr>
+        <w:tab/>
+        <w:t xml:space="preserve"> * @param quantity</w:t>
+      </w:r>
+      <w:r>
+        <w:rPr>
+          <w:rFonts w:ascii="Courier New" w:hAnsi="Courier New" w:cs="Courier New"/>
+          <w:sz w:val="16"/>
+          <w:szCs w:val="16"/>
+        </w:rPr>
+        <w:br/>
+      </w:r>
+      <w:r>
+        <w:rPr>
+          <w:rFonts w:ascii="Courier New" w:hAnsi="Courier New" w:cs="Courier New"/>
+          <w:sz w:val="16"/>
+          <w:szCs w:val="16"/>
+        </w:rPr>
+        <w:tab/>
+        <w:t xml:space="preserve"> */</w:t>
+      </w:r>
+      <w:r>
+        <w:rPr>
+          <w:rFonts w:ascii="Courier New" w:hAnsi="Courier New" w:cs="Courier New"/>
+          <w:sz w:val="16"/>
+          <w:szCs w:val="16"/>
+        </w:rPr>
+        <w:br/>
+      </w:r>
+      <w:r>
+        <w:rPr>
+          <w:rFonts w:ascii="Courier New" w:hAnsi="Courier New" w:cs="Courier New"/>
+          <w:sz w:val="16"/>
+          <w:szCs w:val="16"/>
+        </w:rPr>
+        <w:tab/>
+        <w:t>abstract boolean deductStock(string productId, int quantity);</w:t>
+      </w:r>
+      <w:r>
+        <w:rPr>
+          <w:rFonts w:ascii="Courier New" w:hAnsi="Courier New" w:cs="Courier New"/>
+          <w:sz w:val="16"/>
+          <w:szCs w:val="16"/>
+        </w:rPr>
+        <w:br/>
+      </w:r>
+      <w:r>
+        <w:rPr>
+          <w:rFonts w:ascii="Courier New" w:hAnsi="Courier New" w:cs="Courier New"/>
+          <w:sz w:val="16"/>
+          <w:szCs w:val="16"/>
+        </w:rPr>
+        <w:br/>
+      </w:r>
+      <w:r>
+        <w:rPr>
+          <w:rFonts w:ascii="Courier New" w:hAnsi="Courier New" w:cs="Courier New"/>
+          <w:sz w:val="16"/>
+          <w:szCs w:val="16"/>
+        </w:rPr>
+        <w:tab/>
+        <w:t>List&lt;StockItem&gt; getAllStock();</w:t>
+      </w:r>
+      <w:r>
+        <w:rPr>
+          <w:rFonts w:ascii="Courier New" w:hAnsi="Courier New" w:cs="Courier New"/>
+          <w:sz w:val="16"/>
+          <w:szCs w:val="16"/>
+        </w:rPr>
+        <w:br/>
+      </w:r>
+      <w:r>
+        <w:rPr>
+          <w:rFonts w:ascii="Courier New" w:hAnsi="Courier New" w:cs="Courier New"/>
+          <w:sz w:val="16"/>
+          <w:szCs w:val="16"/>
+        </w:rPr>
+        <w:br/>
+        <w:t>}</w:t>
+      </w:r>
+    </w:p>
+    <w:p>
+      <w:pPr>
+        <w:rPr>
+          <w:rFonts w:ascii="Times New Roman" w:hAnsi="Times New Roman" w:cs="Times New Roman"/>
+          <w:b/>
+          <w:bCs/>
+        </w:rPr>
+      </w:pPr>
+      <w:r>
+        <w:rPr>
+          <w:rFonts w:ascii="Times New Roman" w:hAnsi="Times New Roman" w:cs="Times New Roman"/>
+          <w:b/>
+          <w:bCs/>
+        </w:rPr>
+        <w:t>Description</w:t>
+      </w:r>
+    </w:p>
+    <w:p>
+      <w:pPr>
+        <w:rPr>
+          <w:rFonts w:ascii="Times New Roman" w:hAnsi="Times New Roman" w:cs="Times New Roman"/>
+        </w:rPr>
+      </w:pPr>
+      <w:r>
+        <w:rPr>
+          <w:rFonts w:ascii="Times New Roman" w:hAnsi="Times New Roman" w:cs="Times New Roman"/>
+        </w:rPr>
+        <w:t>The I_CAtoPU interface defines a contract for stock-related interaction between subsystems.</w:t>
+      </w:r>
+    </w:p>
+    <w:p>
+      <w:pPr>
+        <w:rPr>
+          <w:rFonts w:ascii="Times New Roman" w:hAnsi="Times New Roman" w:cs="Times New Roman"/>
+        </w:rPr>
+      </w:pPr>
+      <w:r>
+        <w:rPr>
+          <w:rFonts w:ascii="Times New Roman" w:hAnsi="Times New Roman" w:cs="Times New Roman"/>
+        </w:rPr>
+        <w:t>The interface supports:</w:t>
+      </w:r>
+    </w:p>
+    <w:p>
+      <w:pPr>
+        <w:numPr>
+          <w:ilvl w:val="0"/>
+          <w:numId w:val="10"/>
+        </w:numPr>
+        <w:rPr>
+          <w:rFonts w:ascii="Times New Roman" w:hAnsi="Times New Roman" w:cs="Times New Roman"/>
+        </w:rPr>
+      </w:pPr>
+      <w:r>
+        <w:rPr>
+          <w:rFonts w:ascii="Times New Roman" w:hAnsi="Times New Roman" w:cs="Times New Roman"/>
+        </w:rPr>
+        <w:t>Checking the current stock level for a specific product (getStockLevel)</w:t>
+      </w:r>
+    </w:p>
+    <w:p>
+      <w:pPr>
+        <w:numPr>
+          <w:ilvl w:val="0"/>
+          <w:numId w:val="10"/>
+        </w:numPr>
+        <w:rPr>
+          <w:rFonts w:ascii="Times New Roman" w:hAnsi="Times New Roman" w:cs="Times New Roman"/>
+        </w:rPr>
+      </w:pPr>
+      <w:r>
+        <w:rPr>
+          <w:rFonts w:ascii="Times New Roman" w:hAnsi="Times New Roman" w:cs="Times New Roman"/>
+        </w:rPr>
+        <w:t>Deducting stock after a confirmed purchase (deductStock)</w:t>
+      </w:r>
+    </w:p>
+    <w:p>
+      <w:pPr>
+        <w:numPr>
+          <w:ilvl w:val="0"/>
+          <w:numId w:val="10"/>
+        </w:numPr>
+        <w:rPr>
+          <w:rFonts w:ascii="Times New Roman" w:hAnsi="Times New Roman" w:cs="Times New Roman"/>
+        </w:rPr>
+      </w:pPr>
+      <w:r>
+        <w:rPr>
+          <w:rFonts w:ascii="Times New Roman" w:hAnsi="Times New Roman" w:cs="Times New Roman"/>
+        </w:rPr>
+        <w:t>Retrieving a full list of stock items (getAllStock)</w:t>
+      </w:r>
+    </w:p>
+    <w:p>
+      <w:pPr>
+        <w:rPr>
+          <w:rFonts w:ascii="Times New Roman" w:hAnsi="Times New Roman" w:cs="Times New Roman"/>
+        </w:rPr>
+      </w:pPr>
+      <w:r>
+        <w:rPr>
+          <w:rFonts w:ascii="Times New Roman" w:hAnsi="Times New Roman" w:cs="Times New Roman"/>
+        </w:rPr>
+        <w:t>This interface enables stock-level operations to remain encapsulated within the owning subsystem while exposing only required operations to external components through controlled method calls.</w:t>
+      </w:r>
+    </w:p>
+    <w:p>
+      <w:pPr>
+        <w:rPr>
+          <w:rFonts w:ascii="Times New Roman" w:hAnsi="Times New Roman" w:cs="Times New Roman"/>
+        </w:rPr>
+      </w:pPr>
+    </w:p>
+    <w:p>
+      <w:pPr>
+        <w:rPr>
+          <w:rFonts w:ascii="Times New Roman" w:hAnsi="Times New Roman" w:cs="Times New Roman"/>
+          <w:b/>
+          <w:bCs/>
+        </w:rPr>
+      </w:pPr>
+      <w:r>
+        <w:rPr>
+          <w:rFonts w:ascii="Times New Roman" w:hAnsi="Times New Roman" w:cs="Times New Roman"/>
+          <w:b/>
+          <w:bCs/>
+        </w:rPr>
+        <w:t>7.5.4 Interface: I_EmailService</w:t>
+      </w:r>
+    </w:p>
+    <w:p>
+      <w:pPr>
+        <w:rPr>
+          <w:rFonts w:ascii="Times New Roman" w:hAnsi="Times New Roman" w:cs="Times New Roman"/>
+          <w:b/>
+          <w:bCs/>
+        </w:rPr>
+      </w:pPr>
+    </w:p>
+    <w:p>
+      <w:pPr>
+        <w:rPr>
+          <w:rFonts w:ascii="Courier New" w:hAnsi="Courier New" w:cs="Courier New"/>
+          <w:sz w:val="16"/>
+          <w:szCs w:val="16"/>
+        </w:rPr>
+      </w:pPr>
+      <w:r>
+        <w:rPr>
+          <w:rFonts w:ascii="Courier New" w:hAnsi="Courier New" w:cs="Courier New"/>
+          <w:sz w:val="16"/>
+          <w:szCs w:val="16"/>
+        </w:rPr>
+        <w:t>package IPOS_Detailed_Design;</w:t>
+      </w:r>
+      <w:r>
+        <w:rPr>
+          <w:rFonts w:ascii="Courier New" w:hAnsi="Courier New" w:cs="Courier New"/>
+          <w:sz w:val="16"/>
+          <w:szCs w:val="16"/>
+        </w:rPr>
+        <w:br/>
+      </w:r>
+      <w:r>
+        <w:rPr>
+          <w:rFonts w:ascii="Courier New" w:hAnsi="Courier New" w:cs="Courier New"/>
+          <w:sz w:val="16"/>
+          <w:szCs w:val="16"/>
+        </w:rPr>
+        <w:br/>
+        <w:t>public interface I_EmailService {</w:t>
+      </w:r>
+      <w:r>
+        <w:rPr>
+          <w:rFonts w:ascii="Courier New" w:hAnsi="Courier New" w:cs="Courier New"/>
+          <w:sz w:val="16"/>
+          <w:szCs w:val="16"/>
+        </w:rPr>
+        <w:br/>
+      </w:r>
+      <w:r>
+        <w:rPr>
+          <w:rFonts w:ascii="Courier New" w:hAnsi="Courier New" w:cs="Courier New"/>
+          <w:sz w:val="16"/>
+          <w:szCs w:val="16"/>
+        </w:rPr>
+        <w:br/>
+      </w:r>
+      <w:r>
+        <w:rPr>
+          <w:rFonts w:ascii="Courier New" w:hAnsi="Courier New" w:cs="Courier New"/>
+          <w:sz w:val="16"/>
+          <w:szCs w:val="16"/>
+        </w:rPr>
+        <w:tab/>
+        <w:t>/**</w:t>
+      </w:r>
+      <w:r>
+        <w:rPr>
+          <w:rFonts w:ascii="Courier New" w:hAnsi="Courier New" w:cs="Courier New"/>
+          <w:sz w:val="16"/>
+          <w:szCs w:val="16"/>
+        </w:rPr>
+        <w:br/>
+      </w:r>
+      <w:r>
+        <w:rPr>
+          <w:rFonts w:ascii="Courier New" w:hAnsi="Courier New" w:cs="Courier New"/>
+          <w:sz w:val="16"/>
+          <w:szCs w:val="16"/>
+        </w:rPr>
+        <w:tab/>
+        <w:t xml:space="preserve"> * </w:t>
+      </w:r>
+      <w:r>
+        <w:rPr>
+          <w:rFonts w:ascii="Courier New" w:hAnsi="Courier New" w:cs="Courier New"/>
+          <w:sz w:val="16"/>
+          <w:szCs w:val="16"/>
+        </w:rPr>
+        <w:br/>
+      </w:r>
+      <w:r>
+        <w:rPr>
+          <w:rFonts w:ascii="Courier New" w:hAnsi="Courier New" w:cs="Courier New"/>
+          <w:sz w:val="16"/>
+          <w:szCs w:val="16"/>
+        </w:rPr>
+        <w:tab/>
+        <w:t xml:space="preserve"> * @param recipient</w:t>
+      </w:r>
+      <w:r>
+        <w:rPr>
+          <w:rFonts w:ascii="Courier New" w:hAnsi="Courier New" w:cs="Courier New"/>
+          <w:sz w:val="16"/>
+          <w:szCs w:val="16"/>
+        </w:rPr>
+        <w:br/>
+      </w:r>
+      <w:r>
+        <w:rPr>
+          <w:rFonts w:ascii="Courier New" w:hAnsi="Courier New" w:cs="Courier New"/>
+          <w:sz w:val="16"/>
+          <w:szCs w:val="16"/>
+        </w:rPr>
+        <w:tab/>
+        <w:t xml:space="preserve"> * @param subject</w:t>
+      </w:r>
+      <w:r>
+        <w:rPr>
+          <w:rFonts w:ascii="Courier New" w:hAnsi="Courier New" w:cs="Courier New"/>
+          <w:sz w:val="16"/>
+          <w:szCs w:val="16"/>
+        </w:rPr>
+        <w:br/>
+      </w:r>
+      <w:r>
+        <w:rPr>
+          <w:rFonts w:ascii="Courier New" w:hAnsi="Courier New" w:cs="Courier New"/>
+          <w:sz w:val="16"/>
+          <w:szCs w:val="16"/>
+        </w:rPr>
+        <w:tab/>
+        <w:t xml:space="preserve"> * @param body</w:t>
+      </w:r>
+      <w:r>
+        <w:rPr>
+          <w:rFonts w:ascii="Courier New" w:hAnsi="Courier New" w:cs="Courier New"/>
+          <w:sz w:val="16"/>
+          <w:szCs w:val="16"/>
+        </w:rPr>
+        <w:br/>
+      </w:r>
+      <w:r>
+        <w:rPr>
+          <w:rFonts w:ascii="Courier New" w:hAnsi="Courier New" w:cs="Courier New"/>
+          <w:sz w:val="16"/>
+          <w:szCs w:val="16"/>
+        </w:rPr>
+        <w:tab/>
+        <w:t xml:space="preserve"> */</w:t>
+      </w:r>
+      <w:r>
+        <w:rPr>
+          <w:rFonts w:ascii="Courier New" w:hAnsi="Courier New" w:cs="Courier New"/>
+          <w:sz w:val="16"/>
+          <w:szCs w:val="16"/>
+        </w:rPr>
+        <w:br/>
+      </w:r>
+      <w:r>
+        <w:rPr>
+          <w:rFonts w:ascii="Courier New" w:hAnsi="Courier New" w:cs="Courier New"/>
+          <w:sz w:val="16"/>
+          <w:szCs w:val="16"/>
+        </w:rPr>
+        <w:tab/>
+        <w:t>abstract boolean sendEmail(string recipient, string subject, String body);</w:t>
+      </w:r>
+      <w:r>
+        <w:rPr>
+          <w:rFonts w:ascii="Courier New" w:hAnsi="Courier New" w:cs="Courier New"/>
+          <w:sz w:val="16"/>
+          <w:szCs w:val="16"/>
+        </w:rPr>
+        <w:br/>
+      </w:r>
+      <w:r>
+        <w:rPr>
+          <w:rFonts w:ascii="Courier New" w:hAnsi="Courier New" w:cs="Courier New"/>
+          <w:sz w:val="16"/>
+          <w:szCs w:val="16"/>
+        </w:rPr>
+        <w:lastRenderedPageBreak/>
+        <w:br/>
+        <w:t>}</w:t>
+      </w:r>
+    </w:p>
+    <w:p>
+      <w:pPr>
+        <w:rPr>
+          <w:rFonts w:ascii="Times New Roman" w:hAnsi="Times New Roman" w:cs="Times New Roman"/>
+          <w:b/>
+          <w:bCs/>
+        </w:rPr>
+      </w:pPr>
+      <w:r>
+        <w:rPr>
+          <w:rFonts w:ascii="Times New Roman" w:hAnsi="Times New Roman" w:cs="Times New Roman"/>
+          <w:b/>
+          <w:bCs/>
+        </w:rPr>
+        <w:t>Description</w:t>
+      </w:r>
+    </w:p>
+    <w:p>
+      <w:pPr>
+        <w:rPr>
+          <w:rFonts w:ascii="Times New Roman" w:hAnsi="Times New Roman" w:cs="Times New Roman"/>
+        </w:rPr>
+      </w:pPr>
+      <w:r>
+        <w:rPr>
+          <w:rFonts w:ascii="Times New Roman" w:hAnsi="Times New Roman" w:cs="Times New Roman"/>
+        </w:rPr>
+        <w:t>The I_EmailService interface defines the abstraction for sending email notifications.</w:t>
+      </w:r>
+    </w:p>
+    <w:p>
+      <w:pPr>
+        <w:rPr>
+          <w:rFonts w:ascii="Times New Roman" w:hAnsi="Times New Roman" w:cs="Times New Roman"/>
+        </w:rPr>
+      </w:pPr>
+      <w:r>
+        <w:rPr>
+          <w:rFonts w:ascii="Times New Roman" w:hAnsi="Times New Roman" w:cs="Times New Roman"/>
+        </w:rPr>
+        <w:t>The interface provides a single method:</w:t>
+      </w:r>
+    </w:p>
+    <w:p>
+      <w:pPr>
+        <w:numPr>
+          <w:ilvl w:val="0"/>
+          <w:numId w:val="11"/>
+        </w:numPr>
+        <w:rPr>
+          <w:rFonts w:ascii="Times New Roman" w:hAnsi="Times New Roman" w:cs="Times New Roman"/>
+        </w:rPr>
+      </w:pPr>
+      <w:r>
+        <w:rPr>
+          <w:rFonts w:ascii="Times New Roman" w:hAnsi="Times New Roman" w:cs="Times New Roman"/>
+        </w:rPr>
+        <w:t>sendEmail(...) which returns a boolean to indicate success or failure.</w:t>
+      </w:r>
+    </w:p>
+    <w:p>
+      <w:pPr>
+        <w:rPr>
+          <w:rFonts w:ascii="Times New Roman" w:hAnsi="Times New Roman" w:cs="Times New Roman"/>
+        </w:rPr>
+      </w:pPr>
+      <w:r>
+        <w:rPr>
+          <w:rFonts w:ascii="Times New Roman" w:hAnsi="Times New Roman" w:cs="Times New Roman"/>
+        </w:rPr>
+        <w:t>This design allows the subsystem to trigger messaging operations without direct dependency on the underlying email provider mechanism. It also supports testing using stub or mock implementations while maintaining a consistent call pattern for notification delivery.</w:t>
+      </w:r>
+    </w:p>
+    <w:p>
+      <w:pPr>
+        <w:rPr>
+          <w:rFonts w:ascii="Times New Roman" w:hAnsi="Times New Roman" w:cs="Times New Roman"/>
+          <w:b/>
+          <w:bCs/>
+        </w:rPr>
+      </w:pPr>
+      <w:r>
+        <w:rPr>
+          <w:rFonts w:ascii="Times New Roman" w:hAnsi="Times New Roman" w:cs="Times New Roman"/>
+          <w:b/>
+          <w:bCs/>
+        </w:rPr>
+        <w:t>7.5.5 Interface: I_PaymentService</w:t>
+      </w:r>
+    </w:p>
+    <w:p>
+      <w:pPr>
+        <w:rPr>
+          <w:b/>
+          <w:bCs/>
+        </w:rPr>
+      </w:pPr>
+    </w:p>
+    <w:p>
+      <w:pPr>
+        <w:rPr>
+          <w:rFonts w:ascii="Courier New" w:hAnsi="Courier New" w:cs="Courier New"/>
+          <w:sz w:val="16"/>
+          <w:szCs w:val="16"/>
+        </w:rPr>
+      </w:pPr>
+      <w:r>
+        <w:rPr>
+          <w:rFonts w:ascii="Courier New" w:hAnsi="Courier New" w:cs="Courier New"/>
+          <w:sz w:val="16"/>
+          <w:szCs w:val="16"/>
+        </w:rPr>
+        <w:t>package IPOS_Detailed_Design;</w:t>
+      </w:r>
+      <w:r>
+        <w:rPr>
+          <w:rFonts w:ascii="Courier New" w:hAnsi="Courier New" w:cs="Courier New"/>
+          <w:sz w:val="16"/>
+          <w:szCs w:val="16"/>
+        </w:rPr>
+        <w:br/>
+      </w:r>
+      <w:r>
+        <w:rPr>
+          <w:rFonts w:ascii="Courier New" w:hAnsi="Courier New" w:cs="Courier New"/>
+          <w:sz w:val="16"/>
+          <w:szCs w:val="16"/>
+        </w:rPr>
+        <w:br/>
+        <w:t>public interface I_PaymentService {</w:t>
+      </w:r>
+      <w:r>
+        <w:rPr>
+          <w:rFonts w:ascii="Courier New" w:hAnsi="Courier New" w:cs="Courier New"/>
+          <w:sz w:val="16"/>
+          <w:szCs w:val="16"/>
+        </w:rPr>
+        <w:br/>
+      </w:r>
+      <w:r>
+        <w:rPr>
+          <w:rFonts w:ascii="Courier New" w:hAnsi="Courier New" w:cs="Courier New"/>
+          <w:sz w:val="16"/>
+          <w:szCs w:val="16"/>
+        </w:rPr>
+        <w:br/>
+      </w:r>
+      <w:r>
+        <w:rPr>
+          <w:rFonts w:ascii="Courier New" w:hAnsi="Courier New" w:cs="Courier New"/>
+          <w:sz w:val="16"/>
+          <w:szCs w:val="16"/>
+        </w:rPr>
+        <w:tab/>
+        <w:t>/**</w:t>
+      </w:r>
+      <w:r>
+        <w:rPr>
+          <w:rFonts w:ascii="Courier New" w:hAnsi="Courier New" w:cs="Courier New"/>
+          <w:sz w:val="16"/>
+          <w:szCs w:val="16"/>
+        </w:rPr>
+        <w:br/>
+      </w:r>
+      <w:r>
+        <w:rPr>
+          <w:rFonts w:ascii="Courier New" w:hAnsi="Courier New" w:cs="Courier New"/>
+          <w:sz w:val="16"/>
+          <w:szCs w:val="16"/>
+        </w:rPr>
+        <w:tab/>
+        <w:t xml:space="preserve"> * </w:t>
+      </w:r>
+      <w:r>
+        <w:rPr>
+          <w:rFonts w:ascii="Courier New" w:hAnsi="Courier New" w:cs="Courier New"/>
+          <w:sz w:val="16"/>
+          <w:szCs w:val="16"/>
+        </w:rPr>
+        <w:br/>
+      </w:r>
+      <w:r>
+        <w:rPr>
+          <w:rFonts w:ascii="Courier New" w:hAnsi="Courier New" w:cs="Courier New"/>
+          <w:sz w:val="16"/>
+          <w:szCs w:val="16"/>
+        </w:rPr>
+        <w:tab/>
+        <w:t xml:space="preserve"> * @param amount</w:t>
+      </w:r>
+      <w:r>
+        <w:rPr>
+          <w:rFonts w:ascii="Courier New" w:hAnsi="Courier New" w:cs="Courier New"/>
+          <w:sz w:val="16"/>
+          <w:szCs w:val="16"/>
+        </w:rPr>
+        <w:br/>
+      </w:r>
+      <w:r>
+        <w:rPr>
+          <w:rFonts w:ascii="Courier New" w:hAnsi="Courier New" w:cs="Courier New"/>
+          <w:sz w:val="16"/>
+          <w:szCs w:val="16"/>
+        </w:rPr>
+        <w:tab/>
+        <w:t xml:space="preserve"> * @param currency</w:t>
+      </w:r>
+      <w:r>
+        <w:rPr>
+          <w:rFonts w:ascii="Courier New" w:hAnsi="Courier New" w:cs="Courier New"/>
+          <w:sz w:val="16"/>
+          <w:szCs w:val="16"/>
+        </w:rPr>
+        <w:br/>
+      </w:r>
+      <w:r>
+        <w:rPr>
+          <w:rFonts w:ascii="Courier New" w:hAnsi="Courier New" w:cs="Courier New"/>
+          <w:sz w:val="16"/>
+          <w:szCs w:val="16"/>
+        </w:rPr>
+        <w:tab/>
+        <w:t xml:space="preserve"> * @param cardNumber</w:t>
+      </w:r>
+      <w:r>
+        <w:rPr>
+          <w:rFonts w:ascii="Courier New" w:hAnsi="Courier New" w:cs="Courier New"/>
+          <w:sz w:val="16"/>
+          <w:szCs w:val="16"/>
+        </w:rPr>
+        <w:br/>
+      </w:r>
+      <w:r>
+        <w:rPr>
+          <w:rFonts w:ascii="Courier New" w:hAnsi="Courier New" w:cs="Courier New"/>
+          <w:sz w:val="16"/>
+          <w:szCs w:val="16"/>
+        </w:rPr>
+        <w:tab/>
+        <w:t xml:space="preserve"> * @param expiryDate</w:t>
+      </w:r>
+      <w:r>
+        <w:rPr>
+          <w:rFonts w:ascii="Courier New" w:hAnsi="Courier New" w:cs="Courier New"/>
+          <w:sz w:val="16"/>
+          <w:szCs w:val="16"/>
+        </w:rPr>
+        <w:br/>
+      </w:r>
+      <w:r>
+        <w:rPr>
+          <w:rFonts w:ascii="Courier New" w:hAnsi="Courier New" w:cs="Courier New"/>
+          <w:sz w:val="16"/>
+          <w:szCs w:val="16"/>
+        </w:rPr>
+        <w:tab/>
+        <w:t xml:space="preserve"> */</w:t>
+      </w:r>
+      <w:r>
+        <w:rPr>
+          <w:rFonts w:ascii="Courier New" w:hAnsi="Courier New" w:cs="Courier New"/>
+          <w:sz w:val="16"/>
+          <w:szCs w:val="16"/>
+        </w:rPr>
+        <w:br/>
+      </w:r>
+      <w:r>
+        <w:rPr>
+          <w:rFonts w:ascii="Courier New" w:hAnsi="Courier New" w:cs="Courier New"/>
+          <w:sz w:val="16"/>
+          <w:szCs w:val="16"/>
+        </w:rPr>
+        <w:tab/>
+        <w:t>abstract String makePayment(BigDecimal amount, string currency, string cardNumber, int expiryDate);</w:t>
+      </w:r>
+      <w:r>
+        <w:rPr>
+          <w:rFonts w:ascii="Courier New" w:hAnsi="Courier New" w:cs="Courier New"/>
+          <w:sz w:val="16"/>
+          <w:szCs w:val="16"/>
+        </w:rPr>
+        <w:br/>
+      </w:r>
+      <w:r>
+        <w:rPr>
+          <w:rFonts w:ascii="Courier New" w:hAnsi="Courier New" w:cs="Courier New"/>
+          <w:sz w:val="16"/>
+          <w:szCs w:val="16"/>
+        </w:rPr>
+        <w:br/>
+        <w:t>}</w:t>
+      </w:r>
+    </w:p>
+    <w:p>
+      <w:pPr>
+        <w:rPr>
+          <w:rFonts w:ascii="Times New Roman" w:hAnsi="Times New Roman" w:cs="Times New Roman"/>
+          <w:b/>
+          <w:bCs/>
+        </w:rPr>
+      </w:pPr>
+      <w:r>
+        <w:rPr>
+          <w:rFonts w:ascii="Times New Roman" w:hAnsi="Times New Roman" w:cs="Times New Roman"/>
+          <w:b/>
+          <w:bCs/>
+        </w:rPr>
+        <w:t>Description</w:t>
+      </w:r>
+    </w:p>
+    <w:p>
+      <w:pPr>
+        <w:rPr>
+          <w:rFonts w:ascii="Times New Roman" w:hAnsi="Times New Roman" w:cs="Times New Roman"/>
+        </w:rPr>
+      </w:pPr>
+      <w:r>
+        <w:rPr>
+          <w:rFonts w:ascii="Times New Roman" w:hAnsi="Times New Roman" w:cs="Times New Roman"/>
+        </w:rPr>
+        <w:t>The I_PaymentService interface defines an abstraction for performing payment transactions.</w:t>
+      </w:r>
+    </w:p>
+    <w:p>
+      <w:pPr>
+        <w:rPr>
+          <w:rFonts w:ascii="Times New Roman" w:hAnsi="Times New Roman" w:cs="Times New Roman"/>
+        </w:rPr>
+      </w:pPr>
+      <w:r>
+        <w:rPr>
+          <w:rFonts w:ascii="Times New Roman" w:hAnsi="Times New Roman" w:cs="Times New Roman"/>
+        </w:rPr>
+        <w:t>The interface contains a single operation:</w:t>
+      </w:r>
+    </w:p>
+    <w:p>
+      <w:pPr>
+        <w:numPr>
+          <w:ilvl w:val="0"/>
+          <w:numId w:val="12"/>
+        </w:numPr>
+        <w:rPr>
+          <w:rFonts w:ascii="Times New Roman" w:hAnsi="Times New Roman" w:cs="Times New Roman"/>
+        </w:rPr>
+      </w:pPr>
+      <w:r>
+        <w:rPr>
+          <w:rFonts w:ascii="Times New Roman" w:hAnsi="Times New Roman" w:cs="Times New Roman"/>
+        </w:rPr>
+        <w:t>makePayment(...) returning a String, which may represent a payment reference, receipt identifier, or transaction status code.</w:t>
+      </w:r>
+    </w:p>
+    <w:p>
+      <w:pPr>
+        <w:rPr>
+          <w:rFonts w:ascii="Times New Roman" w:hAnsi="Times New Roman" w:cs="Times New Roman"/>
+        </w:rPr>
+      </w:pPr>
+      <w:r>
+        <w:rPr>
+          <w:rFonts w:ascii="Times New Roman" w:hAnsi="Times New Roman" w:cs="Times New Roman"/>
+        </w:rPr>
+        <w:t>This interface separates payment processing concerns from the core subsystem logic and enables payment processing to be implemented using either a simulated transaction flow (prototype stage) or a real payment provider integration.</w:t>
+      </w:r>
+    </w:p>
+    <w:p>
+      <w:pPr>
+        <w:rPr>
+          <w:rFonts w:ascii="Times New Roman" w:hAnsi="Times New Roman" w:cs="Times New Roman"/>
+        </w:rPr>
+      </w:pPr>
+    </w:p>
+    <w:p>
+      <w:pPr>
+        <w:rPr>
+          <w:rFonts w:ascii="Times New Roman" w:hAnsi="Times New Roman" w:cs="Times New Roman"/>
+          <w:b/>
+          <w:bCs/>
+        </w:rPr>
+      </w:pPr>
+      <w:r>
+        <w:rPr>
+          <w:rFonts w:ascii="Times New Roman" w:hAnsi="Times New Roman" w:cs="Times New Roman"/>
+          <w:b/>
+          <w:bCs/>
+        </w:rPr>
+        <w:t>7.5.6 Interface: I_SAtoCA</w:t>
+      </w:r>
+    </w:p>
+    <w:p>
+      <w:pPr>
+        <w:rPr>
+          <w:rFonts w:ascii="Courier New" w:hAnsi="Courier New" w:cs="Courier New"/>
+          <w:sz w:val="16"/>
+          <w:szCs w:val="16"/>
+        </w:rPr>
+      </w:pPr>
+      <w:r>
+        <w:rPr>
+          <w:rFonts w:ascii="Courier New" w:hAnsi="Courier New" w:cs="Courier New"/>
+          <w:sz w:val="16"/>
+          <w:szCs w:val="16"/>
+        </w:rPr>
+        <w:t>package IPOS_Detailed_Design;</w:t>
+      </w:r>
+      <w:r>
+        <w:rPr>
+          <w:rFonts w:ascii="Courier New" w:hAnsi="Courier New" w:cs="Courier New"/>
+          <w:sz w:val="16"/>
+          <w:szCs w:val="16"/>
+        </w:rPr>
+        <w:br/>
+      </w:r>
+      <w:r>
+        <w:rPr>
+          <w:rFonts w:ascii="Courier New" w:hAnsi="Courier New" w:cs="Courier New"/>
+          <w:sz w:val="16"/>
+          <w:szCs w:val="16"/>
+        </w:rPr>
+        <w:br/>
+        <w:t>public interface I_SAtoCA {</w:t>
+      </w:r>
+      <w:r>
+        <w:rPr>
+          <w:rFonts w:ascii="Courier New" w:hAnsi="Courier New" w:cs="Courier New"/>
+          <w:sz w:val="16"/>
+          <w:szCs w:val="16"/>
+        </w:rPr>
+        <w:br/>
+      </w:r>
+      <w:r>
+        <w:rPr>
+          <w:rFonts w:ascii="Courier New" w:hAnsi="Courier New" w:cs="Courier New"/>
+          <w:sz w:val="16"/>
+          <w:szCs w:val="16"/>
+        </w:rPr>
+        <w:br/>
+      </w:r>
+      <w:r>
+        <w:rPr>
+          <w:rFonts w:ascii="Courier New" w:hAnsi="Courier New" w:cs="Courier New"/>
+          <w:sz w:val="16"/>
+          <w:szCs w:val="16"/>
+        </w:rPr>
+        <w:tab/>
+        <w:t>/**</w:t>
+      </w:r>
+      <w:r>
+        <w:rPr>
+          <w:rFonts w:ascii="Courier New" w:hAnsi="Courier New" w:cs="Courier New"/>
+          <w:sz w:val="16"/>
+          <w:szCs w:val="16"/>
+        </w:rPr>
+        <w:br/>
+      </w:r>
+      <w:r>
+        <w:rPr>
+          <w:rFonts w:ascii="Courier New" w:hAnsi="Courier New" w:cs="Courier New"/>
+          <w:sz w:val="16"/>
+          <w:szCs w:val="16"/>
+        </w:rPr>
+        <w:tab/>
+        <w:t xml:space="preserve"> * </w:t>
+      </w:r>
+      <w:r>
+        <w:rPr>
+          <w:rFonts w:ascii="Courier New" w:hAnsi="Courier New" w:cs="Courier New"/>
+          <w:sz w:val="16"/>
+          <w:szCs w:val="16"/>
+        </w:rPr>
+        <w:br/>
+      </w:r>
+      <w:r>
+        <w:rPr>
+          <w:rFonts w:ascii="Courier New" w:hAnsi="Courier New" w:cs="Courier New"/>
+          <w:sz w:val="16"/>
+          <w:szCs w:val="16"/>
+        </w:rPr>
+        <w:tab/>
+        <w:t xml:space="preserve"> * @param fromDate</w:t>
+      </w:r>
+      <w:r>
+        <w:rPr>
+          <w:rFonts w:ascii="Courier New" w:hAnsi="Courier New" w:cs="Courier New"/>
+          <w:sz w:val="16"/>
+          <w:szCs w:val="16"/>
+        </w:rPr>
+        <w:br/>
+      </w:r>
+      <w:r>
+        <w:rPr>
+          <w:rFonts w:ascii="Courier New" w:hAnsi="Courier New" w:cs="Courier New"/>
+          <w:sz w:val="16"/>
+          <w:szCs w:val="16"/>
+        </w:rPr>
+        <w:tab/>
+        <w:t xml:space="preserve"> * @param toDate</w:t>
+      </w:r>
+      <w:r>
+        <w:rPr>
+          <w:rFonts w:ascii="Courier New" w:hAnsi="Courier New" w:cs="Courier New"/>
+          <w:sz w:val="16"/>
+          <w:szCs w:val="16"/>
+        </w:rPr>
+        <w:br/>
+      </w:r>
+      <w:r>
+        <w:rPr>
+          <w:rFonts w:ascii="Courier New" w:hAnsi="Courier New" w:cs="Courier New"/>
+          <w:sz w:val="16"/>
+          <w:szCs w:val="16"/>
+        </w:rPr>
+        <w:lastRenderedPageBreak/>
+        <w:tab/>
+        <w:t xml:space="preserve"> */</w:t>
+      </w:r>
+      <w:r>
+        <w:rPr>
+          <w:rFonts w:ascii="Courier New" w:hAnsi="Courier New" w:cs="Courier New"/>
+          <w:sz w:val="16"/>
+          <w:szCs w:val="16"/>
+        </w:rPr>
+        <w:br/>
+      </w:r>
+      <w:r>
+        <w:rPr>
+          <w:rFonts w:ascii="Courier New" w:hAnsi="Courier New" w:cs="Courier New"/>
+          <w:sz w:val="16"/>
+          <w:szCs w:val="16"/>
+        </w:rPr>
+        <w:tab/>
+        <w:t>List&lt;Order&gt; getOrderHistory(LocalDate fromDate, LocalDate toDate);</w:t>
+      </w:r>
+      <w:r>
+        <w:rPr>
+          <w:rFonts w:ascii="Courier New" w:hAnsi="Courier New" w:cs="Courier New"/>
+          <w:sz w:val="16"/>
+          <w:szCs w:val="16"/>
+        </w:rPr>
+        <w:br/>
+      </w:r>
+      <w:r>
+        <w:rPr>
+          <w:rFonts w:ascii="Courier New" w:hAnsi="Courier New" w:cs="Courier New"/>
+          <w:sz w:val="16"/>
+          <w:szCs w:val="16"/>
+        </w:rPr>
+        <w:br/>
+      </w:r>
+      <w:r>
+        <w:rPr>
+          <w:rFonts w:ascii="Courier New" w:hAnsi="Courier New" w:cs="Courier New"/>
+          <w:sz w:val="16"/>
+          <w:szCs w:val="16"/>
+        </w:rPr>
+        <w:tab/>
+        <w:t>List&lt;Product&gt; getCatalogue();</w:t>
+      </w:r>
+      <w:r>
+        <w:rPr>
+          <w:rFonts w:ascii="Courier New" w:hAnsi="Courier New" w:cs="Courier New"/>
+          <w:sz w:val="16"/>
+          <w:szCs w:val="16"/>
+        </w:rPr>
+        <w:br/>
+      </w:r>
+      <w:r>
+        <w:rPr>
+          <w:rFonts w:ascii="Courier New" w:hAnsi="Courier New" w:cs="Courier New"/>
+          <w:sz w:val="16"/>
+          <w:szCs w:val="16"/>
+        </w:rPr>
+        <w:br/>
+      </w:r>
+      <w:r>
+        <w:rPr>
+          <w:rFonts w:ascii="Courier New" w:hAnsi="Courier New" w:cs="Courier New"/>
+          <w:sz w:val="16"/>
+          <w:szCs w:val="16"/>
+        </w:rPr>
+        <w:tab/>
+        <w:t>/**</w:t>
+      </w:r>
+      <w:r>
+        <w:rPr>
+          <w:rFonts w:ascii="Courier New" w:hAnsi="Courier New" w:cs="Courier New"/>
+          <w:sz w:val="16"/>
+          <w:szCs w:val="16"/>
+        </w:rPr>
+        <w:br/>
+      </w:r>
+      <w:r>
+        <w:rPr>
+          <w:rFonts w:ascii="Courier New" w:hAnsi="Courier New" w:cs="Courier New"/>
+          <w:sz w:val="16"/>
+          <w:szCs w:val="16"/>
+        </w:rPr>
+        <w:tab/>
+        <w:t xml:space="preserve"> * </w:t>
+      </w:r>
+      <w:r>
+        <w:rPr>
+          <w:rFonts w:ascii="Courier New" w:hAnsi="Courier New" w:cs="Courier New"/>
+          <w:sz w:val="16"/>
+          <w:szCs w:val="16"/>
+        </w:rPr>
+        <w:br/>
+      </w:r>
+      <w:r>
+        <w:rPr>
+          <w:rFonts w:ascii="Courier New" w:hAnsi="Courier New" w:cs="Courier New"/>
+          <w:sz w:val="16"/>
+          <w:szCs w:val="16"/>
+        </w:rPr>
+        <w:tab/>
+        <w:t xml:space="preserve"> * @param orderId</w:t>
+      </w:r>
+      <w:r>
+        <w:rPr>
+          <w:rFonts w:ascii="Courier New" w:hAnsi="Courier New" w:cs="Courier New"/>
+          <w:sz w:val="16"/>
+          <w:szCs w:val="16"/>
+        </w:rPr>
+        <w:br/>
+      </w:r>
+      <w:r>
+        <w:rPr>
+          <w:rFonts w:ascii="Courier New" w:hAnsi="Courier New" w:cs="Courier New"/>
+          <w:sz w:val="16"/>
+          <w:szCs w:val="16"/>
+        </w:rPr>
+        <w:tab/>
+        <w:t xml:space="preserve"> */</w:t>
+      </w:r>
+      <w:r>
+        <w:rPr>
+          <w:rFonts w:ascii="Courier New" w:hAnsi="Courier New" w:cs="Courier New"/>
+          <w:sz w:val="16"/>
+          <w:szCs w:val="16"/>
+        </w:rPr>
+        <w:br/>
+      </w:r>
+      <w:r>
+        <w:rPr>
+          <w:rFonts w:ascii="Courier New" w:hAnsi="Courier New" w:cs="Courier New"/>
+          <w:sz w:val="16"/>
+          <w:szCs w:val="16"/>
+        </w:rPr>
+        <w:tab/>
+        <w:t>OrderStatus getOrderStatus(string orderId);</w:t>
+      </w:r>
+      <w:r>
+        <w:rPr>
+          <w:rFonts w:ascii="Courier New" w:hAnsi="Courier New" w:cs="Courier New"/>
+          <w:sz w:val="16"/>
+          <w:szCs w:val="16"/>
+        </w:rPr>
+        <w:br/>
+      </w:r>
+      <w:r>
+        <w:rPr>
+          <w:rFonts w:ascii="Courier New" w:hAnsi="Courier New" w:cs="Courier New"/>
+          <w:sz w:val="16"/>
+          <w:szCs w:val="16"/>
+        </w:rPr>
+        <w:br/>
+      </w:r>
+      <w:r>
+        <w:rPr>
+          <w:rFonts w:ascii="Courier New" w:hAnsi="Courier New" w:cs="Courier New"/>
+          <w:sz w:val="16"/>
+          <w:szCs w:val="16"/>
+        </w:rPr>
+        <w:tab/>
+        <w:t>BigDecimal getOutstandingBalance();</w:t>
+      </w:r>
+      <w:r>
+        <w:rPr>
+          <w:rFonts w:ascii="Courier New" w:hAnsi="Courier New" w:cs="Courier New"/>
+          <w:sz w:val="16"/>
+          <w:szCs w:val="16"/>
+        </w:rPr>
+        <w:br/>
+      </w:r>
+      <w:r>
+        <w:rPr>
+          <w:rFonts w:ascii="Courier New" w:hAnsi="Courier New" w:cs="Courier New"/>
+          <w:sz w:val="16"/>
+          <w:szCs w:val="16"/>
+        </w:rPr>
+        <w:br/>
+      </w:r>
+      <w:r>
+        <w:rPr>
+          <w:rFonts w:ascii="Courier New" w:hAnsi="Courier New" w:cs="Courier New"/>
+          <w:sz w:val="16"/>
+          <w:szCs w:val="16"/>
+        </w:rPr>
+        <w:tab/>
+        <w:t>/**</w:t>
+      </w:r>
+      <w:r>
+        <w:rPr>
+          <w:rFonts w:ascii="Courier New" w:hAnsi="Courier New" w:cs="Courier New"/>
+          <w:sz w:val="16"/>
+          <w:szCs w:val="16"/>
+        </w:rPr>
+        <w:br/>
+      </w:r>
+      <w:r>
+        <w:rPr>
+          <w:rFonts w:ascii="Courier New" w:hAnsi="Courier New" w:cs="Courier New"/>
+          <w:sz w:val="16"/>
+          <w:szCs w:val="16"/>
+        </w:rPr>
+        <w:tab/>
+        <w:t xml:space="preserve"> * </w:t>
+      </w:r>
+      <w:r>
+        <w:rPr>
+          <w:rFonts w:ascii="Courier New" w:hAnsi="Courier New" w:cs="Courier New"/>
+          <w:sz w:val="16"/>
+          <w:szCs w:val="16"/>
+        </w:rPr>
+        <w:br/>
+      </w:r>
+      <w:r>
+        <w:rPr>
+          <w:rFonts w:ascii="Courier New" w:hAnsi="Courier New" w:cs="Courier New"/>
+          <w:sz w:val="16"/>
+          <w:szCs w:val="16"/>
+        </w:rPr>
+        <w:tab/>
+        <w:t xml:space="preserve"> * @param itemID</w:t>
+      </w:r>
+      <w:r>
+        <w:rPr>
+          <w:rFonts w:ascii="Courier New" w:hAnsi="Courier New" w:cs="Courier New"/>
+          <w:sz w:val="16"/>
+          <w:szCs w:val="16"/>
+        </w:rPr>
+        <w:br/>
+      </w:r>
+      <w:r>
+        <w:rPr>
+          <w:rFonts w:ascii="Courier New" w:hAnsi="Courier New" w:cs="Courier New"/>
+          <w:sz w:val="16"/>
+          <w:szCs w:val="16"/>
+        </w:rPr>
+        <w:tab/>
+        <w:t xml:space="preserve"> */</w:t>
+      </w:r>
+      <w:r>
+        <w:rPr>
+          <w:rFonts w:ascii="Courier New" w:hAnsi="Courier New" w:cs="Courier New"/>
+          <w:sz w:val="16"/>
+          <w:szCs w:val="16"/>
+        </w:rPr>
+        <w:br/>
+      </w:r>
+      <w:r>
+        <w:rPr>
+          <w:rFonts w:ascii="Courier New" w:hAnsi="Courier New" w:cs="Courier New"/>
+          <w:sz w:val="16"/>
+          <w:szCs w:val="16"/>
+        </w:rPr>
+        <w:tab/>
+        <w:t>int checkStock(String itemID);</w:t>
+      </w:r>
+      <w:r>
+        <w:rPr>
+          <w:rFonts w:ascii="Courier New" w:hAnsi="Courier New" w:cs="Courier New"/>
+          <w:sz w:val="16"/>
+          <w:szCs w:val="16"/>
+        </w:rPr>
+        <w:br/>
+      </w:r>
+      <w:r>
+        <w:rPr>
+          <w:rFonts w:ascii="Courier New" w:hAnsi="Courier New" w:cs="Courier New"/>
+          <w:sz w:val="16"/>
+          <w:szCs w:val="16"/>
+        </w:rPr>
+        <w:br/>
+      </w:r>
+      <w:r>
+        <w:rPr>
+          <w:rFonts w:ascii="Courier New" w:hAnsi="Courier New" w:cs="Courier New"/>
+          <w:sz w:val="16"/>
+          <w:szCs w:val="16"/>
+        </w:rPr>
+        <w:tab/>
+        <w:t>/**</w:t>
+      </w:r>
+      <w:r>
+        <w:rPr>
+          <w:rFonts w:ascii="Courier New" w:hAnsi="Courier New" w:cs="Courier New"/>
+          <w:sz w:val="16"/>
+          <w:szCs w:val="16"/>
+        </w:rPr>
+        <w:br/>
+      </w:r>
+      <w:r>
+        <w:rPr>
+          <w:rFonts w:ascii="Courier New" w:hAnsi="Courier New" w:cs="Courier New"/>
+          <w:sz w:val="16"/>
+          <w:szCs w:val="16"/>
+        </w:rPr>
+        <w:tab/>
+        <w:t xml:space="preserve"> * </w:t>
+      </w:r>
+      <w:r>
+        <w:rPr>
+          <w:rFonts w:ascii="Courier New" w:hAnsi="Courier New" w:cs="Courier New"/>
+          <w:sz w:val="16"/>
+          <w:szCs w:val="16"/>
+        </w:rPr>
+        <w:br/>
+      </w:r>
+      <w:r>
+        <w:rPr>
+          <w:rFonts w:ascii="Courier New" w:hAnsi="Courier New" w:cs="Courier New"/>
+          <w:sz w:val="16"/>
+          <w:szCs w:val="16"/>
+        </w:rPr>
+        <w:tab/>
+        <w:t xml:space="preserve"> * @param merchantID</w:t>
+      </w:r>
+      <w:r>
+        <w:rPr>
+          <w:rFonts w:ascii="Courier New" w:hAnsi="Courier New" w:cs="Courier New"/>
+          <w:sz w:val="16"/>
+          <w:szCs w:val="16"/>
+        </w:rPr>
+        <w:br/>
+      </w:r>
+      <w:r>
+        <w:rPr>
+          <w:rFonts w:ascii="Courier New" w:hAnsi="Courier New" w:cs="Courier New"/>
+          <w:sz w:val="16"/>
+          <w:szCs w:val="16"/>
+        </w:rPr>
+        <w:tab/>
+        <w:t xml:space="preserve"> * @param items</w:t>
+      </w:r>
+      <w:r>
+        <w:rPr>
+          <w:rFonts w:ascii="Courier New" w:hAnsi="Courier New" w:cs="Courier New"/>
+          <w:sz w:val="16"/>
+          <w:szCs w:val="16"/>
+        </w:rPr>
+        <w:br/>
+      </w:r>
+      <w:r>
+        <w:rPr>
+          <w:rFonts w:ascii="Courier New" w:hAnsi="Courier New" w:cs="Courier New"/>
+          <w:sz w:val="16"/>
+          <w:szCs w:val="16"/>
+        </w:rPr>
+        <w:tab/>
+        <w:t xml:space="preserve"> */</w:t>
+      </w:r>
+      <w:r>
+        <w:rPr>
+          <w:rFonts w:ascii="Courier New" w:hAnsi="Courier New" w:cs="Courier New"/>
+          <w:sz w:val="16"/>
+          <w:szCs w:val="16"/>
+        </w:rPr>
+        <w:br/>
+      </w:r>
+      <w:r>
+        <w:rPr>
+          <w:rFonts w:ascii="Courier New" w:hAnsi="Courier New" w:cs="Courier New"/>
+          <w:sz w:val="16"/>
+          <w:szCs w:val="16"/>
+        </w:rPr>
+        <w:tab/>
+        <w:t>void submitOrder(String merchantID, Map&lt;String, Integer&gt; items);</w:t>
+      </w:r>
+      <w:r>
+        <w:rPr>
+          <w:rFonts w:ascii="Courier New" w:hAnsi="Courier New" w:cs="Courier New"/>
+          <w:sz w:val="16"/>
+          <w:szCs w:val="16"/>
+        </w:rPr>
+        <w:br/>
+      </w:r>
+      <w:r>
+        <w:rPr>
+          <w:rFonts w:ascii="Courier New" w:hAnsi="Courier New" w:cs="Courier New"/>
+          <w:sz w:val="16"/>
+          <w:szCs w:val="16"/>
+        </w:rPr>
+        <w:br/>
+      </w:r>
+      <w:r>
+        <w:rPr>
+          <w:rFonts w:ascii="Courier New" w:hAnsi="Courier New" w:cs="Courier New"/>
+          <w:sz w:val="16"/>
+          <w:szCs w:val="16"/>
+        </w:rPr>
+        <w:tab/>
+        <w:t>/**</w:t>
+      </w:r>
+      <w:r>
+        <w:rPr>
+          <w:rFonts w:ascii="Courier New" w:hAnsi="Courier New" w:cs="Courier New"/>
+          <w:sz w:val="16"/>
+          <w:szCs w:val="16"/>
+        </w:rPr>
+        <w:br/>
+      </w:r>
+      <w:r>
+        <w:rPr>
+          <w:rFonts w:ascii="Courier New" w:hAnsi="Courier New" w:cs="Courier New"/>
+          <w:sz w:val="16"/>
+          <w:szCs w:val="16"/>
+        </w:rPr>
+        <w:tab/>
+        <w:t xml:space="preserve"> * </w:t>
+      </w:r>
+      <w:r>
+        <w:rPr>
+          <w:rFonts w:ascii="Courier New" w:hAnsi="Courier New" w:cs="Courier New"/>
+          <w:sz w:val="16"/>
+          <w:szCs w:val="16"/>
+        </w:rPr>
+        <w:br/>
+      </w:r>
+      <w:r>
+        <w:rPr>
+          <w:rFonts w:ascii="Courier New" w:hAnsi="Courier New" w:cs="Courier New"/>
+          <w:sz w:val="16"/>
+          <w:szCs w:val="16"/>
+        </w:rPr>
+        <w:tab/>
+        <w:t xml:space="preserve"> * @param username</w:t>
+      </w:r>
+      <w:r>
+        <w:rPr>
+          <w:rFonts w:ascii="Courier New" w:hAnsi="Courier New" w:cs="Courier New"/>
+          <w:sz w:val="16"/>
+          <w:szCs w:val="16"/>
+        </w:rPr>
+        <w:br/>
+      </w:r>
+      <w:r>
+        <w:rPr>
+          <w:rFonts w:ascii="Courier New" w:hAnsi="Courier New" w:cs="Courier New"/>
+          <w:sz w:val="16"/>
+          <w:szCs w:val="16"/>
+        </w:rPr>
+        <w:tab/>
+        <w:t xml:space="preserve"> * @param password</w:t>
+      </w:r>
+      <w:r>
+        <w:rPr>
+          <w:rFonts w:ascii="Courier New" w:hAnsi="Courier New" w:cs="Courier New"/>
+          <w:sz w:val="16"/>
+          <w:szCs w:val="16"/>
+        </w:rPr>
+        <w:br/>
+      </w:r>
+      <w:r>
+        <w:rPr>
+          <w:rFonts w:ascii="Courier New" w:hAnsi="Courier New" w:cs="Courier New"/>
+          <w:sz w:val="16"/>
+          <w:szCs w:val="16"/>
+        </w:rPr>
+        <w:tab/>
+        <w:t xml:space="preserve"> */</w:t>
+      </w:r>
+      <w:r>
+        <w:rPr>
+          <w:rFonts w:ascii="Courier New" w:hAnsi="Courier New" w:cs="Courier New"/>
+          <w:sz w:val="16"/>
+          <w:szCs w:val="16"/>
+        </w:rPr>
+        <w:br/>
+      </w:r>
+      <w:r>
+        <w:rPr>
+          <w:rFonts w:ascii="Courier New" w:hAnsi="Courier New" w:cs="Courier New"/>
+          <w:sz w:val="16"/>
+          <w:szCs w:val="16"/>
+        </w:rPr>
+        <w:tab/>
+        <w:t>boolean authenticateMerchant(string username, string password);</w:t>
+      </w:r>
+      <w:r>
+        <w:rPr>
+          <w:rFonts w:ascii="Courier New" w:hAnsi="Courier New" w:cs="Courier New"/>
+          <w:sz w:val="16"/>
+          <w:szCs w:val="16"/>
+        </w:rPr>
+        <w:br/>
+      </w:r>
+      <w:r>
+        <w:rPr>
+          <w:rFonts w:ascii="Courier New" w:hAnsi="Courier New" w:cs="Courier New"/>
+          <w:sz w:val="16"/>
+          <w:szCs w:val="16"/>
+        </w:rPr>
+        <w:br/>
+      </w:r>
+      <w:r>
+        <w:rPr>
+          <w:rFonts w:ascii="Courier New" w:hAnsi="Courier New" w:cs="Courier New"/>
+          <w:sz w:val="16"/>
+          <w:szCs w:val="16"/>
+        </w:rPr>
+        <w:tab/>
+        <w:t>/**</w:t>
+      </w:r>
+      <w:r>
+        <w:rPr>
+          <w:rFonts w:ascii="Courier New" w:hAnsi="Courier New" w:cs="Courier New"/>
+          <w:sz w:val="16"/>
+          <w:szCs w:val="16"/>
+        </w:rPr>
+        <w:br/>
+      </w:r>
+      <w:r>
+        <w:rPr>
+          <w:rFonts w:ascii="Courier New" w:hAnsi="Courier New" w:cs="Courier New"/>
+          <w:sz w:val="16"/>
+          <w:szCs w:val="16"/>
+        </w:rPr>
+        <w:tab/>
+        <w:t xml:space="preserve"> * </w:t>
+      </w:r>
+      <w:r>
+        <w:rPr>
+          <w:rFonts w:ascii="Courier New" w:hAnsi="Courier New" w:cs="Courier New"/>
+          <w:sz w:val="16"/>
+          <w:szCs w:val="16"/>
+        </w:rPr>
+        <w:br/>
+      </w:r>
+      <w:r>
+        <w:rPr>
+          <w:rFonts w:ascii="Courier New" w:hAnsi="Courier New" w:cs="Courier New"/>
+          <w:sz w:val="16"/>
+          <w:szCs w:val="16"/>
+        </w:rPr>
+        <w:tab/>
+        <w:t xml:space="preserve"> * @param merchantID</w:t>
+      </w:r>
+      <w:r>
+        <w:rPr>
+          <w:rFonts w:ascii="Courier New" w:hAnsi="Courier New" w:cs="Courier New"/>
+          <w:sz w:val="16"/>
+          <w:szCs w:val="16"/>
+        </w:rPr>
+        <w:br/>
+      </w:r>
+      <w:r>
+        <w:rPr>
+          <w:rFonts w:ascii="Courier New" w:hAnsi="Courier New" w:cs="Courier New"/>
+          <w:sz w:val="16"/>
+          <w:szCs w:val="16"/>
+        </w:rPr>
+        <w:tab/>
+        <w:t xml:space="preserve"> * @param items</w:t>
+      </w:r>
+      <w:r>
+        <w:rPr>
+          <w:rFonts w:ascii="Courier New" w:hAnsi="Courier New" w:cs="Courier New"/>
+          <w:sz w:val="16"/>
+          <w:szCs w:val="16"/>
+        </w:rPr>
+        <w:br/>
+      </w:r>
+      <w:r>
+        <w:rPr>
+          <w:rFonts w:ascii="Courier New" w:hAnsi="Courier New" w:cs="Courier New"/>
+          <w:sz w:val="16"/>
+          <w:szCs w:val="16"/>
+        </w:rPr>
+        <w:tab/>
+        <w:t xml:space="preserve"> */</w:t>
+      </w:r>
+      <w:r>
+        <w:rPr>
+          <w:rFonts w:ascii="Courier New" w:hAnsi="Courier New" w:cs="Courier New"/>
+          <w:sz w:val="16"/>
+          <w:szCs w:val="16"/>
+        </w:rPr>
+        <w:br/>
+      </w:r>
+      <w:r>
+        <w:rPr>
+          <w:rFonts w:ascii="Courier New" w:hAnsi="Courier New" w:cs="Courier New"/>
+          <w:sz w:val="16"/>
+          <w:szCs w:val="16"/>
+        </w:rPr>
+        <w:tab/>
+        <w:t>OrderConfirmation placeOrder(string merchantID, List&lt;OrderItem&gt; items);</w:t>
+      </w:r>
+      <w:r>
+        <w:rPr>
+          <w:rFonts w:ascii="Courier New" w:hAnsi="Courier New" w:cs="Courier New"/>
+          <w:sz w:val="16"/>
+          <w:szCs w:val="16"/>
+        </w:rPr>
+        <w:br/>
+      </w:r>
+      <w:r>
+        <w:rPr>
+          <w:rFonts w:ascii="Courier New" w:hAnsi="Courier New" w:cs="Courier New"/>
+          <w:sz w:val="16"/>
+          <w:szCs w:val="16"/>
+        </w:rPr>
+        <w:br/>
+        <w:t>}</w:t>
+      </w:r>
+    </w:p>
+    <w:p>
+      <w:pPr>
+        <w:rPr>
+          <w:rFonts w:ascii="Times New Roman" w:hAnsi="Times New Roman" w:cs="Times New Roman"/>
+          <w:b/>
+          <w:bCs/>
+        </w:rPr>
+      </w:pPr>
+      <w:r>
+        <w:rPr>
+          <w:rFonts w:ascii="Times New Roman" w:hAnsi="Times New Roman" w:cs="Times New Roman"/>
+          <w:b/>
+          <w:bCs/>
+        </w:rPr>
+        <w:t>Description</w:t>
+      </w:r>
+    </w:p>
+    <w:p>
+      <w:pPr>
+        <w:rPr>
+          <w:rFonts w:ascii="Times New Roman" w:hAnsi="Times New Roman" w:cs="Times New Roman"/>
+        </w:rPr>
+      </w:pPr>
+      <w:r>
+        <w:rPr>
+          <w:rFonts w:ascii="Times New Roman" w:hAnsi="Times New Roman" w:cs="Times New Roman"/>
+        </w:rPr>
+        <w:t>The I_SAtoCA interface defines the service contract provided by IPOS-SA to IPOS-CA.</w:t>
+      </w:r>
+    </w:p>
+    <w:p>
+      <w:pPr>
+        <w:rPr>
+          <w:rFonts w:ascii="Times New Roman" w:hAnsi="Times New Roman" w:cs="Times New Roman"/>
+        </w:rPr>
+      </w:pPr>
+      <w:r>
+        <w:rPr>
+          <w:rFonts w:ascii="Times New Roman" w:hAnsi="Times New Roman" w:cs="Times New Roman"/>
+        </w:rPr>
+        <w:t>The interface encapsulates the server-side operations required by the merchant subsystem, including:</w:t>
+      </w:r>
+    </w:p>
+    <w:p>
+      <w:pPr>
+        <w:numPr>
+          <w:ilvl w:val="0"/>
+          <w:numId w:val="13"/>
+        </w:numPr>
+        <w:rPr>
+          <w:rFonts w:ascii="Times New Roman" w:hAnsi="Times New Roman" w:cs="Times New Roman"/>
+        </w:rPr>
+      </w:pPr>
+      <w:r>
+        <w:rPr>
+          <w:rFonts w:ascii="Times New Roman" w:hAnsi="Times New Roman" w:cs="Times New Roman"/>
+        </w:rPr>
+        <w:t>Retrieving catalogue data (getCatalogue)</w:t>
+      </w:r>
+    </w:p>
+    <w:p>
+      <w:pPr>
+        <w:numPr>
+          <w:ilvl w:val="0"/>
+          <w:numId w:val="13"/>
+        </w:numPr>
+        <w:rPr>
+          <w:rFonts w:ascii="Times New Roman" w:hAnsi="Times New Roman" w:cs="Times New Roman"/>
+        </w:rPr>
+      </w:pPr>
+      <w:r>
+        <w:rPr>
+          <w:rFonts w:ascii="Times New Roman" w:hAnsi="Times New Roman" w:cs="Times New Roman"/>
+        </w:rPr>
+        <w:t>Placing and submitting orders (placeOrder, submitOrder)</w:t>
+      </w:r>
+    </w:p>
+    <w:p>
+      <w:pPr>
+        <w:numPr>
+          <w:ilvl w:val="0"/>
+          <w:numId w:val="13"/>
+        </w:numPr>
+        <w:rPr>
+          <w:rFonts w:ascii="Times New Roman" w:hAnsi="Times New Roman" w:cs="Times New Roman"/>
+        </w:rPr>
+      </w:pPr>
+      <w:r>
+        <w:rPr>
+          <w:rFonts w:ascii="Times New Roman" w:hAnsi="Times New Roman" w:cs="Times New Roman"/>
+        </w:rPr>
+        <w:t>Checking stock availability (checkStock)</w:t>
+      </w:r>
+    </w:p>
+    <w:p>
+      <w:pPr>
+        <w:numPr>
+          <w:ilvl w:val="0"/>
+          <w:numId w:val="13"/>
+        </w:numPr>
+        <w:rPr>
+          <w:rFonts w:ascii="Times New Roman" w:hAnsi="Times New Roman" w:cs="Times New Roman"/>
+        </w:rPr>
+      </w:pPr>
+      <w:r>
+        <w:rPr>
+          <w:rFonts w:ascii="Times New Roman" w:hAnsi="Times New Roman" w:cs="Times New Roman"/>
+        </w:rPr>
+        <w:t>Authenticating merchant users (authenticateMerchant)</w:t>
+      </w:r>
+    </w:p>
+    <w:p>
+      <w:pPr>
+        <w:numPr>
+          <w:ilvl w:val="0"/>
+          <w:numId w:val="13"/>
+        </w:numPr>
+        <w:rPr>
+          <w:rFonts w:ascii="Times New Roman" w:hAnsi="Times New Roman" w:cs="Times New Roman"/>
+        </w:rPr>
+      </w:pPr>
+      <w:r>
+        <w:rPr>
+          <w:rFonts w:ascii="Times New Roman" w:hAnsi="Times New Roman" w:cs="Times New Roman"/>
+        </w:rPr>
+        <w:t>Tracking orders and account balances (getOrderStatus, getOrderHistory, getOutstandingBalance)</w:t>
+      </w:r>
+    </w:p>
+    <w:p>
+      <w:pPr>
+        <w:rPr>
+          <w:rFonts w:ascii="Times New Roman" w:hAnsi="Times New Roman" w:cs="Times New Roman"/>
+        </w:rPr>
+      </w:pPr>
+      <w:r>
+        <w:rPr>
+          <w:rFonts w:ascii="Times New Roman" w:hAnsi="Times New Roman" w:cs="Times New Roman"/>
+        </w:rPr>
+        <w:lastRenderedPageBreak/>
+        <w:t>This interface acts as a formal integration boundary, ensuring that cross-subsystem interaction occurs only through explicitly declared methods rather than direct access to subsystem data stores.</w:t>
+      </w:r>
+    </w:p>
+    <w:p>
+      <w:pPr>
+        <w:rPr>
+          <w:rFonts w:ascii="Times New Roman" w:hAnsi="Times New Roman" w:cs="Times New Roman"/>
+          <w:b/>
+          <w:bCs/>
+        </w:rPr>
+      </w:pPr>
+      <w:r>
+        <w:rPr>
+          <w:rFonts w:ascii="Times New Roman" w:hAnsi="Times New Roman" w:cs="Times New Roman"/>
+          <w:b/>
+          <w:bCs/>
+        </w:rPr>
+        <w:t>7.5.7 Implementation Class: SAtoCA</w:t>
+      </w:r>
+    </w:p>
+    <w:p>
+      <w:pPr>
+        <w:rPr>
+          <w:b/>
+          <w:bCs/>
+        </w:rPr>
+      </w:pPr>
+    </w:p>
+    <w:p>
+      <w:pPr>
+        <w:rPr>
+          <w:rFonts w:ascii="Courier New" w:hAnsi="Courier New" w:cs="Courier New"/>
+          <w:sz w:val="16"/>
+          <w:szCs w:val="16"/>
+        </w:rPr>
+      </w:pPr>
+      <w:r>
+        <w:rPr>
+          <w:rFonts w:ascii="Courier New" w:hAnsi="Courier New" w:cs="Courier New"/>
+          <w:sz w:val="16"/>
+          <w:szCs w:val="16"/>
+        </w:rPr>
+        <w:t>package IPOS_Detailed_Design;</w:t>
+      </w:r>
+      <w:r>
+        <w:rPr>
+          <w:rFonts w:ascii="Courier New" w:hAnsi="Courier New" w:cs="Courier New"/>
+          <w:sz w:val="16"/>
+          <w:szCs w:val="16"/>
+        </w:rPr>
+        <w:br/>
+      </w:r>
+      <w:r>
+        <w:rPr>
+          <w:rFonts w:ascii="Courier New" w:hAnsi="Courier New" w:cs="Courier New"/>
+          <w:sz w:val="16"/>
+          <w:szCs w:val="16"/>
+        </w:rPr>
+        <w:br/>
+        <w:t>import Design_Model.IPOS_Detailed_Design.I_ServerAPI.*;</w:t>
+      </w:r>
+      <w:r>
+        <w:rPr>
+          <w:rFonts w:ascii="Courier New" w:hAnsi="Courier New" w:cs="Courier New"/>
+          <w:sz w:val="16"/>
+          <w:szCs w:val="16"/>
+        </w:rPr>
+        <w:br/>
+      </w:r>
+      <w:r>
+        <w:rPr>
+          <w:rFonts w:ascii="Courier New" w:hAnsi="Courier New" w:cs="Courier New"/>
+          <w:sz w:val="16"/>
+          <w:szCs w:val="16"/>
+        </w:rPr>
+        <w:br/>
+        <w:t>public class SAtoCA implements submitOrder, I_SAtoCA {</w:t>
+      </w:r>
+      <w:r>
+        <w:rPr>
+          <w:rFonts w:ascii="Courier New" w:hAnsi="Courier New" w:cs="Courier New"/>
+          <w:sz w:val="16"/>
+          <w:szCs w:val="16"/>
+        </w:rPr>
+        <w:br/>
+      </w:r>
+      <w:r>
+        <w:rPr>
+          <w:rFonts w:ascii="Courier New" w:hAnsi="Courier New" w:cs="Courier New"/>
+          <w:sz w:val="16"/>
+          <w:szCs w:val="16"/>
+        </w:rPr>
+        <w:br/>
+      </w:r>
+      <w:r>
+        <w:rPr>
+          <w:rFonts w:ascii="Courier New" w:hAnsi="Courier New" w:cs="Courier New"/>
+          <w:sz w:val="16"/>
+          <w:szCs w:val="16"/>
+        </w:rPr>
+        <w:tab/>
+        <w:t>public SAtoCA() {</w:t>
+      </w:r>
+      <w:r>
+        <w:rPr>
+          <w:rFonts w:ascii="Courier New" w:hAnsi="Courier New" w:cs="Courier New"/>
+          <w:sz w:val="16"/>
+          <w:szCs w:val="16"/>
+        </w:rPr>
+        <w:br/>
+      </w:r>
+      <w:r>
+        <w:rPr>
+          <w:rFonts w:ascii="Courier New" w:hAnsi="Courier New" w:cs="Courier New"/>
+          <w:sz w:val="16"/>
+          <w:szCs w:val="16"/>
+        </w:rPr>
+        <w:tab/>
+      </w:r>
+      <w:r>
+        <w:rPr>
+          <w:rFonts w:ascii="Courier New" w:hAnsi="Courier New" w:cs="Courier New"/>
+          <w:sz w:val="16"/>
+          <w:szCs w:val="16"/>
+        </w:rPr>
+        <w:tab/>
+        <w:t>throw new UnsupportedOperationException();</w:t>
+      </w:r>
+      <w:r>
+        <w:rPr>
+          <w:rFonts w:ascii="Courier New" w:hAnsi="Courier New" w:cs="Courier New"/>
+          <w:sz w:val="16"/>
+          <w:szCs w:val="16"/>
+        </w:rPr>
+        <w:br/>
+      </w:r>
+      <w:r>
+        <w:rPr>
+          <w:rFonts w:ascii="Courier New" w:hAnsi="Courier New" w:cs="Courier New"/>
+          <w:sz w:val="16"/>
+          <w:szCs w:val="16"/>
+        </w:rPr>
+        <w:tab/>
+        <w:t>}</w:t>
+      </w:r>
+      <w:r>
+        <w:rPr>
+          <w:rFonts w:ascii="Courier New" w:hAnsi="Courier New" w:cs="Courier New"/>
+          <w:sz w:val="16"/>
+          <w:szCs w:val="16"/>
+        </w:rPr>
+        <w:br/>
+      </w:r>
+      <w:r>
+        <w:rPr>
+          <w:rFonts w:ascii="Courier New" w:hAnsi="Courier New" w:cs="Courier New"/>
+          <w:sz w:val="16"/>
+          <w:szCs w:val="16"/>
+        </w:rPr>
+        <w:br/>
+      </w:r>
+      <w:r>
+        <w:rPr>
+          <w:rFonts w:ascii="Courier New" w:hAnsi="Courier New" w:cs="Courier New"/>
+          <w:sz w:val="16"/>
+          <w:szCs w:val="16"/>
+        </w:rPr>
+        <w:tab/>
+        <w:t>/**</w:t>
+      </w:r>
+      <w:r>
+        <w:rPr>
+          <w:rFonts w:ascii="Courier New" w:hAnsi="Courier New" w:cs="Courier New"/>
+          <w:sz w:val="16"/>
+          <w:szCs w:val="16"/>
+        </w:rPr>
+        <w:br/>
+      </w:r>
+      <w:r>
+        <w:rPr>
+          <w:rFonts w:ascii="Courier New" w:hAnsi="Courier New" w:cs="Courier New"/>
+          <w:sz w:val="16"/>
+          <w:szCs w:val="16"/>
+        </w:rPr>
+        <w:tab/>
+        <w:t xml:space="preserve"> * </w:t>
+      </w:r>
+      <w:r>
+        <w:rPr>
+          <w:rFonts w:ascii="Courier New" w:hAnsi="Courier New" w:cs="Courier New"/>
+          <w:sz w:val="16"/>
+          <w:szCs w:val="16"/>
+        </w:rPr>
+        <w:br/>
+      </w:r>
+      <w:r>
+        <w:rPr>
+          <w:rFonts w:ascii="Courier New" w:hAnsi="Courier New" w:cs="Courier New"/>
+          <w:sz w:val="16"/>
+          <w:szCs w:val="16"/>
+        </w:rPr>
+        <w:tab/>
+        <w:t xml:space="preserve"> * @param merchantID</w:t>
+      </w:r>
+      <w:r>
+        <w:rPr>
+          <w:rFonts w:ascii="Courier New" w:hAnsi="Courier New" w:cs="Courier New"/>
+          <w:sz w:val="16"/>
+          <w:szCs w:val="16"/>
+        </w:rPr>
+        <w:br/>
+      </w:r>
+      <w:r>
+        <w:rPr>
+          <w:rFonts w:ascii="Courier New" w:hAnsi="Courier New" w:cs="Courier New"/>
+          <w:sz w:val="16"/>
+          <w:szCs w:val="16"/>
+        </w:rPr>
+        <w:tab/>
+        <w:t xml:space="preserve"> * @param items</w:t>
+      </w:r>
+      <w:r>
+        <w:rPr>
+          <w:rFonts w:ascii="Courier New" w:hAnsi="Courier New" w:cs="Courier New"/>
+          <w:sz w:val="16"/>
+          <w:szCs w:val="16"/>
+        </w:rPr>
+        <w:br/>
+      </w:r>
+      <w:r>
+        <w:rPr>
+          <w:rFonts w:ascii="Courier New" w:hAnsi="Courier New" w:cs="Courier New"/>
+          <w:sz w:val="16"/>
+          <w:szCs w:val="16"/>
+        </w:rPr>
+        <w:tab/>
+        <w:t xml:space="preserve"> */</w:t>
+      </w:r>
+      <w:r>
+        <w:rPr>
+          <w:rFonts w:ascii="Courier New" w:hAnsi="Courier New" w:cs="Courier New"/>
+          <w:sz w:val="16"/>
+          <w:szCs w:val="16"/>
+        </w:rPr>
+        <w:br/>
+      </w:r>
+      <w:r>
+        <w:rPr>
+          <w:rFonts w:ascii="Courier New" w:hAnsi="Courier New" w:cs="Courier New"/>
+          <w:sz w:val="16"/>
+          <w:szCs w:val="16"/>
+        </w:rPr>
+        <w:tab/>
+        <w:t>public OrderConfirmation placeOrder(string merchantID, List&lt;OrderItem&gt; items) {</w:t>
+      </w:r>
+      <w:r>
+        <w:rPr>
+          <w:rFonts w:ascii="Courier New" w:hAnsi="Courier New" w:cs="Courier New"/>
+          <w:sz w:val="16"/>
+          <w:szCs w:val="16"/>
+        </w:rPr>
+        <w:br/>
+      </w:r>
+      <w:r>
+        <w:rPr>
+          <w:rFonts w:ascii="Courier New" w:hAnsi="Courier New" w:cs="Courier New"/>
+          <w:sz w:val="16"/>
+          <w:szCs w:val="16"/>
+        </w:rPr>
+        <w:tab/>
+      </w:r>
+      <w:r>
+        <w:rPr>
+          <w:rFonts w:ascii="Courier New" w:hAnsi="Courier New" w:cs="Courier New"/>
+          <w:sz w:val="16"/>
+          <w:szCs w:val="16"/>
+        </w:rPr>
+        <w:tab/>
+        <w:t>throw new UnsupportedOperationException();</w:t>
+      </w:r>
+      <w:r>
+        <w:rPr>
+          <w:rFonts w:ascii="Courier New" w:hAnsi="Courier New" w:cs="Courier New"/>
+          <w:sz w:val="16"/>
+          <w:szCs w:val="16"/>
+        </w:rPr>
+        <w:br/>
+      </w:r>
+      <w:r>
+        <w:rPr>
+          <w:rFonts w:ascii="Courier New" w:hAnsi="Courier New" w:cs="Courier New"/>
+          <w:sz w:val="16"/>
+          <w:szCs w:val="16"/>
+        </w:rPr>
+        <w:tab/>
+        <w:t>}</w:t>
+      </w:r>
+      <w:r>
+        <w:rPr>
+          <w:rFonts w:ascii="Courier New" w:hAnsi="Courier New" w:cs="Courier New"/>
+          <w:sz w:val="16"/>
+          <w:szCs w:val="16"/>
+        </w:rPr>
+        <w:br/>
+      </w:r>
+      <w:r>
+        <w:rPr>
+          <w:rFonts w:ascii="Courier New" w:hAnsi="Courier New" w:cs="Courier New"/>
+          <w:sz w:val="16"/>
+          <w:szCs w:val="16"/>
+        </w:rPr>
+        <w:br/>
+      </w:r>
+      <w:r>
+        <w:rPr>
+          <w:rFonts w:ascii="Courier New" w:hAnsi="Courier New" w:cs="Courier New"/>
+          <w:sz w:val="16"/>
+          <w:szCs w:val="16"/>
+        </w:rPr>
+        <w:tab/>
+        <w:t>/**</w:t>
+      </w:r>
+      <w:r>
+        <w:rPr>
+          <w:rFonts w:ascii="Courier New" w:hAnsi="Courier New" w:cs="Courier New"/>
+          <w:sz w:val="16"/>
+          <w:szCs w:val="16"/>
+        </w:rPr>
+        <w:br/>
+      </w:r>
+      <w:r>
+        <w:rPr>
+          <w:rFonts w:ascii="Courier New" w:hAnsi="Courier New" w:cs="Courier New"/>
+          <w:sz w:val="16"/>
+          <w:szCs w:val="16"/>
+        </w:rPr>
+        <w:tab/>
+        <w:t xml:space="preserve"> * </w:t>
+      </w:r>
+      <w:r>
+        <w:rPr>
+          <w:rFonts w:ascii="Courier New" w:hAnsi="Courier New" w:cs="Courier New"/>
+          <w:sz w:val="16"/>
+          <w:szCs w:val="16"/>
+        </w:rPr>
+        <w:br/>
+      </w:r>
+      <w:r>
+        <w:rPr>
+          <w:rFonts w:ascii="Courier New" w:hAnsi="Courier New" w:cs="Courier New"/>
+          <w:sz w:val="16"/>
+          <w:szCs w:val="16"/>
+        </w:rPr>
+        <w:tab/>
+        <w:t xml:space="preserve"> * @param username</w:t>
+      </w:r>
+      <w:r>
+        <w:rPr>
+          <w:rFonts w:ascii="Courier New" w:hAnsi="Courier New" w:cs="Courier New"/>
+          <w:sz w:val="16"/>
+          <w:szCs w:val="16"/>
+        </w:rPr>
+        <w:br/>
+      </w:r>
+      <w:r>
+        <w:rPr>
+          <w:rFonts w:ascii="Courier New" w:hAnsi="Courier New" w:cs="Courier New"/>
+          <w:sz w:val="16"/>
+          <w:szCs w:val="16"/>
+        </w:rPr>
+        <w:tab/>
+        <w:t xml:space="preserve"> * @param password</w:t>
+      </w:r>
+      <w:r>
+        <w:rPr>
+          <w:rFonts w:ascii="Courier New" w:hAnsi="Courier New" w:cs="Courier New"/>
+          <w:sz w:val="16"/>
+          <w:szCs w:val="16"/>
+        </w:rPr>
+        <w:br/>
+      </w:r>
+      <w:r>
+        <w:rPr>
+          <w:rFonts w:ascii="Courier New" w:hAnsi="Courier New" w:cs="Courier New"/>
+          <w:sz w:val="16"/>
+          <w:szCs w:val="16"/>
+        </w:rPr>
+        <w:tab/>
+        <w:t xml:space="preserve"> */</w:t>
+      </w:r>
+      <w:r>
+        <w:rPr>
+          <w:rFonts w:ascii="Courier New" w:hAnsi="Courier New" w:cs="Courier New"/>
+          <w:sz w:val="16"/>
+          <w:szCs w:val="16"/>
+        </w:rPr>
+        <w:br/>
+      </w:r>
+      <w:r>
+        <w:rPr>
+          <w:rFonts w:ascii="Courier New" w:hAnsi="Courier New" w:cs="Courier New"/>
+          <w:sz w:val="16"/>
+          <w:szCs w:val="16"/>
+        </w:rPr>
+        <w:tab/>
+        <w:t>public boolean authenticateMerchant(string username, string password) {</w:t>
+      </w:r>
+      <w:r>
+        <w:rPr>
+          <w:rFonts w:ascii="Courier New" w:hAnsi="Courier New" w:cs="Courier New"/>
+          <w:sz w:val="16"/>
+          <w:szCs w:val="16"/>
+        </w:rPr>
+        <w:br/>
+      </w:r>
+      <w:r>
+        <w:rPr>
+          <w:rFonts w:ascii="Courier New" w:hAnsi="Courier New" w:cs="Courier New"/>
+          <w:sz w:val="16"/>
+          <w:szCs w:val="16"/>
+        </w:rPr>
+        <w:tab/>
+      </w:r>
+      <w:r>
+        <w:rPr>
+          <w:rFonts w:ascii="Courier New" w:hAnsi="Courier New" w:cs="Courier New"/>
+          <w:sz w:val="16"/>
+          <w:szCs w:val="16"/>
+        </w:rPr>
+        <w:tab/>
+        <w:t>throw new UnsupportedOperationException();</w:t>
+      </w:r>
+      <w:r>
+        <w:rPr>
+          <w:rFonts w:ascii="Courier New" w:hAnsi="Courier New" w:cs="Courier New"/>
+          <w:sz w:val="16"/>
+          <w:szCs w:val="16"/>
+        </w:rPr>
+        <w:br/>
+      </w:r>
+      <w:r>
+        <w:rPr>
+          <w:rFonts w:ascii="Courier New" w:hAnsi="Courier New" w:cs="Courier New"/>
+          <w:sz w:val="16"/>
+          <w:szCs w:val="16"/>
+        </w:rPr>
+        <w:tab/>
+        <w:t>}</w:t>
+      </w:r>
+      <w:r>
+        <w:rPr>
+          <w:rFonts w:ascii="Courier New" w:hAnsi="Courier New" w:cs="Courier New"/>
+          <w:sz w:val="16"/>
+          <w:szCs w:val="16"/>
+        </w:rPr>
+        <w:br/>
+      </w:r>
+      <w:r>
+        <w:rPr>
+          <w:rFonts w:ascii="Courier New" w:hAnsi="Courier New" w:cs="Courier New"/>
+          <w:sz w:val="16"/>
+          <w:szCs w:val="16"/>
+        </w:rPr>
+        <w:br/>
+      </w:r>
+      <w:r>
+        <w:rPr>
+          <w:rFonts w:ascii="Courier New" w:hAnsi="Courier New" w:cs="Courier New"/>
+          <w:sz w:val="16"/>
+          <w:szCs w:val="16"/>
+        </w:rPr>
+        <w:tab/>
+        <w:t>public BigDecimal getOutstandingBalance() {</w:t>
+      </w:r>
+      <w:r>
+        <w:rPr>
+          <w:rFonts w:ascii="Courier New" w:hAnsi="Courier New" w:cs="Courier New"/>
+          <w:sz w:val="16"/>
+          <w:szCs w:val="16"/>
+        </w:rPr>
+        <w:br/>
+      </w:r>
+      <w:r>
+        <w:rPr>
+          <w:rFonts w:ascii="Courier New" w:hAnsi="Courier New" w:cs="Courier New"/>
+          <w:sz w:val="16"/>
+          <w:szCs w:val="16"/>
+        </w:rPr>
+        <w:tab/>
+      </w:r>
+      <w:r>
+        <w:rPr>
+          <w:rFonts w:ascii="Courier New" w:hAnsi="Courier New" w:cs="Courier New"/>
+          <w:sz w:val="16"/>
+          <w:szCs w:val="16"/>
+        </w:rPr>
+        <w:tab/>
+        <w:t>throw new UnsupportedOperationException();</w:t>
+      </w:r>
+      <w:r>
+        <w:rPr>
+          <w:rFonts w:ascii="Courier New" w:hAnsi="Courier New" w:cs="Courier New"/>
+          <w:sz w:val="16"/>
+          <w:szCs w:val="16"/>
+        </w:rPr>
+        <w:br/>
+      </w:r>
+      <w:r>
+        <w:rPr>
+          <w:rFonts w:ascii="Courier New" w:hAnsi="Courier New" w:cs="Courier New"/>
+          <w:sz w:val="16"/>
+          <w:szCs w:val="16"/>
+        </w:rPr>
+        <w:tab/>
+        <w:t>}</w:t>
+      </w:r>
+      <w:r>
+        <w:rPr>
+          <w:rFonts w:ascii="Courier New" w:hAnsi="Courier New" w:cs="Courier New"/>
+          <w:sz w:val="16"/>
+          <w:szCs w:val="16"/>
+        </w:rPr>
+        <w:br/>
+      </w:r>
+      <w:r>
+        <w:rPr>
+          <w:rFonts w:ascii="Courier New" w:hAnsi="Courier New" w:cs="Courier New"/>
+          <w:sz w:val="16"/>
+          <w:szCs w:val="16"/>
+        </w:rPr>
+        <w:br/>
+      </w:r>
+      <w:r>
+        <w:rPr>
+          <w:rFonts w:ascii="Courier New" w:hAnsi="Courier New" w:cs="Courier New"/>
+          <w:sz w:val="16"/>
+          <w:szCs w:val="16"/>
+        </w:rPr>
+        <w:tab/>
+        <w:t>/**</w:t>
+      </w:r>
+      <w:r>
+        <w:rPr>
+          <w:rFonts w:ascii="Courier New" w:hAnsi="Courier New" w:cs="Courier New"/>
+          <w:sz w:val="16"/>
+          <w:szCs w:val="16"/>
+        </w:rPr>
+        <w:br/>
+      </w:r>
+      <w:r>
+        <w:rPr>
+          <w:rFonts w:ascii="Courier New" w:hAnsi="Courier New" w:cs="Courier New"/>
+          <w:sz w:val="16"/>
+          <w:szCs w:val="16"/>
+        </w:rPr>
+        <w:tab/>
+        <w:t xml:space="preserve"> * </w:t>
+      </w:r>
+      <w:r>
+        <w:rPr>
+          <w:rFonts w:ascii="Courier New" w:hAnsi="Courier New" w:cs="Courier New"/>
+          <w:sz w:val="16"/>
+          <w:szCs w:val="16"/>
+        </w:rPr>
+        <w:br/>
+      </w:r>
+      <w:r>
+        <w:rPr>
+          <w:rFonts w:ascii="Courier New" w:hAnsi="Courier New" w:cs="Courier New"/>
+          <w:sz w:val="16"/>
+          <w:szCs w:val="16"/>
+        </w:rPr>
+        <w:tab/>
+        <w:t xml:space="preserve"> * @param orderId</w:t>
+      </w:r>
+      <w:r>
+        <w:rPr>
+          <w:rFonts w:ascii="Courier New" w:hAnsi="Courier New" w:cs="Courier New"/>
+          <w:sz w:val="16"/>
+          <w:szCs w:val="16"/>
+        </w:rPr>
+        <w:br/>
+      </w:r>
+      <w:r>
+        <w:rPr>
+          <w:rFonts w:ascii="Courier New" w:hAnsi="Courier New" w:cs="Courier New"/>
+          <w:sz w:val="16"/>
+          <w:szCs w:val="16"/>
+        </w:rPr>
+        <w:tab/>
+        <w:t xml:space="preserve"> */</w:t>
+      </w:r>
+      <w:r>
+        <w:rPr>
+          <w:rFonts w:ascii="Courier New" w:hAnsi="Courier New" w:cs="Courier New"/>
+          <w:sz w:val="16"/>
+          <w:szCs w:val="16"/>
+        </w:rPr>
+        <w:br/>
+      </w:r>
+      <w:r>
+        <w:rPr>
+          <w:rFonts w:ascii="Courier New" w:hAnsi="Courier New" w:cs="Courier New"/>
+          <w:sz w:val="16"/>
+          <w:szCs w:val="16"/>
+        </w:rPr>
+        <w:tab/>
+        <w:t>public OrderStatus getOrderStatus(String orderId) {</w:t>
+      </w:r>
+      <w:r>
+        <w:rPr>
+          <w:rFonts w:ascii="Courier New" w:hAnsi="Courier New" w:cs="Courier New"/>
+          <w:sz w:val="16"/>
+          <w:szCs w:val="16"/>
+        </w:rPr>
+        <w:br/>
+      </w:r>
+      <w:r>
+        <w:rPr>
+          <w:rFonts w:ascii="Courier New" w:hAnsi="Courier New" w:cs="Courier New"/>
+          <w:sz w:val="16"/>
+          <w:szCs w:val="16"/>
+        </w:rPr>
+        <w:tab/>
+      </w:r>
+      <w:r>
+        <w:rPr>
+          <w:rFonts w:ascii="Courier New" w:hAnsi="Courier New" w:cs="Courier New"/>
+          <w:sz w:val="16"/>
+          <w:szCs w:val="16"/>
+        </w:rPr>
+        <w:tab/>
+        <w:t>throw new UnsupportedOperationException();</w:t>
+      </w:r>
+      <w:r>
+        <w:rPr>
+          <w:rFonts w:ascii="Courier New" w:hAnsi="Courier New" w:cs="Courier New"/>
+          <w:sz w:val="16"/>
+          <w:szCs w:val="16"/>
+        </w:rPr>
+        <w:br/>
+      </w:r>
+      <w:r>
+        <w:rPr>
+          <w:rFonts w:ascii="Courier New" w:hAnsi="Courier New" w:cs="Courier New"/>
+          <w:sz w:val="16"/>
+          <w:szCs w:val="16"/>
+        </w:rPr>
+        <w:tab/>
+        <w:t>}</w:t>
+      </w:r>
+      <w:r>
+        <w:rPr>
+          <w:rFonts w:ascii="Courier New" w:hAnsi="Courier New" w:cs="Courier New"/>
+          <w:sz w:val="16"/>
+          <w:szCs w:val="16"/>
+        </w:rPr>
+        <w:br/>
+      </w:r>
+      <w:r>
+        <w:rPr>
+          <w:rFonts w:ascii="Courier New" w:hAnsi="Courier New" w:cs="Courier New"/>
+          <w:sz w:val="16"/>
+          <w:szCs w:val="16"/>
+        </w:rPr>
+        <w:br/>
+      </w:r>
+      <w:r>
+        <w:rPr>
+          <w:rFonts w:ascii="Courier New" w:hAnsi="Courier New" w:cs="Courier New"/>
+          <w:sz w:val="16"/>
+          <w:szCs w:val="16"/>
+        </w:rPr>
+        <w:tab/>
+        <w:t>public List&lt;Product&gt; getCatalogue() {</w:t>
+      </w:r>
+      <w:r>
+        <w:rPr>
+          <w:rFonts w:ascii="Courier New" w:hAnsi="Courier New" w:cs="Courier New"/>
+          <w:sz w:val="16"/>
+          <w:szCs w:val="16"/>
+        </w:rPr>
+        <w:br/>
+      </w:r>
+      <w:r>
+        <w:rPr>
+          <w:rFonts w:ascii="Courier New" w:hAnsi="Courier New" w:cs="Courier New"/>
+          <w:sz w:val="16"/>
+          <w:szCs w:val="16"/>
+        </w:rPr>
+        <w:tab/>
+      </w:r>
+      <w:r>
+        <w:rPr>
+          <w:rFonts w:ascii="Courier New" w:hAnsi="Courier New" w:cs="Courier New"/>
+          <w:sz w:val="16"/>
+          <w:szCs w:val="16"/>
+        </w:rPr>
+        <w:tab/>
+        <w:t>throw new UnsupportedOperationException();</w:t>
+      </w:r>
+      <w:r>
+        <w:rPr>
+          <w:rFonts w:ascii="Courier New" w:hAnsi="Courier New" w:cs="Courier New"/>
+          <w:sz w:val="16"/>
+          <w:szCs w:val="16"/>
+        </w:rPr>
+        <w:br/>
+      </w:r>
+      <w:r>
+        <w:rPr>
+          <w:rFonts w:ascii="Courier New" w:hAnsi="Courier New" w:cs="Courier New"/>
+          <w:sz w:val="16"/>
+          <w:szCs w:val="16"/>
+        </w:rPr>
+        <w:tab/>
+        <w:t>}</w:t>
+      </w:r>
+      <w:r>
+        <w:rPr>
+          <w:rFonts w:ascii="Courier New" w:hAnsi="Courier New" w:cs="Courier New"/>
+          <w:sz w:val="16"/>
+          <w:szCs w:val="16"/>
+        </w:rPr>
+        <w:br/>
+      </w:r>
+      <w:r>
+        <w:rPr>
+          <w:rFonts w:ascii="Courier New" w:hAnsi="Courier New" w:cs="Courier New"/>
+          <w:sz w:val="16"/>
+          <w:szCs w:val="16"/>
+        </w:rPr>
+        <w:br/>
+      </w:r>
+      <w:r>
+        <w:rPr>
+          <w:rFonts w:ascii="Courier New" w:hAnsi="Courier New" w:cs="Courier New"/>
+          <w:sz w:val="16"/>
+          <w:szCs w:val="16"/>
+        </w:rPr>
+        <w:tab/>
+        <w:t>/**</w:t>
+      </w:r>
+      <w:r>
+        <w:rPr>
+          <w:rFonts w:ascii="Courier New" w:hAnsi="Courier New" w:cs="Courier New"/>
+          <w:sz w:val="16"/>
+          <w:szCs w:val="16"/>
+        </w:rPr>
+        <w:br/>
+      </w:r>
+      <w:r>
+        <w:rPr>
+          <w:rFonts w:ascii="Courier New" w:hAnsi="Courier New" w:cs="Courier New"/>
+          <w:sz w:val="16"/>
+          <w:szCs w:val="16"/>
+        </w:rPr>
+        <w:tab/>
+        <w:t xml:space="preserve"> * </w:t>
+      </w:r>
+      <w:r>
+        <w:rPr>
+          <w:rFonts w:ascii="Courier New" w:hAnsi="Courier New" w:cs="Courier New"/>
+          <w:sz w:val="16"/>
+          <w:szCs w:val="16"/>
+        </w:rPr>
+        <w:br/>
+      </w:r>
+      <w:r>
+        <w:rPr>
+          <w:rFonts w:ascii="Courier New" w:hAnsi="Courier New" w:cs="Courier New"/>
+          <w:sz w:val="16"/>
+          <w:szCs w:val="16"/>
+        </w:rPr>
+        <w:tab/>
+        <w:t xml:space="preserve"> * @param fromDate</w:t>
+      </w:r>
+      <w:r>
+        <w:rPr>
+          <w:rFonts w:ascii="Courier New" w:hAnsi="Courier New" w:cs="Courier New"/>
+          <w:sz w:val="16"/>
+          <w:szCs w:val="16"/>
+        </w:rPr>
+        <w:br/>
+      </w:r>
+      <w:r>
+        <w:rPr>
+          <w:rFonts w:ascii="Courier New" w:hAnsi="Courier New" w:cs="Courier New"/>
+          <w:sz w:val="16"/>
+          <w:szCs w:val="16"/>
+        </w:rPr>
+        <w:tab/>
+        <w:t xml:space="preserve"> * @param toDate</w:t>
+      </w:r>
+      <w:r>
+        <w:rPr>
+          <w:rFonts w:ascii="Courier New" w:hAnsi="Courier New" w:cs="Courier New"/>
+          <w:sz w:val="16"/>
+          <w:szCs w:val="16"/>
+        </w:rPr>
+        <w:br/>
+      </w:r>
+      <w:r>
+        <w:rPr>
+          <w:rFonts w:ascii="Courier New" w:hAnsi="Courier New" w:cs="Courier New"/>
+          <w:sz w:val="16"/>
+          <w:szCs w:val="16"/>
+        </w:rPr>
+        <w:tab/>
+        <w:t xml:space="preserve"> */</w:t>
+      </w:r>
+      <w:r>
+        <w:rPr>
+          <w:rFonts w:ascii="Courier New" w:hAnsi="Courier New" w:cs="Courier New"/>
+          <w:sz w:val="16"/>
+          <w:szCs w:val="16"/>
+        </w:rPr>
+        <w:br/>
+      </w:r>
+      <w:r>
+        <w:rPr>
+          <w:rFonts w:ascii="Courier New" w:hAnsi="Courier New" w:cs="Courier New"/>
+          <w:sz w:val="16"/>
+          <w:szCs w:val="16"/>
+        </w:rPr>
+        <w:tab/>
+        <w:t>public List&lt;Order&gt; getOrderHistory(LocalDate fromDate, LocalDate toDate) {</w:t>
+      </w:r>
+      <w:r>
+        <w:rPr>
+          <w:rFonts w:ascii="Courier New" w:hAnsi="Courier New" w:cs="Courier New"/>
+          <w:sz w:val="16"/>
+          <w:szCs w:val="16"/>
+        </w:rPr>
+        <w:br/>
+      </w:r>
+      <w:r>
+        <w:rPr>
+          <w:rFonts w:ascii="Courier New" w:hAnsi="Courier New" w:cs="Courier New"/>
+          <w:sz w:val="16"/>
+          <w:szCs w:val="16"/>
+        </w:rPr>
+        <w:tab/>
+      </w:r>
+      <w:r>
+        <w:rPr>
+          <w:rFonts w:ascii="Courier New" w:hAnsi="Courier New" w:cs="Courier New"/>
+          <w:sz w:val="16"/>
+          <w:szCs w:val="16"/>
+        </w:rPr>
+        <w:tab/>
+        <w:t>throw new UnsupportedOperationException();</w:t>
+      </w:r>
+      <w:r>
+        <w:rPr>
+          <w:rFonts w:ascii="Courier New" w:hAnsi="Courier New" w:cs="Courier New"/>
+          <w:sz w:val="16"/>
+          <w:szCs w:val="16"/>
+        </w:rPr>
+        <w:br/>
+      </w:r>
+      <w:r>
+        <w:rPr>
+          <w:rFonts w:ascii="Courier New" w:hAnsi="Courier New" w:cs="Courier New"/>
+          <w:sz w:val="16"/>
+          <w:szCs w:val="16"/>
+        </w:rPr>
+        <w:tab/>
+        <w:t>}</w:t>
+      </w:r>
+      <w:r>
+        <w:rPr>
+          <w:rFonts w:ascii="Courier New" w:hAnsi="Courier New" w:cs="Courier New"/>
+          <w:sz w:val="16"/>
+          <w:szCs w:val="16"/>
+        </w:rPr>
+        <w:br/>
+      </w:r>
+      <w:r>
+        <w:rPr>
+          <w:rFonts w:ascii="Courier New" w:hAnsi="Courier New" w:cs="Courier New"/>
+          <w:sz w:val="16"/>
+          <w:szCs w:val="16"/>
+        </w:rPr>
+        <w:br/>
+        <w:t>}</w:t>
+      </w:r>
+    </w:p>
+    <w:p>
+      <w:pPr>
+        <w:rPr>
+          <w:rFonts w:ascii="Times New Roman" w:hAnsi="Times New Roman" w:cs="Times New Roman"/>
+          <w:b/>
+          <w:bCs/>
+        </w:rPr>
+      </w:pPr>
+    </w:p>
+    <w:p>
+      <w:pPr>
+        <w:rPr>
+          <w:rFonts w:ascii="Times New Roman" w:hAnsi="Times New Roman" w:cs="Times New Roman"/>
+          <w:b/>
+          <w:bCs/>
+        </w:rPr>
+      </w:pPr>
+      <w:r>
+        <w:rPr>
+          <w:rFonts w:ascii="Times New Roman" w:hAnsi="Times New Roman" w:cs="Times New Roman"/>
+          <w:b/>
+          <w:bCs/>
+        </w:rPr>
+        <w:lastRenderedPageBreak/>
+        <w:t>Description</w:t>
+      </w:r>
+    </w:p>
+    <w:p>
+      <w:pPr>
+        <w:rPr>
+          <w:rFonts w:ascii="Times New Roman" w:hAnsi="Times New Roman" w:cs="Times New Roman"/>
+        </w:rPr>
+      </w:pPr>
+      <w:r>
+        <w:rPr>
+          <w:rFonts w:ascii="Times New Roman" w:hAnsi="Times New Roman" w:cs="Times New Roman"/>
+        </w:rPr>
+        <w:t>The SAtoCA class represents the implementation class for the I_SAtoCA interface.</w:t>
+      </w:r>
+    </w:p>
+    <w:p>
+      <w:pPr>
+        <w:rPr>
+          <w:rFonts w:ascii="Times New Roman" w:hAnsi="Times New Roman" w:cs="Times New Roman"/>
+        </w:rPr>
+      </w:pPr>
+      <w:r>
+        <w:rPr>
+          <w:rFonts w:ascii="Times New Roman" w:hAnsi="Times New Roman" w:cs="Times New Roman"/>
+        </w:rPr>
+        <w:t>The class includes:</w:t>
+      </w:r>
+    </w:p>
+    <w:p>
+      <w:pPr>
+        <w:numPr>
+          <w:ilvl w:val="0"/>
+          <w:numId w:val="14"/>
+        </w:numPr>
+        <w:rPr>
+          <w:rFonts w:ascii="Times New Roman" w:hAnsi="Times New Roman" w:cs="Times New Roman"/>
+        </w:rPr>
+      </w:pPr>
+      <w:r>
+        <w:rPr>
+          <w:rFonts w:ascii="Times New Roman" w:hAnsi="Times New Roman" w:cs="Times New Roman"/>
+        </w:rPr>
+        <w:t>A constructor (SAtoCA())</w:t>
+      </w:r>
+    </w:p>
+    <w:p>
+      <w:pPr>
+        <w:numPr>
+          <w:ilvl w:val="0"/>
+          <w:numId w:val="14"/>
+        </w:numPr>
+        <w:rPr>
+          <w:rFonts w:ascii="Times New Roman" w:hAnsi="Times New Roman" w:cs="Times New Roman"/>
+        </w:rPr>
+      </w:pPr>
+      <w:r>
+        <w:rPr>
+          <w:rFonts w:ascii="Times New Roman" w:hAnsi="Times New Roman" w:cs="Times New Roman"/>
+        </w:rPr>
+        <w:t>Stubbed method bodies that throw UnsupportedOperationException</w:t>
+      </w:r>
+    </w:p>
+    <w:p>
+      <w:pPr>
+        <w:rPr>
+          <w:rFonts w:ascii="Times New Roman" w:hAnsi="Times New Roman" w:cs="Times New Roman"/>
+        </w:rPr>
+      </w:pPr>
+      <w:r>
+        <w:rPr>
+          <w:rFonts w:ascii="Times New Roman" w:hAnsi="Times New Roman" w:cs="Times New Roman"/>
+        </w:rPr>
+        <w:t>The stubbed structure provides a validated interface layer and a stable implementation shell which can be incrementally extended during later stages of development. This supports early validation of integration structure and allows interface-level test cases to be designed prior to completing full business logic and database functionality.</w:t>
+      </w:r>
+    </w:p>
+    <w:p>
+      <w:pPr>
+        <w:rPr>
+          <w:rFonts w:ascii="Times New Roman" w:hAnsi="Times New Roman" w:cs="Times New Roman"/>
+          <w:b/>
+          <w:bCs/>
+        </w:rPr>
+      </w:pPr>
+      <w:r>
+        <w:rPr>
+          <w:rFonts w:ascii="Times New Roman" w:hAnsi="Times New Roman" w:cs="Times New Roman"/>
+          <w:b/>
+          <w:bCs/>
+        </w:rPr>
+        <w:t>7.5.8 Summary</w:t>
+      </w:r>
+    </w:p>
+    <w:p>
+      <w:pPr>
+        <w:rPr>
+          <w:rFonts w:ascii="Times New Roman" w:hAnsi="Times New Roman" w:cs="Times New Roman"/>
+        </w:rPr>
+      </w:pPr>
+      <w:r>
+        <w:rPr>
+          <w:rFonts w:ascii="Times New Roman" w:hAnsi="Times New Roman" w:cs="Times New Roman"/>
+        </w:rPr>
+        <w:t>The interfaces presented in this section define the integration boundaries and service contracts of the subsystem. The generated Java source code ensures that the implementation structure matches the design model and establishes a foundation for incremental development and interface-based testing.</w:t>
+      </w:r>
+    </w:p>
+    <w:p>
+      <w:pPr>
         <w:pStyle w:val="Heading1"/>
       </w:pPr>
-      <w:bookmarkStart w:id="23" w:name="_Toc223057939"/>
+      <w:bookmarkStart w:id="23" w:name="_Toc223092195"/>
       <w:r>
         <w:t>7.6</w:t>
       </w:r>
@@ -27840,7 +30763,7 @@
           <w:rFonts w:ascii="Times New Roman" w:hAnsi="Times New Roman" w:cs="Times New Roman"/>
         </w:rPr>
       </w:pPr>
-      <w:bookmarkStart w:id="24" w:name="_Toc223057940"/>
+      <w:bookmarkStart w:id="24" w:name="_Toc223092196"/>
       <w:r>
         <w:rPr>
           <w:rFonts w:ascii="Times New Roman" w:hAnsi="Times New Roman" w:cs="Times New Roman"/>
@@ -27856,7 +30779,7 @@
           <w:rFonts w:ascii="Times New Roman" w:hAnsi="Times New Roman" w:cs="Times New Roman"/>
         </w:rPr>
       </w:pPr>
-      <w:bookmarkStart w:id="25" w:name="_Toc223057941"/>
+      <w:bookmarkStart w:id="25" w:name="_Toc223092197"/>
       <w:r>
         <w:rPr>
           <w:rFonts w:ascii="Times New Roman" w:hAnsi="Times New Roman" w:cs="Times New Roman"/>
@@ -27876,49 +30799,7 @@
         <w:rPr>
           <w:rFonts w:ascii="Times New Roman" w:hAnsi="Times New Roman" w:cs="Times New Roman"/>
         </w:rPr>
-        <w:t xml:space="preserve">Your company has been invited to develop an “IT system to assist with the distribution of pharmaceutical goods” for </w:t>
-      </w:r>
-      <w:proofErr w:type="spellStart"/>
-      <w:r>
-        <w:rPr>
-          <w:rFonts w:ascii="Times New Roman" w:hAnsi="Times New Roman" w:cs="Times New Roman"/>
-        </w:rPr>
-        <w:t>InfoPharma</w:t>
-      </w:r>
-      <w:proofErr w:type="spellEnd"/>
-      <w:r>
-        <w:rPr>
-          <w:rFonts w:ascii="Times New Roman" w:hAnsi="Times New Roman" w:cs="Times New Roman"/>
-        </w:rPr>
-        <w:t xml:space="preserve"> Ltd, a major pharmaceutical distributor. </w:t>
-      </w:r>
-      <w:proofErr w:type="spellStart"/>
-      <w:r>
-        <w:rPr>
-          <w:rFonts w:ascii="Times New Roman" w:hAnsi="Times New Roman" w:cs="Times New Roman"/>
-        </w:rPr>
-        <w:t>InfoPharma</w:t>
-      </w:r>
-      <w:proofErr w:type="spellEnd"/>
-      <w:r>
-        <w:rPr>
-          <w:rFonts w:ascii="Times New Roman" w:hAnsi="Times New Roman" w:cs="Times New Roman"/>
-        </w:rPr>
-        <w:t xml:space="preserve"> intend to optimise their interaction with their clients, retail merchants (individuals running own chemist shop and large retailers with chains of stores, e.g. Boots and </w:t>
-      </w:r>
-      <w:proofErr w:type="spellStart"/>
-      <w:r>
-        <w:rPr>
-          <w:rFonts w:ascii="Times New Roman" w:hAnsi="Times New Roman" w:cs="Times New Roman"/>
-        </w:rPr>
-        <w:t>Superdrags</w:t>
-      </w:r>
-      <w:proofErr w:type="spellEnd"/>
-      <w:r>
-        <w:rPr>
-          <w:rFonts w:ascii="Times New Roman" w:hAnsi="Times New Roman" w:cs="Times New Roman"/>
-        </w:rPr>
-        <w:t>), who sell drugs and other pharmaceutical goods to the members of the public. The new system will also allow small retailers to sell pharmaceutical goods online.</w:t>
+        <w:t>Your company has been invited to develop an “IT system to assist with the distribution of pharmaceutical goods” for InfoPharma Ltd, a major pharmaceutical distributor. InfoPharma intend to optimise their interaction with their clients, retail merchants (individuals running own chemist shop and large retailers with chains of stores, e.g. Boots and Superdrags), who sell drugs and other pharmaceutical goods to the members of the public. The new system will also allow small retailers to sell pharmaceutical goods online.</w:t>
       </w:r>
     </w:p>
     <w:p>
@@ -27932,21 +30813,7 @@
         <w:rPr>
           <w:rFonts w:ascii="Times New Roman" w:hAnsi="Times New Roman" w:cs="Times New Roman"/>
         </w:rPr>
-        <w:t xml:space="preserve">Currently, </w:t>
-      </w:r>
-      <w:proofErr w:type="spellStart"/>
-      <w:r>
-        <w:rPr>
-          <w:rFonts w:ascii="Times New Roman" w:hAnsi="Times New Roman" w:cs="Times New Roman"/>
-        </w:rPr>
-        <w:t>InfoPharma</w:t>
-      </w:r>
-      <w:proofErr w:type="spellEnd"/>
-      <w:r>
-        <w:rPr>
-          <w:rFonts w:ascii="Times New Roman" w:hAnsi="Times New Roman" w:cs="Times New Roman"/>
-        </w:rPr>
-        <w:t xml:space="preserve"> communicate with merchants by distributing a catalogue of goods available to the interested parties. The catalogue is printed monthly, but in case of major changes of prices special editions can also be printed between the regular updates. Orders are taken by using conventional means such as phone and more recently – e- mail.</w:t>
+        <w:t>Currently, InfoPharma communicate with merchants by distributing a catalogue of goods available to the interested parties. The catalogue is printed monthly, but in case of major changes of prices special editions can also be printed between the regular updates. Orders are taken by using conventional means such as phone and more recently – e- mail.</w:t>
       </w:r>
     </w:p>
     <w:p>
@@ -27960,49 +30827,14 @@
         <w:rPr>
           <w:rFonts w:ascii="Times New Roman" w:hAnsi="Times New Roman" w:cs="Times New Roman"/>
         </w:rPr>
-        <w:t xml:space="preserve">Maintaining this way of interacting with the client base is not justified any longer since most of the retailers are already online and have converted parts of their business to ‘paperless’ technology. Deploying a B2B suite of software applications seems long overdue. </w:t>
-      </w:r>
-      <w:proofErr w:type="spellStart"/>
-      <w:r>
-        <w:rPr>
-          <w:rFonts w:ascii="Times New Roman" w:hAnsi="Times New Roman" w:cs="Times New Roman"/>
-        </w:rPr>
-        <w:t>InfoPharma</w:t>
-      </w:r>
-      <w:proofErr w:type="spellEnd"/>
-      <w:r>
-        <w:rPr>
-          <w:rFonts w:ascii="Times New Roman" w:hAnsi="Times New Roman" w:cs="Times New Roman"/>
-        </w:rPr>
-        <w:t xml:space="preserve"> want a smooth transition from the current catalogue-based operation to operation relying on a new software order tracking system (</w:t>
-      </w:r>
-      <w:proofErr w:type="spellStart"/>
-      <w:r>
-        <w:rPr>
-          <w:rFonts w:ascii="Times New Roman" w:hAnsi="Times New Roman" w:cs="Times New Roman"/>
-        </w:rPr>
-        <w:t>InfoPharma</w:t>
-      </w:r>
-      <w:proofErr w:type="spellEnd"/>
-      <w:r>
-        <w:rPr>
-          <w:rFonts w:ascii="Times New Roman" w:hAnsi="Times New Roman" w:cs="Times New Roman"/>
-        </w:rPr>
-        <w:t xml:space="preserve"> Ordering System, IPOS). They would like to have in place for a few months the current operation (catalogue and orders by phone/email) together with IPOS which would allow retailers to have access to the most up to date catalogue and easy ordering from a desktop PC. In addition, </w:t>
-      </w:r>
-      <w:proofErr w:type="gramStart"/>
-      <w:r>
-        <w:rPr>
-          <w:rFonts w:ascii="Times New Roman" w:hAnsi="Times New Roman" w:cs="Times New Roman"/>
-        </w:rPr>
-        <w:t>in order to</w:t>
-      </w:r>
-      <w:proofErr w:type="gramEnd"/>
-      <w:r>
-        <w:rPr>
-          <w:rFonts w:ascii="Times New Roman" w:hAnsi="Times New Roman" w:cs="Times New Roman"/>
-        </w:rPr>
-        <w:t xml:space="preserve"> motivate the clients (mainly the pharmacy shop owners) to switch to IPOS quickly, they would like IPOS to include extensive functionality which can be useful to the retailers in their work with their customers: controlling the local stock availability in shops, maintaining customers database and ability to provide discounts to regular customers. IPOS will also allow the shop owner to offer their products online.</w:t>
+        <w:t xml:space="preserve">Maintaining this way of interacting with the client base is not justified any longer since most of the retailers are already online and have converted parts of their business to ‘paperless’ technology. Deploying a B2B suite of software applications seems long overdue. InfoPharma want a smooth transition from the current catalogue-based operation to operation relying on a new software order tracking system (InfoPharma Ordering System, IPOS). They would like to have in place for a few months the current operation (catalogue and orders by phone/email) together with IPOS which would allow retailers to have access to the most up to date </w:t>
+      </w:r>
+      <w:r>
+        <w:rPr>
+          <w:rFonts w:ascii="Times New Roman" w:hAnsi="Times New Roman" w:cs="Times New Roman"/>
+        </w:rPr>
+        <w:lastRenderedPageBreak/>
+        <w:t>catalogue and easy ordering from a desktop PC. In addition, in order to motivate the clients (mainly the pharmacy shop owners) to switch to IPOS quickly, they would like IPOS to include extensive functionality which can be useful to the retailers in their work with their customers: controlling the local stock availability in shops, maintaining customers database and ability to provide discounts to regular customers. IPOS will also allow the shop owner to offer their products online.</w:t>
       </w:r>
     </w:p>
     <w:p>
@@ -28012,19 +30844,11 @@
           <w:rFonts w:ascii="Times New Roman" w:hAnsi="Times New Roman" w:cs="Times New Roman"/>
         </w:rPr>
       </w:pPr>
-      <w:proofErr w:type="spellStart"/>
-      <w:r>
-        <w:rPr>
-          <w:rFonts w:ascii="Times New Roman" w:hAnsi="Times New Roman" w:cs="Times New Roman"/>
-        </w:rPr>
-        <w:t>InfoPharma</w:t>
-      </w:r>
-      <w:proofErr w:type="spellEnd"/>
-      <w:r>
-        <w:rPr>
-          <w:rFonts w:ascii="Times New Roman" w:hAnsi="Times New Roman" w:cs="Times New Roman"/>
-        </w:rPr>
-        <w:t xml:space="preserve"> Ltd. may decide to offer your company the development of the production version of IPOS and a maintenance contract for it, if you do a good job with the prototype of IPOS.</w:t>
+      <w:r>
+        <w:rPr>
+          <w:rFonts w:ascii="Times New Roman" w:hAnsi="Times New Roman" w:cs="Times New Roman"/>
+        </w:rPr>
+        <w:t>InfoPharma Ltd. may decide to offer your company the development of the production version of IPOS and a maintenance contract for it, if you do a good job with the prototype of IPOS.</w:t>
       </w:r>
     </w:p>
     <w:p>
@@ -28038,42 +30862,7 @@
         <w:rPr>
           <w:rFonts w:ascii="Times New Roman" w:hAnsi="Times New Roman" w:cs="Times New Roman"/>
         </w:rPr>
-        <w:t xml:space="preserve">Your consultant has won the contract from </w:t>
-      </w:r>
-      <w:proofErr w:type="spellStart"/>
-      <w:r>
-        <w:rPr>
-          <w:rFonts w:ascii="Times New Roman" w:hAnsi="Times New Roman" w:cs="Times New Roman"/>
-        </w:rPr>
-        <w:t>InfoPharma’s</w:t>
-      </w:r>
-      <w:proofErr w:type="spellEnd"/>
-      <w:r>
-        <w:rPr>
-          <w:rFonts w:ascii="Times New Roman" w:hAnsi="Times New Roman" w:cs="Times New Roman"/>
-        </w:rPr>
-        <w:t xml:space="preserve"> head office to assess their requirements and produce a project plan for the implementation of one system for one Pharmacy. Your team has been tasked with doing the job. She/he asks you to set up an </w:t>
-      </w:r>
-      <w:r>
-        <w:rPr>
-          <w:rFonts w:ascii="Times New Roman" w:hAnsi="Times New Roman" w:cs="Times New Roman"/>
-        </w:rPr>
-        <w:lastRenderedPageBreak/>
-        <w:t xml:space="preserve">appointment for an interview with Mr. Lancaster, the founder and CEO at </w:t>
-      </w:r>
-      <w:proofErr w:type="spellStart"/>
-      <w:r>
-        <w:rPr>
-          <w:rFonts w:ascii="Times New Roman" w:hAnsi="Times New Roman" w:cs="Times New Roman"/>
-        </w:rPr>
-        <w:t>InfoPharma</w:t>
-      </w:r>
-      <w:proofErr w:type="spellEnd"/>
-      <w:r>
-        <w:rPr>
-          <w:rFonts w:ascii="Times New Roman" w:hAnsi="Times New Roman" w:cs="Times New Roman"/>
-        </w:rPr>
-        <w:t xml:space="preserve"> Ltd. Mr Lancaster has agreed to provide clarification on the requirements for the new system.</w:t>
+        <w:t>Your consultant has won the contract from InfoPharma’s head office to assess their requirements and produce a project plan for the implementation of one system for one Pharmacy. Your team has been tasked with doing the job. She/he asks you to set up an appointment for an interview with Mr. Lancaster, the founder and CEO at InfoPharma Ltd. Mr Lancaster has agreed to provide clarification on the requirements for the new system.</w:t>
       </w:r>
     </w:p>
     <w:p>
@@ -28110,35 +30899,7 @@
           <w:rFonts w:ascii="Times New Roman" w:hAnsi="Times New Roman" w:cs="Times New Roman"/>
         </w:rPr>
         <w:br/>
-        <w:t xml:space="preserve">The </w:t>
-      </w:r>
-      <w:proofErr w:type="spellStart"/>
-      <w:r>
-        <w:rPr>
-          <w:rFonts w:ascii="Times New Roman" w:hAnsi="Times New Roman" w:cs="Times New Roman"/>
-        </w:rPr>
-        <w:t>InfoPharma</w:t>
-      </w:r>
-      <w:proofErr w:type="spellEnd"/>
-      <w:r>
-        <w:rPr>
-          <w:rFonts w:ascii="Times New Roman" w:hAnsi="Times New Roman" w:cs="Times New Roman"/>
-        </w:rPr>
-        <w:t xml:space="preserve"> Ordering System (IPOS) will keep track of the orders of pharmaceutical goods made by merchants to </w:t>
-      </w:r>
-      <w:proofErr w:type="spellStart"/>
-      <w:r>
-        <w:rPr>
-          <w:rFonts w:ascii="Times New Roman" w:hAnsi="Times New Roman" w:cs="Times New Roman"/>
-        </w:rPr>
-        <w:t>InfoPharma</w:t>
-      </w:r>
-      <w:proofErr w:type="spellEnd"/>
-      <w:r>
-        <w:rPr>
-          <w:rFonts w:ascii="Times New Roman" w:hAnsi="Times New Roman" w:cs="Times New Roman"/>
-        </w:rPr>
-        <w:t xml:space="preserve"> Ltd and will assist the merchants’ sales to consumers.</w:t>
+        <w:t>The InfoPharma Ordering System (IPOS) will keep track of the orders of pharmaceutical goods made by merchants to InfoPharma Ltd and will assist the merchants’ sales to consumers.</w:t>
       </w:r>
     </w:p>
     <w:p>
@@ -28167,41 +30928,14 @@
           <w:rFonts w:ascii="Times New Roman" w:hAnsi="Times New Roman" w:cs="Times New Roman"/>
         </w:rPr>
         <w:tab/>
-      </w:r>
-      <w:proofErr w:type="spellStart"/>
-      <w:r>
-        <w:rPr>
-          <w:rFonts w:ascii="Times New Roman" w:hAnsi="Times New Roman" w:cs="Times New Roman"/>
-        </w:rPr>
-        <w:t>i</w:t>
-      </w:r>
-      <w:proofErr w:type="spellEnd"/>
-      <w:r>
-        <w:rPr>
-          <w:rFonts w:ascii="Times New Roman" w:hAnsi="Times New Roman" w:cs="Times New Roman"/>
-        </w:rPr>
-        <w:t xml:space="preserve">)  A server application (IPOS-SA), which in the fully functional production version will be </w:t>
+        <w:t xml:space="preserve">i)  A server application (IPOS-SA), which in the fully functional production version will be </w:t>
       </w:r>
       <w:r>
         <w:rPr>
           <w:rFonts w:ascii="Times New Roman" w:hAnsi="Times New Roman" w:cs="Times New Roman"/>
         </w:rPr>
         <w:tab/>
-        <w:t xml:space="preserve">administered by the IT department of </w:t>
-      </w:r>
-      <w:proofErr w:type="spellStart"/>
-      <w:r>
-        <w:rPr>
-          <w:rFonts w:ascii="Times New Roman" w:hAnsi="Times New Roman" w:cs="Times New Roman"/>
-        </w:rPr>
-        <w:t>InfoPharma</w:t>
-      </w:r>
-      <w:proofErr w:type="spellEnd"/>
-      <w:r>
-        <w:rPr>
-          <w:rFonts w:ascii="Times New Roman" w:hAnsi="Times New Roman" w:cs="Times New Roman"/>
-        </w:rPr>
-        <w:t xml:space="preserve"> Ltd.</w:t>
+        <w:t>administered by the IT department of InfoPharma Ltd.</w:t>
       </w:r>
     </w:p>
     <w:p>
@@ -28276,11 +31010,12 @@
           <w:rFonts w:ascii="Times New Roman" w:hAnsi="Times New Roman" w:cs="Times New Roman"/>
         </w:rPr>
       </w:pPr>
-      <w:bookmarkStart w:id="26" w:name="_Toc223057942"/>
-      <w:r>
-        <w:rPr>
-          <w:rFonts w:ascii="Times New Roman" w:hAnsi="Times New Roman" w:cs="Times New Roman"/>
-        </w:rPr>
+      <w:bookmarkStart w:id="26" w:name="_Toc223092198"/>
+      <w:r>
+        <w:rPr>
+          <w:rFonts w:ascii="Times New Roman" w:hAnsi="Times New Roman" w:cs="Times New Roman"/>
+        </w:rPr>
+        <w:lastRenderedPageBreak/>
         <w:t>8.2 Hardware (Minimal and Optimal Configuration)</w:t>
       </w:r>
       <w:bookmarkEnd w:id="26"/>
@@ -28292,7 +31027,7 @@
           <w:rFonts w:ascii="Times New Roman" w:hAnsi="Times New Roman" w:cs="Times New Roman"/>
         </w:rPr>
       </w:pPr>
-      <w:bookmarkStart w:id="27" w:name="_Toc223057943"/>
+      <w:bookmarkStart w:id="27" w:name="_Toc223092199"/>
       <w:r>
         <w:rPr>
           <w:rFonts w:ascii="Times New Roman" w:hAnsi="Times New Roman" w:cs="Times New Roman"/>
@@ -28322,7 +31057,7 @@
           <w:rFonts w:ascii="Times New Roman" w:hAnsi="Times New Roman" w:cs="Times New Roman"/>
         </w:rPr>
       </w:pPr>
-      <w:bookmarkStart w:id="28" w:name="_Toc223057944"/>
+      <w:bookmarkStart w:id="28" w:name="_Toc223092200"/>
       <w:r>
         <w:rPr>
           <w:rFonts w:ascii="Times New Roman" w:hAnsi="Times New Roman" w:cs="Times New Roman"/>
@@ -28342,21 +31077,7 @@
         <w:rPr>
           <w:rFonts w:ascii="Times New Roman" w:hAnsi="Times New Roman" w:cs="Times New Roman"/>
         </w:rPr>
-        <w:t xml:space="preserve">The optimal hardware configuration, that is recommended for the development of IPOS consists of a laptop or desktop PC, with a multi-threaded 8 core CPU, at least 16GB of RAM, ideally more, and at least 100+GB of free hard-drive space for the software and data to be stored on a database server such as MySQL. This optimal configuration should allow for the best stability when developing and debugging the program, as well as when running the database server locally to avoid system </w:t>
-      </w:r>
-      <w:proofErr w:type="gramStart"/>
-      <w:r>
-        <w:rPr>
-          <w:rFonts w:ascii="Times New Roman" w:hAnsi="Times New Roman" w:cs="Times New Roman"/>
-        </w:rPr>
-        <w:t>lock-ups</w:t>
-      </w:r>
-      <w:proofErr w:type="gramEnd"/>
-      <w:r>
-        <w:rPr>
-          <w:rFonts w:ascii="Times New Roman" w:hAnsi="Times New Roman" w:cs="Times New Roman"/>
-        </w:rPr>
-        <w:t>.</w:t>
+        <w:t>The optimal hardware configuration, that is recommended for the development of IPOS consists of a laptop or desktop PC, with a multi-threaded 8 core CPU, at least 16GB of RAM, ideally more, and at least 100+GB of free hard-drive space for the software and data to be stored on a database server such as MySQL. This optimal configuration should allow for the best stability when developing and debugging the program, as well as when running the database server locally to avoid system lock-ups.</w:t>
       </w:r>
     </w:p>
     <w:sectPr>
@@ -28407,7 +31128,6 @@
         <w:docPartUnique/>
       </w:docPartObj>
     </w:sdtPr>
-    <w:sdtEndPr/>
     <w:sdtContent>
       <w:p>
         <w:pPr>
@@ -28522,6 +31242,304 @@
     </w:lvl>
   </w:abstractNum>
   <w:abstractNum w:abstractNumId="1" w15:restartNumberingAfterBreak="0">
+    <w:nsid w:val="048A61C2"/>
+    <w:multiLevelType w:val="multilevel"/>
+    <w:tmpl w:val="3196B062"/>
+    <w:lvl w:ilvl="0">
+      <w:start w:val="1"/>
+      <w:numFmt w:val="bullet"/>
+      <w:lvlText w:val=""/>
+      <w:lvlJc w:val="left"/>
+      <w:pPr>
+        <w:tabs>
+          <w:tab w:val="num" w:pos="720"/>
+        </w:tabs>
+        <w:ind w:left="720" w:hanging="360"/>
+      </w:pPr>
+      <w:rPr>
+        <w:rFonts w:ascii="Symbol" w:hAnsi="Symbol" w:hint="default"/>
+        <w:sz w:val="20"/>
+      </w:rPr>
+    </w:lvl>
+    <w:lvl w:ilvl="1" w:tentative="1">
+      <w:start w:val="1"/>
+      <w:numFmt w:val="bullet"/>
+      <w:lvlText w:val="o"/>
+      <w:lvlJc w:val="left"/>
+      <w:pPr>
+        <w:tabs>
+          <w:tab w:val="num" w:pos="1440"/>
+        </w:tabs>
+        <w:ind w:left="1440" w:hanging="360"/>
+      </w:pPr>
+      <w:rPr>
+        <w:rFonts w:ascii="Courier New" w:hAnsi="Courier New" w:hint="default"/>
+        <w:sz w:val="20"/>
+      </w:rPr>
+    </w:lvl>
+    <w:lvl w:ilvl="2" w:tentative="1">
+      <w:start w:val="1"/>
+      <w:numFmt w:val="bullet"/>
+      <w:lvlText w:val=""/>
+      <w:lvlJc w:val="left"/>
+      <w:pPr>
+        <w:tabs>
+          <w:tab w:val="num" w:pos="2160"/>
+        </w:tabs>
+        <w:ind w:left="2160" w:hanging="360"/>
+      </w:pPr>
+      <w:rPr>
+        <w:rFonts w:ascii="Wingdings" w:hAnsi="Wingdings" w:hint="default"/>
+        <w:sz w:val="20"/>
+      </w:rPr>
+    </w:lvl>
+    <w:lvl w:ilvl="3" w:tentative="1">
+      <w:start w:val="1"/>
+      <w:numFmt w:val="bullet"/>
+      <w:lvlText w:val=""/>
+      <w:lvlJc w:val="left"/>
+      <w:pPr>
+        <w:tabs>
+          <w:tab w:val="num" w:pos="2880"/>
+        </w:tabs>
+        <w:ind w:left="2880" w:hanging="360"/>
+      </w:pPr>
+      <w:rPr>
+        <w:rFonts w:ascii="Wingdings" w:hAnsi="Wingdings" w:hint="default"/>
+        <w:sz w:val="20"/>
+      </w:rPr>
+    </w:lvl>
+    <w:lvl w:ilvl="4" w:tentative="1">
+      <w:start w:val="1"/>
+      <w:numFmt w:val="bullet"/>
+      <w:lvlText w:val=""/>
+      <w:lvlJc w:val="left"/>
+      <w:pPr>
+        <w:tabs>
+          <w:tab w:val="num" w:pos="3600"/>
+        </w:tabs>
+        <w:ind w:left="3600" w:hanging="360"/>
+      </w:pPr>
+      <w:rPr>
+        <w:rFonts w:ascii="Wingdings" w:hAnsi="Wingdings" w:hint="default"/>
+        <w:sz w:val="20"/>
+      </w:rPr>
+    </w:lvl>
+    <w:lvl w:ilvl="5" w:tentative="1">
+      <w:start w:val="1"/>
+      <w:numFmt w:val="bullet"/>
+      <w:lvlText w:val=""/>
+      <w:lvlJc w:val="left"/>
+      <w:pPr>
+        <w:tabs>
+          <w:tab w:val="num" w:pos="4320"/>
+        </w:tabs>
+        <w:ind w:left="4320" w:hanging="360"/>
+      </w:pPr>
+      <w:rPr>
+        <w:rFonts w:ascii="Wingdings" w:hAnsi="Wingdings" w:hint="default"/>
+        <w:sz w:val="20"/>
+      </w:rPr>
+    </w:lvl>
+    <w:lvl w:ilvl="6" w:tentative="1">
+      <w:start w:val="1"/>
+      <w:numFmt w:val="bullet"/>
+      <w:lvlText w:val=""/>
+      <w:lvlJc w:val="left"/>
+      <w:pPr>
+        <w:tabs>
+          <w:tab w:val="num" w:pos="5040"/>
+        </w:tabs>
+        <w:ind w:left="5040" w:hanging="360"/>
+      </w:pPr>
+      <w:rPr>
+        <w:rFonts w:ascii="Wingdings" w:hAnsi="Wingdings" w:hint="default"/>
+        <w:sz w:val="20"/>
+      </w:rPr>
+    </w:lvl>
+    <w:lvl w:ilvl="7" w:tentative="1">
+      <w:start w:val="1"/>
+      <w:numFmt w:val="bullet"/>
+      <w:lvlText w:val=""/>
+      <w:lvlJc w:val="left"/>
+      <w:pPr>
+        <w:tabs>
+          <w:tab w:val="num" w:pos="5760"/>
+        </w:tabs>
+        <w:ind w:left="5760" w:hanging="360"/>
+      </w:pPr>
+      <w:rPr>
+        <w:rFonts w:ascii="Wingdings" w:hAnsi="Wingdings" w:hint="default"/>
+        <w:sz w:val="20"/>
+      </w:rPr>
+    </w:lvl>
+    <w:lvl w:ilvl="8" w:tentative="1">
+      <w:start w:val="1"/>
+      <w:numFmt w:val="bullet"/>
+      <w:lvlText w:val=""/>
+      <w:lvlJc w:val="left"/>
+      <w:pPr>
+        <w:tabs>
+          <w:tab w:val="num" w:pos="6480"/>
+        </w:tabs>
+        <w:ind w:left="6480" w:hanging="360"/>
+      </w:pPr>
+      <w:rPr>
+        <w:rFonts w:ascii="Wingdings" w:hAnsi="Wingdings" w:hint="default"/>
+        <w:sz w:val="20"/>
+      </w:rPr>
+    </w:lvl>
+  </w:abstractNum>
+  <w:abstractNum w:abstractNumId="2" w15:restartNumberingAfterBreak="0">
+    <w:nsid w:val="0F351720"/>
+    <w:multiLevelType w:val="multilevel"/>
+    <w:tmpl w:val="92401D06"/>
+    <w:lvl w:ilvl="0">
+      <w:start w:val="1"/>
+      <w:numFmt w:val="bullet"/>
+      <w:lvlText w:val=""/>
+      <w:lvlJc w:val="left"/>
+      <w:pPr>
+        <w:tabs>
+          <w:tab w:val="num" w:pos="720"/>
+        </w:tabs>
+        <w:ind w:left="720" w:hanging="360"/>
+      </w:pPr>
+      <w:rPr>
+        <w:rFonts w:ascii="Symbol" w:hAnsi="Symbol" w:hint="default"/>
+        <w:sz w:val="20"/>
+      </w:rPr>
+    </w:lvl>
+    <w:lvl w:ilvl="1" w:tentative="1">
+      <w:start w:val="1"/>
+      <w:numFmt w:val="bullet"/>
+      <w:lvlText w:val="o"/>
+      <w:lvlJc w:val="left"/>
+      <w:pPr>
+        <w:tabs>
+          <w:tab w:val="num" w:pos="1440"/>
+        </w:tabs>
+        <w:ind w:left="1440" w:hanging="360"/>
+      </w:pPr>
+      <w:rPr>
+        <w:rFonts w:ascii="Courier New" w:hAnsi="Courier New" w:hint="default"/>
+        <w:sz w:val="20"/>
+      </w:rPr>
+    </w:lvl>
+    <w:lvl w:ilvl="2" w:tentative="1">
+      <w:start w:val="1"/>
+      <w:numFmt w:val="bullet"/>
+      <w:lvlText w:val=""/>
+      <w:lvlJc w:val="left"/>
+      <w:pPr>
+        <w:tabs>
+          <w:tab w:val="num" w:pos="2160"/>
+        </w:tabs>
+        <w:ind w:left="2160" w:hanging="360"/>
+      </w:pPr>
+      <w:rPr>
+        <w:rFonts w:ascii="Wingdings" w:hAnsi="Wingdings" w:hint="default"/>
+        <w:sz w:val="20"/>
+      </w:rPr>
+    </w:lvl>
+    <w:lvl w:ilvl="3" w:tentative="1">
+      <w:start w:val="1"/>
+      <w:numFmt w:val="bullet"/>
+      <w:lvlText w:val=""/>
+      <w:lvlJc w:val="left"/>
+      <w:pPr>
+        <w:tabs>
+          <w:tab w:val="num" w:pos="2880"/>
+        </w:tabs>
+        <w:ind w:left="2880" w:hanging="360"/>
+      </w:pPr>
+      <w:rPr>
+        <w:rFonts w:ascii="Wingdings" w:hAnsi="Wingdings" w:hint="default"/>
+        <w:sz w:val="20"/>
+      </w:rPr>
+    </w:lvl>
+    <w:lvl w:ilvl="4" w:tentative="1">
+      <w:start w:val="1"/>
+      <w:numFmt w:val="bullet"/>
+      <w:lvlText w:val=""/>
+      <w:lvlJc w:val="left"/>
+      <w:pPr>
+        <w:tabs>
+          <w:tab w:val="num" w:pos="3600"/>
+        </w:tabs>
+        <w:ind w:left="3600" w:hanging="360"/>
+      </w:pPr>
+      <w:rPr>
+        <w:rFonts w:ascii="Wingdings" w:hAnsi="Wingdings" w:hint="default"/>
+        <w:sz w:val="20"/>
+      </w:rPr>
+    </w:lvl>
+    <w:lvl w:ilvl="5" w:tentative="1">
+      <w:start w:val="1"/>
+      <w:numFmt w:val="bullet"/>
+      <w:lvlText w:val=""/>
+      <w:lvlJc w:val="left"/>
+      <w:pPr>
+        <w:tabs>
+          <w:tab w:val="num" w:pos="4320"/>
+        </w:tabs>
+        <w:ind w:left="4320" w:hanging="360"/>
+      </w:pPr>
+      <w:rPr>
+        <w:rFonts w:ascii="Wingdings" w:hAnsi="Wingdings" w:hint="default"/>
+        <w:sz w:val="20"/>
+      </w:rPr>
+    </w:lvl>
+    <w:lvl w:ilvl="6" w:tentative="1">
+      <w:start w:val="1"/>
+      <w:numFmt w:val="bullet"/>
+      <w:lvlText w:val=""/>
+      <w:lvlJc w:val="left"/>
+      <w:pPr>
+        <w:tabs>
+          <w:tab w:val="num" w:pos="5040"/>
+        </w:tabs>
+        <w:ind w:left="5040" w:hanging="360"/>
+      </w:pPr>
+      <w:rPr>
+        <w:rFonts w:ascii="Wingdings" w:hAnsi="Wingdings" w:hint="default"/>
+        <w:sz w:val="20"/>
+      </w:rPr>
+    </w:lvl>
+    <w:lvl w:ilvl="7" w:tentative="1">
+      <w:start w:val="1"/>
+      <w:numFmt w:val="bullet"/>
+      <w:lvlText w:val=""/>
+      <w:lvlJc w:val="left"/>
+      <w:pPr>
+        <w:tabs>
+          <w:tab w:val="num" w:pos="5760"/>
+        </w:tabs>
+        <w:ind w:left="5760" w:hanging="360"/>
+      </w:pPr>
+      <w:rPr>
+        <w:rFonts w:ascii="Wingdings" w:hAnsi="Wingdings" w:hint="default"/>
+        <w:sz w:val="20"/>
+      </w:rPr>
+    </w:lvl>
+    <w:lvl w:ilvl="8" w:tentative="1">
+      <w:start w:val="1"/>
+      <w:numFmt w:val="bullet"/>
+      <w:lvlText w:val=""/>
+      <w:lvlJc w:val="left"/>
+      <w:pPr>
+        <w:tabs>
+          <w:tab w:val="num" w:pos="6480"/>
+        </w:tabs>
+        <w:ind w:left="6480" w:hanging="360"/>
+      </w:pPr>
+      <w:rPr>
+        <w:rFonts w:ascii="Wingdings" w:hAnsi="Wingdings" w:hint="default"/>
+        <w:sz w:val="20"/>
+      </w:rPr>
+    </w:lvl>
+  </w:abstractNum>
+  <w:abstractNum w:abstractNumId="3" w15:restartNumberingAfterBreak="0">
     <w:nsid w:val="1361132B"/>
     <w:multiLevelType w:val="hybridMultilevel"/>
     <w:tmpl w:val="51E67F2E"/>
@@ -28610,7 +31628,7 @@
       </w:pPr>
     </w:lvl>
   </w:abstractNum>
-  <w:abstractNum w:abstractNumId="2" w15:restartNumberingAfterBreak="0">
+  <w:abstractNum w:abstractNumId="4" w15:restartNumberingAfterBreak="0">
     <w:nsid w:val="157841EC"/>
     <w:multiLevelType w:val="hybridMultilevel"/>
     <w:tmpl w:val="525E63C0"/>
@@ -28699,7 +31717,454 @@
       </w:pPr>
     </w:lvl>
   </w:abstractNum>
-  <w:abstractNum w:abstractNumId="3" w15:restartNumberingAfterBreak="0">
+  <w:abstractNum w:abstractNumId="5" w15:restartNumberingAfterBreak="0">
+    <w:nsid w:val="20B734FC"/>
+    <w:multiLevelType w:val="multilevel"/>
+    <w:tmpl w:val="E2AC97A0"/>
+    <w:lvl w:ilvl="0">
+      <w:start w:val="1"/>
+      <w:numFmt w:val="bullet"/>
+      <w:lvlText w:val=""/>
+      <w:lvlJc w:val="left"/>
+      <w:pPr>
+        <w:tabs>
+          <w:tab w:val="num" w:pos="720"/>
+        </w:tabs>
+        <w:ind w:left="720" w:hanging="360"/>
+      </w:pPr>
+      <w:rPr>
+        <w:rFonts w:ascii="Symbol" w:hAnsi="Symbol" w:hint="default"/>
+        <w:sz w:val="20"/>
+      </w:rPr>
+    </w:lvl>
+    <w:lvl w:ilvl="1" w:tentative="1">
+      <w:start w:val="1"/>
+      <w:numFmt w:val="bullet"/>
+      <w:lvlText w:val="o"/>
+      <w:lvlJc w:val="left"/>
+      <w:pPr>
+        <w:tabs>
+          <w:tab w:val="num" w:pos="1440"/>
+        </w:tabs>
+        <w:ind w:left="1440" w:hanging="360"/>
+      </w:pPr>
+      <w:rPr>
+        <w:rFonts w:ascii="Courier New" w:hAnsi="Courier New" w:hint="default"/>
+        <w:sz w:val="20"/>
+      </w:rPr>
+    </w:lvl>
+    <w:lvl w:ilvl="2" w:tentative="1">
+      <w:start w:val="1"/>
+      <w:numFmt w:val="bullet"/>
+      <w:lvlText w:val=""/>
+      <w:lvlJc w:val="left"/>
+      <w:pPr>
+        <w:tabs>
+          <w:tab w:val="num" w:pos="2160"/>
+        </w:tabs>
+        <w:ind w:left="2160" w:hanging="360"/>
+      </w:pPr>
+      <w:rPr>
+        <w:rFonts w:ascii="Wingdings" w:hAnsi="Wingdings" w:hint="default"/>
+        <w:sz w:val="20"/>
+      </w:rPr>
+    </w:lvl>
+    <w:lvl w:ilvl="3" w:tentative="1">
+      <w:start w:val="1"/>
+      <w:numFmt w:val="bullet"/>
+      <w:lvlText w:val=""/>
+      <w:lvlJc w:val="left"/>
+      <w:pPr>
+        <w:tabs>
+          <w:tab w:val="num" w:pos="2880"/>
+        </w:tabs>
+        <w:ind w:left="2880" w:hanging="360"/>
+      </w:pPr>
+      <w:rPr>
+        <w:rFonts w:ascii="Wingdings" w:hAnsi="Wingdings" w:hint="default"/>
+        <w:sz w:val="20"/>
+      </w:rPr>
+    </w:lvl>
+    <w:lvl w:ilvl="4" w:tentative="1">
+      <w:start w:val="1"/>
+      <w:numFmt w:val="bullet"/>
+      <w:lvlText w:val=""/>
+      <w:lvlJc w:val="left"/>
+      <w:pPr>
+        <w:tabs>
+          <w:tab w:val="num" w:pos="3600"/>
+        </w:tabs>
+        <w:ind w:left="3600" w:hanging="360"/>
+      </w:pPr>
+      <w:rPr>
+        <w:rFonts w:ascii="Wingdings" w:hAnsi="Wingdings" w:hint="default"/>
+        <w:sz w:val="20"/>
+      </w:rPr>
+    </w:lvl>
+    <w:lvl w:ilvl="5" w:tentative="1">
+      <w:start w:val="1"/>
+      <w:numFmt w:val="bullet"/>
+      <w:lvlText w:val=""/>
+      <w:lvlJc w:val="left"/>
+      <w:pPr>
+        <w:tabs>
+          <w:tab w:val="num" w:pos="4320"/>
+        </w:tabs>
+        <w:ind w:left="4320" w:hanging="360"/>
+      </w:pPr>
+      <w:rPr>
+        <w:rFonts w:ascii="Wingdings" w:hAnsi="Wingdings" w:hint="default"/>
+        <w:sz w:val="20"/>
+      </w:rPr>
+    </w:lvl>
+    <w:lvl w:ilvl="6" w:tentative="1">
+      <w:start w:val="1"/>
+      <w:numFmt w:val="bullet"/>
+      <w:lvlText w:val=""/>
+      <w:lvlJc w:val="left"/>
+      <w:pPr>
+        <w:tabs>
+          <w:tab w:val="num" w:pos="5040"/>
+        </w:tabs>
+        <w:ind w:left="5040" w:hanging="360"/>
+      </w:pPr>
+      <w:rPr>
+        <w:rFonts w:ascii="Wingdings" w:hAnsi="Wingdings" w:hint="default"/>
+        <w:sz w:val="20"/>
+      </w:rPr>
+    </w:lvl>
+    <w:lvl w:ilvl="7" w:tentative="1">
+      <w:start w:val="1"/>
+      <w:numFmt w:val="bullet"/>
+      <w:lvlText w:val=""/>
+      <w:lvlJc w:val="left"/>
+      <w:pPr>
+        <w:tabs>
+          <w:tab w:val="num" w:pos="5760"/>
+        </w:tabs>
+        <w:ind w:left="5760" w:hanging="360"/>
+      </w:pPr>
+      <w:rPr>
+        <w:rFonts w:ascii="Wingdings" w:hAnsi="Wingdings" w:hint="default"/>
+        <w:sz w:val="20"/>
+      </w:rPr>
+    </w:lvl>
+    <w:lvl w:ilvl="8" w:tentative="1">
+      <w:start w:val="1"/>
+      <w:numFmt w:val="bullet"/>
+      <w:lvlText w:val=""/>
+      <w:lvlJc w:val="left"/>
+      <w:pPr>
+        <w:tabs>
+          <w:tab w:val="num" w:pos="6480"/>
+        </w:tabs>
+        <w:ind w:left="6480" w:hanging="360"/>
+      </w:pPr>
+      <w:rPr>
+        <w:rFonts w:ascii="Wingdings" w:hAnsi="Wingdings" w:hint="default"/>
+        <w:sz w:val="20"/>
+      </w:rPr>
+    </w:lvl>
+  </w:abstractNum>
+  <w:abstractNum w:abstractNumId="6" w15:restartNumberingAfterBreak="0">
+    <w:nsid w:val="28032A72"/>
+    <w:multiLevelType w:val="multilevel"/>
+    <w:tmpl w:val="0A467610"/>
+    <w:lvl w:ilvl="0">
+      <w:start w:val="1"/>
+      <w:numFmt w:val="bullet"/>
+      <w:lvlText w:val=""/>
+      <w:lvlJc w:val="left"/>
+      <w:pPr>
+        <w:tabs>
+          <w:tab w:val="num" w:pos="720"/>
+        </w:tabs>
+        <w:ind w:left="720" w:hanging="360"/>
+      </w:pPr>
+      <w:rPr>
+        <w:rFonts w:ascii="Symbol" w:hAnsi="Symbol" w:hint="default"/>
+        <w:sz w:val="20"/>
+      </w:rPr>
+    </w:lvl>
+    <w:lvl w:ilvl="1" w:tentative="1">
+      <w:start w:val="1"/>
+      <w:numFmt w:val="bullet"/>
+      <w:lvlText w:val="o"/>
+      <w:lvlJc w:val="left"/>
+      <w:pPr>
+        <w:tabs>
+          <w:tab w:val="num" w:pos="1440"/>
+        </w:tabs>
+        <w:ind w:left="1440" w:hanging="360"/>
+      </w:pPr>
+      <w:rPr>
+        <w:rFonts w:ascii="Courier New" w:hAnsi="Courier New" w:hint="default"/>
+        <w:sz w:val="20"/>
+      </w:rPr>
+    </w:lvl>
+    <w:lvl w:ilvl="2" w:tentative="1">
+      <w:start w:val="1"/>
+      <w:numFmt w:val="bullet"/>
+      <w:lvlText w:val=""/>
+      <w:lvlJc w:val="left"/>
+      <w:pPr>
+        <w:tabs>
+          <w:tab w:val="num" w:pos="2160"/>
+        </w:tabs>
+        <w:ind w:left="2160" w:hanging="360"/>
+      </w:pPr>
+      <w:rPr>
+        <w:rFonts w:ascii="Wingdings" w:hAnsi="Wingdings" w:hint="default"/>
+        <w:sz w:val="20"/>
+      </w:rPr>
+    </w:lvl>
+    <w:lvl w:ilvl="3" w:tentative="1">
+      <w:start w:val="1"/>
+      <w:numFmt w:val="bullet"/>
+      <w:lvlText w:val=""/>
+      <w:lvlJc w:val="left"/>
+      <w:pPr>
+        <w:tabs>
+          <w:tab w:val="num" w:pos="2880"/>
+        </w:tabs>
+        <w:ind w:left="2880" w:hanging="360"/>
+      </w:pPr>
+      <w:rPr>
+        <w:rFonts w:ascii="Wingdings" w:hAnsi="Wingdings" w:hint="default"/>
+        <w:sz w:val="20"/>
+      </w:rPr>
+    </w:lvl>
+    <w:lvl w:ilvl="4" w:tentative="1">
+      <w:start w:val="1"/>
+      <w:numFmt w:val="bullet"/>
+      <w:lvlText w:val=""/>
+      <w:lvlJc w:val="left"/>
+      <w:pPr>
+        <w:tabs>
+          <w:tab w:val="num" w:pos="3600"/>
+        </w:tabs>
+        <w:ind w:left="3600" w:hanging="360"/>
+      </w:pPr>
+      <w:rPr>
+        <w:rFonts w:ascii="Wingdings" w:hAnsi="Wingdings" w:hint="default"/>
+        <w:sz w:val="20"/>
+      </w:rPr>
+    </w:lvl>
+    <w:lvl w:ilvl="5" w:tentative="1">
+      <w:start w:val="1"/>
+      <w:numFmt w:val="bullet"/>
+      <w:lvlText w:val=""/>
+      <w:lvlJc w:val="left"/>
+      <w:pPr>
+        <w:tabs>
+          <w:tab w:val="num" w:pos="4320"/>
+        </w:tabs>
+        <w:ind w:left="4320" w:hanging="360"/>
+      </w:pPr>
+      <w:rPr>
+        <w:rFonts w:ascii="Wingdings" w:hAnsi="Wingdings" w:hint="default"/>
+        <w:sz w:val="20"/>
+      </w:rPr>
+    </w:lvl>
+    <w:lvl w:ilvl="6" w:tentative="1">
+      <w:start w:val="1"/>
+      <w:numFmt w:val="bullet"/>
+      <w:lvlText w:val=""/>
+      <w:lvlJc w:val="left"/>
+      <w:pPr>
+        <w:tabs>
+          <w:tab w:val="num" w:pos="5040"/>
+        </w:tabs>
+        <w:ind w:left="5040" w:hanging="360"/>
+      </w:pPr>
+      <w:rPr>
+        <w:rFonts w:ascii="Wingdings" w:hAnsi="Wingdings" w:hint="default"/>
+        <w:sz w:val="20"/>
+      </w:rPr>
+    </w:lvl>
+    <w:lvl w:ilvl="7" w:tentative="1">
+      <w:start w:val="1"/>
+      <w:numFmt w:val="bullet"/>
+      <w:lvlText w:val=""/>
+      <w:lvlJc w:val="left"/>
+      <w:pPr>
+        <w:tabs>
+          <w:tab w:val="num" w:pos="5760"/>
+        </w:tabs>
+        <w:ind w:left="5760" w:hanging="360"/>
+      </w:pPr>
+      <w:rPr>
+        <w:rFonts w:ascii="Wingdings" w:hAnsi="Wingdings" w:hint="default"/>
+        <w:sz w:val="20"/>
+      </w:rPr>
+    </w:lvl>
+    <w:lvl w:ilvl="8" w:tentative="1">
+      <w:start w:val="1"/>
+      <w:numFmt w:val="bullet"/>
+      <w:lvlText w:val=""/>
+      <w:lvlJc w:val="left"/>
+      <w:pPr>
+        <w:tabs>
+          <w:tab w:val="num" w:pos="6480"/>
+        </w:tabs>
+        <w:ind w:left="6480" w:hanging="360"/>
+      </w:pPr>
+      <w:rPr>
+        <w:rFonts w:ascii="Wingdings" w:hAnsi="Wingdings" w:hint="default"/>
+        <w:sz w:val="20"/>
+      </w:rPr>
+    </w:lvl>
+  </w:abstractNum>
+  <w:abstractNum w:abstractNumId="7" w15:restartNumberingAfterBreak="0">
+    <w:nsid w:val="2B9D66A1"/>
+    <w:multiLevelType w:val="multilevel"/>
+    <w:tmpl w:val="04A8F530"/>
+    <w:lvl w:ilvl="0">
+      <w:start w:val="1"/>
+      <w:numFmt w:val="bullet"/>
+      <w:lvlText w:val=""/>
+      <w:lvlJc w:val="left"/>
+      <w:pPr>
+        <w:tabs>
+          <w:tab w:val="num" w:pos="720"/>
+        </w:tabs>
+        <w:ind w:left="720" w:hanging="360"/>
+      </w:pPr>
+      <w:rPr>
+        <w:rFonts w:ascii="Symbol" w:hAnsi="Symbol" w:hint="default"/>
+        <w:sz w:val="20"/>
+      </w:rPr>
+    </w:lvl>
+    <w:lvl w:ilvl="1" w:tentative="1">
+      <w:start w:val="1"/>
+      <w:numFmt w:val="bullet"/>
+      <w:lvlText w:val="o"/>
+      <w:lvlJc w:val="left"/>
+      <w:pPr>
+        <w:tabs>
+          <w:tab w:val="num" w:pos="1440"/>
+        </w:tabs>
+        <w:ind w:left="1440" w:hanging="360"/>
+      </w:pPr>
+      <w:rPr>
+        <w:rFonts w:ascii="Courier New" w:hAnsi="Courier New" w:hint="default"/>
+        <w:sz w:val="20"/>
+      </w:rPr>
+    </w:lvl>
+    <w:lvl w:ilvl="2" w:tentative="1">
+      <w:start w:val="1"/>
+      <w:numFmt w:val="bullet"/>
+      <w:lvlText w:val=""/>
+      <w:lvlJc w:val="left"/>
+      <w:pPr>
+        <w:tabs>
+          <w:tab w:val="num" w:pos="2160"/>
+        </w:tabs>
+        <w:ind w:left="2160" w:hanging="360"/>
+      </w:pPr>
+      <w:rPr>
+        <w:rFonts w:ascii="Wingdings" w:hAnsi="Wingdings" w:hint="default"/>
+        <w:sz w:val="20"/>
+      </w:rPr>
+    </w:lvl>
+    <w:lvl w:ilvl="3" w:tentative="1">
+      <w:start w:val="1"/>
+      <w:numFmt w:val="bullet"/>
+      <w:lvlText w:val=""/>
+      <w:lvlJc w:val="left"/>
+      <w:pPr>
+        <w:tabs>
+          <w:tab w:val="num" w:pos="2880"/>
+        </w:tabs>
+        <w:ind w:left="2880" w:hanging="360"/>
+      </w:pPr>
+      <w:rPr>
+        <w:rFonts w:ascii="Wingdings" w:hAnsi="Wingdings" w:hint="default"/>
+        <w:sz w:val="20"/>
+      </w:rPr>
+    </w:lvl>
+    <w:lvl w:ilvl="4" w:tentative="1">
+      <w:start w:val="1"/>
+      <w:numFmt w:val="bullet"/>
+      <w:lvlText w:val=""/>
+      <w:lvlJc w:val="left"/>
+      <w:pPr>
+        <w:tabs>
+          <w:tab w:val="num" w:pos="3600"/>
+        </w:tabs>
+        <w:ind w:left="3600" w:hanging="360"/>
+      </w:pPr>
+      <w:rPr>
+        <w:rFonts w:ascii="Wingdings" w:hAnsi="Wingdings" w:hint="default"/>
+        <w:sz w:val="20"/>
+      </w:rPr>
+    </w:lvl>
+    <w:lvl w:ilvl="5" w:tentative="1">
+      <w:start w:val="1"/>
+      <w:numFmt w:val="bullet"/>
+      <w:lvlText w:val=""/>
+      <w:lvlJc w:val="left"/>
+      <w:pPr>
+        <w:tabs>
+          <w:tab w:val="num" w:pos="4320"/>
+        </w:tabs>
+        <w:ind w:left="4320" w:hanging="360"/>
+      </w:pPr>
+      <w:rPr>
+        <w:rFonts w:ascii="Wingdings" w:hAnsi="Wingdings" w:hint="default"/>
+        <w:sz w:val="20"/>
+      </w:rPr>
+    </w:lvl>
+    <w:lvl w:ilvl="6" w:tentative="1">
+      <w:start w:val="1"/>
+      <w:numFmt w:val="bullet"/>
+      <w:lvlText w:val=""/>
+      <w:lvlJc w:val="left"/>
+      <w:pPr>
+        <w:tabs>
+          <w:tab w:val="num" w:pos="5040"/>
+        </w:tabs>
+        <w:ind w:left="5040" w:hanging="360"/>
+      </w:pPr>
+      <w:rPr>
+        <w:rFonts w:ascii="Wingdings" w:hAnsi="Wingdings" w:hint="default"/>
+        <w:sz w:val="20"/>
+      </w:rPr>
+    </w:lvl>
+    <w:lvl w:ilvl="7" w:tentative="1">
+      <w:start w:val="1"/>
+      <w:numFmt w:val="bullet"/>
+      <w:lvlText w:val=""/>
+      <w:lvlJc w:val="left"/>
+      <w:pPr>
+        <w:tabs>
+          <w:tab w:val="num" w:pos="5760"/>
+        </w:tabs>
+        <w:ind w:left="5760" w:hanging="360"/>
+      </w:pPr>
+      <w:rPr>
+        <w:rFonts w:ascii="Wingdings" w:hAnsi="Wingdings" w:hint="default"/>
+        <w:sz w:val="20"/>
+      </w:rPr>
+    </w:lvl>
+    <w:lvl w:ilvl="8" w:tentative="1">
+      <w:start w:val="1"/>
+      <w:numFmt w:val="bullet"/>
+      <w:lvlText w:val=""/>
+      <w:lvlJc w:val="left"/>
+      <w:pPr>
+        <w:tabs>
+          <w:tab w:val="num" w:pos="6480"/>
+        </w:tabs>
+        <w:ind w:left="6480" w:hanging="360"/>
+      </w:pPr>
+      <w:rPr>
+        <w:rFonts w:ascii="Wingdings" w:hAnsi="Wingdings" w:hint="default"/>
+        <w:sz w:val="20"/>
+      </w:rPr>
+    </w:lvl>
+  </w:abstractNum>
+  <w:abstractNum w:abstractNumId="8" w15:restartNumberingAfterBreak="0">
     <w:nsid w:val="337B2E47"/>
     <w:multiLevelType w:val="hybridMultilevel"/>
     <w:tmpl w:val="841CA390"/>
@@ -28813,7 +32278,7 @@
       </w:rPr>
     </w:lvl>
   </w:abstractNum>
-  <w:abstractNum w:abstractNumId="4" w15:restartNumberingAfterBreak="0">
+  <w:abstractNum w:abstractNumId="9" w15:restartNumberingAfterBreak="0">
     <w:nsid w:val="3A981646"/>
     <w:multiLevelType w:val="hybridMultilevel"/>
     <w:tmpl w:val="54B8810C"/>
@@ -28926,7 +32391,156 @@
       </w:rPr>
     </w:lvl>
   </w:abstractNum>
-  <w:abstractNum w:abstractNumId="5" w15:restartNumberingAfterBreak="0">
+  <w:abstractNum w:abstractNumId="10" w15:restartNumberingAfterBreak="0">
+    <w:nsid w:val="40B52829"/>
+    <w:multiLevelType w:val="multilevel"/>
+    <w:tmpl w:val="D6260F72"/>
+    <w:lvl w:ilvl="0">
+      <w:start w:val="1"/>
+      <w:numFmt w:val="bullet"/>
+      <w:lvlText w:val=""/>
+      <w:lvlJc w:val="left"/>
+      <w:pPr>
+        <w:tabs>
+          <w:tab w:val="num" w:pos="720"/>
+        </w:tabs>
+        <w:ind w:left="720" w:hanging="360"/>
+      </w:pPr>
+      <w:rPr>
+        <w:rFonts w:ascii="Symbol" w:hAnsi="Symbol" w:hint="default"/>
+        <w:sz w:val="20"/>
+      </w:rPr>
+    </w:lvl>
+    <w:lvl w:ilvl="1" w:tentative="1">
+      <w:start w:val="1"/>
+      <w:numFmt w:val="bullet"/>
+      <w:lvlText w:val="o"/>
+      <w:lvlJc w:val="left"/>
+      <w:pPr>
+        <w:tabs>
+          <w:tab w:val="num" w:pos="1440"/>
+        </w:tabs>
+        <w:ind w:left="1440" w:hanging="360"/>
+      </w:pPr>
+      <w:rPr>
+        <w:rFonts w:ascii="Courier New" w:hAnsi="Courier New" w:hint="default"/>
+        <w:sz w:val="20"/>
+      </w:rPr>
+    </w:lvl>
+    <w:lvl w:ilvl="2" w:tentative="1">
+      <w:start w:val="1"/>
+      <w:numFmt w:val="bullet"/>
+      <w:lvlText w:val=""/>
+      <w:lvlJc w:val="left"/>
+      <w:pPr>
+        <w:tabs>
+          <w:tab w:val="num" w:pos="2160"/>
+        </w:tabs>
+        <w:ind w:left="2160" w:hanging="360"/>
+      </w:pPr>
+      <w:rPr>
+        <w:rFonts w:ascii="Wingdings" w:hAnsi="Wingdings" w:hint="default"/>
+        <w:sz w:val="20"/>
+      </w:rPr>
+    </w:lvl>
+    <w:lvl w:ilvl="3" w:tentative="1">
+      <w:start w:val="1"/>
+      <w:numFmt w:val="bullet"/>
+      <w:lvlText w:val=""/>
+      <w:lvlJc w:val="left"/>
+      <w:pPr>
+        <w:tabs>
+          <w:tab w:val="num" w:pos="2880"/>
+        </w:tabs>
+        <w:ind w:left="2880" w:hanging="360"/>
+      </w:pPr>
+      <w:rPr>
+        <w:rFonts w:ascii="Wingdings" w:hAnsi="Wingdings" w:hint="default"/>
+        <w:sz w:val="20"/>
+      </w:rPr>
+    </w:lvl>
+    <w:lvl w:ilvl="4" w:tentative="1">
+      <w:start w:val="1"/>
+      <w:numFmt w:val="bullet"/>
+      <w:lvlText w:val=""/>
+      <w:lvlJc w:val="left"/>
+      <w:pPr>
+        <w:tabs>
+          <w:tab w:val="num" w:pos="3600"/>
+        </w:tabs>
+        <w:ind w:left="3600" w:hanging="360"/>
+      </w:pPr>
+      <w:rPr>
+        <w:rFonts w:ascii="Wingdings" w:hAnsi="Wingdings" w:hint="default"/>
+        <w:sz w:val="20"/>
+      </w:rPr>
+    </w:lvl>
+    <w:lvl w:ilvl="5" w:tentative="1">
+      <w:start w:val="1"/>
+      <w:numFmt w:val="bullet"/>
+      <w:lvlText w:val=""/>
+      <w:lvlJc w:val="left"/>
+      <w:pPr>
+        <w:tabs>
+          <w:tab w:val="num" w:pos="4320"/>
+        </w:tabs>
+        <w:ind w:left="4320" w:hanging="360"/>
+      </w:pPr>
+      <w:rPr>
+        <w:rFonts w:ascii="Wingdings" w:hAnsi="Wingdings" w:hint="default"/>
+        <w:sz w:val="20"/>
+      </w:rPr>
+    </w:lvl>
+    <w:lvl w:ilvl="6" w:tentative="1">
+      <w:start w:val="1"/>
+      <w:numFmt w:val="bullet"/>
+      <w:lvlText w:val=""/>
+      <w:lvlJc w:val="left"/>
+      <w:pPr>
+        <w:tabs>
+          <w:tab w:val="num" w:pos="5040"/>
+        </w:tabs>
+        <w:ind w:left="5040" w:hanging="360"/>
+      </w:pPr>
+      <w:rPr>
+        <w:rFonts w:ascii="Wingdings" w:hAnsi="Wingdings" w:hint="default"/>
+        <w:sz w:val="20"/>
+      </w:rPr>
+    </w:lvl>
+    <w:lvl w:ilvl="7" w:tentative="1">
+      <w:start w:val="1"/>
+      <w:numFmt w:val="bullet"/>
+      <w:lvlText w:val=""/>
+      <w:lvlJc w:val="left"/>
+      <w:pPr>
+        <w:tabs>
+          <w:tab w:val="num" w:pos="5760"/>
+        </w:tabs>
+        <w:ind w:left="5760" w:hanging="360"/>
+      </w:pPr>
+      <w:rPr>
+        <w:rFonts w:ascii="Wingdings" w:hAnsi="Wingdings" w:hint="default"/>
+        <w:sz w:val="20"/>
+      </w:rPr>
+    </w:lvl>
+    <w:lvl w:ilvl="8" w:tentative="1">
+      <w:start w:val="1"/>
+      <w:numFmt w:val="bullet"/>
+      <w:lvlText w:val=""/>
+      <w:lvlJc w:val="left"/>
+      <w:pPr>
+        <w:tabs>
+          <w:tab w:val="num" w:pos="6480"/>
+        </w:tabs>
+        <w:ind w:left="6480" w:hanging="360"/>
+      </w:pPr>
+      <w:rPr>
+        <w:rFonts w:ascii="Wingdings" w:hAnsi="Wingdings" w:hint="default"/>
+        <w:sz w:val="20"/>
+      </w:rPr>
+    </w:lvl>
+  </w:abstractNum>
+  <w:abstractNum w:abstractNumId="11" w15:restartNumberingAfterBreak="0">
     <w:nsid w:val="62E64F3E"/>
     <w:multiLevelType w:val="multilevel"/>
     <w:tmpl w:val="5A2A873E"/>
@@ -29039,7 +32653,156 @@
       </w:rPr>
     </w:lvl>
   </w:abstractNum>
-  <w:abstractNum w:abstractNumId="6" w15:restartNumberingAfterBreak="0">
+  <w:abstractNum w:abstractNumId="12" w15:restartNumberingAfterBreak="0">
+    <w:nsid w:val="69D3178A"/>
+    <w:multiLevelType w:val="multilevel"/>
+    <w:tmpl w:val="7528DBDE"/>
+    <w:lvl w:ilvl="0">
+      <w:start w:val="1"/>
+      <w:numFmt w:val="bullet"/>
+      <w:lvlText w:val=""/>
+      <w:lvlJc w:val="left"/>
+      <w:pPr>
+        <w:tabs>
+          <w:tab w:val="num" w:pos="720"/>
+        </w:tabs>
+        <w:ind w:left="720" w:hanging="360"/>
+      </w:pPr>
+      <w:rPr>
+        <w:rFonts w:ascii="Symbol" w:hAnsi="Symbol" w:hint="default"/>
+        <w:sz w:val="20"/>
+      </w:rPr>
+    </w:lvl>
+    <w:lvl w:ilvl="1" w:tentative="1">
+      <w:start w:val="1"/>
+      <w:numFmt w:val="bullet"/>
+      <w:lvlText w:val="o"/>
+      <w:lvlJc w:val="left"/>
+      <w:pPr>
+        <w:tabs>
+          <w:tab w:val="num" w:pos="1440"/>
+        </w:tabs>
+        <w:ind w:left="1440" w:hanging="360"/>
+      </w:pPr>
+      <w:rPr>
+        <w:rFonts w:ascii="Courier New" w:hAnsi="Courier New" w:hint="default"/>
+        <w:sz w:val="20"/>
+      </w:rPr>
+    </w:lvl>
+    <w:lvl w:ilvl="2" w:tentative="1">
+      <w:start w:val="1"/>
+      <w:numFmt w:val="bullet"/>
+      <w:lvlText w:val=""/>
+      <w:lvlJc w:val="left"/>
+      <w:pPr>
+        <w:tabs>
+          <w:tab w:val="num" w:pos="2160"/>
+        </w:tabs>
+        <w:ind w:left="2160" w:hanging="360"/>
+      </w:pPr>
+      <w:rPr>
+        <w:rFonts w:ascii="Wingdings" w:hAnsi="Wingdings" w:hint="default"/>
+        <w:sz w:val="20"/>
+      </w:rPr>
+    </w:lvl>
+    <w:lvl w:ilvl="3" w:tentative="1">
+      <w:start w:val="1"/>
+      <w:numFmt w:val="bullet"/>
+      <w:lvlText w:val=""/>
+      <w:lvlJc w:val="left"/>
+      <w:pPr>
+        <w:tabs>
+          <w:tab w:val="num" w:pos="2880"/>
+        </w:tabs>
+        <w:ind w:left="2880" w:hanging="360"/>
+      </w:pPr>
+      <w:rPr>
+        <w:rFonts w:ascii="Wingdings" w:hAnsi="Wingdings" w:hint="default"/>
+        <w:sz w:val="20"/>
+      </w:rPr>
+    </w:lvl>
+    <w:lvl w:ilvl="4" w:tentative="1">
+      <w:start w:val="1"/>
+      <w:numFmt w:val="bullet"/>
+      <w:lvlText w:val=""/>
+      <w:lvlJc w:val="left"/>
+      <w:pPr>
+        <w:tabs>
+          <w:tab w:val="num" w:pos="3600"/>
+        </w:tabs>
+        <w:ind w:left="3600" w:hanging="360"/>
+      </w:pPr>
+      <w:rPr>
+        <w:rFonts w:ascii="Wingdings" w:hAnsi="Wingdings" w:hint="default"/>
+        <w:sz w:val="20"/>
+      </w:rPr>
+    </w:lvl>
+    <w:lvl w:ilvl="5" w:tentative="1">
+      <w:start w:val="1"/>
+      <w:numFmt w:val="bullet"/>
+      <w:lvlText w:val=""/>
+      <w:lvlJc w:val="left"/>
+      <w:pPr>
+        <w:tabs>
+          <w:tab w:val="num" w:pos="4320"/>
+        </w:tabs>
+        <w:ind w:left="4320" w:hanging="360"/>
+      </w:pPr>
+      <w:rPr>
+        <w:rFonts w:ascii="Wingdings" w:hAnsi="Wingdings" w:hint="default"/>
+        <w:sz w:val="20"/>
+      </w:rPr>
+    </w:lvl>
+    <w:lvl w:ilvl="6" w:tentative="1">
+      <w:start w:val="1"/>
+      <w:numFmt w:val="bullet"/>
+      <w:lvlText w:val=""/>
+      <w:lvlJc w:val="left"/>
+      <w:pPr>
+        <w:tabs>
+          <w:tab w:val="num" w:pos="5040"/>
+        </w:tabs>
+        <w:ind w:left="5040" w:hanging="360"/>
+      </w:pPr>
+      <w:rPr>
+        <w:rFonts w:ascii="Wingdings" w:hAnsi="Wingdings" w:hint="default"/>
+        <w:sz w:val="20"/>
+      </w:rPr>
+    </w:lvl>
+    <w:lvl w:ilvl="7" w:tentative="1">
+      <w:start w:val="1"/>
+      <w:numFmt w:val="bullet"/>
+      <w:lvlText w:val=""/>
+      <w:lvlJc w:val="left"/>
+      <w:pPr>
+        <w:tabs>
+          <w:tab w:val="num" w:pos="5760"/>
+        </w:tabs>
+        <w:ind w:left="5760" w:hanging="360"/>
+      </w:pPr>
+      <w:rPr>
+        <w:rFonts w:ascii="Wingdings" w:hAnsi="Wingdings" w:hint="default"/>
+        <w:sz w:val="20"/>
+      </w:rPr>
+    </w:lvl>
+    <w:lvl w:ilvl="8" w:tentative="1">
+      <w:start w:val="1"/>
+      <w:numFmt w:val="bullet"/>
+      <w:lvlText w:val=""/>
+      <w:lvlJc w:val="left"/>
+      <w:pPr>
+        <w:tabs>
+          <w:tab w:val="num" w:pos="6480"/>
+        </w:tabs>
+        <w:ind w:left="6480" w:hanging="360"/>
+      </w:pPr>
+      <w:rPr>
+        <w:rFonts w:ascii="Wingdings" w:hAnsi="Wingdings" w:hint="default"/>
+        <w:sz w:val="20"/>
+      </w:rPr>
+    </w:lvl>
+  </w:abstractNum>
+  <w:abstractNum w:abstractNumId="13" w15:restartNumberingAfterBreak="0">
     <w:nsid w:val="7A0C696F"/>
     <w:multiLevelType w:val="hybridMultilevel"/>
     <w:tmpl w:val="D678659C"/>
@@ -29129,25 +32892,46 @@
     </w:lvl>
   </w:abstractNum>
   <w:num w:numId="1" w16cid:durableId="1943493029">
-    <w:abstractNumId w:val="5"/>
+    <w:abstractNumId w:val="11"/>
   </w:num>
   <w:num w:numId="2" w16cid:durableId="1132987880">
+    <w:abstractNumId w:val="9"/>
+  </w:num>
+  <w:num w:numId="3" w16cid:durableId="771508997">
     <w:abstractNumId w:val="4"/>
   </w:num>
-  <w:num w:numId="3" w16cid:durableId="771508997">
-    <w:abstractNumId w:val="2"/>
-  </w:num>
   <w:num w:numId="4" w16cid:durableId="1356803848">
-    <w:abstractNumId w:val="6"/>
+    <w:abstractNumId w:val="13"/>
   </w:num>
   <w:num w:numId="5" w16cid:durableId="1035351393">
     <w:abstractNumId w:val="0"/>
   </w:num>
   <w:num w:numId="6" w16cid:durableId="961032052">
+    <w:abstractNumId w:val="3"/>
+  </w:num>
+  <w:num w:numId="7" w16cid:durableId="1650524649">
+    <w:abstractNumId w:val="8"/>
+  </w:num>
+  <w:num w:numId="8" w16cid:durableId="1788692014">
+    <w:abstractNumId w:val="7"/>
+  </w:num>
+  <w:num w:numId="9" w16cid:durableId="1996177042">
+    <w:abstractNumId w:val="2"/>
+  </w:num>
+  <w:num w:numId="10" w16cid:durableId="1745570907">
+    <w:abstractNumId w:val="6"/>
+  </w:num>
+  <w:num w:numId="11" w16cid:durableId="630939455">
     <w:abstractNumId w:val="1"/>
   </w:num>
-  <w:num w:numId="7" w16cid:durableId="1650524649">
-    <w:abstractNumId w:val="3"/>
+  <w:num w:numId="12" w16cid:durableId="1831630803">
+    <w:abstractNumId w:val="10"/>
+  </w:num>
+  <w:num w:numId="13" w16cid:durableId="931402218">
+    <w:abstractNumId w:val="5"/>
+  </w:num>
+  <w:num w:numId="14" w16cid:durableId="642661968">
+    <w:abstractNumId w:val="12"/>
   </w:num>
 </w:numbering>
 </file>
@@ -30492,18 +34276,19 @@
 
 <file path=word/glossary/fontTable.xml><?xml version="1.0" encoding="utf-8"?>
 <w:fonts xmlns:mc="http://schemas.openxmlformats.org/markup-compatibility/2006" xmlns:r="http://schemas.openxmlformats.org/officeDocument/2006/relationships" xmlns:w="http://schemas.openxmlformats.org/wordprocessingml/2006/main" xmlns:w14="http://schemas.microsoft.com/office/word/2010/wordml" xmlns:w15="http://schemas.microsoft.com/office/word/2012/wordml" xmlns:w16cex="http://schemas.microsoft.com/office/word/2018/wordml/cex" xmlns:w16cid="http://schemas.microsoft.com/office/word/2016/wordml/cid" xmlns:w16="http://schemas.microsoft.com/office/word/2018/wordml" xmlns:w16du="http://schemas.microsoft.com/office/word/2023/wordml/word16du" xmlns:w16sdtdh="http://schemas.microsoft.com/office/word/2020/wordml/sdtdatahash" xmlns:w16sdtfl="http://schemas.microsoft.com/office/word/2024/wordml/sdtformatlock" xmlns:w16se="http://schemas.microsoft.com/office/word/2015/wordml/symex" mc:Ignorable="w14 w15 w16se w16cid w16 w16cex w16sdtdh w16sdtfl w16du">
+  <w:font w:name="Symbol">
+    <w:panose1 w:val="05050102010706020507"/>
+    <w:charset w:val="02"/>
+    <w:family w:val="roman"/>
+    <w:pitch w:val="variable"/>
+    <w:sig w:usb0="00000000" w:usb1="10000000" w:usb2="00000000" w:usb3="00000000" w:csb0="80000000" w:csb1="00000000"/>
+  </w:font>
   <w:font w:name="Times New Roman">
     <w:panose1 w:val="02020603050405020304"/>
     <w:charset w:val="00"/>
     <w:family w:val="roman"/>
     <w:pitch w:val="variable"/>
     <w:sig w:usb0="E0002EFF" w:usb1="C000785B" w:usb2="00000009" w:usb3="00000000" w:csb0="000001FF" w:csb1="00000000"/>
-  </w:font>
-  <w:font w:name="Aptos">
-    <w:charset w:val="00"/>
-    <w:family w:val="swiss"/>
-    <w:pitch w:val="variable"/>
-    <w:sig w:usb0="20000287" w:usb1="00000003" w:usb2="00000000" w:usb3="00000000" w:csb0="0000019F" w:csb1="00000000"/>
   </w:font>
   <w:font w:name="Courier New">
     <w:panose1 w:val="02070309020205020404"/>
@@ -30519,12 +34304,11 @@
     <w:pitch w:val="variable"/>
     <w:sig w:usb0="00000000" w:usb1="10000000" w:usb2="00000000" w:usb3="00000000" w:csb0="80000000" w:csb1="00000000"/>
   </w:font>
-  <w:font w:name="Symbol">
-    <w:panose1 w:val="05050102010706020507"/>
-    <w:charset w:val="02"/>
-    <w:family w:val="roman"/>
+  <w:font w:name="Aptos">
+    <w:charset w:val="00"/>
+    <w:family w:val="swiss"/>
     <w:pitch w:val="variable"/>
-    <w:sig w:usb0="00000000" w:usb1="10000000" w:usb2="00000000" w:usb3="00000000" w:csb0="80000000" w:csb1="00000000"/>
+    <w:sig w:usb0="20000287" w:usb1="00000003" w:usb2="00000000" w:usb3="00000000" w:csb0="0000019F" w:csb1="00000000"/>
   </w:font>
   <w:font w:name="Aptos Display">
     <w:charset w:val="00"/>
@@ -30588,11 +34372,13 @@
     <w:rsid w:val="003B5955"/>
     <w:rsid w:val="003F6BAC"/>
     <w:rsid w:val="00501C58"/>
+    <w:rsid w:val="005C3BE8"/>
     <w:rsid w:val="006110C2"/>
     <w:rsid w:val="006553EA"/>
     <w:rsid w:val="006D0A98"/>
     <w:rsid w:val="006D4543"/>
     <w:rsid w:val="00734561"/>
+    <w:rsid w:val="0074058E"/>
     <w:rsid w:val="00750809"/>
     <w:rsid w:val="007B545B"/>
     <w:rsid w:val="0095018B"/>

--- a/documentation/rq & spec/requirements submission1 due 27th FEB.docx
+++ b/documentation/rq & spec/requirements submission1 due 27th FEB.docx
@@ -489,7 +489,7 @@
           <w:r>
             <w:fldChar w:fldCharType="separate"/>
           </w:r>
-          <w:hyperlink w:anchor="_Toc223096847" w:history="1">
+          <w:hyperlink w:anchor="_Toc223097089" w:history="1">
             <w:r>
               <w:rPr>
                 <w:rStyle w:val="Hyperlink"/>
@@ -517,7 +517,7 @@
                 <w:noProof/>
                 <w:webHidden/>
               </w:rPr>
-              <w:instrText xml:space="preserve"> PAGEREF _Toc223096847 \h </w:instrText>
+              <w:instrText xml:space="preserve"> PAGEREF _Toc223097089 \h </w:instrText>
             </w:r>
             <w:r>
               <w:rPr>
@@ -560,7 +560,7 @@
               <w:lang w:eastAsia="en-GB"/>
             </w:rPr>
           </w:pPr>
-          <w:hyperlink w:anchor="_Toc223096848" w:history="1">
+          <w:hyperlink w:anchor="_Toc223097090" w:history="1">
             <w:r>
               <w:rPr>
                 <w:rStyle w:val="Hyperlink"/>
@@ -588,7 +588,7 @@
                 <w:noProof/>
                 <w:webHidden/>
               </w:rPr>
-              <w:instrText xml:space="preserve"> PAGEREF _Toc223096848 \h </w:instrText>
+              <w:instrText xml:space="preserve"> PAGEREF _Toc223097090 \h </w:instrText>
             </w:r>
             <w:r>
               <w:rPr>
@@ -631,7 +631,7 @@
               <w:lang w:eastAsia="en-GB"/>
             </w:rPr>
           </w:pPr>
-          <w:hyperlink w:anchor="_Toc223096849" w:history="1">
+          <w:hyperlink w:anchor="_Toc223097091" w:history="1">
             <w:r>
               <w:rPr>
                 <w:rStyle w:val="Hyperlink"/>
@@ -659,7 +659,7 @@
                 <w:noProof/>
                 <w:webHidden/>
               </w:rPr>
-              <w:instrText xml:space="preserve"> PAGEREF _Toc223096849 \h </w:instrText>
+              <w:instrText xml:space="preserve"> PAGEREF _Toc223097091 \h </w:instrText>
             </w:r>
             <w:r>
               <w:rPr>
@@ -702,7 +702,7 @@
               <w:lang w:eastAsia="en-GB"/>
             </w:rPr>
           </w:pPr>
-          <w:hyperlink w:anchor="_Toc223096850" w:history="1">
+          <w:hyperlink w:anchor="_Toc223097092" w:history="1">
             <w:r>
               <w:rPr>
                 <w:rStyle w:val="Hyperlink"/>
@@ -730,7 +730,7 @@
                 <w:noProof/>
                 <w:webHidden/>
               </w:rPr>
-              <w:instrText xml:space="preserve"> PAGEREF _Toc223096850 \h </w:instrText>
+              <w:instrText xml:space="preserve"> PAGEREF _Toc223097092 \h </w:instrText>
             </w:r>
             <w:r>
               <w:rPr>
@@ -773,7 +773,7 @@
               <w:lang w:eastAsia="en-GB"/>
             </w:rPr>
           </w:pPr>
-          <w:hyperlink w:anchor="_Toc223096851" w:history="1">
+          <w:hyperlink w:anchor="_Toc223097093" w:history="1">
             <w:r>
               <w:rPr>
                 <w:rStyle w:val="Hyperlink"/>
@@ -800,7 +800,7 @@
                 <w:noProof/>
                 <w:webHidden/>
               </w:rPr>
-              <w:instrText xml:space="preserve"> PAGEREF _Toc223096851 \h </w:instrText>
+              <w:instrText xml:space="preserve"> PAGEREF _Toc223097093 \h </w:instrText>
             </w:r>
             <w:r>
               <w:rPr>
@@ -843,7 +843,7 @@
               <w:lang w:eastAsia="en-GB"/>
             </w:rPr>
           </w:pPr>
-          <w:hyperlink w:anchor="_Toc223096852" w:history="1">
+          <w:hyperlink w:anchor="_Toc223097094" w:history="1">
             <w:r>
               <w:rPr>
                 <w:rStyle w:val="Hyperlink"/>
@@ -870,7 +870,7 @@
                 <w:noProof/>
                 <w:webHidden/>
               </w:rPr>
-              <w:instrText xml:space="preserve"> PAGEREF _Toc223096852 \h </w:instrText>
+              <w:instrText xml:space="preserve"> PAGEREF _Toc223097094 \h </w:instrText>
             </w:r>
             <w:r>
               <w:rPr>
@@ -913,7 +913,7 @@
               <w:lang w:eastAsia="en-GB"/>
             </w:rPr>
           </w:pPr>
-          <w:hyperlink w:anchor="_Toc223096853" w:history="1">
+          <w:hyperlink w:anchor="_Toc223097095" w:history="1">
             <w:r>
               <w:rPr>
                 <w:rStyle w:val="Hyperlink"/>
@@ -941,7 +941,7 @@
                 <w:noProof/>
                 <w:webHidden/>
               </w:rPr>
-              <w:instrText xml:space="preserve"> PAGEREF _Toc223096853 \h </w:instrText>
+              <w:instrText xml:space="preserve"> PAGEREF _Toc223097095 \h </w:instrText>
             </w:r>
             <w:r>
               <w:rPr>
@@ -984,7 +984,7 @@
               <w:lang w:eastAsia="en-GB"/>
             </w:rPr>
           </w:pPr>
-          <w:hyperlink w:anchor="_Toc223096854" w:history="1">
+          <w:hyperlink w:anchor="_Toc223097096" w:history="1">
             <w:r>
               <w:rPr>
                 <w:rStyle w:val="Hyperlink"/>
@@ -1012,7 +1012,7 @@
                 <w:noProof/>
                 <w:webHidden/>
               </w:rPr>
-              <w:instrText xml:space="preserve"> PAGEREF _Toc223096854 \h </w:instrText>
+              <w:instrText xml:space="preserve"> PAGEREF _Toc223097096 \h </w:instrText>
             </w:r>
             <w:r>
               <w:rPr>
@@ -1055,7 +1055,7 @@
               <w:lang w:eastAsia="en-GB"/>
             </w:rPr>
           </w:pPr>
-          <w:hyperlink w:anchor="_Toc223096855" w:history="1">
+          <w:hyperlink w:anchor="_Toc223097097" w:history="1">
             <w:r>
               <w:rPr>
                 <w:rStyle w:val="Hyperlink"/>
@@ -1083,7 +1083,7 @@
                 <w:noProof/>
                 <w:webHidden/>
               </w:rPr>
-              <w:instrText xml:space="preserve"> PAGEREF _Toc223096855 \h </w:instrText>
+              <w:instrText xml:space="preserve"> PAGEREF _Toc223097097 \h </w:instrText>
             </w:r>
             <w:r>
               <w:rPr>
@@ -1126,7 +1126,7 @@
               <w:lang w:eastAsia="en-GB"/>
             </w:rPr>
           </w:pPr>
-          <w:hyperlink w:anchor="_Toc223096856" w:history="1">
+          <w:hyperlink w:anchor="_Toc223097098" w:history="1">
             <w:r>
               <w:rPr>
                 <w:rStyle w:val="Hyperlink"/>
@@ -1154,7 +1154,7 @@
                 <w:noProof/>
                 <w:webHidden/>
               </w:rPr>
-              <w:instrText xml:space="preserve"> PAGEREF _Toc223096856 \h </w:instrText>
+              <w:instrText xml:space="preserve"> PAGEREF _Toc223097098 \h </w:instrText>
             </w:r>
             <w:r>
               <w:rPr>
@@ -1197,7 +1197,7 @@
               <w:lang w:eastAsia="en-GB"/>
             </w:rPr>
           </w:pPr>
-          <w:hyperlink w:anchor="_Toc223096857" w:history="1">
+          <w:hyperlink w:anchor="_Toc223097099" w:history="1">
             <w:r>
               <w:rPr>
                 <w:rStyle w:val="Hyperlink"/>
@@ -1225,7 +1225,7 @@
                 <w:noProof/>
                 <w:webHidden/>
               </w:rPr>
-              <w:instrText xml:space="preserve"> PAGEREF _Toc223096857 \h </w:instrText>
+              <w:instrText xml:space="preserve"> PAGEREF _Toc223097099 \h </w:instrText>
             </w:r>
             <w:r>
               <w:rPr>
@@ -1268,7 +1268,7 @@
               <w:lang w:eastAsia="en-GB"/>
             </w:rPr>
           </w:pPr>
-          <w:hyperlink w:anchor="_Toc223096858" w:history="1">
+          <w:hyperlink w:anchor="_Toc223097100" w:history="1">
             <w:r>
               <w:rPr>
                 <w:rStyle w:val="Hyperlink"/>
@@ -1296,7 +1296,7 @@
                 <w:noProof/>
                 <w:webHidden/>
               </w:rPr>
-              <w:instrText xml:space="preserve"> PAGEREF _Toc223096858 \h </w:instrText>
+              <w:instrText xml:space="preserve"> PAGEREF _Toc223097100 \h </w:instrText>
             </w:r>
             <w:r>
               <w:rPr>
@@ -1339,7 +1339,7 @@
               <w:lang w:eastAsia="en-GB"/>
             </w:rPr>
           </w:pPr>
-          <w:hyperlink w:anchor="_Toc223096859" w:history="1">
+          <w:hyperlink w:anchor="_Toc223097101" w:history="1">
             <w:r>
               <w:rPr>
                 <w:rStyle w:val="Hyperlink"/>
@@ -1367,7 +1367,7 @@
                 <w:noProof/>
                 <w:webHidden/>
               </w:rPr>
-              <w:instrText xml:space="preserve"> PAGEREF _Toc223096859 \h </w:instrText>
+              <w:instrText xml:space="preserve"> PAGEREF _Toc223097101 \h </w:instrText>
             </w:r>
             <w:r>
               <w:rPr>
@@ -1410,7 +1410,7 @@
               <w:lang w:eastAsia="en-GB"/>
             </w:rPr>
           </w:pPr>
-          <w:hyperlink w:anchor="_Toc223096860" w:history="1">
+          <w:hyperlink w:anchor="_Toc223097102" w:history="1">
             <w:r>
               <w:rPr>
                 <w:rStyle w:val="Hyperlink"/>
@@ -1438,7 +1438,7 @@
                 <w:noProof/>
                 <w:webHidden/>
               </w:rPr>
-              <w:instrText xml:space="preserve"> PAGEREF _Toc223096860 \h </w:instrText>
+              <w:instrText xml:space="preserve"> PAGEREF _Toc223097102 \h </w:instrText>
             </w:r>
             <w:r>
               <w:rPr>
@@ -1481,7 +1481,7 @@
               <w:lang w:eastAsia="en-GB"/>
             </w:rPr>
           </w:pPr>
-          <w:hyperlink w:anchor="_Toc223096861" w:history="1">
+          <w:hyperlink w:anchor="_Toc223097103" w:history="1">
             <w:r>
               <w:rPr>
                 <w:rStyle w:val="Hyperlink"/>
@@ -1509,7 +1509,7 @@
                 <w:noProof/>
                 <w:webHidden/>
               </w:rPr>
-              <w:instrText xml:space="preserve"> PAGEREF _Toc223096861 \h </w:instrText>
+              <w:instrText xml:space="preserve"> PAGEREF _Toc223097103 \h </w:instrText>
             </w:r>
             <w:r>
               <w:rPr>
@@ -1552,7 +1552,7 @@
               <w:lang w:eastAsia="en-GB"/>
             </w:rPr>
           </w:pPr>
-          <w:hyperlink w:anchor="_Toc223096862" w:history="1">
+          <w:hyperlink w:anchor="_Toc223097104" w:history="1">
             <w:r>
               <w:rPr>
                 <w:rStyle w:val="Hyperlink"/>
@@ -1580,7 +1580,7 @@
                 <w:noProof/>
                 <w:webHidden/>
               </w:rPr>
-              <w:instrText xml:space="preserve"> PAGEREF _Toc223096862 \h </w:instrText>
+              <w:instrText xml:space="preserve"> PAGEREF _Toc223097104 \h </w:instrText>
             </w:r>
             <w:r>
               <w:rPr>
@@ -1623,7 +1623,7 @@
               <w:lang w:eastAsia="en-GB"/>
             </w:rPr>
           </w:pPr>
-          <w:hyperlink w:anchor="_Toc223096863" w:history="1">
+          <w:hyperlink w:anchor="_Toc223097105" w:history="1">
             <w:r>
               <w:rPr>
                 <w:rStyle w:val="Hyperlink"/>
@@ -1651,7 +1651,7 @@
                 <w:noProof/>
                 <w:webHidden/>
               </w:rPr>
-              <w:instrText xml:space="preserve"> PAGEREF _Toc223096863 \h </w:instrText>
+              <w:instrText xml:space="preserve"> PAGEREF _Toc223097105 \h </w:instrText>
             </w:r>
             <w:r>
               <w:rPr>
@@ -1694,7 +1694,7 @@
               <w:lang w:eastAsia="en-GB"/>
             </w:rPr>
           </w:pPr>
-          <w:hyperlink w:anchor="_Toc223096864" w:history="1">
+          <w:hyperlink w:anchor="_Toc223097106" w:history="1">
             <w:r>
               <w:rPr>
                 <w:rStyle w:val="Hyperlink"/>
@@ -1722,7 +1722,7 @@
                 <w:noProof/>
                 <w:webHidden/>
               </w:rPr>
-              <w:instrText xml:space="preserve"> PAGEREF _Toc223096864 \h </w:instrText>
+              <w:instrText xml:space="preserve"> PAGEREF _Toc223097106 \h </w:instrText>
             </w:r>
             <w:r>
               <w:rPr>
@@ -1765,7 +1765,7 @@
               <w:lang w:eastAsia="en-GB"/>
             </w:rPr>
           </w:pPr>
-          <w:hyperlink w:anchor="_Toc223096865" w:history="1">
+          <w:hyperlink w:anchor="_Toc223097107" w:history="1">
             <w:r>
               <w:rPr>
                 <w:rStyle w:val="Hyperlink"/>
@@ -1793,7 +1793,7 @@
                 <w:noProof/>
                 <w:webHidden/>
               </w:rPr>
-              <w:instrText xml:space="preserve"> PAGEREF _Toc223096865 \h </w:instrText>
+              <w:instrText xml:space="preserve"> PAGEREF _Toc223097107 \h </w:instrText>
             </w:r>
             <w:r>
               <w:rPr>
@@ -1836,7 +1836,7 @@
               <w:lang w:eastAsia="en-GB"/>
             </w:rPr>
           </w:pPr>
-          <w:hyperlink w:anchor="_Toc223096866" w:history="1">
+          <w:hyperlink w:anchor="_Toc223097108" w:history="1">
             <w:r>
               <w:rPr>
                 <w:rStyle w:val="Hyperlink"/>
@@ -1864,7 +1864,7 @@
                 <w:noProof/>
                 <w:webHidden/>
               </w:rPr>
-              <w:instrText xml:space="preserve"> PAGEREF _Toc223096866 \h </w:instrText>
+              <w:instrText xml:space="preserve"> PAGEREF _Toc223097108 \h </w:instrText>
             </w:r>
             <w:r>
               <w:rPr>
@@ -1907,7 +1907,7 @@
               <w:lang w:eastAsia="en-GB"/>
             </w:rPr>
           </w:pPr>
-          <w:hyperlink w:anchor="_Toc223096867" w:history="1">
+          <w:hyperlink w:anchor="_Toc223097109" w:history="1">
             <w:r>
               <w:rPr>
                 <w:rStyle w:val="Hyperlink"/>
@@ -1935,7 +1935,7 @@
                 <w:noProof/>
                 <w:webHidden/>
               </w:rPr>
-              <w:instrText xml:space="preserve"> PAGEREF _Toc223096867 \h </w:instrText>
+              <w:instrText xml:space="preserve"> PAGEREF _Toc223097109 \h </w:instrText>
             </w:r>
             <w:r>
               <w:rPr>
@@ -1978,7 +1978,7 @@
               <w:lang w:eastAsia="en-GB"/>
             </w:rPr>
           </w:pPr>
-          <w:hyperlink w:anchor="_Toc223096868" w:history="1">
+          <w:hyperlink w:anchor="_Toc223097110" w:history="1">
             <w:r>
               <w:rPr>
                 <w:rStyle w:val="Hyperlink"/>
@@ -2006,7 +2006,7 @@
                 <w:noProof/>
                 <w:webHidden/>
               </w:rPr>
-              <w:instrText xml:space="preserve"> PAGEREF _Toc223096868 \h </w:instrText>
+              <w:instrText xml:space="preserve"> PAGEREF _Toc223097110 \h </w:instrText>
             </w:r>
             <w:r>
               <w:rPr>
@@ -2049,7 +2049,7 @@
               <w:lang w:eastAsia="en-GB"/>
             </w:rPr>
           </w:pPr>
-          <w:hyperlink w:anchor="_Toc223096869" w:history="1">
+          <w:hyperlink w:anchor="_Toc223097111" w:history="1">
             <w:r>
               <w:rPr>
                 <w:rStyle w:val="Hyperlink"/>
@@ -2077,7 +2077,7 @@
                 <w:noProof/>
                 <w:webHidden/>
               </w:rPr>
-              <w:instrText xml:space="preserve"> PAGEREF _Toc223096869 \h </w:instrText>
+              <w:instrText xml:space="preserve"> PAGEREF _Toc223097111 \h </w:instrText>
             </w:r>
             <w:r>
               <w:rPr>
@@ -2120,7 +2120,7 @@
               <w:lang w:eastAsia="en-GB"/>
             </w:rPr>
           </w:pPr>
-          <w:hyperlink w:anchor="_Toc223096870" w:history="1">
+          <w:hyperlink w:anchor="_Toc223097112" w:history="1">
             <w:r>
               <w:rPr>
                 <w:rStyle w:val="Hyperlink"/>
@@ -2147,7 +2147,7 @@
                 <w:noProof/>
                 <w:webHidden/>
               </w:rPr>
-              <w:instrText xml:space="preserve"> PAGEREF _Toc223096870 \h </w:instrText>
+              <w:instrText xml:space="preserve"> PAGEREF _Toc223097112 \h </w:instrText>
             </w:r>
             <w:r>
               <w:rPr>
@@ -2167,7 +2167,7 @@
                 <w:noProof/>
                 <w:webHidden/>
               </w:rPr>
-              <w:t>47</w:t>
+              <w:t>48</w:t>
             </w:r>
             <w:r>
               <w:rPr>
@@ -2190,7 +2190,7 @@
               <w:lang w:eastAsia="en-GB"/>
             </w:rPr>
           </w:pPr>
-          <w:hyperlink w:anchor="_Toc223096871" w:history="1">
+          <w:hyperlink w:anchor="_Toc223097113" w:history="1">
             <w:r>
               <w:rPr>
                 <w:rStyle w:val="Hyperlink"/>
@@ -2218,7 +2218,7 @@
                 <w:noProof/>
                 <w:webHidden/>
               </w:rPr>
-              <w:instrText xml:space="preserve"> PAGEREF _Toc223096871 \h </w:instrText>
+              <w:instrText xml:space="preserve"> PAGEREF _Toc223097113 \h </w:instrText>
             </w:r>
             <w:r>
               <w:rPr>
@@ -2238,7 +2238,7 @@
                 <w:noProof/>
                 <w:webHidden/>
               </w:rPr>
-              <w:t>50</w:t>
+              <w:t>51</w:t>
             </w:r>
             <w:r>
               <w:rPr>
@@ -2261,7 +2261,7 @@
               <w:lang w:eastAsia="en-GB"/>
             </w:rPr>
           </w:pPr>
-          <w:hyperlink w:anchor="_Toc223096872" w:history="1">
+          <w:hyperlink w:anchor="_Toc223097114" w:history="1">
             <w:r>
               <w:rPr>
                 <w:rStyle w:val="Hyperlink"/>
@@ -2289,7 +2289,7 @@
                 <w:noProof/>
                 <w:webHidden/>
               </w:rPr>
-              <w:instrText xml:space="preserve"> PAGEREF _Toc223096872 \h </w:instrText>
+              <w:instrText xml:space="preserve"> PAGEREF _Toc223097114 \h </w:instrText>
             </w:r>
             <w:r>
               <w:rPr>
@@ -2309,7 +2309,7 @@
                 <w:noProof/>
                 <w:webHidden/>
               </w:rPr>
-              <w:t>50</w:t>
+              <w:t>51</w:t>
             </w:r>
             <w:r>
               <w:rPr>
@@ -2332,7 +2332,7 @@
               <w:lang w:eastAsia="en-GB"/>
             </w:rPr>
           </w:pPr>
-          <w:hyperlink w:anchor="_Toc223096873" w:history="1">
+          <w:hyperlink w:anchor="_Toc223097115" w:history="1">
             <w:r>
               <w:rPr>
                 <w:rStyle w:val="Hyperlink"/>
@@ -2360,7 +2360,7 @@
                 <w:noProof/>
                 <w:webHidden/>
               </w:rPr>
-              <w:instrText xml:space="preserve"> PAGEREF _Toc223096873 \h </w:instrText>
+              <w:instrText xml:space="preserve"> PAGEREF _Toc223097115 \h </w:instrText>
             </w:r>
             <w:r>
               <w:rPr>
@@ -2403,7 +2403,7 @@
               <w:lang w:eastAsia="en-GB"/>
             </w:rPr>
           </w:pPr>
-          <w:hyperlink w:anchor="_Toc223096874" w:history="1">
+          <w:hyperlink w:anchor="_Toc223097116" w:history="1">
             <w:r>
               <w:rPr>
                 <w:rStyle w:val="Hyperlink"/>
@@ -2431,7 +2431,7 @@
                 <w:noProof/>
                 <w:webHidden/>
               </w:rPr>
-              <w:instrText xml:space="preserve"> PAGEREF _Toc223096874 \h </w:instrText>
+              <w:instrText xml:space="preserve"> PAGEREF _Toc223097116 \h </w:instrText>
             </w:r>
             <w:r>
               <w:rPr>
@@ -2474,7 +2474,7 @@
               <w:lang w:eastAsia="en-GB"/>
             </w:rPr>
           </w:pPr>
-          <w:hyperlink w:anchor="_Toc223096875" w:history="1">
+          <w:hyperlink w:anchor="_Toc223097117" w:history="1">
             <w:r>
               <w:rPr>
                 <w:rStyle w:val="Hyperlink"/>
@@ -2502,7 +2502,7 @@
                 <w:noProof/>
                 <w:webHidden/>
               </w:rPr>
-              <w:instrText xml:space="preserve"> PAGEREF _Toc223096875 \h </w:instrText>
+              <w:instrText xml:space="preserve"> PAGEREF _Toc223097117 \h </w:instrText>
             </w:r>
             <w:r>
               <w:rPr>
@@ -2552,7 +2552,7 @@
           <w:rFonts w:ascii="Times New Roman" w:hAnsi="Times New Roman" w:cs="Times New Roman"/>
         </w:rPr>
       </w:pPr>
-      <w:bookmarkStart w:id="0" w:name="_Toc223096847"/>
+      <w:bookmarkStart w:id="0" w:name="_Toc223097089"/>
       <w:r>
         <w:rPr>
           <w:rFonts w:ascii="Times New Roman" w:hAnsi="Times New Roman" w:cs="Times New Roman"/>
@@ -2568,7 +2568,7 @@
           <w:rFonts w:ascii="Times New Roman" w:hAnsi="Times New Roman" w:cs="Times New Roman"/>
         </w:rPr>
       </w:pPr>
-      <w:bookmarkStart w:id="1" w:name="_Toc223096848"/>
+      <w:bookmarkStart w:id="1" w:name="_Toc223097090"/>
       <w:r>
         <w:rPr>
           <w:rFonts w:ascii="Times New Roman" w:hAnsi="Times New Roman" w:cs="Times New Roman"/>
@@ -2744,7 +2744,7 @@
           <w:rFonts w:ascii="Times New Roman" w:hAnsi="Times New Roman" w:cs="Times New Roman"/>
         </w:rPr>
       </w:pPr>
-      <w:bookmarkStart w:id="2" w:name="_Toc223096849"/>
+      <w:bookmarkStart w:id="2" w:name="_Toc223097091"/>
       <w:r>
         <w:rPr>
           <w:rFonts w:ascii="Times New Roman" w:hAnsi="Times New Roman" w:cs="Times New Roman"/>
@@ -2855,7 +2855,7 @@
           <w:rFonts w:ascii="Times New Roman" w:hAnsi="Times New Roman" w:cs="Times New Roman"/>
         </w:rPr>
       </w:pPr>
-      <w:bookmarkStart w:id="3" w:name="_Toc223096850"/>
+      <w:bookmarkStart w:id="3" w:name="_Toc223097092"/>
       <w:r>
         <w:rPr>
           <w:rFonts w:ascii="Times New Roman" w:hAnsi="Times New Roman" w:cs="Times New Roman"/>
@@ -2916,7 +2916,7 @@
       <w:pPr>
         <w:pStyle w:val="Heading1"/>
       </w:pPr>
-      <w:bookmarkStart w:id="4" w:name="_Toc223096851"/>
+      <w:bookmarkStart w:id="4" w:name="_Toc223097093"/>
       <w:r>
         <w:lastRenderedPageBreak/>
         <w:t>2. Introduction</w:t>
@@ -3041,7 +3041,7 @@
       <w:pPr>
         <w:pStyle w:val="Heading1"/>
       </w:pPr>
-      <w:bookmarkStart w:id="5" w:name="_Toc223096852"/>
+      <w:bookmarkStart w:id="5" w:name="_Toc223097094"/>
       <w:r>
         <w:lastRenderedPageBreak/>
         <w:t>3</w:t>
@@ -3506,7 +3506,7 @@
           <w:rFonts w:ascii="Times New Roman" w:hAnsi="Times New Roman" w:cs="Times New Roman"/>
         </w:rPr>
       </w:pPr>
-      <w:bookmarkStart w:id="6" w:name="_Toc223096853"/>
+      <w:bookmarkStart w:id="6" w:name="_Toc223097095"/>
       <w:r>
         <w:rPr>
           <w:rFonts w:ascii="Times New Roman" w:hAnsi="Times New Roman" w:cs="Times New Roman"/>
@@ -3585,7 +3585,7 @@
           <w:rFonts w:ascii="Times New Roman" w:hAnsi="Times New Roman" w:cs="Times New Roman"/>
         </w:rPr>
       </w:pPr>
-      <w:bookmarkStart w:id="7" w:name="_Toc223096854"/>
+      <w:bookmarkStart w:id="7" w:name="_Toc223097096"/>
       <w:r>
         <w:rPr>
           <w:rFonts w:ascii="Times New Roman" w:hAnsi="Times New Roman" w:cs="Times New Roman"/>
@@ -3602,7 +3602,7 @@
           <w:rFonts w:ascii="Times New Roman" w:hAnsi="Times New Roman" w:cs="Times New Roman"/>
         </w:rPr>
       </w:pPr>
-      <w:bookmarkStart w:id="8" w:name="_Toc223096855"/>
+      <w:bookmarkStart w:id="8" w:name="_Toc223097097"/>
       <w:r>
         <w:rPr>
           <w:rFonts w:ascii="Times New Roman" w:hAnsi="Times New Roman" w:cs="Times New Roman"/>
@@ -3660,7 +3660,7 @@
           <w:rFonts w:ascii="Times New Roman" w:hAnsi="Times New Roman" w:cs="Times New Roman"/>
         </w:rPr>
       </w:pPr>
-      <w:bookmarkStart w:id="9" w:name="_Toc223096856"/>
+      <w:bookmarkStart w:id="9" w:name="_Toc223097098"/>
       <w:r>
         <w:rPr>
           <w:rFonts w:ascii="Times New Roman" w:hAnsi="Times New Roman" w:cs="Times New Roman"/>
@@ -3676,7 +3676,7 @@
           <w:rFonts w:ascii="Times New Roman" w:hAnsi="Times New Roman" w:cs="Times New Roman"/>
         </w:rPr>
       </w:pPr>
-      <w:bookmarkStart w:id="10" w:name="_Toc223096857"/>
+      <w:bookmarkStart w:id="10" w:name="_Toc223097099"/>
       <w:r>
         <w:rPr>
           <w:rFonts w:ascii="Times New Roman" w:hAnsi="Times New Roman" w:cs="Times New Roman"/>
@@ -3692,7 +3692,7 @@
           <w:rFonts w:ascii="Times New Roman" w:hAnsi="Times New Roman" w:cs="Times New Roman"/>
         </w:rPr>
       </w:pPr>
-      <w:bookmarkStart w:id="11" w:name="_Toc223096858"/>
+      <w:bookmarkStart w:id="11" w:name="_Toc223097100"/>
       <w:r>
         <w:rPr>
           <w:rFonts w:ascii="Times New Roman" w:hAnsi="Times New Roman" w:cs="Times New Roman"/>
@@ -3835,7 +3835,7 @@
           <w:rFonts w:ascii="Times New Roman" w:hAnsi="Times New Roman" w:cs="Times New Roman"/>
         </w:rPr>
       </w:pPr>
-      <w:bookmarkStart w:id="12" w:name="_Toc223096859"/>
+      <w:bookmarkStart w:id="12" w:name="_Toc223097101"/>
       <w:r>
         <w:rPr>
           <w:rFonts w:ascii="Times New Roman" w:hAnsi="Times New Roman" w:cs="Times New Roman"/>
@@ -23898,7 +23898,7 @@
           <w:rFonts w:ascii="Times New Roman" w:hAnsi="Times New Roman" w:cs="Times New Roman"/>
         </w:rPr>
       </w:pPr>
-      <w:bookmarkStart w:id="13" w:name="_Toc223096860"/>
+      <w:bookmarkStart w:id="13" w:name="_Toc223097102"/>
       <w:r>
         <w:rPr>
           <w:rFonts w:ascii="Times New Roman" w:hAnsi="Times New Roman" w:cs="Times New Roman"/>
@@ -27436,7 +27436,7 @@
           <w:rFonts w:ascii="Times New Roman" w:hAnsi="Times New Roman" w:cs="Times New Roman"/>
         </w:rPr>
       </w:pPr>
-      <w:bookmarkStart w:id="14" w:name="_Toc223096861"/>
+      <w:bookmarkStart w:id="14" w:name="_Toc223097103"/>
       <w:r>
         <w:rPr>
           <w:rFonts w:ascii="Times New Roman" w:hAnsi="Times New Roman" w:cs="Times New Roman"/>
@@ -27479,7 +27479,7 @@
           <w:rFonts w:ascii="Times New Roman" w:hAnsi="Times New Roman" w:cs="Times New Roman"/>
         </w:rPr>
       </w:pPr>
-      <w:bookmarkStart w:id="15" w:name="_Toc223096862"/>
+      <w:bookmarkStart w:id="15" w:name="_Toc223097104"/>
       <w:r>
         <w:rPr>
           <w:rFonts w:ascii="Times New Roman" w:hAnsi="Times New Roman" w:cs="Times New Roman"/>
@@ -27508,7 +27508,7 @@
           <w:rFonts w:ascii="Times New Roman" w:hAnsi="Times New Roman" w:cs="Times New Roman"/>
         </w:rPr>
       </w:pPr>
-      <w:bookmarkStart w:id="16" w:name="_Toc223096863"/>
+      <w:bookmarkStart w:id="16" w:name="_Toc223097105"/>
       <w:r>
         <w:rPr>
           <w:rFonts w:ascii="Times New Roman" w:hAnsi="Times New Roman" w:cs="Times New Roman"/>
@@ -27551,7 +27551,7 @@
           <w:rFonts w:ascii="Times New Roman" w:hAnsi="Times New Roman" w:cs="Times New Roman"/>
         </w:rPr>
       </w:pPr>
-      <w:bookmarkStart w:id="17" w:name="_Toc223096864"/>
+      <w:bookmarkStart w:id="17" w:name="_Toc223097106"/>
       <w:r>
         <w:rPr>
           <w:rFonts w:ascii="Times New Roman" w:hAnsi="Times New Roman" w:cs="Times New Roman"/>
@@ -27580,7 +27580,7 @@
           <w:rFonts w:ascii="Times New Roman" w:hAnsi="Times New Roman" w:cs="Times New Roman"/>
         </w:rPr>
       </w:pPr>
-      <w:bookmarkStart w:id="18" w:name="_Toc223096865"/>
+      <w:bookmarkStart w:id="18" w:name="_Toc223097107"/>
       <w:r>
         <w:rPr>
           <w:rFonts w:ascii="Times New Roman" w:hAnsi="Times New Roman" w:cs="Times New Roman"/>
@@ -27623,7 +27623,7 @@
           <w:rFonts w:ascii="Times New Roman" w:hAnsi="Times New Roman" w:cs="Times New Roman"/>
         </w:rPr>
       </w:pPr>
-      <w:bookmarkStart w:id="19" w:name="_Toc223096866"/>
+      <w:bookmarkStart w:id="19" w:name="_Toc223097108"/>
       <w:r>
         <w:rPr>
           <w:rFonts w:ascii="Times New Roman" w:hAnsi="Times New Roman" w:cs="Times New Roman"/>
@@ -27652,7 +27652,7 @@
           <w:rFonts w:ascii="Times New Roman" w:hAnsi="Times New Roman" w:cs="Times New Roman"/>
         </w:rPr>
       </w:pPr>
-      <w:bookmarkStart w:id="20" w:name="_Toc223096867"/>
+      <w:bookmarkStart w:id="20" w:name="_Toc223097109"/>
       <w:r>
         <w:rPr>
           <w:rFonts w:ascii="Times New Roman" w:hAnsi="Times New Roman" w:cs="Times New Roman"/>
@@ -27682,7 +27682,7 @@
           <w:rFonts w:ascii="Times New Roman" w:hAnsi="Times New Roman" w:cs="Times New Roman"/>
         </w:rPr>
       </w:pPr>
-      <w:bookmarkStart w:id="21" w:name="_Toc223096868"/>
+      <w:bookmarkStart w:id="21" w:name="_Toc223097110"/>
       <w:r>
         <w:rPr>
           <w:rFonts w:ascii="Times New Roman" w:hAnsi="Times New Roman" w:cs="Times New Roman"/>
@@ -28033,7 +28033,7 @@
         </w:rPr>
         <w:lastRenderedPageBreak/>
         <w:drawing>
-          <wp:anchor distT="0" distB="0" distL="114300" distR="114300" simplePos="0" relativeHeight="251663360" behindDoc="0" locked="0" layoutInCell="1" allowOverlap="1" wp14:anchorId="0E34A223" wp14:editId="7F7BBF6C">
+          <wp:anchor distT="0" distB="0" distL="114300" distR="114300" simplePos="0" relativeHeight="251663360" behindDoc="0" locked="0" layoutInCell="1" allowOverlap="1" wp14:anchorId="0E34A223" wp14:editId="26650534">
             <wp:simplePos x="0" y="0"/>
             <wp:positionH relativeFrom="margin">
               <wp:posOffset>-55245</wp:posOffset>
@@ -28493,7 +28493,7 @@
           <w:rFonts w:ascii="Times New Roman" w:hAnsi="Times New Roman" w:cs="Times New Roman"/>
         </w:rPr>
       </w:pPr>
-      <w:bookmarkStart w:id="22" w:name="_Toc223096869"/>
+      <w:bookmarkStart w:id="22" w:name="_Toc223097111"/>
       <w:r>
         <w:rPr>
           <w:rFonts w:ascii="Times New Roman" w:hAnsi="Times New Roman" w:cs="Times New Roman"/>
@@ -33816,7 +33816,7 @@
       <w:pPr>
         <w:pStyle w:val="Heading1"/>
       </w:pPr>
-      <w:bookmarkStart w:id="23" w:name="_Toc223096870"/>
+      <w:bookmarkStart w:id="23" w:name="_Toc223097112"/>
       <w:proofErr w:type="gramStart"/>
       <w:r>
         <w:lastRenderedPageBreak/>
@@ -40302,7 +40302,7 @@
           <w:rFonts w:ascii="Times New Roman" w:hAnsi="Times New Roman" w:cs="Times New Roman"/>
         </w:rPr>
       </w:pPr>
-      <w:bookmarkStart w:id="24" w:name="_Toc223096871"/>
+      <w:bookmarkStart w:id="24" w:name="_Toc223097113"/>
       <w:r>
         <w:rPr>
           <w:rFonts w:ascii="Times New Roman" w:hAnsi="Times New Roman" w:cs="Times New Roman"/>
@@ -40319,7 +40319,7 @@
           <w:rFonts w:ascii="Times New Roman" w:hAnsi="Times New Roman" w:cs="Times New Roman"/>
         </w:rPr>
       </w:pPr>
-      <w:bookmarkStart w:id="25" w:name="_Toc223096872"/>
+      <w:bookmarkStart w:id="25" w:name="_Toc223097114"/>
       <w:r>
         <w:rPr>
           <w:rFonts w:ascii="Times New Roman" w:hAnsi="Times New Roman" w:cs="Times New Roman"/>
@@ -40739,7 +40739,7 @@
           <w:rFonts w:ascii="Times New Roman" w:hAnsi="Times New Roman" w:cs="Times New Roman"/>
         </w:rPr>
       </w:pPr>
-      <w:bookmarkStart w:id="26" w:name="_Toc223096873"/>
+      <w:bookmarkStart w:id="26" w:name="_Toc223097115"/>
       <w:r>
         <w:rPr>
           <w:rFonts w:ascii="Times New Roman" w:hAnsi="Times New Roman" w:cs="Times New Roman"/>
@@ -40755,7 +40755,7 @@
           <w:rFonts w:ascii="Times New Roman" w:hAnsi="Times New Roman" w:cs="Times New Roman"/>
         </w:rPr>
       </w:pPr>
-      <w:bookmarkStart w:id="27" w:name="_Toc223096874"/>
+      <w:bookmarkStart w:id="27" w:name="_Toc223097116"/>
       <w:r>
         <w:rPr>
           <w:rFonts w:ascii="Times New Roman" w:hAnsi="Times New Roman" w:cs="Times New Roman"/>
@@ -40785,7 +40785,7 @@
           <w:rFonts w:ascii="Times New Roman" w:hAnsi="Times New Roman" w:cs="Times New Roman"/>
         </w:rPr>
       </w:pPr>
-      <w:bookmarkStart w:id="28" w:name="_Toc223096875"/>
+      <w:bookmarkStart w:id="28" w:name="_Toc223097117"/>
       <w:r>
         <w:rPr>
           <w:rFonts w:ascii="Times New Roman" w:hAnsi="Times New Roman" w:cs="Times New Roman"/>
@@ -44174,6 +44174,7 @@
     <w:rsidRoot w:val="006553EA"/>
     <w:rsid w:val="0007289F"/>
     <w:rsid w:val="00094C1A"/>
+    <w:rsid w:val="00094FB4"/>
     <w:rsid w:val="001046D3"/>
     <w:rsid w:val="00124540"/>
     <w:rsid w:val="001900FD"/>
@@ -44659,10 +44660,6 @@
     <w:name w:val="F15B276B91034D98BB20CEC59C4D292E"/>
     <w:rsid w:val="006553EA"/>
   </w:style>
-  <w:style w:type="paragraph" w:customStyle="1" w:styleId="2A871FCEAD3C4C37AE7605754AAA4CB0">
-    <w:name w:val="2A871FCEAD3C4C37AE7605754AAA4CB0"/>
-    <w:rsid w:val="00721EA7"/>
-  </w:style>
 </w:styles>
 </file>
 
